--- a/BIT3208_Project/Project_documentation.docx
+++ b/BIT3208_Project/Project_documentation.docx
@@ -122,6 +122,9 @@
       </w:r>
       <w:r>
         <w:t xml:space="preserve"> </w:t>
+      </w:r>
+      <w:r>
+        <w:t>https://github.com/ivanamani/BIT3208_Project</w:t>
       </w:r>
     </w:p>
     <w:p>
@@ -206,7 +209,7 @@
           <w:r>
             <w:fldChar w:fldCharType="separate"/>
           </w:r>
-          <w:hyperlink w:anchor="_Toc230523407" w:history="1">
+          <w:hyperlink w:anchor="_Toc230817731" w:history="1">
             <w:r>
               <w:rPr>
                 <w:rStyle w:val="Hyperlink"/>
@@ -233,7 +236,7 @@
                 <w:noProof/>
                 <w:webHidden/>
               </w:rPr>
-              <w:instrText xml:space="preserve"> PAGEREF _Toc230523407 \h </w:instrText>
+              <w:instrText xml:space="preserve"> PAGEREF _Toc230817731 \h </w:instrText>
             </w:r>
             <w:r>
               <w:rPr>
@@ -275,7 +278,7 @@
               <w:noProof/>
             </w:rPr>
           </w:pPr>
-          <w:hyperlink w:anchor="_Toc230523408" w:history="1">
+          <w:hyperlink w:anchor="_Toc230817732" w:history="1">
             <w:r>
               <w:rPr>
                 <w:rStyle w:val="Hyperlink"/>
@@ -311,7 +314,7 @@
                 <w:noProof/>
                 <w:webHidden/>
               </w:rPr>
-              <w:instrText xml:space="preserve"> PAGEREF _Toc230523408 \h </w:instrText>
+              <w:instrText xml:space="preserve"> PAGEREF _Toc230817732 \h </w:instrText>
             </w:r>
             <w:r>
               <w:rPr>
@@ -353,7 +356,7 @@
               <w:noProof/>
             </w:rPr>
           </w:pPr>
-          <w:hyperlink w:anchor="_Toc230523409" w:history="1">
+          <w:hyperlink w:anchor="_Toc230817733" w:history="1">
             <w:r>
               <w:rPr>
                 <w:rStyle w:val="Hyperlink"/>
@@ -380,7 +383,7 @@
                 <w:noProof/>
                 <w:webHidden/>
               </w:rPr>
-              <w:instrText xml:space="preserve"> PAGEREF _Toc230523409 \h </w:instrText>
+              <w:instrText xml:space="preserve"> PAGEREF _Toc230817733 \h </w:instrText>
             </w:r>
             <w:r>
               <w:rPr>
@@ -422,7 +425,7 @@
               <w:noProof/>
             </w:rPr>
           </w:pPr>
-          <w:hyperlink w:anchor="_Toc230523410" w:history="1">
+          <w:hyperlink w:anchor="_Toc230817734" w:history="1">
             <w:r>
               <w:rPr>
                 <w:rStyle w:val="Hyperlink"/>
@@ -449,7 +452,7 @@
                 <w:noProof/>
                 <w:webHidden/>
               </w:rPr>
-              <w:instrText xml:space="preserve"> PAGEREF _Toc230523410 \h </w:instrText>
+              <w:instrText xml:space="preserve"> PAGEREF _Toc230817734 \h </w:instrText>
             </w:r>
             <w:r>
               <w:rPr>
@@ -491,7 +494,7 @@
               <w:noProof/>
             </w:rPr>
           </w:pPr>
-          <w:hyperlink w:anchor="_Toc230523411" w:history="1">
+          <w:hyperlink w:anchor="_Toc230817735" w:history="1">
             <w:r>
               <w:rPr>
                 <w:rStyle w:val="Hyperlink"/>
@@ -518,7 +521,7 @@
                 <w:noProof/>
                 <w:webHidden/>
               </w:rPr>
-              <w:instrText xml:space="preserve"> PAGEREF _Toc230523411 \h </w:instrText>
+              <w:instrText xml:space="preserve"> PAGEREF _Toc230817735 \h </w:instrText>
             </w:r>
             <w:r>
               <w:rPr>
@@ -560,7 +563,7 @@
               <w:noProof/>
             </w:rPr>
           </w:pPr>
-          <w:hyperlink w:anchor="_Toc230523412" w:history="1">
+          <w:hyperlink w:anchor="_Toc230817736" w:history="1">
             <w:r>
               <w:rPr>
                 <w:rStyle w:val="Hyperlink"/>
@@ -587,7 +590,7 @@
                 <w:noProof/>
                 <w:webHidden/>
               </w:rPr>
-              <w:instrText xml:space="preserve"> PAGEREF _Toc230523412 \h </w:instrText>
+              <w:instrText xml:space="preserve"> PAGEREF _Toc230817736 \h </w:instrText>
             </w:r>
             <w:r>
               <w:rPr>
@@ -608,6 +611,221 @@
                 <w:webHidden/>
               </w:rPr>
               <w:t>8</w:t>
+            </w:r>
+            <w:r>
+              <w:rPr>
+                <w:noProof/>
+                <w:webHidden/>
+              </w:rPr>
+              <w:fldChar w:fldCharType="end"/>
+            </w:r>
+          </w:hyperlink>
+        </w:p>
+        <w:p>
+          <w:pPr>
+            <w:pStyle w:val="TOC1"/>
+            <w:tabs>
+              <w:tab w:val="right" w:leader="dot" w:pos="9350"/>
+            </w:tabs>
+            <w:rPr>
+              <w:rFonts w:eastAsiaTheme="minorEastAsia"/>
+              <w:noProof/>
+            </w:rPr>
+          </w:pPr>
+          <w:hyperlink w:anchor="_Toc230817737" w:history="1">
+            <w:r>
+              <w:rPr>
+                <w:rStyle w:val="Hyperlink"/>
+                <w:noProof/>
+              </w:rPr>
+              <w:t>Week 3: JavaScript and PHP Basics</w:t>
+            </w:r>
+            <w:r>
+              <w:rPr>
+                <w:noProof/>
+                <w:webHidden/>
+              </w:rPr>
+              <w:tab/>
+            </w:r>
+            <w:r>
+              <w:rPr>
+                <w:noProof/>
+                <w:webHidden/>
+              </w:rPr>
+              <w:fldChar w:fldCharType="begin"/>
+            </w:r>
+            <w:r>
+              <w:rPr>
+                <w:noProof/>
+                <w:webHidden/>
+              </w:rPr>
+              <w:instrText xml:space="preserve"> PAGEREF _Toc230817737 \h </w:instrText>
+            </w:r>
+            <w:r>
+              <w:rPr>
+                <w:noProof/>
+                <w:webHidden/>
+              </w:rPr>
+            </w:r>
+            <w:r>
+              <w:rPr>
+                <w:noProof/>
+                <w:webHidden/>
+              </w:rPr>
+              <w:fldChar w:fldCharType="separate"/>
+            </w:r>
+            <w:r>
+              <w:rPr>
+                <w:noProof/>
+                <w:webHidden/>
+              </w:rPr>
+              <w:t>9</w:t>
+            </w:r>
+            <w:r>
+              <w:rPr>
+                <w:noProof/>
+                <w:webHidden/>
+              </w:rPr>
+              <w:fldChar w:fldCharType="end"/>
+            </w:r>
+          </w:hyperlink>
+        </w:p>
+        <w:p>
+          <w:pPr>
+            <w:pStyle w:val="TOC2"/>
+            <w:tabs>
+              <w:tab w:val="right" w:leader="dot" w:pos="9350"/>
+            </w:tabs>
+            <w:rPr>
+              <w:rFonts w:eastAsiaTheme="minorEastAsia"/>
+              <w:noProof/>
+            </w:rPr>
+          </w:pPr>
+          <w:hyperlink w:anchor="_Toc230817738" w:history="1">
+            <w:r>
+              <w:rPr>
+                <w:rStyle w:val="Hyperlink"/>
+                <w:noProof/>
+              </w:rPr>
+              <w:t xml:space="preserve">TITLE: </w:t>
+            </w:r>
+            <w:r>
+              <w:rPr>
+                <w:rStyle w:val="Hyperlink"/>
+                <w:caps/>
+                <w:noProof/>
+              </w:rPr>
+              <w:t>Frontend Interaction and Backend Foundations</w:t>
+            </w:r>
+            <w:r>
+              <w:rPr>
+                <w:noProof/>
+                <w:webHidden/>
+              </w:rPr>
+              <w:tab/>
+            </w:r>
+            <w:r>
+              <w:rPr>
+                <w:noProof/>
+                <w:webHidden/>
+              </w:rPr>
+              <w:fldChar w:fldCharType="begin"/>
+            </w:r>
+            <w:r>
+              <w:rPr>
+                <w:noProof/>
+                <w:webHidden/>
+              </w:rPr>
+              <w:instrText xml:space="preserve"> PAGEREF _Toc230817738 \h </w:instrText>
+            </w:r>
+            <w:r>
+              <w:rPr>
+                <w:noProof/>
+                <w:webHidden/>
+              </w:rPr>
+            </w:r>
+            <w:r>
+              <w:rPr>
+                <w:noProof/>
+                <w:webHidden/>
+              </w:rPr>
+              <w:fldChar w:fldCharType="separate"/>
+            </w:r>
+            <w:r>
+              <w:rPr>
+                <w:noProof/>
+                <w:webHidden/>
+              </w:rPr>
+              <w:t>9</w:t>
+            </w:r>
+            <w:r>
+              <w:rPr>
+                <w:noProof/>
+                <w:webHidden/>
+              </w:rPr>
+              <w:fldChar w:fldCharType="end"/>
+            </w:r>
+          </w:hyperlink>
+        </w:p>
+        <w:p>
+          <w:pPr>
+            <w:pStyle w:val="TOC3"/>
+            <w:tabs>
+              <w:tab w:val="right" w:leader="dot" w:pos="9350"/>
+            </w:tabs>
+            <w:rPr>
+              <w:rFonts w:eastAsiaTheme="minorEastAsia"/>
+              <w:noProof/>
+            </w:rPr>
+          </w:pPr>
+          <w:hyperlink w:anchor="_Toc230817739" w:history="1">
+            <w:r>
+              <w:rPr>
+                <w:rStyle w:val="Hyperlink"/>
+                <w:noProof/>
+              </w:rPr>
+              <w:t>Week 3 Reflection</w:t>
+            </w:r>
+            <w:r>
+              <w:rPr>
+                <w:noProof/>
+                <w:webHidden/>
+              </w:rPr>
+              <w:tab/>
+            </w:r>
+            <w:r>
+              <w:rPr>
+                <w:noProof/>
+                <w:webHidden/>
+              </w:rPr>
+              <w:fldChar w:fldCharType="begin"/>
+            </w:r>
+            <w:r>
+              <w:rPr>
+                <w:noProof/>
+                <w:webHidden/>
+              </w:rPr>
+              <w:instrText xml:space="preserve"> PAGEREF _Toc230817739 \h </w:instrText>
+            </w:r>
+            <w:r>
+              <w:rPr>
+                <w:noProof/>
+                <w:webHidden/>
+              </w:rPr>
+            </w:r>
+            <w:r>
+              <w:rPr>
+                <w:noProof/>
+                <w:webHidden/>
+              </w:rPr>
+              <w:fldChar w:fldCharType="separate"/>
+            </w:r>
+            <w:r>
+              <w:rPr>
+                <w:noProof/>
+                <w:webHidden/>
+              </w:rPr>
+              <w:t>11</w:t>
             </w:r>
             <w:r>
               <w:rPr>
@@ -655,7 +873,7 @@
       <w:pPr>
         <w:pStyle w:val="Heading1"/>
       </w:pPr>
-      <w:bookmarkStart w:id="0" w:name="_Toc230523407"/>
+      <w:bookmarkStart w:id="0" w:name="_Toc230817731"/>
       <w:r>
         <w:lastRenderedPageBreak/>
         <w:t>WEEK ONE: LOCAL ENVIRONMENT SETUP</w:t>
@@ -670,7 +888,7 @@
           <w:bCs/>
         </w:rPr>
       </w:pPr>
-      <w:bookmarkStart w:id="1" w:name="_Toc230523408"/>
+      <w:bookmarkStart w:id="1" w:name="_Toc230817732"/>
       <w:r>
         <w:t xml:space="preserve">TITLE: </w:t>
       </w:r>
@@ -1075,7 +1293,7 @@
       <w:pPr>
         <w:pStyle w:val="Heading3"/>
       </w:pPr>
-      <w:bookmarkStart w:id="2" w:name="_Toc230523409"/>
+      <w:bookmarkStart w:id="2" w:name="_Toc230817733"/>
       <w:r>
         <w:t>WEEK 1 REFLECTIONS</w:t>
       </w:r>
@@ -1111,7 +1329,7 @@
       <w:pPr>
         <w:pStyle w:val="Heading1"/>
       </w:pPr>
-      <w:bookmarkStart w:id="3" w:name="_Toc230523410"/>
+      <w:bookmarkStart w:id="3" w:name="_Toc230817734"/>
       <w:r>
         <w:t>WEEK 2: WIREFRAMES AND GUI DESIGN.</w:t>
       </w:r>
@@ -1121,7 +1339,13 @@
       <w:pPr>
         <w:pStyle w:val="Heading2"/>
       </w:pPr>
-      <w:bookmarkStart w:id="4" w:name="_Toc230523411"/>
+      <w:bookmarkStart w:id="4" w:name="_Toc230817735"/>
+      <w:r>
+        <w:t>TITLE: USER INTERFACEE PLANNING AND SYSTEM DESIGN</w:t>
+      </w:r>
+      <w:bookmarkEnd w:id="4"/>
+    </w:p>
+    <w:p>
       <w:r>
         <w:rPr>
           <w:noProof/>
@@ -1129,18 +1353,18 @@
         <mc:AlternateContent>
           <mc:Choice Requires="wpg">
             <w:drawing>
-              <wp:anchor distT="0" distB="0" distL="114300" distR="114300" simplePos="0" relativeHeight="251649024" behindDoc="0" locked="0" layoutInCell="1" allowOverlap="1" wp14:anchorId="076FE411" wp14:editId="009AB76C">
+              <wp:anchor distT="0" distB="0" distL="114300" distR="114300" simplePos="0" relativeHeight="251738112" behindDoc="0" locked="0" layoutInCell="1" allowOverlap="1" wp14:anchorId="4944A436" wp14:editId="25727556">
                 <wp:simplePos x="0" y="0"/>
                 <wp:positionH relativeFrom="column">
-                  <wp:posOffset>-436418</wp:posOffset>
+                  <wp:posOffset>-434340</wp:posOffset>
                 </wp:positionH>
                 <wp:positionV relativeFrom="paragraph">
-                  <wp:posOffset>468515</wp:posOffset>
+                  <wp:posOffset>80645</wp:posOffset>
                 </wp:positionV>
-                <wp:extent cx="6899563" cy="3207327"/>
+                <wp:extent cx="6899275" cy="3206750"/>
                 <wp:effectExtent l="0" t="0" r="0" b="0"/>
                 <wp:wrapNone/>
-                <wp:docPr id="1668984591" name="Group 4"/>
+                <wp:docPr id="993005948" name="Group 59"/>
                 <wp:cNvGraphicFramePr/>
                 <a:graphic xmlns:a="http://schemas.openxmlformats.org/drawingml/2006/main">
                   <a:graphicData uri="http://schemas.microsoft.com/office/word/2010/wordprocessingGroup">
@@ -1149,92 +1373,347 @@
                       <wpg:grpSpPr>
                         <a:xfrm>
                           <a:off x="0" y="0"/>
-                          <a:ext cx="6899563" cy="3207327"/>
+                          <a:ext cx="6899275" cy="3206750"/>
                           <a:chOff x="0" y="0"/>
-                          <a:chExt cx="4076700" cy="4617720"/>
+                          <a:chExt cx="6899275" cy="3206750"/>
                         </a:xfrm>
                       </wpg:grpSpPr>
-                      <wps:wsp>
-                        <wps:cNvPr id="2009856257" name="Rectangle: Rounded Corners 2"/>
-                        <wps:cNvSpPr/>
-                        <wps:spPr>
+                      <wpg:grpSp>
+                        <wpg:cNvPr id="1301828833" name="Group 57"/>
+                        <wpg:cNvGrpSpPr/>
+                        <wpg:grpSpPr>
                           <a:xfrm>
                             <a:off x="0" y="0"/>
-                            <a:ext cx="4076700" cy="4617720"/>
+                            <a:ext cx="6899275" cy="3206750"/>
+                            <a:chOff x="0" y="0"/>
+                            <a:chExt cx="6899275" cy="3206750"/>
                           </a:xfrm>
-                          <a:prstGeom prst="roundRect">
-                            <a:avLst/>
-                          </a:prstGeom>
-                          <a:gradFill>
-                            <a:gsLst>
-                              <a:gs pos="0">
+                        </wpg:grpSpPr>
+                        <wpg:grpSp>
+                          <wpg:cNvPr id="1789702785" name="Group 4"/>
+                          <wpg:cNvGrpSpPr/>
+                          <wpg:grpSpPr>
+                            <a:xfrm>
+                              <a:off x="0" y="0"/>
+                              <a:ext cx="6899275" cy="3206750"/>
+                              <a:chOff x="0" y="0"/>
+                              <a:chExt cx="4076700" cy="4617720"/>
+                            </a:xfrm>
+                          </wpg:grpSpPr>
+                          <wps:wsp>
+                            <wps:cNvPr id="1778381900" name="Rectangle: Rounded Corners 2"/>
+                            <wps:cNvSpPr/>
+                            <wps:spPr>
+                              <a:xfrm>
+                                <a:off x="0" y="0"/>
+                                <a:ext cx="4076700" cy="4617720"/>
+                              </a:xfrm>
+                              <a:prstGeom prst="roundRect">
+                                <a:avLst/>
+                              </a:prstGeom>
+                              <a:gradFill>
+                                <a:gsLst>
+                                  <a:gs pos="0">
+                                    <a:schemeClr val="accent1">
+                                      <a:lumMod val="5000"/>
+                                      <a:lumOff val="95000"/>
+                                    </a:schemeClr>
+                                  </a:gs>
+                                  <a:gs pos="74000">
+                                    <a:schemeClr val="accent1">
+                                      <a:lumMod val="45000"/>
+                                      <a:lumOff val="55000"/>
+                                    </a:schemeClr>
+                                  </a:gs>
+                                  <a:gs pos="83000">
+                                    <a:schemeClr val="accent1">
+                                      <a:lumMod val="45000"/>
+                                      <a:lumOff val="55000"/>
+                                    </a:schemeClr>
+                                  </a:gs>
+                                  <a:gs pos="100000">
+                                    <a:schemeClr val="accent1">
+                                      <a:lumMod val="30000"/>
+                                      <a:lumOff val="70000"/>
+                                    </a:schemeClr>
+                                  </a:gs>
+                                </a:gsLst>
+                                <a:lin ang="5400000" scaled="1"/>
+                              </a:gradFill>
+                              <a:ln>
+                                <a:noFill/>
+                              </a:ln>
+                            </wps:spPr>
+                            <wps:style>
+                              <a:lnRef idx="2">
                                 <a:schemeClr val="accent1">
-                                  <a:lumMod val="5000"/>
-                                  <a:lumOff val="95000"/>
+                                  <a:shade val="15000"/>
                                 </a:schemeClr>
-                              </a:gs>
-                              <a:gs pos="74000">
-                                <a:schemeClr val="accent1">
-                                  <a:lumMod val="45000"/>
-                                  <a:lumOff val="55000"/>
-                                </a:schemeClr>
-                              </a:gs>
-                              <a:gs pos="83000">
-                                <a:schemeClr val="accent1">
-                                  <a:lumMod val="45000"/>
-                                  <a:lumOff val="55000"/>
-                                </a:schemeClr>
-                              </a:gs>
-                              <a:gs pos="100000">
-                                <a:schemeClr val="accent1">
-                                  <a:lumMod val="30000"/>
-                                  <a:lumOff val="70000"/>
-                                </a:schemeClr>
-                              </a:gs>
-                            </a:gsLst>
-                            <a:lin ang="5400000" scaled="1"/>
-                          </a:gradFill>
-                          <a:ln>
+                              </a:lnRef>
+                              <a:fillRef idx="1">
+                                <a:schemeClr val="accent1"/>
+                              </a:fillRef>
+                              <a:effectRef idx="0">
+                                <a:schemeClr val="accent1"/>
+                              </a:effectRef>
+                              <a:fontRef idx="minor">
+                                <a:schemeClr val="lt1"/>
+                              </a:fontRef>
+                            </wps:style>
+                            <wps:bodyPr rot="0" spcFirstLastPara="0" vertOverflow="overflow" horzOverflow="overflow" vert="horz" wrap="square" lIns="91440" tIns="45720" rIns="91440" bIns="45720" numCol="1" spcCol="0" rtlCol="0" fromWordArt="0" anchor="ctr" anchorCtr="0" forceAA="0" compatLnSpc="1">
+                              <a:prstTxWarp prst="textNoShape">
+                                <a:avLst/>
+                              </a:prstTxWarp>
+                              <a:noAutofit/>
+                            </wps:bodyPr>
+                          </wps:wsp>
+                          <wps:wsp>
+                            <wps:cNvPr id="3718506" name="Text Box 3"/>
+                            <wps:cNvSpPr txBox="1"/>
+                            <wps:spPr>
+                              <a:xfrm>
+                                <a:off x="1186762" y="1554837"/>
+                                <a:ext cx="1014995" cy="541020"/>
+                              </a:xfrm>
+                              <a:prstGeom prst="rect">
+                                <a:avLst/>
+                              </a:prstGeom>
+                              <a:noFill/>
+                              <a:ln w="6350">
+                                <a:noFill/>
+                              </a:ln>
+                            </wps:spPr>
+                            <wps:txbx>
+                              <w:txbxContent>
+                                <w:p>
+                                  <w:pPr>
+                                    <w:rPr>
+                                      <w:color w:val="FFFFFF" w:themeColor="background1"/>
+                                      <w:sz w:val="48"/>
+                                      <w:szCs w:val="48"/>
+                                    </w:rPr>
+                                  </w:pPr>
+                                  <w:r>
+                                    <w:rPr>
+                                      <w:color w:val="000000" w:themeColor="text1"/>
+                                      <w:sz w:val="48"/>
+                                      <w:szCs w:val="48"/>
+                                    </w:rPr>
+                                    <w:t>USERNAME</w:t>
+                                  </w:r>
+                                </w:p>
+                              </w:txbxContent>
+                            </wps:txbx>
+                            <wps:bodyPr rot="0" spcFirstLastPara="0" vertOverflow="overflow" horzOverflow="overflow" vert="horz" wrap="square" lIns="91440" tIns="45720" rIns="91440" bIns="45720" numCol="1" spcCol="0" rtlCol="0" fromWordArt="0" anchor="t" anchorCtr="0" forceAA="0" compatLnSpc="1">
+                              <a:prstTxWarp prst="textNoShape">
+                                <a:avLst/>
+                              </a:prstTxWarp>
+                              <a:noAutofit/>
+                            </wps:bodyPr>
+                          </wps:wsp>
+                          <wps:wsp>
+                            <wps:cNvPr id="1705781337" name="Text Box 3"/>
+                            <wps:cNvSpPr txBox="1"/>
+                            <wps:spPr>
+                              <a:xfrm>
+                                <a:off x="657757" y="424198"/>
+                                <a:ext cx="2507548" cy="541020"/>
+                              </a:xfrm>
+                              <a:prstGeom prst="rect">
+                                <a:avLst/>
+                              </a:prstGeom>
+                              <a:noFill/>
+                              <a:ln w="6350">
+                                <a:noFill/>
+                              </a:ln>
+                            </wps:spPr>
+                            <wps:txbx>
+                              <w:txbxContent>
+                                <w:p>
+                                  <w:pPr>
+                                    <w:rPr>
+                                      <w:rFonts w:ascii="Algerian" w:hAnsi="Algerian"/>
+                                      <w:b/>
+                                      <w:bCs/>
+                                      <w:i/>
+                                      <w:iCs/>
+                                      <w:color w:val="000000" w:themeColor="text1"/>
+                                      <w:sz w:val="36"/>
+                                      <w:szCs w:val="36"/>
+                                      <w:u w:val="single"/>
+                                    </w:rPr>
+                                  </w:pPr>
+                                  <w:r>
+                                    <w:rPr>
+                                      <w:rFonts w:ascii="Algerian" w:hAnsi="Algerian"/>
+                                      <w:b/>
+                                      <w:bCs/>
+                                      <w:i/>
+                                      <w:iCs/>
+                                      <w:color w:val="000000" w:themeColor="text1"/>
+                                      <w:sz w:val="36"/>
+                                      <w:szCs w:val="36"/>
+                                      <w:u w:val="single"/>
+                                    </w:rPr>
+                                    <w:t>WELCOME TO THE SEA OF GAMES</w:t>
+                                  </w:r>
+                                </w:p>
+                                <w:p>
+                                  <w:pPr>
+                                    <w:rPr>
+                                      <w:rFonts w:ascii="Algerian" w:hAnsi="Algerian"/>
+                                      <w:b/>
+                                      <w:bCs/>
+                                      <w:i/>
+                                      <w:iCs/>
+                                      <w:color w:val="000000" w:themeColor="text1"/>
+                                      <w:sz w:val="36"/>
+                                      <w:szCs w:val="36"/>
+                                      <w:u w:val="single"/>
+                                    </w:rPr>
+                                  </w:pPr>
+                                </w:p>
+                              </w:txbxContent>
+                            </wps:txbx>
+                            <wps:bodyPr rot="0" spcFirstLastPara="0" vertOverflow="overflow" horzOverflow="overflow" vert="horz" wrap="square" lIns="91440" tIns="45720" rIns="91440" bIns="45720" numCol="1" spcCol="0" rtlCol="0" fromWordArt="0" anchor="t" anchorCtr="0" forceAA="0" compatLnSpc="1">
+                              <a:prstTxWarp prst="textNoShape">
+                                <a:avLst/>
+                              </a:prstTxWarp>
+                              <a:noAutofit/>
+                            </wps:bodyPr>
+                          </wps:wsp>
+                        </wpg:grpSp>
+                        <wps:wsp>
+                          <wps:cNvPr id="764474643" name="Text Box 3"/>
+                          <wps:cNvSpPr txBox="1"/>
+                          <wps:spPr>
+                            <a:xfrm>
+                              <a:off x="2008438" y="1511088"/>
+                              <a:ext cx="1645920" cy="375708"/>
+                            </a:xfrm>
+                            <a:prstGeom prst="rect">
+                              <a:avLst/>
+                            </a:prstGeom>
                             <a:noFill/>
-                          </a:ln>
-                        </wps:spPr>
-                        <wps:style>
-                          <a:lnRef idx="2">
-                            <a:schemeClr val="accent1">
-                              <a:shade val="15000"/>
-                            </a:schemeClr>
-                          </a:lnRef>
-                          <a:fillRef idx="1">
-                            <a:schemeClr val="accent1"/>
-                          </a:fillRef>
-                          <a:effectRef idx="0">
-                            <a:schemeClr val="accent1"/>
-                          </a:effectRef>
-                          <a:fontRef idx="minor">
-                            <a:schemeClr val="lt1"/>
-                          </a:fontRef>
-                        </wps:style>
-                        <wps:bodyPr rot="0" spcFirstLastPara="0" vertOverflow="overflow" horzOverflow="overflow" vert="horz" wrap="square" lIns="91440" tIns="45720" rIns="91440" bIns="45720" numCol="1" spcCol="0" rtlCol="0" fromWordArt="0" anchor="ctr" anchorCtr="0" forceAA="0" compatLnSpc="1">
-                          <a:prstTxWarp prst="textNoShape">
-                            <a:avLst/>
-                          </a:prstTxWarp>
-                          <a:noAutofit/>
-                        </wps:bodyPr>
-                      </wps:wsp>
+                            <a:ln w="6350">
+                              <a:noFill/>
+                            </a:ln>
+                          </wps:spPr>
+                          <wps:txbx>
+                            <w:txbxContent>
+                              <w:p>
+                                <w:pPr>
+                                  <w:rPr>
+                                    <w:color w:val="FFFFFF" w:themeColor="background1"/>
+                                    <w:sz w:val="48"/>
+                                    <w:szCs w:val="48"/>
+                                  </w:rPr>
+                                </w:pPr>
+                                <w:r>
+                                  <w:rPr>
+                                    <w:color w:val="000000" w:themeColor="text1"/>
+                                    <w:sz w:val="48"/>
+                                    <w:szCs w:val="48"/>
+                                  </w:rPr>
+                                  <w:t>PASSWORD</w:t>
+                                </w:r>
+                              </w:p>
+                            </w:txbxContent>
+                          </wps:txbx>
+                          <wps:bodyPr rot="0" spcFirstLastPara="0" vertOverflow="overflow" horzOverflow="overflow" vert="horz" wrap="square" lIns="91440" tIns="45720" rIns="91440" bIns="45720" numCol="1" spcCol="0" rtlCol="0" fromWordArt="0" anchor="t" anchorCtr="0" forceAA="0" compatLnSpc="1">
+                            <a:prstTxWarp prst="textNoShape">
+                              <a:avLst/>
+                            </a:prstTxWarp>
+                            <a:noAutofit/>
+                          </wps:bodyPr>
+                        </wps:wsp>
+                        <wps:wsp>
+                          <wps:cNvPr id="2056983264" name="Rectangle 56"/>
+                          <wps:cNvSpPr/>
+                          <wps:spPr>
+                            <a:xfrm>
+                              <a:off x="3764280" y="1196340"/>
+                              <a:ext cx="2065020" cy="259116"/>
+                            </a:xfrm>
+                            <a:prstGeom prst="rect">
+                              <a:avLst/>
+                            </a:prstGeom>
+                          </wps:spPr>
+                          <wps:style>
+                            <a:lnRef idx="2">
+                              <a:schemeClr val="accent1">
+                                <a:shade val="15000"/>
+                              </a:schemeClr>
+                            </a:lnRef>
+                            <a:fillRef idx="1">
+                              <a:schemeClr val="accent1"/>
+                            </a:fillRef>
+                            <a:effectRef idx="0">
+                              <a:schemeClr val="accent1"/>
+                            </a:effectRef>
+                            <a:fontRef idx="minor">
+                              <a:schemeClr val="lt1"/>
+                            </a:fontRef>
+                          </wps:style>
+                          <wps:bodyPr rot="0" spcFirstLastPara="0" vertOverflow="overflow" horzOverflow="overflow" vert="horz" wrap="square" lIns="91440" tIns="45720" rIns="91440" bIns="45720" numCol="1" spcCol="0" rtlCol="0" fromWordArt="0" anchor="ctr" anchorCtr="0" forceAA="0" compatLnSpc="1">
+                            <a:prstTxWarp prst="textNoShape">
+                              <a:avLst/>
+                            </a:prstTxWarp>
+                            <a:noAutofit/>
+                          </wps:bodyPr>
+                        </wps:wsp>
+                        <wps:wsp>
+                          <wps:cNvPr id="28046739" name="Rectangle 56"/>
+                          <wps:cNvSpPr/>
+                          <wps:spPr>
+                            <a:xfrm>
+                              <a:off x="3764280" y="1607820"/>
+                              <a:ext cx="2065020" cy="259116"/>
+                            </a:xfrm>
+                            <a:prstGeom prst="rect">
+                              <a:avLst/>
+                            </a:prstGeom>
+                          </wps:spPr>
+                          <wps:style>
+                            <a:lnRef idx="2">
+                              <a:schemeClr val="accent1">
+                                <a:shade val="15000"/>
+                              </a:schemeClr>
+                            </a:lnRef>
+                            <a:fillRef idx="1">
+                              <a:schemeClr val="accent1"/>
+                            </a:fillRef>
+                            <a:effectRef idx="0">
+                              <a:schemeClr val="accent1"/>
+                            </a:effectRef>
+                            <a:fontRef idx="minor">
+                              <a:schemeClr val="lt1"/>
+                            </a:fontRef>
+                          </wps:style>
+                          <wps:bodyPr rot="0" spcFirstLastPara="0" vertOverflow="overflow" horzOverflow="overflow" vert="horz" wrap="square" lIns="91440" tIns="45720" rIns="91440" bIns="45720" numCol="1" spcCol="0" rtlCol="0" fromWordArt="0" anchor="ctr" anchorCtr="0" forceAA="0" compatLnSpc="1">
+                            <a:prstTxWarp prst="textNoShape">
+                              <a:avLst/>
+                            </a:prstTxWarp>
+                            <a:noAutofit/>
+                          </wps:bodyPr>
+                        </wps:wsp>
+                      </wpg:grpSp>
                       <wps:wsp>
-                        <wps:cNvPr id="1890597605" name="Text Box 3"/>
+                        <wps:cNvPr id="322528393" name="Text Box 58"/>
                         <wps:cNvSpPr txBox="1"/>
                         <wps:spPr>
                           <a:xfrm>
-                            <a:off x="263236" y="1724890"/>
-                            <a:ext cx="1333500" cy="541020"/>
+                            <a:off x="2049780" y="2087880"/>
+                            <a:ext cx="1045440" cy="403860"/>
                           </a:xfrm>
                           <a:prstGeom prst="rect">
                             <a:avLst/>
                           </a:prstGeom>
                           <a:noFill/>
                           <a:ln w="6350">
-                            <a:noFill/>
+                            <a:solidFill>
+                              <a:prstClr val="black"/>
+                            </a:solidFill>
                           </a:ln>
                         </wps:spPr>
                         <wps:txbx>
@@ -1242,245 +1721,16 @@
                             <w:p>
                               <w:pPr>
                                 <w:rPr>
-                                  <w:color w:val="FFFFFF" w:themeColor="background1"/>
-                                  <w:sz w:val="48"/>
-                                  <w:szCs w:val="48"/>
+                                  <w:sz w:val="44"/>
+                                  <w:szCs w:val="44"/>
                                 </w:rPr>
                               </w:pPr>
                               <w:r>
                                 <w:rPr>
-                                  <w:color w:val="000000" w:themeColor="text1"/>
-                                  <w:sz w:val="48"/>
-                                  <w:szCs w:val="48"/>
+                                  <w:sz w:val="44"/>
+                                  <w:szCs w:val="44"/>
                                 </w:rPr>
-                                <w:t>LOG IN</w:t>
-                              </w:r>
-                            </w:p>
-                          </w:txbxContent>
-                        </wps:txbx>
-                        <wps:bodyPr rot="0" spcFirstLastPara="0" vertOverflow="overflow" horzOverflow="overflow" vert="horz" wrap="square" lIns="91440" tIns="45720" rIns="91440" bIns="45720" numCol="1" spcCol="0" rtlCol="0" fromWordArt="0" anchor="t" anchorCtr="0" forceAA="0" compatLnSpc="1">
-                          <a:prstTxWarp prst="textNoShape">
-                            <a:avLst/>
-                          </a:prstTxWarp>
-                          <a:noAutofit/>
-                        </wps:bodyPr>
-                      </wps:wsp>
-                      <wps:wsp>
-                        <wps:cNvPr id="1689900967" name="Text Box 3"/>
-                        <wps:cNvSpPr txBox="1"/>
-                        <wps:spPr>
-                          <a:xfrm>
-                            <a:off x="131618" y="193963"/>
-                            <a:ext cx="3816927" cy="541020"/>
-                          </a:xfrm>
-                          <a:prstGeom prst="rect">
-                            <a:avLst/>
-                          </a:prstGeom>
-                          <a:noFill/>
-                          <a:ln w="6350">
-                            <a:noFill/>
-                          </a:ln>
-                        </wps:spPr>
-                        <wps:txbx>
-                          <w:txbxContent>
-                            <w:p>
-                              <w:pPr>
-                                <w:rPr>
-                                  <w:rFonts w:ascii="Algerian" w:hAnsi="Algerian"/>
-                                  <w:b/>
-                                  <w:bCs/>
-                                  <w:i/>
-                                  <w:iCs/>
-                                  <w:color w:val="000000" w:themeColor="text1"/>
-                                  <w:sz w:val="36"/>
-                                  <w:szCs w:val="36"/>
-                                  <w:u w:val="single"/>
-                                </w:rPr>
-                              </w:pPr>
-                              <w:r>
-                                <w:rPr>
-                                  <w:rFonts w:ascii="Algerian" w:hAnsi="Algerian"/>
-                                  <w:b/>
-                                  <w:bCs/>
-                                  <w:i/>
-                                  <w:iCs/>
-                                  <w:color w:val="000000" w:themeColor="text1"/>
-                                  <w:sz w:val="36"/>
-                                  <w:szCs w:val="36"/>
-                                  <w:u w:val="single"/>
-                                </w:rPr>
-                                <w:t>WELCOME TO THE SEA OF GAMES</w:t>
-                              </w:r>
-                            </w:p>
-                            <w:p>
-                              <w:pPr>
-                                <w:rPr>
-                                  <w:rFonts w:ascii="Algerian" w:hAnsi="Algerian"/>
-                                  <w:b/>
-                                  <w:bCs/>
-                                  <w:i/>
-                                  <w:iCs/>
-                                  <w:color w:val="000000" w:themeColor="text1"/>
-                                  <w:sz w:val="36"/>
-                                  <w:szCs w:val="36"/>
-                                  <w:u w:val="single"/>
-                                </w:rPr>
-                              </w:pPr>
-                            </w:p>
-                          </w:txbxContent>
-                        </wps:txbx>
-                        <wps:bodyPr rot="0" spcFirstLastPara="0" vertOverflow="overflow" horzOverflow="overflow" vert="horz" wrap="square" lIns="91440" tIns="45720" rIns="91440" bIns="45720" numCol="1" spcCol="0" rtlCol="0" fromWordArt="0" anchor="t" anchorCtr="0" forceAA="0" compatLnSpc="1">
-                          <a:prstTxWarp prst="textNoShape">
-                            <a:avLst/>
-                          </a:prstTxWarp>
-                          <a:noAutofit/>
-                        </wps:bodyPr>
-                      </wps:wsp>
-                      <wps:wsp>
-                        <wps:cNvPr id="594934343" name="Text Box 3"/>
-                        <wps:cNvSpPr txBox="1"/>
-                        <wps:spPr>
-                          <a:xfrm>
-                            <a:off x="2396836" y="1711036"/>
-                            <a:ext cx="1249680" cy="541020"/>
-                          </a:xfrm>
-                          <a:prstGeom prst="rect">
-                            <a:avLst/>
-                          </a:prstGeom>
-                          <a:noFill/>
-                          <a:ln w="6350">
-                            <a:noFill/>
-                          </a:ln>
-                        </wps:spPr>
-                        <wps:txbx>
-                          <w:txbxContent>
-                            <w:p>
-                              <w:pPr>
-                                <w:rPr>
-                                  <w:color w:val="000000" w:themeColor="text1"/>
-                                  <w:sz w:val="48"/>
-                                  <w:szCs w:val="48"/>
-                                </w:rPr>
-                              </w:pPr>
-                              <w:r>
-                                <w:rPr>
-                                  <w:color w:val="000000" w:themeColor="text1"/>
-                                  <w:sz w:val="48"/>
-                                  <w:szCs w:val="48"/>
-                                </w:rPr>
-                                <w:t>SIGN UP</w:t>
-                              </w:r>
-                            </w:p>
-                          </w:txbxContent>
-                        </wps:txbx>
-                        <wps:bodyPr rot="0" spcFirstLastPara="0" vertOverflow="overflow" horzOverflow="overflow" vert="horz" wrap="square" lIns="91440" tIns="45720" rIns="91440" bIns="45720" numCol="1" spcCol="0" rtlCol="0" fromWordArt="0" anchor="t" anchorCtr="0" forceAA="0" compatLnSpc="1">
-                          <a:prstTxWarp prst="textNoShape">
-                            <a:avLst/>
-                          </a:prstTxWarp>
-                          <a:noAutofit/>
-                        </wps:bodyPr>
-                      </wps:wsp>
-                      <wps:wsp>
-                        <wps:cNvPr id="1743322771" name="Text Box 3"/>
-                        <wps:cNvSpPr txBox="1"/>
-                        <wps:spPr>
-                          <a:xfrm>
-                            <a:off x="2407756" y="1381617"/>
-                            <a:ext cx="1569720" cy="342962"/>
-                          </a:xfrm>
-                          <a:prstGeom prst="rect">
-                            <a:avLst/>
-                          </a:prstGeom>
-                          <a:noFill/>
-                          <a:ln w="6350">
-                            <a:noFill/>
-                          </a:ln>
-                        </wps:spPr>
-                        <wps:txbx>
-                          <w:txbxContent>
-                            <w:p>
-                              <w:pPr>
-                                <w:rPr>
-                                  <w:color w:val="FFFFFF" w:themeColor="background1"/>
-                                  <w:sz w:val="18"/>
-                                  <w:szCs w:val="18"/>
-                                  <w14:textOutline w14:w="9525" w14:cap="rnd" w14:cmpd="sng" w14:algn="ctr">
-                                    <w14:noFill/>
-                                    <w14:prstDash w14:val="solid"/>
-                                    <w14:bevel/>
-                                  </w14:textOutline>
-                                </w:rPr>
-                              </w:pPr>
-                              <w:r>
-                                <w:rPr>
-                                  <w:color w:val="000000" w:themeColor="text1"/>
-                                  <w:sz w:val="18"/>
-                                  <w:szCs w:val="18"/>
-                                  <w14:textOutline w14:w="9525" w14:cap="rnd" w14:cmpd="sng" w14:algn="ctr">
-                                    <w14:noFill/>
-                                    <w14:prstDash w14:val="solid"/>
-                                    <w14:bevel/>
-                                  </w14:textOutline>
-                                </w:rPr>
-                                <w:t>NO ACCOUNT?</w:t>
-                              </w:r>
-                            </w:p>
-                          </w:txbxContent>
-                        </wps:txbx>
-                        <wps:bodyPr rot="0" spcFirstLastPara="0" vertOverflow="overflow" horzOverflow="overflow" vert="horz" wrap="square" lIns="91440" tIns="45720" rIns="91440" bIns="45720" numCol="1" spcCol="0" rtlCol="0" fromWordArt="0" anchor="t" anchorCtr="0" forceAA="0" compatLnSpc="1">
-                          <a:prstTxWarp prst="textNoShape">
-                            <a:avLst/>
-                          </a:prstTxWarp>
-                          <a:noAutofit/>
-                        </wps:bodyPr>
-                      </wps:wsp>
-                      <wps:wsp>
-                        <wps:cNvPr id="590011058" name="Text Box 3"/>
-                        <wps:cNvSpPr txBox="1"/>
-                        <wps:spPr>
-                          <a:xfrm>
-                            <a:off x="197106" y="3822083"/>
-                            <a:ext cx="3230880" cy="426618"/>
-                          </a:xfrm>
-                          <a:prstGeom prst="rect">
-                            <a:avLst/>
-                          </a:prstGeom>
-                          <a:noFill/>
-                          <a:ln w="6350">
-                            <a:noFill/>
-                          </a:ln>
-                        </wps:spPr>
-                        <wps:txbx>
-                          <w:txbxContent>
-                            <w:p>
-                              <w:pPr>
-                                <w:rPr>
-                                  <w:color w:val="FFFF00"/>
-                                  <w:sz w:val="20"/>
-                                  <w:szCs w:val="20"/>
-                                  <w14:textOutline w14:w="9525" w14:cap="rnd" w14:cmpd="sng" w14:algn="ctr">
-                                    <w14:solidFill>
-                                      <w14:srgbClr w14:val="000000"/>
-                                    </w14:solidFill>
-                                    <w14:prstDash w14:val="solid"/>
-                                    <w14:bevel/>
-                                  </w14:textOutline>
-                                </w:rPr>
-                              </w:pPr>
-                              <w:r>
-                                <w:rPr>
-                                  <w:color w:val="FFFF00"/>
-                                  <w:sz w:val="20"/>
-                                  <w:szCs w:val="20"/>
-                                  <w14:textOutline w14:w="9525" w14:cap="rnd" w14:cmpd="sng" w14:algn="ctr">
-                                    <w14:solidFill>
-                                      <w14:srgbClr w14:val="000000"/>
-                                    </w14:solidFill>
-                                    <w14:prstDash w14:val="solid"/>
-                                    <w14:bevel/>
-                                  </w14:textOutline>
-                                </w:rPr>
-                                <w:t>TERMS AND CONDITIONS</w:t>
+                                <w:t>LOGIN</w:t>
                               </w:r>
                             </w:p>
                           </w:txbxContent>
@@ -1495,187 +1745,138 @@
                     </wpg:wgp>
                   </a:graphicData>
                 </a:graphic>
-                <wp14:sizeRelH relativeFrom="margin">
-                  <wp14:pctWidth>0</wp14:pctWidth>
-                </wp14:sizeRelH>
-                <wp14:sizeRelV relativeFrom="margin">
-                  <wp14:pctHeight>0</wp14:pctHeight>
-                </wp14:sizeRelV>
               </wp:anchor>
             </w:drawing>
           </mc:Choice>
           <mc:Fallback>
             <w:pict>
-              <v:group w14:anchorId="076FE411" id="Group 4" o:spid="_x0000_s1026" style="position:absolute;margin-left:-34.35pt;margin-top:36.9pt;width:543.25pt;height:252.55pt;z-index:251649024;mso-width-relative:margin;mso-height-relative:margin" coordsize="40767,46177" o:gfxdata="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">
-                <v:roundrect id="Rectangle: Rounded Corners 2" o:spid="_x0000_s1027" style="position:absolute;width:40767;height:46177;visibility:visible;mso-wrap-style:square;v-text-anchor:middle" arcsize="10923f" o:gfxdata="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" fillcolor="#f6f8fc [180]" stroked="f" strokeweight="1pt">
-                  <v:fill color2="#c7d4ed [980]" colors="0 #f6f8fc;48497f #abc0e4;54395f #abc0e4;1 #c7d5ed" focus="100%" type="gradient"/>
-                  <v:stroke joinstyle="miter"/>
-                </v:roundrect>
-                <v:shapetype id="_x0000_t202" coordsize="21600,21600" o:spt="202" path="m,l,21600r21600,l21600,xe">
-                  <v:stroke joinstyle="miter"/>
-                  <v:path gradientshapeok="t" o:connecttype="rect"/>
-                </v:shapetype>
-                <v:shape id="Text Box 3" o:spid="_x0000_s1028" type="#_x0000_t202" style="position:absolute;left:2632;top:17248;width:13335;height:5411;visibility:visible;mso-wrap-style:square;v-text-anchor:top" o:gfxdata="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" filled="f" stroked="f" strokeweight=".5pt">
+              <v:group w14:anchorId="4944A436" id="Group 59" o:spid="_x0000_s1026" style="position:absolute;margin-left:-34.2pt;margin-top:6.35pt;width:543.25pt;height:252.5pt;z-index:251738112" coordsize="68992,32067" o:gfxdata="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">
+                <v:group id="Group 57" o:spid="_x0000_s1027" style="position:absolute;width:68992;height:32067" coordsize="68992,32067" o:gfxdata="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">
+                  <v:group id="Group 4" o:spid="_x0000_s1028" style="position:absolute;width:68992;height:32067" coordsize="40767,46177" o:gfxdata="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">
+                    <v:roundrect id="Rectangle: Rounded Corners 2" o:spid="_x0000_s1029" style="position:absolute;width:40767;height:46177;visibility:visible;mso-wrap-style:square;v-text-anchor:middle" arcsize="10923f" o:gfxdata="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" fillcolor="#f6f8fc [180]" stroked="f" strokeweight="1pt">
+                      <v:fill color2="#c7d4ed [980]" colors="0 #f6f8fc;48497f #abc0e4;54395f #abc0e4;1 #c7d5ed" focus="100%" type="gradient"/>
+                      <v:stroke joinstyle="miter"/>
+                    </v:roundrect>
+                    <v:shapetype id="_x0000_t202" coordsize="21600,21600" o:spt="202" path="m,l,21600r21600,l21600,xe">
+                      <v:stroke joinstyle="miter"/>
+                      <v:path gradientshapeok="t" o:connecttype="rect"/>
+                    </v:shapetype>
+                    <v:shape id="Text Box 3" o:spid="_x0000_s1030" type="#_x0000_t202" style="position:absolute;left:11867;top:15548;width:10150;height:5410;visibility:visible;mso-wrap-style:square;v-text-anchor:top" o:gfxdata="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" filled="f" stroked="f" strokeweight=".5pt">
+                      <v:textbox>
+                        <w:txbxContent>
+                          <w:p>
+                            <w:pPr>
+                              <w:rPr>
+                                <w:color w:val="FFFFFF" w:themeColor="background1"/>
+                                <w:sz w:val="48"/>
+                                <w:szCs w:val="48"/>
+                              </w:rPr>
+                            </w:pPr>
+                            <w:r>
+                              <w:rPr>
+                                <w:color w:val="000000" w:themeColor="text1"/>
+                                <w:sz w:val="48"/>
+                                <w:szCs w:val="48"/>
+                              </w:rPr>
+                              <w:t>USERNAME</w:t>
+                            </w:r>
+                          </w:p>
+                        </w:txbxContent>
+                      </v:textbox>
+                    </v:shape>
+                    <v:shape id="Text Box 3" o:spid="_x0000_s1031" type="#_x0000_t202" style="position:absolute;left:6577;top:4241;width:25076;height:5411;visibility:visible;mso-wrap-style:square;v-text-anchor:top" o:gfxdata="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" filled="f" stroked="f" strokeweight=".5pt">
+                      <v:textbox>
+                        <w:txbxContent>
+                          <w:p>
+                            <w:pPr>
+                              <w:rPr>
+                                <w:rFonts w:ascii="Algerian" w:hAnsi="Algerian"/>
+                                <w:b/>
+                                <w:bCs/>
+                                <w:i/>
+                                <w:iCs/>
+                                <w:color w:val="000000" w:themeColor="text1"/>
+                                <w:sz w:val="36"/>
+                                <w:szCs w:val="36"/>
+                                <w:u w:val="single"/>
+                              </w:rPr>
+                            </w:pPr>
+                            <w:r>
+                              <w:rPr>
+                                <w:rFonts w:ascii="Algerian" w:hAnsi="Algerian"/>
+                                <w:b/>
+                                <w:bCs/>
+                                <w:i/>
+                                <w:iCs/>
+                                <w:color w:val="000000" w:themeColor="text1"/>
+                                <w:sz w:val="36"/>
+                                <w:szCs w:val="36"/>
+                                <w:u w:val="single"/>
+                              </w:rPr>
+                              <w:t>WELCOME TO THE SEA OF GAMES</w:t>
+                            </w:r>
+                          </w:p>
+                          <w:p>
+                            <w:pPr>
+                              <w:rPr>
+                                <w:rFonts w:ascii="Algerian" w:hAnsi="Algerian"/>
+                                <w:b/>
+                                <w:bCs/>
+                                <w:i/>
+                                <w:iCs/>
+                                <w:color w:val="000000" w:themeColor="text1"/>
+                                <w:sz w:val="36"/>
+                                <w:szCs w:val="36"/>
+                                <w:u w:val="single"/>
+                              </w:rPr>
+                            </w:pPr>
+                          </w:p>
+                        </w:txbxContent>
+                      </v:textbox>
+                    </v:shape>
+                  </v:group>
+                  <v:shape id="Text Box 3" o:spid="_x0000_s1032" type="#_x0000_t202" style="position:absolute;left:20084;top:15110;width:16459;height:3757;visibility:visible;mso-wrap-style:square;v-text-anchor:top" o:gfxdata="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" filled="f" stroked="f" strokeweight=".5pt">
+                    <v:textbox>
+                      <w:txbxContent>
+                        <w:p>
+                          <w:pPr>
+                            <w:rPr>
+                              <w:color w:val="FFFFFF" w:themeColor="background1"/>
+                              <w:sz w:val="48"/>
+                              <w:szCs w:val="48"/>
+                            </w:rPr>
+                          </w:pPr>
+                          <w:r>
+                            <w:rPr>
+                              <w:color w:val="000000" w:themeColor="text1"/>
+                              <w:sz w:val="48"/>
+                              <w:szCs w:val="48"/>
+                            </w:rPr>
+                            <w:t>PASSWORD</w:t>
+                          </w:r>
+                        </w:p>
+                      </w:txbxContent>
+                    </v:textbox>
+                  </v:shape>
+                  <v:rect id="Rectangle 56" o:spid="_x0000_s1033" style="position:absolute;left:37642;top:11963;width:20651;height:2591;visibility:visible;mso-wrap-style:square;v-text-anchor:middle" o:gfxdata="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" fillcolor="#4472c4 [3204]" strokecolor="#09101d [484]" strokeweight="1pt"/>
+                  <v:rect id="Rectangle 56" o:spid="_x0000_s1034" style="position:absolute;left:37642;top:16078;width:20651;height:2591;visibility:visible;mso-wrap-style:square;v-text-anchor:middle" o:gfxdata="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" fillcolor="#4472c4 [3204]" strokecolor="#09101d [484]" strokeweight="1pt"/>
+                </v:group>
+                <v:shape id="Text Box 58" o:spid="_x0000_s1035" type="#_x0000_t202" style="position:absolute;left:20497;top:20878;width:10455;height:4039;visibility:visible;mso-wrap-style:square;v-text-anchor:top" o:gfxdata="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" filled="f" strokeweight=".5pt">
                   <v:textbox>
                     <w:txbxContent>
                       <w:p>
                         <w:pPr>
                           <w:rPr>
-                            <w:color w:val="FFFFFF" w:themeColor="background1"/>
-                            <w:sz w:val="48"/>
-                            <w:szCs w:val="48"/>
+                            <w:sz w:val="44"/>
+                            <w:szCs w:val="44"/>
                           </w:rPr>
                         </w:pPr>
                         <w:r>
                           <w:rPr>
-                            <w:color w:val="000000" w:themeColor="text1"/>
-                            <w:sz w:val="48"/>
-                            <w:szCs w:val="48"/>
+                            <w:sz w:val="44"/>
+                            <w:szCs w:val="44"/>
                           </w:rPr>
-                          <w:t>LOG IN</w:t>
-                        </w:r>
-                      </w:p>
-                    </w:txbxContent>
-                  </v:textbox>
-                </v:shape>
-                <v:shape id="Text Box 3" o:spid="_x0000_s1029" type="#_x0000_t202" style="position:absolute;left:1316;top:1939;width:38169;height:5410;visibility:visible;mso-wrap-style:square;v-text-anchor:top" o:gfxdata="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" filled="f" stroked="f" strokeweight=".5pt">
-                  <v:textbox>
-                    <w:txbxContent>
-                      <w:p>
-                        <w:pPr>
-                          <w:rPr>
-                            <w:rFonts w:ascii="Algerian" w:hAnsi="Algerian"/>
-                            <w:b/>
-                            <w:bCs/>
-                            <w:i/>
-                            <w:iCs/>
-                            <w:color w:val="000000" w:themeColor="text1"/>
-                            <w:sz w:val="36"/>
-                            <w:szCs w:val="36"/>
-                            <w:u w:val="single"/>
-                          </w:rPr>
-                        </w:pPr>
-                        <w:r>
-                          <w:rPr>
-                            <w:rFonts w:ascii="Algerian" w:hAnsi="Algerian"/>
-                            <w:b/>
-                            <w:bCs/>
-                            <w:i/>
-                            <w:iCs/>
-                            <w:color w:val="000000" w:themeColor="text1"/>
-                            <w:sz w:val="36"/>
-                            <w:szCs w:val="36"/>
-                            <w:u w:val="single"/>
-                          </w:rPr>
-                          <w:t>WELCOME TO THE SEA OF GAMES</w:t>
-                        </w:r>
-                      </w:p>
-                      <w:p>
-                        <w:pPr>
-                          <w:rPr>
-                            <w:rFonts w:ascii="Algerian" w:hAnsi="Algerian"/>
-                            <w:b/>
-                            <w:bCs/>
-                            <w:i/>
-                            <w:iCs/>
-                            <w:color w:val="000000" w:themeColor="text1"/>
-                            <w:sz w:val="36"/>
-                            <w:szCs w:val="36"/>
-                            <w:u w:val="single"/>
-                          </w:rPr>
-                        </w:pPr>
-                      </w:p>
-                    </w:txbxContent>
-                  </v:textbox>
-                </v:shape>
-                <v:shape id="Text Box 3" o:spid="_x0000_s1030" type="#_x0000_t202" style="position:absolute;left:23968;top:17110;width:12497;height:5410;visibility:visible;mso-wrap-style:square;v-text-anchor:top" o:gfxdata="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" filled="f" stroked="f" strokeweight=".5pt">
-                  <v:textbox>
-                    <w:txbxContent>
-                      <w:p>
-                        <w:pPr>
-                          <w:rPr>
-                            <w:color w:val="000000" w:themeColor="text1"/>
-                            <w:sz w:val="48"/>
-                            <w:szCs w:val="48"/>
-                          </w:rPr>
-                        </w:pPr>
-                        <w:r>
-                          <w:rPr>
-                            <w:color w:val="000000" w:themeColor="text1"/>
-                            <w:sz w:val="48"/>
-                            <w:szCs w:val="48"/>
-                          </w:rPr>
-                          <w:t>SIGN UP</w:t>
-                        </w:r>
-                      </w:p>
-                    </w:txbxContent>
-                  </v:textbox>
-                </v:shape>
-                <v:shape id="Text Box 3" o:spid="_x0000_s1031" type="#_x0000_t202" style="position:absolute;left:24077;top:13816;width:15697;height:3429;visibility:visible;mso-wrap-style:square;v-text-anchor:top" o:gfxdata="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" filled="f" stroked="f" strokeweight=".5pt">
-                  <v:textbox>
-                    <w:txbxContent>
-                      <w:p>
-                        <w:pPr>
-                          <w:rPr>
-                            <w:color w:val="FFFFFF" w:themeColor="background1"/>
-                            <w:sz w:val="18"/>
-                            <w:szCs w:val="18"/>
-                            <w14:textOutline w14:w="9525" w14:cap="rnd" w14:cmpd="sng" w14:algn="ctr">
-                              <w14:noFill/>
-                              <w14:prstDash w14:val="solid"/>
-                              <w14:bevel/>
-                            </w14:textOutline>
-                          </w:rPr>
-                        </w:pPr>
-                        <w:r>
-                          <w:rPr>
-                            <w:color w:val="000000" w:themeColor="text1"/>
-                            <w:sz w:val="18"/>
-                            <w:szCs w:val="18"/>
-                            <w14:textOutline w14:w="9525" w14:cap="rnd" w14:cmpd="sng" w14:algn="ctr">
-                              <w14:noFill/>
-                              <w14:prstDash w14:val="solid"/>
-                              <w14:bevel/>
-                            </w14:textOutline>
-                          </w:rPr>
-                          <w:t>NO ACCOUNT?</w:t>
-                        </w:r>
-                      </w:p>
-                    </w:txbxContent>
-                  </v:textbox>
-                </v:shape>
-                <v:shape id="Text Box 3" o:spid="_x0000_s1032" type="#_x0000_t202" style="position:absolute;left:1971;top:38220;width:32308;height:4267;visibility:visible;mso-wrap-style:square;v-text-anchor:top" o:gfxdata="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" filled="f" stroked="f" strokeweight=".5pt">
-                  <v:textbox>
-                    <w:txbxContent>
-                      <w:p>
-                        <w:pPr>
-                          <w:rPr>
-                            <w:color w:val="FFFF00"/>
-                            <w:sz w:val="20"/>
-                            <w:szCs w:val="20"/>
-                            <w14:textOutline w14:w="9525" w14:cap="rnd" w14:cmpd="sng" w14:algn="ctr">
-                              <w14:solidFill>
-                                <w14:srgbClr w14:val="000000"/>
-                              </w14:solidFill>
-                              <w14:prstDash w14:val="solid"/>
-                              <w14:bevel/>
-                            </w14:textOutline>
-                          </w:rPr>
-                        </w:pPr>
-                        <w:r>
-                          <w:rPr>
-                            <w:color w:val="FFFF00"/>
-                            <w:sz w:val="20"/>
-                            <w:szCs w:val="20"/>
-                            <w14:textOutline w14:w="9525" w14:cap="rnd" w14:cmpd="sng" w14:algn="ctr">
-                              <w14:solidFill>
-                                <w14:srgbClr w14:val="000000"/>
-                              </w14:solidFill>
-                              <w14:prstDash w14:val="solid"/>
-                              <w14:bevel/>
-                            </w14:textOutline>
-                          </w:rPr>
-                          <w:t>TERMS AND CONDITIONS</w:t>
+                          <w:t>LOGIN</w:t>
                         </w:r>
                       </w:p>
                     </w:txbxContent>
@@ -1686,10 +1887,6 @@
           </mc:Fallback>
         </mc:AlternateContent>
       </w:r>
-      <w:r>
-        <w:t>TITLE: USER INTERFACEE PLANNING AND SYSTEM DESIGN</w:t>
-      </w:r>
-      <w:bookmarkEnd w:id="4"/>
     </w:p>
     <w:p/>
     <w:p/>
@@ -1700,7 +1897,6 @@
     <w:p/>
     <w:p/>
     <w:p/>
-    <w:p/>
     <w:p>
       <w:r>
         <w:rPr>
@@ -1709,7 +1905,7 @@
         <mc:AlternateContent>
           <mc:Choice Requires="wps">
             <w:drawing>
-              <wp:anchor distT="0" distB="0" distL="114300" distR="114300" simplePos="0" relativeHeight="251651072" behindDoc="0" locked="0" layoutInCell="1" allowOverlap="1" wp14:anchorId="192EF56F" wp14:editId="46BC920B">
+              <wp:anchor distT="0" distB="0" distL="114300" distR="114300" simplePos="0" relativeHeight="251649024" behindDoc="0" locked="0" layoutInCell="1" allowOverlap="1" wp14:anchorId="192EF56F" wp14:editId="228AEBE7">
                 <wp:simplePos x="0" y="0"/>
                 <wp:positionH relativeFrom="column">
                   <wp:posOffset>54956</wp:posOffset>
@@ -1776,7 +1972,7 @@
           </mc:Choice>
           <mc:Fallback>
             <w:pict>
-              <v:shape w14:anchorId="192EF56F" id="Text Box 1" o:spid="_x0000_s1033" type="#_x0000_t202" style="position:absolute;margin-left:4.35pt;margin-top:17.75pt;width:321pt;height:.05pt;z-index:251651072;visibility:visible;mso-wrap-style:square;mso-wrap-distance-left:9pt;mso-wrap-distance-top:0;mso-wrap-distance-right:9pt;mso-wrap-distance-bottom:0;mso-position-horizontal:absolute;mso-position-horizontal-relative:text;mso-position-vertical:absolute;mso-position-vertical-relative:text;v-text-anchor:top" o:gfxdata="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" filled="f" stroked="f">
+              <v:shape w14:anchorId="192EF56F" id="Text Box 1" o:spid="_x0000_s1036" type="#_x0000_t202" style="position:absolute;margin-left:4.35pt;margin-top:17.75pt;width:321pt;height:.05pt;z-index:251649024;visibility:visible;mso-wrap-style:square;mso-wrap-distance-left:9pt;mso-wrap-distance-top:0;mso-wrap-distance-right:9pt;mso-wrap-distance-bottom:0;mso-position-horizontal:absolute;mso-position-horizontal-relative:text;mso-position-vertical:absolute;mso-position-vertical-relative:text;v-text-anchor:top" o:gfxdata="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" filled="f" stroked="f">
                 <v:textbox style="mso-fit-shape-to-text:t" inset="0,0,0,0">
                   <w:txbxContent>
                     <w:p>
@@ -1814,7 +2010,7 @@
         <mc:AlternateContent>
           <mc:Choice Requires="wpg">
             <w:drawing>
-              <wp:anchor distT="0" distB="0" distL="114300" distR="114300" simplePos="0" relativeHeight="251696128" behindDoc="0" locked="0" layoutInCell="1" allowOverlap="1" wp14:anchorId="5EFFD7A7" wp14:editId="4B3B9B11">
+              <wp:anchor distT="0" distB="0" distL="114300" distR="114300" simplePos="0" relativeHeight="251694080" behindDoc="0" locked="0" layoutInCell="1" allowOverlap="1" wp14:anchorId="5EFFD7A7" wp14:editId="4688D1E3">
                 <wp:simplePos x="0" y="0"/>
                 <wp:positionH relativeFrom="margin">
                   <wp:align>center</wp:align>
@@ -3068,21 +3264,21 @@
           </mc:Choice>
           <mc:Fallback>
             <w:pict>
-              <v:group w14:anchorId="5EFFD7A7" id="Group 28" o:spid="_x0000_s1034" style="position:absolute;margin-left:0;margin-top:10.8pt;width:530.75pt;height:257.4pt;z-index:251696128;mso-position-horizontal:center;mso-position-horizontal-relative:margin;mso-width-relative:margin;mso-height-relative:margin" coordsize="70307,37615" o:gfxdata="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">
-                <v:roundrect id="Rectangle: Rounded Corners 7" o:spid="_x0000_s1035" style="position:absolute;width:70307;height:37615;visibility:visible;mso-wrap-style:square;v-text-anchor:middle" arcsize="10923f" o:gfxdata="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" filled="f" strokecolor="#09101d [484]" strokeweight="1pt">
+              <v:group w14:anchorId="5EFFD7A7" id="Group 28" o:spid="_x0000_s1037" style="position:absolute;margin-left:0;margin-top:10.8pt;width:530.75pt;height:257.4pt;z-index:251694080;mso-position-horizontal:center;mso-position-horizontal-relative:margin;mso-width-relative:margin;mso-height-relative:margin" coordsize="70307,37615" o:gfxdata="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">
+                <v:roundrect id="Rectangle: Rounded Corners 7" o:spid="_x0000_s1038" style="position:absolute;width:70307;height:37615;visibility:visible;mso-wrap-style:square;v-text-anchor:middle" arcsize="10923f" o:gfxdata="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" filled="f" strokecolor="#09101d [484]" strokeweight="1pt">
                   <v:stroke joinstyle="miter"/>
                 </v:roundrect>
-                <v:group id="Group 27" o:spid="_x0000_s1036" style="position:absolute;left:2424;top:484;width:61439;height:34013" coordsize="61439,34012" o:gfxdata="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">
-                  <v:group id="Group 26" o:spid="_x0000_s1037" style="position:absolute;top:3810;width:10529;height:30202" coordsize="10529,30202" o:gfxdata="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">
-                    <v:roundrect id="Rectangle: Rounded Corners 25" o:spid="_x0000_s1038" style="position:absolute;width:10529;height:30202;visibility:visible;mso-wrap-style:square;v-text-anchor:middle" arcsize="10923f" o:gfxdata="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" fillcolor="#f6f8fc [180]" strokecolor="#09101d [484]" strokeweight="1pt">
+                <v:group id="Group 27" o:spid="_x0000_s1039" style="position:absolute;left:2424;top:484;width:61439;height:34013" coordsize="61439,34012" o:gfxdata="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">
+                  <v:group id="Group 26" o:spid="_x0000_s1040" style="position:absolute;top:3810;width:10529;height:30202" coordsize="10529,30202" o:gfxdata="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">
+                    <v:roundrect id="Rectangle: Rounded Corners 25" o:spid="_x0000_s1041" style="position:absolute;width:10529;height:30202;visibility:visible;mso-wrap-style:square;v-text-anchor:middle" arcsize="10923f" o:gfxdata="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" fillcolor="#f6f8fc [180]" strokecolor="#09101d [484]" strokeweight="1pt">
                       <v:fill color2="#c7d4ed [980]" colors="0 #f6f8fc;48497f #abc0e4;54395f #abc0e4;1 #c7d5ed" focus="100%" type="gradient"/>
                       <v:stroke joinstyle="miter"/>
                     </v:roundrect>
-                    <v:oval id="Oval 8" o:spid="_x0000_s1039" style="position:absolute;left:415;top:623;width:3924;height:3651;visibility:visible;mso-wrap-style:square;v-text-anchor:middle" o:gfxdata="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" fillcolor="#f6f8fc [180]" strokecolor="#09101d [484]" strokeweight="1pt">
+                    <v:oval id="Oval 8" o:spid="_x0000_s1042" style="position:absolute;left:415;top:623;width:3924;height:3651;visibility:visible;mso-wrap-style:square;v-text-anchor:middle" o:gfxdata="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" fillcolor="#f6f8fc [180]" strokecolor="#09101d [484]" strokeweight="1pt">
                       <v:fill color2="#c7d4ed [980]" colors="0 #f6f8fc;48497f #abc0e4;54395f #abc0e4;1 #c7d5ed" focus="100%" type="gradient"/>
                       <v:stroke joinstyle="miter"/>
                     </v:oval>
-                    <v:rect id="Rectangle 9" o:spid="_x0000_s1040" style="position:absolute;left:4572;top:1246;width:4807;height:2895;visibility:visible;mso-wrap-style:square;v-text-anchor:middle" o:gfxdata="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" filled="f" stroked="f" strokeweight="1pt">
+                    <v:rect id="Rectangle 9" o:spid="_x0000_s1043" style="position:absolute;left:4572;top:1246;width:4807;height:2895;visibility:visible;mso-wrap-style:square;v-text-anchor:middle" o:gfxdata="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" filled="f" stroked="f" strokeweight="1pt">
                       <v:textbox>
                         <w:txbxContent>
                           <w:p>
@@ -3106,7 +3302,7 @@
                         </w:txbxContent>
                       </v:textbox>
                     </v:rect>
-                    <v:rect id="Rectangle 10" o:spid="_x0000_s1041" style="position:absolute;left:69;top:6373;width:4713;height:2268;visibility:visible;mso-wrap-style:square;v-text-anchor:middle" o:gfxdata="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" filled="f" stroked="f" strokeweight="1pt">
+                    <v:rect id="Rectangle 10" o:spid="_x0000_s1044" style="position:absolute;left:69;top:6373;width:4713;height:2268;visibility:visible;mso-wrap-style:square;v-text-anchor:middle" o:gfxdata="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" filled="f" stroked="f" strokeweight="1pt">
                       <v:textbox>
                         <w:txbxContent>
                           <w:p>
@@ -3129,7 +3325,7 @@
                         </w:txbxContent>
                       </v:textbox>
                     </v:rect>
-                    <v:rect id="Rectangle 10" o:spid="_x0000_s1042" style="position:absolute;left:415;top:9836;width:9724;height:2334;visibility:visible;mso-wrap-style:square;v-text-anchor:middle" o:gfxdata="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" filled="f" stroked="f" strokeweight="1pt">
+                    <v:rect id="Rectangle 10" o:spid="_x0000_s1045" style="position:absolute;left:415;top:9836;width:9724;height:2334;visibility:visible;mso-wrap-style:square;v-text-anchor:middle" o:gfxdata="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" filled="f" stroked="f" strokeweight="1pt">
                       <v:textbox>
                         <w:txbxContent>
                           <w:p>
@@ -3152,7 +3348,7 @@
                         </w:txbxContent>
                       </v:textbox>
                     </v:rect>
-                    <v:rect id="Rectangle 10" o:spid="_x0000_s1043" style="position:absolute;left:415;top:13300;width:6369;height:2268;visibility:visible;mso-wrap-style:square;v-text-anchor:middle" o:gfxdata="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" filled="f" stroked="f" strokeweight="1pt">
+                    <v:rect id="Rectangle 10" o:spid="_x0000_s1046" style="position:absolute;left:415;top:13300;width:6369;height:2268;visibility:visible;mso-wrap-style:square;v-text-anchor:middle" o:gfxdata="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" filled="f" stroked="f" strokeweight="1pt">
                       <v:textbox>
                         <w:txbxContent>
                           <w:p>
@@ -3175,7 +3371,7 @@
                         </w:txbxContent>
                       </v:textbox>
                     </v:rect>
-                    <v:rect id="Rectangle 10" o:spid="_x0000_s1044" style="position:absolute;left:415;top:16486;width:5541;height:2265;visibility:visible;mso-wrap-style:square;v-text-anchor:middle" o:gfxdata="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" filled="f" stroked="f" strokeweight="1pt">
+                    <v:rect id="Rectangle 10" o:spid="_x0000_s1047" style="position:absolute;left:415;top:16486;width:5541;height:2265;visibility:visible;mso-wrap-style:square;v-text-anchor:middle" o:gfxdata="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" filled="f" stroked="f" strokeweight="1pt">
                       <v:textbox>
                         <w:txbxContent>
                           <w:p>
@@ -3208,7 +3404,7 @@
                         </w:txbxContent>
                       </v:textbox>
                     </v:rect>
-                    <v:rect id="Rectangle 10" o:spid="_x0000_s1045" style="position:absolute;left:415;top:20019;width:5541;height:2647;visibility:visible;mso-wrap-style:square;v-text-anchor:middle" o:gfxdata="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" filled="f" stroked="f" strokeweight="1pt">
+                    <v:rect id="Rectangle 10" o:spid="_x0000_s1048" style="position:absolute;left:415;top:20019;width:5541;height:2647;visibility:visible;mso-wrap-style:square;v-text-anchor:middle" o:gfxdata="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" filled="f" stroked="f" strokeweight="1pt">
                       <v:textbox>
                         <w:txbxContent>
                           <w:p>
@@ -3241,7 +3437,7 @@
                         </w:txbxContent>
                       </v:textbox>
                     </v:rect>
-                    <v:rect id="Rectangle 10" o:spid="_x0000_s1046" style="position:absolute;left:415;top:26670;width:5100;height:2268;visibility:visible;mso-wrap-style:square;v-text-anchor:middle" o:gfxdata="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" filled="f" stroked="f" strokeweight="1pt">
+                    <v:rect id="Rectangle 10" o:spid="_x0000_s1049" style="position:absolute;left:415;top:26670;width:5100;height:2268;visibility:visible;mso-wrap-style:square;v-text-anchor:middle" o:gfxdata="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" filled="f" stroked="f" strokeweight="1pt">
                       <v:textbox>
                         <w:txbxContent>
                           <w:p>
@@ -3274,7 +3470,7 @@
                         </w:txbxContent>
                       </v:textbox>
                     </v:rect>
-                    <v:rect id="Rectangle 10" o:spid="_x0000_s1047" style="position:absolute;left:415;top:23414;width:5155;height:2268;visibility:visible;mso-wrap-style:square;v-text-anchor:middle" o:gfxdata="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" filled="f" stroked="f" strokeweight="1pt">
+                    <v:rect id="Rectangle 10" o:spid="_x0000_s1050" style="position:absolute;left:415;top:23414;width:5155;height:2268;visibility:visible;mso-wrap-style:square;v-text-anchor:middle" o:gfxdata="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" filled="f" stroked="f" strokeweight="1pt">
                       <v:textbox>
                         <w:txbxContent>
                           <w:p>
@@ -3308,7 +3504,7 @@
                       </v:textbox>
                     </v:rect>
                   </v:group>
-                  <v:shape id="Text Box 13" o:spid="_x0000_s1048" type="#_x0000_t202" style="position:absolute;left:1177;top:346;width:9560;height:2632;visibility:visible;mso-wrap-style:square;v-text-anchor:top" o:gfxdata="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" fillcolor="white [3201]" stroked="f" strokeweight=".5pt">
+                  <v:shape id="Text Box 13" o:spid="_x0000_s1051" type="#_x0000_t202" style="position:absolute;left:1177;top:346;width:9560;height:2632;visibility:visible;mso-wrap-style:square;v-text-anchor:top" o:gfxdata="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" fillcolor="white [3201]" stroked="f" strokeweight=".5pt">
                     <v:textbox>
                       <w:txbxContent>
                         <w:p>
@@ -3329,7 +3525,7 @@
                       </w:txbxContent>
                     </v:textbox>
                   </v:shape>
-                  <v:roundrect id="Rectangle: Rounded Corners 14" o:spid="_x0000_s1049" style="position:absolute;left:18288;width:34004;height:3532;visibility:visible;mso-wrap-style:square;v-text-anchor:middle" arcsize=".5" o:gfxdata="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" filled="f" strokeweight="1pt">
+                  <v:roundrect id="Rectangle: Rounded Corners 14" o:spid="_x0000_s1052" style="position:absolute;left:18288;width:34004;height:3532;visibility:visible;mso-wrap-style:square;v-text-anchor:middle" arcsize=".5" o:gfxdata="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" filled="f" strokeweight="1pt">
                     <v:stroke joinstyle="miter"/>
                     <v:textbox>
                       <w:txbxContent>
@@ -3341,11 +3537,11 @@
                       </w:txbxContent>
                     </v:textbox>
                   </v:roundrect>
-                  <v:roundrect id="Rectangle: Rounded Corners 17" o:spid="_x0000_s1050" style="position:absolute;left:18703;top:6096;width:42736;height:17037;visibility:visible;mso-wrap-style:square;v-text-anchor:middle" arcsize="0" o:gfxdata="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" filled="f" stroked="f" strokeweight="1pt">
+                  <v:roundrect id="Rectangle: Rounded Corners 17" o:spid="_x0000_s1053" style="position:absolute;left:18703;top:6096;width:42736;height:17037;visibility:visible;mso-wrap-style:square;v-text-anchor:middle" arcsize="0" o:gfxdata="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" filled="f" stroked="f" strokeweight="1pt">
                     <v:stroke joinstyle="miter"/>
                   </v:roundrect>
-                  <v:group id="Group 21" o:spid="_x0000_s1051" style="position:absolute;left:40870;top:7065;width:19806;height:4153" coordsize="19805,4152" o:gfxdata="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">
-                    <v:roundrect id="Rectangle: Rounded Corners 18" o:spid="_x0000_s1052" style="position:absolute;width:19805;height:4152;visibility:visible;mso-wrap-style:square;v-text-anchor:middle" arcsize=".5" o:gfxdata="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" filled="f" strokecolor="#09101d [484]" strokeweight="1pt">
+                  <v:group id="Group 21" o:spid="_x0000_s1054" style="position:absolute;left:40870;top:7065;width:19806;height:4153" coordsize="19805,4152" o:gfxdata="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">
+                    <v:roundrect id="Rectangle: Rounded Corners 18" o:spid="_x0000_s1055" style="position:absolute;width:19805;height:4152;visibility:visible;mso-wrap-style:square;v-text-anchor:middle" arcsize=".5" o:gfxdata="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" filled="f" strokecolor="#09101d [484]" strokeweight="1pt">
                       <v:stroke joinstyle="miter"/>
                       <v:textbox>
                         <w:txbxContent>
@@ -3366,12 +3562,12 @@
                         </w:txbxContent>
                       </v:textbox>
                     </v:roundrect>
-                    <v:oval id="Oval 19" o:spid="_x0000_s1053" style="position:absolute;left:415;top:415;width:3601;height:3391;visibility:visible;mso-wrap-style:square;v-text-anchor:middle" o:gfxdata="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" fillcolor="#4472c4 [3204]" strokecolor="#09101d [484]" strokeweight="1pt">
+                    <v:oval id="Oval 19" o:spid="_x0000_s1056" style="position:absolute;left:415;top:415;width:3601;height:3391;visibility:visible;mso-wrap-style:square;v-text-anchor:middle" o:gfxdata="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" fillcolor="#4472c4 [3204]" strokecolor="#09101d [484]" strokeweight="1pt">
                       <v:stroke joinstyle="miter"/>
                     </v:oval>
                   </v:group>
-                  <v:group id="Group 21" o:spid="_x0000_s1054" style="position:absolute;left:40593;top:11637;width:19806;height:4153" coordsize="19805,4152" o:gfxdata="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">
-                    <v:roundrect id="Rectangle: Rounded Corners 18" o:spid="_x0000_s1055" style="position:absolute;width:19805;height:4152;visibility:visible;mso-wrap-style:square;v-text-anchor:middle" arcsize=".5" o:gfxdata="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" filled="f" strokecolor="#09101d [484]" strokeweight="1pt">
+                  <v:group id="Group 21" o:spid="_x0000_s1057" style="position:absolute;left:40593;top:11637;width:19806;height:4153" coordsize="19805,4152" o:gfxdata="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">
+                    <v:roundrect id="Rectangle: Rounded Corners 18" o:spid="_x0000_s1058" style="position:absolute;width:19805;height:4152;visibility:visible;mso-wrap-style:square;v-text-anchor:middle" arcsize=".5" o:gfxdata="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" filled="f" strokecolor="#09101d [484]" strokeweight="1pt">
                       <v:stroke joinstyle="miter"/>
                       <v:textbox>
                         <w:txbxContent>
@@ -3392,12 +3588,12 @@
                         </w:txbxContent>
                       </v:textbox>
                     </v:roundrect>
-                    <v:oval id="Oval 19" o:spid="_x0000_s1056" style="position:absolute;left:415;top:415;width:3601;height:3391;visibility:visible;mso-wrap-style:square;v-text-anchor:middle" o:gfxdata="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" fillcolor="#4472c4 [3204]" strokecolor="#09101d [484]" strokeweight="1pt">
+                    <v:oval id="Oval 19" o:spid="_x0000_s1059" style="position:absolute;left:415;top:415;width:3601;height:3391;visibility:visible;mso-wrap-style:square;v-text-anchor:middle" o:gfxdata="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" fillcolor="#4472c4 [3204]" strokecolor="#09101d [484]" strokeweight="1pt">
                       <v:stroke joinstyle="miter"/>
                     </v:oval>
                   </v:group>
-                  <v:group id="Group 21" o:spid="_x0000_s1057" style="position:absolute;left:40807;top:16279;width:19806;height:4152" coordorigin="144" coordsize="19805,4152" o:gfxdata="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">
-                    <v:roundrect id="Rectangle: Rounded Corners 18" o:spid="_x0000_s1058" style="position:absolute;left:144;width:19806;height:4152;visibility:visible;mso-wrap-style:square;v-text-anchor:middle" arcsize=".5" o:gfxdata="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" filled="f" strokecolor="#09101d [484]" strokeweight="1pt">
+                  <v:group id="Group 21" o:spid="_x0000_s1060" style="position:absolute;left:40807;top:16279;width:19806;height:4152" coordorigin="144" coordsize="19805,4152" o:gfxdata="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">
+                    <v:roundrect id="Rectangle: Rounded Corners 18" o:spid="_x0000_s1061" style="position:absolute;left:144;width:19806;height:4152;visibility:visible;mso-wrap-style:square;v-text-anchor:middle" arcsize=".5" o:gfxdata="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" filled="f" strokecolor="#09101d [484]" strokeweight="1pt">
                       <v:stroke joinstyle="miter"/>
                       <v:textbox>
                         <w:txbxContent>
@@ -3418,11 +3614,11 @@
                         </w:txbxContent>
                       </v:textbox>
                     </v:roundrect>
-                    <v:oval id="Oval 19" o:spid="_x0000_s1059" style="position:absolute;left:415;top:415;width:3601;height:3391;visibility:visible;mso-wrap-style:square;v-text-anchor:middle" o:gfxdata="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" fillcolor="#4472c4 [3204]" strokecolor="#09101d [484]" strokeweight="1pt">
+                    <v:oval id="Oval 19" o:spid="_x0000_s1062" style="position:absolute;left:415;top:415;width:3601;height:3391;visibility:visible;mso-wrap-style:square;v-text-anchor:middle" o:gfxdata="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" fillcolor="#4472c4 [3204]" strokecolor="#09101d [484]" strokeweight="1pt">
                       <v:stroke joinstyle="miter"/>
                     </v:oval>
                   </v:group>
-                  <v:shape id="Text Box 24" o:spid="_x0000_s1060" type="#_x0000_t202" style="position:absolute;left:19396;top:484;width:6996;height:2702;visibility:visible;mso-wrap-style:square;v-text-anchor:top" o:gfxdata="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" fillcolor="white [3201]" stroked="f" strokeweight=".5pt">
+                  <v:shape id="Text Box 24" o:spid="_x0000_s1063" type="#_x0000_t202" style="position:absolute;left:19396;top:484;width:6996;height:2702;visibility:visible;mso-wrap-style:square;v-text-anchor:top" o:gfxdata="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" fillcolor="white [3201]" stroked="f" strokeweight=".5pt">
                     <v:textbox>
                       <w:txbxContent>
                         <w:p>
@@ -3447,7 +3643,7 @@
         <mc:AlternateContent>
           <mc:Choice Requires="wps">
             <w:drawing>
-              <wp:anchor distT="0" distB="0" distL="114300" distR="114300" simplePos="0" relativeHeight="251698176" behindDoc="0" locked="0" layoutInCell="1" allowOverlap="1" wp14:anchorId="6A74B017" wp14:editId="48B8CAAB">
+              <wp:anchor distT="0" distB="0" distL="114300" distR="114300" simplePos="0" relativeHeight="251696128" behindDoc="0" locked="0" layoutInCell="1" allowOverlap="1" wp14:anchorId="6A74B017" wp14:editId="09E8CA8F">
                 <wp:simplePos x="0" y="0"/>
                 <wp:positionH relativeFrom="column">
                   <wp:posOffset>-409575</wp:posOffset>
@@ -3519,7 +3715,7 @@
           </mc:Choice>
           <mc:Fallback>
             <w:pict>
-              <v:shape w14:anchorId="6A74B017" id="_x0000_s1061" type="#_x0000_t202" style="position:absolute;margin-left:-32.25pt;margin-top:272.7pt;width:530.7pt;height:.05pt;z-index:251698176;visibility:visible;mso-wrap-style:square;mso-wrap-distance-left:9pt;mso-wrap-distance-top:0;mso-wrap-distance-right:9pt;mso-wrap-distance-bottom:0;mso-position-horizontal:absolute;mso-position-horizontal-relative:text;mso-position-vertical:absolute;mso-position-vertical-relative:text;v-text-anchor:top" o:gfxdata="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" stroked="f">
+              <v:shape w14:anchorId="6A74B017" id="_x0000_s1064" type="#_x0000_t202" style="position:absolute;margin-left:-32.25pt;margin-top:272.7pt;width:530.7pt;height:.05pt;z-index:251696128;visibility:visible;mso-wrap-style:square;mso-wrap-distance-left:9pt;mso-wrap-distance-top:0;mso-wrap-distance-right:9pt;mso-wrap-distance-bottom:0;mso-position-horizontal:absolute;mso-position-horizontal-relative:text;mso-position-vertical:absolute;mso-position-vertical-relative:text;v-text-anchor:top" o:gfxdata="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" stroked="f">
                 <v:textbox style="mso-fit-shape-to-text:t" inset="0,0,0,0">
                   <w:txbxContent>
                     <w:p>
@@ -3586,7 +3782,7 @@
         <mc:AlternateContent>
           <mc:Choice Requires="wps">
             <w:drawing>
-              <wp:anchor distT="0" distB="0" distL="114300" distR="114300" simplePos="0" relativeHeight="251702272" behindDoc="0" locked="0" layoutInCell="1" allowOverlap="1" wp14:anchorId="3A9717B7" wp14:editId="615F4895">
+              <wp:anchor distT="0" distB="0" distL="114300" distR="114300" simplePos="0" relativeHeight="251700224" behindDoc="0" locked="0" layoutInCell="1" allowOverlap="1" wp14:anchorId="3A9717B7" wp14:editId="42AF824D">
                 <wp:simplePos x="0" y="0"/>
                 <wp:positionH relativeFrom="column">
                   <wp:posOffset>925253</wp:posOffset>
@@ -3651,7 +3847,7 @@
           </mc:Choice>
           <mc:Fallback>
             <w:pict>
-              <v:shape w14:anchorId="22411D7C" id="Minus Sign 33" o:spid="_x0000_s1026" style="position:absolute;margin-left:72.85pt;margin-top:14.65pt;width:32.15pt;height:19.05pt;z-index:251702272;visibility:visible;mso-wrap-style:square;mso-width-percent:0;mso-height-percent:0;mso-wrap-distance-left:9pt;mso-wrap-distance-top:0;mso-wrap-distance-right:9pt;mso-wrap-distance-bottom:0;mso-position-horizontal:absolute;mso-position-horizontal-relative:text;mso-position-vertical:absolute;mso-position-vertical-relative:text;mso-width-percent:0;mso-height-percent:0;mso-width-relative:margin;mso-height-relative:margin;v-text-anchor:middle" coordsize="408305,241935" o:gfxdata="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" path="m54121,92516r300063,l354184,149419r-300063,l54121,92516xe" fillcolor="black [3213]" strokecolor="#09101d [484]" strokeweight="1pt">
+              <v:shape w14:anchorId="68A637FA" id="Minus Sign 33" o:spid="_x0000_s1026" style="position:absolute;margin-left:72.85pt;margin-top:14.65pt;width:32.15pt;height:19.05pt;z-index:251700224;visibility:visible;mso-wrap-style:square;mso-width-percent:0;mso-height-percent:0;mso-wrap-distance-left:9pt;mso-wrap-distance-top:0;mso-wrap-distance-right:9pt;mso-wrap-distance-bottom:0;mso-position-horizontal:absolute;mso-position-horizontal-relative:text;mso-position-vertical:absolute;mso-position-vertical-relative:text;mso-width-percent:0;mso-height-percent:0;mso-width-relative:margin;mso-height-relative:margin;v-text-anchor:middle" coordsize="408305,241935" o:gfxdata="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" path="m54121,92516r300063,l354184,149419r-300063,l54121,92516xe" fillcolor="black [3213]" strokecolor="#09101d [484]" strokeweight="1pt">
                 <v:stroke joinstyle="miter"/>
                 <v:path arrowok="t" o:connecttype="custom" o:connectlocs="54121,92516;354184,92516;354184,149419;54121,149419;54121,92516" o:connectangles="0,0,0,0,0"/>
               </v:shape>
@@ -3666,7 +3862,7 @@
         <mc:AlternateContent>
           <mc:Choice Requires="wps">
             <w:drawing>
-              <wp:anchor distT="0" distB="0" distL="114300" distR="114300" simplePos="0" relativeHeight="251731968" behindDoc="0" locked="0" layoutInCell="1" allowOverlap="1" wp14:anchorId="79376F1E" wp14:editId="4717041A">
+              <wp:anchor distT="0" distB="0" distL="114300" distR="114300" simplePos="0" relativeHeight="251729920" behindDoc="0" locked="0" layoutInCell="1" allowOverlap="1" wp14:anchorId="79376F1E" wp14:editId="7EDD0218">
                 <wp:simplePos x="0" y="0"/>
                 <wp:positionH relativeFrom="column">
                   <wp:posOffset>616123</wp:posOffset>
@@ -3738,7 +3934,7 @@
           </mc:Choice>
           <mc:Fallback>
             <w:pict>
-              <v:shape w14:anchorId="79376F1E" id="_x0000_s1062" type="#_x0000_t202" style="position:absolute;margin-left:48.5pt;margin-top:432.65pt;width:321.8pt;height:.05pt;z-index:251731968;visibility:visible;mso-wrap-style:square;mso-wrap-distance-left:9pt;mso-wrap-distance-top:0;mso-wrap-distance-right:9pt;mso-wrap-distance-bottom:0;mso-position-horizontal:absolute;mso-position-horizontal-relative:text;mso-position-vertical:absolute;mso-position-vertical-relative:text;v-text-anchor:top" o:gfxdata="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" stroked="f">
+              <v:shape w14:anchorId="79376F1E" id="_x0000_s1065" type="#_x0000_t202" style="position:absolute;margin-left:48.5pt;margin-top:432.65pt;width:321.8pt;height:.05pt;z-index:251729920;visibility:visible;mso-wrap-style:square;mso-wrap-distance-left:9pt;mso-wrap-distance-top:0;mso-wrap-distance-right:9pt;mso-wrap-distance-bottom:0;mso-position-horizontal:absolute;mso-position-horizontal-relative:text;mso-position-vertical:absolute;mso-position-vertical-relative:text;v-text-anchor:top" o:gfxdata="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" stroked="f">
                 <v:textbox style="mso-fit-shape-to-text:t" inset="0,0,0,0">
                   <w:txbxContent>
                     <w:p>
@@ -3777,7 +3973,7 @@
         <mc:AlternateContent>
           <mc:Choice Requires="wpg">
             <w:drawing>
-              <wp:anchor distT="0" distB="0" distL="114300" distR="114300" simplePos="0" relativeHeight="251729920" behindDoc="0" locked="0" layoutInCell="1" allowOverlap="1" wp14:anchorId="714A5AE6" wp14:editId="252DAF32">
+              <wp:anchor distT="0" distB="0" distL="114300" distR="114300" simplePos="0" relativeHeight="251727872" behindDoc="0" locked="0" layoutInCell="1" allowOverlap="1" wp14:anchorId="714A5AE6" wp14:editId="6226A035">
                 <wp:simplePos x="0" y="0"/>
                 <wp:positionH relativeFrom="column">
                   <wp:posOffset>671542</wp:posOffset>
@@ -4577,19 +4773,19 @@
           </mc:Choice>
           <mc:Fallback>
             <w:pict>
-              <v:group w14:anchorId="714A5AE6" id="Group 42" o:spid="_x0000_s1063" style="position:absolute;margin-left:52.9pt;margin-top:-2.2pt;width:321.8pt;height:430.35pt;z-index:251729920" coordsize="40870,54652" o:gfxdata="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">
-                <v:roundrect id="Rectangle: Rounded Corners 29" o:spid="_x0000_s1064" style="position:absolute;width:40870;height:54652;visibility:visible;mso-wrap-style:square;v-text-anchor:middle" arcsize="10923f" o:gfxdata="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" filled="f" strokecolor="#09101d [484]" strokeweight="1pt">
+              <v:group w14:anchorId="714A5AE6" id="Group 42" o:spid="_x0000_s1066" style="position:absolute;margin-left:52.9pt;margin-top:-2.2pt;width:321.8pt;height:430.35pt;z-index:251727872" coordsize="40870,54652" o:gfxdata="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">
+                <v:roundrect id="Rectangle: Rounded Corners 29" o:spid="_x0000_s1067" style="position:absolute;width:40870;height:54652;visibility:visible;mso-wrap-style:square;v-text-anchor:middle" arcsize="10923f" o:gfxdata="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" filled="f" strokecolor="#09101d [484]" strokeweight="1pt">
                   <v:stroke joinstyle="miter"/>
                 </v:roundrect>
-                <v:shape id="Minus Sign 33" o:spid="_x0000_s1065" style="position:absolute;left:2493;top:1108;width:4087;height:2424;visibility:visible;mso-wrap-style:square;v-text-anchor:middle" coordsize="408709,242455" o:gfxdata="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" path="m54174,92715r300361,l354535,149740r-300361,l54174,92715xe" fillcolor="black [3213]" strokecolor="#09101d [484]" strokeweight="1pt">
+                <v:shape id="Minus Sign 33" o:spid="_x0000_s1068" style="position:absolute;left:2493;top:1108;width:4087;height:2424;visibility:visible;mso-wrap-style:square;v-text-anchor:middle" coordsize="408709,242455" o:gfxdata="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" path="m54174,92715r300361,l354535,149740r-300361,l54174,92715xe" fillcolor="black [3213]" strokecolor="#09101d [484]" strokeweight="1pt">
                   <v:stroke joinstyle="miter"/>
                   <v:path arrowok="t" o:connecttype="custom" o:connectlocs="54174,92715;354535,92715;354535,149740;54174,149740;54174,92715" o:connectangles="0,0,0,0,0"/>
                 </v:shape>
-                <v:shape id="Minus Sign 33" o:spid="_x0000_s1066" style="position:absolute;left:2563;top:3255;width:4083;height:2420;visibility:visible;mso-wrap-style:square;v-text-anchor:middle" coordsize="408305,241935" o:gfxdata="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" path="m54121,92516r300063,l354184,149419r-300063,l54121,92516xe" fillcolor="black [3213]" strokecolor="#09101d [484]" strokeweight="1pt">
+                <v:shape id="Minus Sign 33" o:spid="_x0000_s1069" style="position:absolute;left:2563;top:3255;width:4083;height:2420;visibility:visible;mso-wrap-style:square;v-text-anchor:middle" coordsize="408305,241935" o:gfxdata="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" path="m54121,92516r300063,l354184,149419r-300063,l54121,92516xe" fillcolor="black [3213]" strokecolor="#09101d [484]" strokeweight="1pt">
                   <v:stroke joinstyle="miter"/>
                   <v:path arrowok="t" o:connecttype="custom" o:connectlocs="54121,92516;354184,92516;354184,149419;54121,149419;54121,92516" o:connectangles="0,0,0,0,0"/>
                 </v:shape>
-                <v:roundrect id="Rectangle: Rounded Corners 14" o:spid="_x0000_s1067" style="position:absolute;left:4779;top:5126;width:32598;height:3070;visibility:visible;mso-wrap-style:square;v-text-anchor:middle" arcsize=".5" o:gfxdata="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" filled="f" strokeweight="1pt">
+                <v:roundrect id="Rectangle: Rounded Corners 14" o:spid="_x0000_s1070" style="position:absolute;left:4779;top:5126;width:32598;height:3070;visibility:visible;mso-wrap-style:square;v-text-anchor:middle" arcsize=".5" o:gfxdata="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" filled="f" strokeweight="1pt">
                   <v:stroke joinstyle="miter"/>
                   <v:textbox>
                     <w:txbxContent>
@@ -4601,7 +4797,7 @@
                     </w:txbxContent>
                   </v:textbox>
                 </v:roundrect>
-                <v:shape id="Text Box 24" o:spid="_x0000_s1068" type="#_x0000_t202" style="position:absolute;left:4918;top:5403;width:6707;height:2790;visibility:visible;mso-wrap-style:square;v-text-anchor:top" o:gfxdata="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" fillcolor="white [3201]" stroked="f" strokeweight=".5pt">
+                <v:shape id="Text Box 24" o:spid="_x0000_s1071" type="#_x0000_t202" style="position:absolute;left:4918;top:5403;width:6707;height:2790;visibility:visible;mso-wrap-style:square;v-text-anchor:top" o:gfxdata="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" fillcolor="white [3201]" stroked="f" strokeweight=".5pt">
                   <v:textbox>
                     <w:txbxContent>
                       <w:p>
@@ -4612,7 +4808,7 @@
                     </w:txbxContent>
                   </v:textbox>
                 </v:shape>
-                <v:roundrect id="Rectangle: Rounded Corners 18" o:spid="_x0000_s1069" style="position:absolute;left:20435;top:22860;width:18980;height:3948;visibility:visible;mso-wrap-style:square;v-text-anchor:middle" arcsize=".5" o:gfxdata="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" filled="f" strokecolor="#09101d [484]" strokeweight="1pt">
+                <v:roundrect id="Rectangle: Rounded Corners 18" o:spid="_x0000_s1072" style="position:absolute;left:20435;top:22860;width:18980;height:3948;visibility:visible;mso-wrap-style:square;v-text-anchor:middle" arcsize=".5" o:gfxdata="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" filled="f" strokecolor="#09101d [484]" strokeweight="1pt">
                   <v:stroke joinstyle="miter"/>
                   <v:textbox>
                     <w:txbxContent>
@@ -4633,7 +4829,7 @@
                     </w:txbxContent>
                   </v:textbox>
                 </v:roundrect>
-                <v:roundrect id="Rectangle: Rounded Corners 18" o:spid="_x0000_s1070" style="position:absolute;left:20227;top:27016;width:18980;height:3607;visibility:visible;mso-wrap-style:square;v-text-anchor:middle" arcsize=".5" o:gfxdata="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" filled="f" strokecolor="#09101d [484]" strokeweight="1pt">
+                <v:roundrect id="Rectangle: Rounded Corners 18" o:spid="_x0000_s1073" style="position:absolute;left:20227;top:27016;width:18980;height:3607;visibility:visible;mso-wrap-style:square;v-text-anchor:middle" arcsize=".5" o:gfxdata="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" filled="f" strokecolor="#09101d [484]" strokeweight="1pt">
                   <v:stroke joinstyle="miter"/>
                   <v:textbox>
                     <w:txbxContent>
@@ -4654,7 +4850,7 @@
                     </w:txbxContent>
                   </v:textbox>
                 </v:roundrect>
-                <v:roundrect id="Rectangle: Rounded Corners 18" o:spid="_x0000_s1071" style="position:absolute;left:20296;top:30895;width:18987;height:3609;visibility:visible;mso-wrap-style:square;v-text-anchor:middle" arcsize=".5" o:gfxdata="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" filled="f" strokecolor="#09101d [484]" strokeweight="1pt">
+                <v:roundrect id="Rectangle: Rounded Corners 18" o:spid="_x0000_s1074" style="position:absolute;left:20296;top:30895;width:18987;height:3609;visibility:visible;mso-wrap-style:square;v-text-anchor:middle" arcsize=".5" o:gfxdata="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" filled="f" strokecolor="#09101d [484]" strokeweight="1pt">
                   <v:stroke joinstyle="miter"/>
                   <v:textbox>
                     <w:txbxContent>
@@ -4675,19 +4871,19 @@
                     </w:txbxContent>
                   </v:textbox>
                 </v:roundrect>
-                <v:oval id="Oval 19" o:spid="_x0000_s1072" style="position:absolute;left:20712;top:31172;width:3448;height:2947;visibility:visible;mso-wrap-style:square;v-text-anchor:middle" o:gfxdata="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" fillcolor="#4472c4 [3204]" strokecolor="#09101d [484]" strokeweight="1pt">
+                <v:oval id="Oval 19" o:spid="_x0000_s1075" style="position:absolute;left:20712;top:31172;width:3448;height:2947;visibility:visible;mso-wrap-style:square;v-text-anchor:middle" o:gfxdata="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" fillcolor="#4472c4 [3204]" strokecolor="#09101d [484]" strokeweight="1pt">
                   <v:stroke joinstyle="miter"/>
                 </v:oval>
-                <v:oval id="Oval 19" o:spid="_x0000_s1073" style="position:absolute;left:20574;top:27224;width:3448;height:2946;visibility:visible;mso-wrap-style:square;v-text-anchor:middle" o:gfxdata="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" fillcolor="#4472c4 [3204]" strokecolor="#09101d [484]" strokeweight="1pt">
+                <v:oval id="Oval 19" o:spid="_x0000_s1076" style="position:absolute;left:20574;top:27224;width:3448;height:2946;visibility:visible;mso-wrap-style:square;v-text-anchor:middle" o:gfxdata="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" fillcolor="#4472c4 [3204]" strokecolor="#09101d [484]" strokeweight="1pt">
                   <v:stroke joinstyle="miter"/>
                 </v:oval>
-                <v:oval id="Oval 19" o:spid="_x0000_s1074" style="position:absolute;left:20851;top:23344;width:3448;height:2947;visibility:visible;mso-wrap-style:square;v-text-anchor:middle" o:gfxdata="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" fillcolor="#4472c4 [3204]" strokecolor="#09101d [484]" strokeweight="1pt">
+                <v:oval id="Oval 19" o:spid="_x0000_s1077" style="position:absolute;left:20851;top:23344;width:3448;height:2947;visibility:visible;mso-wrap-style:square;v-text-anchor:middle" o:gfxdata="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" fillcolor="#4472c4 [3204]" strokecolor="#09101d [484]" strokeweight="1pt">
                   <v:stroke joinstyle="miter"/>
                 </v:oval>
-                <v:roundrect id="Rectangle: Rounded Corners 36" o:spid="_x0000_s1075" style="position:absolute;left:1454;top:48768;width:37954;height:4710;visibility:visible;mso-wrap-style:square;v-text-anchor:middle" arcsize=".5" o:gfxdata="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" filled="f" strokecolor="#09101d [484]" strokeweight="1pt">
+                <v:roundrect id="Rectangle: Rounded Corners 36" o:spid="_x0000_s1078" style="position:absolute;left:1454;top:48768;width:37954;height:4710;visibility:visible;mso-wrap-style:square;v-text-anchor:middle" arcsize=".5" o:gfxdata="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" filled="f" strokecolor="#09101d [484]" strokeweight="1pt">
                   <v:stroke joinstyle="miter"/>
                 </v:roundrect>
-                <v:shape id="Text Box 37" o:spid="_x0000_s1076" type="#_x0000_t202" style="position:absolute;left:4918;top:49391;width:7412;height:2979;visibility:visible;mso-wrap-style:square;v-text-anchor:top" o:gfxdata="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" filled="f" stroked="f" strokeweight=".5pt">
+                <v:shape id="Text Box 37" o:spid="_x0000_s1079" type="#_x0000_t202" style="position:absolute;left:4918;top:49391;width:7412;height:2979;visibility:visible;mso-wrap-style:square;v-text-anchor:top" o:gfxdata="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" filled="f" stroked="f" strokeweight=".5pt">
                   <v:textbox>
                     <w:txbxContent>
                       <w:p>
@@ -4708,7 +4904,7 @@
                     </w:txbxContent>
                   </v:textbox>
                 </v:shape>
-                <v:shape id="Text Box 37" o:spid="_x0000_s1077" type="#_x0000_t202" style="position:absolute;left:13785;top:49391;width:5606;height:2978;visibility:visible;mso-wrap-style:square;v-text-anchor:top" o:gfxdata="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" filled="f" stroked="f" strokeweight=".5pt">
+                <v:shape id="Text Box 37" o:spid="_x0000_s1080" type="#_x0000_t202" style="position:absolute;left:13785;top:49391;width:5606;height:2978;visibility:visible;mso-wrap-style:square;v-text-anchor:top" o:gfxdata="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" filled="f" stroked="f" strokeweight=".5pt">
                   <v:textbox>
                     <w:txbxContent>
                       <w:p>
@@ -4729,7 +4925,7 @@
                     </w:txbxContent>
                   </v:textbox>
                 </v:shape>
-                <v:shape id="Text Box 37" o:spid="_x0000_s1078" type="#_x0000_t202" style="position:absolute;left:21682;top:49391;width:5601;height:2978;visibility:visible;mso-wrap-style:square;v-text-anchor:top" o:gfxdata="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" filled="f" stroked="f" strokeweight=".5pt">
+                <v:shape id="Text Box 37" o:spid="_x0000_s1081" type="#_x0000_t202" style="position:absolute;left:21682;top:49391;width:5601;height:2978;visibility:visible;mso-wrap-style:square;v-text-anchor:top" o:gfxdata="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" filled="f" stroked="f" strokeweight=".5pt">
                   <v:textbox>
                     <w:txbxContent>
                       <w:p>
@@ -4750,7 +4946,7 @@
                     </w:txbxContent>
                   </v:textbox>
                 </v:shape>
-                <v:shape id="Text Box 37" o:spid="_x0000_s1079" type="#_x0000_t202" style="position:absolute;left:29787;top:49391;width:6234;height:2979;visibility:visible;mso-wrap-style:square;v-text-anchor:top" o:gfxdata="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" filled="f" stroked="f" strokeweight=".5pt">
+                <v:shape id="Text Box 37" o:spid="_x0000_s1082" type="#_x0000_t202" style="position:absolute;left:29787;top:49391;width:6234;height:2979;visibility:visible;mso-wrap-style:square;v-text-anchor:top" o:gfxdata="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" filled="f" stroked="f" strokeweight=".5pt">
                   <v:textbox>
                     <w:txbxContent>
                       <w:p>
@@ -4771,7 +4967,7 @@
                     </w:txbxContent>
                   </v:textbox>
                 </v:shape>
-                <v:shape id="Text Box 39" o:spid="_x0000_s1080" type="#_x0000_t202" style="position:absolute;left:3325;top:17387;width:12122;height:2909;visibility:visible;mso-wrap-style:square;v-text-anchor:top" o:gfxdata="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" fillcolor="white [3201]" strokeweight=".5pt">
+                <v:shape id="Text Box 39" o:spid="_x0000_s1083" type="#_x0000_t202" style="position:absolute;left:3325;top:17387;width:12122;height:2909;visibility:visible;mso-wrap-style:square;v-text-anchor:top" o:gfxdata="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" fillcolor="white [3201]" strokeweight=".5pt">
                   <v:textbox>
                     <w:txbxContent>
                       <w:p>
@@ -4782,7 +4978,7 @@
                     </w:txbxContent>
                   </v:textbox>
                 </v:shape>
-                <v:rect id="Rectangle 41" o:spid="_x0000_s1081" style="position:absolute;left:2978;top:20296;width:13924;height:14206;visibility:visible;mso-wrap-style:square;v-text-anchor:middle" o:gfxdata="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" strokecolor="#09101d [484]" strokeweight="1pt">
+                <v:rect id="Rectangle 41" o:spid="_x0000_s1084" style="position:absolute;left:2978;top:20296;width:13924;height:14206;visibility:visible;mso-wrap-style:square;v-text-anchor:middle" o:gfxdata="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" strokecolor="#09101d [484]" strokeweight="1pt">
                   <v:fill r:id="rId12" o:title="" recolor="t" rotate="t" type="frame"/>
                 </v:rect>
               </v:group>
@@ -4879,7 +5075,7 @@
       <w:r>
         <w:tab/>
       </w:r>
-      <w:bookmarkStart w:id="5" w:name="_Toc230523412"/>
+      <w:bookmarkStart w:id="5" w:name="_Toc230817736"/>
       <w:r>
         <w:t>Week 2 Reflection.</w:t>
       </w:r>
@@ -4894,9 +5090,12 @@
       <w:pPr>
         <w:pStyle w:val="Heading1"/>
       </w:pPr>
-      <w:r>
+      <w:bookmarkStart w:id="6" w:name="_Toc230817737"/>
+      <w:r>
+        <w:lastRenderedPageBreak/>
         <w:t>Week 3: JavaScript and PHP Basics</w:t>
       </w:r>
+      <w:bookmarkEnd w:id="6"/>
     </w:p>
     <w:p>
       <w:pPr>
@@ -4906,6 +5105,7 @@
           <w:bCs/>
         </w:rPr>
       </w:pPr>
+      <w:bookmarkStart w:id="7" w:name="_Toc230817738"/>
       <w:r>
         <w:t xml:space="preserve">TITLE: </w:t>
       </w:r>
@@ -4915,13 +5115,387 @@
         </w:rPr>
         <w:t>Frontend Interaction and Backend Foundations</w:t>
       </w:r>
+      <w:bookmarkEnd w:id="7"/>
     </w:p>
     <w:p>
       <w:pPr>
-        <w:pStyle w:val="Heading2"/>
+        <w:keepNext/>
       </w:pPr>
       <w:r>
         <w:t xml:space="preserve"> </w:t>
+      </w:r>
+      <w:r>
+        <w:rPr>
+          <w:noProof/>
+        </w:rPr>
+        <w:drawing>
+          <wp:inline distT="0" distB="0" distL="0" distR="0" wp14:anchorId="6D022DCD" wp14:editId="39C39250">
+            <wp:extent cx="5943600" cy="3072765"/>
+            <wp:effectExtent l="0" t="0" r="0" b="0"/>
+            <wp:docPr id="661298064" name="Picture 51"/>
+            <wp:cNvGraphicFramePr>
+              <a:graphicFrameLocks xmlns:a="http://schemas.openxmlformats.org/drawingml/2006/main" noChangeAspect="1"/>
+            </wp:cNvGraphicFramePr>
+            <a:graphic xmlns:a="http://schemas.openxmlformats.org/drawingml/2006/main">
+              <a:graphicData uri="http://schemas.openxmlformats.org/drawingml/2006/picture">
+                <pic:pic xmlns:pic="http://schemas.openxmlformats.org/drawingml/2006/picture">
+                  <pic:nvPicPr>
+                    <pic:cNvPr id="661298064" name="Picture 661298064"/>
+                    <pic:cNvPicPr/>
+                  </pic:nvPicPr>
+                  <pic:blipFill>
+                    <a:blip r:embed="rId14">
+                      <a:extLst>
+                        <a:ext uri="{28A0092B-C50C-407E-A947-70E740481C1C}">
+                          <a14:useLocalDpi xmlns:a14="http://schemas.microsoft.com/office/drawing/2010/main" val="0"/>
+                        </a:ext>
+                      </a:extLst>
+                    </a:blip>
+                    <a:stretch>
+                      <a:fillRect/>
+                    </a:stretch>
+                  </pic:blipFill>
+                  <pic:spPr>
+                    <a:xfrm>
+                      <a:off x="0" y="0"/>
+                      <a:ext cx="5943600" cy="3072765"/>
+                    </a:xfrm>
+                    <a:prstGeom prst="rect">
+                      <a:avLst/>
+                    </a:prstGeom>
+                  </pic:spPr>
+                </pic:pic>
+              </a:graphicData>
+            </a:graphic>
+          </wp:inline>
+        </w:drawing>
+      </w:r>
+    </w:p>
+    <w:p>
+      <w:pPr>
+        <w:pStyle w:val="Caption"/>
+      </w:pPr>
+      <w:r>
+        <w:t xml:space="preserve">Figure </w:t>
+      </w:r>
+      <w:fldSimple w:instr=" SEQ Figure \* ARABIC ">
+        <w:r>
+          <w:rPr>
+            <w:noProof/>
+          </w:rPr>
+          <w:t>10</w:t>
+        </w:r>
+      </w:fldSimple>
+      <w:r>
+        <w:t>: JavaScript form validation</w:t>
+      </w:r>
+    </w:p>
+    <w:p>
+      <w:pPr>
+        <w:keepNext/>
+      </w:pPr>
+      <w:r>
+        <w:rPr>
+          <w:noProof/>
+        </w:rPr>
+        <w:drawing>
+          <wp:inline distT="0" distB="0" distL="0" distR="0" wp14:anchorId="70D40E50" wp14:editId="7A12F609">
+            <wp:extent cx="4982270" cy="3296110"/>
+            <wp:effectExtent l="0" t="0" r="8890" b="0"/>
+            <wp:docPr id="767702237" name="Picture 52"/>
+            <wp:cNvGraphicFramePr>
+              <a:graphicFrameLocks xmlns:a="http://schemas.openxmlformats.org/drawingml/2006/main" noChangeAspect="1"/>
+            </wp:cNvGraphicFramePr>
+            <a:graphic xmlns:a="http://schemas.openxmlformats.org/drawingml/2006/main">
+              <a:graphicData uri="http://schemas.openxmlformats.org/drawingml/2006/picture">
+                <pic:pic xmlns:pic="http://schemas.openxmlformats.org/drawingml/2006/picture">
+                  <pic:nvPicPr>
+                    <pic:cNvPr id="767702237" name="Picture 767702237"/>
+                    <pic:cNvPicPr/>
+                  </pic:nvPicPr>
+                  <pic:blipFill>
+                    <a:blip r:embed="rId15">
+                      <a:extLst>
+                        <a:ext uri="{28A0092B-C50C-407E-A947-70E740481C1C}">
+                          <a14:useLocalDpi xmlns:a14="http://schemas.microsoft.com/office/drawing/2010/main" val="0"/>
+                        </a:ext>
+                      </a:extLst>
+                    </a:blip>
+                    <a:stretch>
+                      <a:fillRect/>
+                    </a:stretch>
+                  </pic:blipFill>
+                  <pic:spPr>
+                    <a:xfrm>
+                      <a:off x="0" y="0"/>
+                      <a:ext cx="4982270" cy="3296110"/>
+                    </a:xfrm>
+                    <a:prstGeom prst="rect">
+                      <a:avLst/>
+                    </a:prstGeom>
+                  </pic:spPr>
+                </pic:pic>
+              </a:graphicData>
+            </a:graphic>
+          </wp:inline>
+        </w:drawing>
+      </w:r>
+    </w:p>
+    <w:p>
+      <w:pPr>
+        <w:pStyle w:val="Caption"/>
+      </w:pPr>
+      <w:r>
+        <w:t xml:space="preserve">Figure </w:t>
+      </w:r>
+      <w:fldSimple w:instr=" SEQ Figure \* ARABIC ">
+        <w:r>
+          <w:rPr>
+            <w:noProof/>
+          </w:rPr>
+          <w:t>11</w:t>
+        </w:r>
+      </w:fldSimple>
+      <w:r>
+        <w:t>: Password Strength Checker</w:t>
+      </w:r>
+    </w:p>
+    <w:p>
+      <w:pPr>
+        <w:keepNext/>
+      </w:pPr>
+      <w:r>
+        <w:rPr>
+          <w:noProof/>
+        </w:rPr>
+        <w:lastRenderedPageBreak/>
+        <w:drawing>
+          <wp:inline distT="0" distB="0" distL="0" distR="0" wp14:anchorId="33CA961A" wp14:editId="513D2FB1">
+            <wp:extent cx="6492240" cy="5257800"/>
+            <wp:effectExtent l="0" t="0" r="3810" b="0"/>
+            <wp:docPr id="1256373591" name="Picture 53"/>
+            <wp:cNvGraphicFramePr>
+              <a:graphicFrameLocks xmlns:a="http://schemas.openxmlformats.org/drawingml/2006/main" noChangeAspect="1"/>
+            </wp:cNvGraphicFramePr>
+            <a:graphic xmlns:a="http://schemas.openxmlformats.org/drawingml/2006/main">
+              <a:graphicData uri="http://schemas.openxmlformats.org/drawingml/2006/picture">
+                <pic:pic xmlns:pic="http://schemas.openxmlformats.org/drawingml/2006/picture">
+                  <pic:nvPicPr>
+                    <pic:cNvPr id="1256373591" name="Picture 1256373591"/>
+                    <pic:cNvPicPr/>
+                  </pic:nvPicPr>
+                  <pic:blipFill>
+                    <a:blip r:embed="rId16">
+                      <a:extLst>
+                        <a:ext uri="{28A0092B-C50C-407E-A947-70E740481C1C}">
+                          <a14:useLocalDpi xmlns:a14="http://schemas.microsoft.com/office/drawing/2010/main" val="0"/>
+                        </a:ext>
+                      </a:extLst>
+                    </a:blip>
+                    <a:stretch>
+                      <a:fillRect/>
+                    </a:stretch>
+                  </pic:blipFill>
+                  <pic:spPr>
+                    <a:xfrm>
+                      <a:off x="0" y="0"/>
+                      <a:ext cx="6492545" cy="5258047"/>
+                    </a:xfrm>
+                    <a:prstGeom prst="rect">
+                      <a:avLst/>
+                    </a:prstGeom>
+                  </pic:spPr>
+                </pic:pic>
+              </a:graphicData>
+            </a:graphic>
+          </wp:inline>
+        </w:drawing>
+      </w:r>
+    </w:p>
+    <w:p>
+      <w:pPr>
+        <w:pStyle w:val="Caption"/>
+      </w:pPr>
+      <w:r>
+        <w:t xml:space="preserve">Figure </w:t>
+      </w:r>
+      <w:fldSimple w:instr=" SEQ Figure \* ARABIC ">
+        <w:r>
+          <w:rPr>
+            <w:noProof/>
+          </w:rPr>
+          <w:t>12</w:t>
+        </w:r>
+      </w:fldSimple>
+      <w:r>
+        <w:t>: PHP Syntax practice</w:t>
+      </w:r>
+    </w:p>
+    <w:p>
+      <w:pPr>
+        <w:keepNext/>
+      </w:pPr>
+      <w:r>
+        <w:rPr>
+          <w:noProof/>
+        </w:rPr>
+        <w:drawing>
+          <wp:inline distT="0" distB="0" distL="0" distR="0" wp14:anchorId="1678A950" wp14:editId="346AFB0D">
+            <wp:extent cx="5943600" cy="2065655"/>
+            <wp:effectExtent l="0" t="0" r="0" b="0"/>
+            <wp:docPr id="58846422" name="Picture 54"/>
+            <wp:cNvGraphicFramePr>
+              <a:graphicFrameLocks xmlns:a="http://schemas.openxmlformats.org/drawingml/2006/main" noChangeAspect="1"/>
+            </wp:cNvGraphicFramePr>
+            <a:graphic xmlns:a="http://schemas.openxmlformats.org/drawingml/2006/main">
+              <a:graphicData uri="http://schemas.openxmlformats.org/drawingml/2006/picture">
+                <pic:pic xmlns:pic="http://schemas.openxmlformats.org/drawingml/2006/picture">
+                  <pic:nvPicPr>
+                    <pic:cNvPr id="58846422" name="Picture 58846422"/>
+                    <pic:cNvPicPr/>
+                  </pic:nvPicPr>
+                  <pic:blipFill>
+                    <a:blip r:embed="rId17">
+                      <a:extLst>
+                        <a:ext uri="{28A0092B-C50C-407E-A947-70E740481C1C}">
+                          <a14:useLocalDpi xmlns:a14="http://schemas.microsoft.com/office/drawing/2010/main" val="0"/>
+                        </a:ext>
+                      </a:extLst>
+                    </a:blip>
+                    <a:stretch>
+                      <a:fillRect/>
+                    </a:stretch>
+                  </pic:blipFill>
+                  <pic:spPr>
+                    <a:xfrm>
+                      <a:off x="0" y="0"/>
+                      <a:ext cx="5943600" cy="2065655"/>
+                    </a:xfrm>
+                    <a:prstGeom prst="rect">
+                      <a:avLst/>
+                    </a:prstGeom>
+                  </pic:spPr>
+                </pic:pic>
+              </a:graphicData>
+            </a:graphic>
+          </wp:inline>
+        </w:drawing>
+      </w:r>
+    </w:p>
+    <w:p>
+      <w:pPr>
+        <w:pStyle w:val="Caption"/>
+      </w:pPr>
+      <w:r>
+        <w:t xml:space="preserve">Figure </w:t>
+      </w:r>
+      <w:fldSimple w:instr=" SEQ Figure \* ARABIC ">
+        <w:r>
+          <w:rPr>
+            <w:noProof/>
+          </w:rPr>
+          <w:t>13</w:t>
+        </w:r>
+      </w:fldSimple>
+      <w:r>
+        <w:t>: Database connection script</w:t>
+      </w:r>
+    </w:p>
+    <w:p>
+      <w:pPr>
+        <w:keepNext/>
+      </w:pPr>
+      <w:r>
+        <w:rPr>
+          <w:noProof/>
+        </w:rPr>
+        <w:lastRenderedPageBreak/>
+        <w:drawing>
+          <wp:inline distT="0" distB="0" distL="0" distR="0" wp14:anchorId="59BC2312" wp14:editId="2AC5C524">
+            <wp:extent cx="5943600" cy="257175"/>
+            <wp:effectExtent l="0" t="0" r="0" b="9525"/>
+            <wp:docPr id="336808111" name="Picture 55"/>
+            <wp:cNvGraphicFramePr>
+              <a:graphicFrameLocks xmlns:a="http://schemas.openxmlformats.org/drawingml/2006/main" noChangeAspect="1"/>
+            </wp:cNvGraphicFramePr>
+            <a:graphic xmlns:a="http://schemas.openxmlformats.org/drawingml/2006/main">
+              <a:graphicData uri="http://schemas.openxmlformats.org/drawingml/2006/picture">
+                <pic:pic xmlns:pic="http://schemas.openxmlformats.org/drawingml/2006/picture">
+                  <pic:nvPicPr>
+                    <pic:cNvPr id="336808111" name="Picture 336808111"/>
+                    <pic:cNvPicPr/>
+                  </pic:nvPicPr>
+                  <pic:blipFill>
+                    <a:blip r:embed="rId18">
+                      <a:extLst>
+                        <a:ext uri="{28A0092B-C50C-407E-A947-70E740481C1C}">
+                          <a14:useLocalDpi xmlns:a14="http://schemas.microsoft.com/office/drawing/2010/main" val="0"/>
+                        </a:ext>
+                      </a:extLst>
+                    </a:blip>
+                    <a:stretch>
+                      <a:fillRect/>
+                    </a:stretch>
+                  </pic:blipFill>
+                  <pic:spPr>
+                    <a:xfrm>
+                      <a:off x="0" y="0"/>
+                      <a:ext cx="5943600" cy="257175"/>
+                    </a:xfrm>
+                    <a:prstGeom prst="rect">
+                      <a:avLst/>
+                    </a:prstGeom>
+                  </pic:spPr>
+                </pic:pic>
+              </a:graphicData>
+            </a:graphic>
+          </wp:inline>
+        </w:drawing>
+      </w:r>
+    </w:p>
+    <w:p>
+      <w:pPr>
+        <w:pStyle w:val="Caption"/>
+      </w:pPr>
+      <w:r>
+        <w:t xml:space="preserve">Figure </w:t>
+      </w:r>
+      <w:fldSimple w:instr=" SEQ Figure \* ARABIC ">
+        <w:r>
+          <w:rPr>
+            <w:noProof/>
+          </w:rPr>
+          <w:t>14</w:t>
+        </w:r>
+      </w:fldSimple>
+      <w:r>
+        <w:t>: Dynamic user input handling</w:t>
+      </w:r>
+    </w:p>
+    <w:p>
+      <w:pPr>
+        <w:pStyle w:val="Heading3"/>
+      </w:pPr>
+      <w:bookmarkStart w:id="8" w:name="_Toc230817739"/>
+      <w:r>
+        <w:t>Week 3 Reflection</w:t>
+      </w:r>
+      <w:bookmarkEnd w:id="8"/>
+    </w:p>
+    <w:p>
+      <w:r>
+        <w:t>The frontend and the backend interact via HTTP requests where the user inputs data and the backend process it and returns a response as a HTML. The purpose of validation is to ensure data integrity and security by preventing malicious or wrong input from entering the system. For the technologies used, PHP was used as the backend for data processing, HTML for developing the frontend and MySQL for the database.</w:t>
+      </w:r>
+    </w:p>
+    <w:p>
+      <w:pPr>
+        <w:pStyle w:val="Heading1"/>
+      </w:pPr>
+      <w:r>
+        <w:t>Week 4</w:t>
+      </w:r>
+      <w:r>
+        <w:t>:</w:t>
       </w:r>
     </w:p>
     <w:sectPr>
@@ -5861,6 +6435,7 @@
   <w:style w:type="character" w:default="1" w:styleId="DefaultParagraphFont">
     <w:name w:val="Default Paragraph Font"/>
     <w:uiPriority w:val="1"/>
+    <w:semiHidden/>
     <w:unhideWhenUsed/>
   </w:style>
   <w:style w:type="table" w:default="1" w:styleId="TableNormal">

--- a/BIT3208_Project/Project_documentation.docx
+++ b/BIT3208_Project/Project_documentation.docx
@@ -123,8 +123,16 @@
       <w:r>
         <w:t xml:space="preserve"> </w:t>
       </w:r>
-      <w:r>
-        <w:t>https://github.com/ivanamani/BIT3208_Project</w:t>
+      <w:hyperlink r:id="rId6" w:history="1">
+        <w:r>
+          <w:rPr>
+            <w:rStyle w:val="Hyperlink"/>
+          </w:rPr>
+          <w:t>https://github.com/ivanamani/BIT3208_Project</w:t>
+        </w:r>
+      </w:hyperlink>
+      <w:r>
+        <w:t xml:space="preserve"> </w:t>
       </w:r>
     </w:p>
     <w:p>
@@ -209,7 +217,7 @@
           <w:r>
             <w:fldChar w:fldCharType="separate"/>
           </w:r>
-          <w:hyperlink w:anchor="_Toc230817731" w:history="1">
+          <w:hyperlink w:anchor="_Toc230818577" w:history="1">
             <w:r>
               <w:rPr>
                 <w:rStyle w:val="Hyperlink"/>
@@ -236,7 +244,7 @@
                 <w:noProof/>
                 <w:webHidden/>
               </w:rPr>
-              <w:instrText xml:space="preserve"> PAGEREF _Toc230817731 \h </w:instrText>
+              <w:instrText xml:space="preserve"> PAGEREF _Toc230818577 \h </w:instrText>
             </w:r>
             <w:r>
               <w:rPr>
@@ -278,7 +286,7 @@
               <w:noProof/>
             </w:rPr>
           </w:pPr>
-          <w:hyperlink w:anchor="_Toc230817732" w:history="1">
+          <w:hyperlink w:anchor="_Toc230818578" w:history="1">
             <w:r>
               <w:rPr>
                 <w:rStyle w:val="Hyperlink"/>
@@ -314,7 +322,7 @@
                 <w:noProof/>
                 <w:webHidden/>
               </w:rPr>
-              <w:instrText xml:space="preserve"> PAGEREF _Toc230817732 \h </w:instrText>
+              <w:instrText xml:space="preserve"> PAGEREF _Toc230818578 \h </w:instrText>
             </w:r>
             <w:r>
               <w:rPr>
@@ -356,7 +364,7 @@
               <w:noProof/>
             </w:rPr>
           </w:pPr>
-          <w:hyperlink w:anchor="_Toc230817733" w:history="1">
+          <w:hyperlink w:anchor="_Toc230818579" w:history="1">
             <w:r>
               <w:rPr>
                 <w:rStyle w:val="Hyperlink"/>
@@ -383,7 +391,7 @@
                 <w:noProof/>
                 <w:webHidden/>
               </w:rPr>
-              <w:instrText xml:space="preserve"> PAGEREF _Toc230817733 \h </w:instrText>
+              <w:instrText xml:space="preserve"> PAGEREF _Toc230818579 \h </w:instrText>
             </w:r>
             <w:r>
               <w:rPr>
@@ -425,7 +433,7 @@
               <w:noProof/>
             </w:rPr>
           </w:pPr>
-          <w:hyperlink w:anchor="_Toc230817734" w:history="1">
+          <w:hyperlink w:anchor="_Toc230818580" w:history="1">
             <w:r>
               <w:rPr>
                 <w:rStyle w:val="Hyperlink"/>
@@ -452,7 +460,7 @@
                 <w:noProof/>
                 <w:webHidden/>
               </w:rPr>
-              <w:instrText xml:space="preserve"> PAGEREF _Toc230817734 \h </w:instrText>
+              <w:instrText xml:space="preserve"> PAGEREF _Toc230818580 \h </w:instrText>
             </w:r>
             <w:r>
               <w:rPr>
@@ -494,7 +502,7 @@
               <w:noProof/>
             </w:rPr>
           </w:pPr>
-          <w:hyperlink w:anchor="_Toc230817735" w:history="1">
+          <w:hyperlink w:anchor="_Toc230818581" w:history="1">
             <w:r>
               <w:rPr>
                 <w:rStyle w:val="Hyperlink"/>
@@ -521,7 +529,7 @@
                 <w:noProof/>
                 <w:webHidden/>
               </w:rPr>
-              <w:instrText xml:space="preserve"> PAGEREF _Toc230817735 \h </w:instrText>
+              <w:instrText xml:space="preserve"> PAGEREF _Toc230818581 \h </w:instrText>
             </w:r>
             <w:r>
               <w:rPr>
@@ -563,7 +571,7 @@
               <w:noProof/>
             </w:rPr>
           </w:pPr>
-          <w:hyperlink w:anchor="_Toc230817736" w:history="1">
+          <w:hyperlink w:anchor="_Toc230818582" w:history="1">
             <w:r>
               <w:rPr>
                 <w:rStyle w:val="Hyperlink"/>
@@ -590,7 +598,7 @@
                 <w:noProof/>
                 <w:webHidden/>
               </w:rPr>
-              <w:instrText xml:space="preserve"> PAGEREF _Toc230817736 \h </w:instrText>
+              <w:instrText xml:space="preserve"> PAGEREF _Toc230818582 \h </w:instrText>
             </w:r>
             <w:r>
               <w:rPr>
@@ -632,7 +640,7 @@
               <w:noProof/>
             </w:rPr>
           </w:pPr>
-          <w:hyperlink w:anchor="_Toc230817737" w:history="1">
+          <w:hyperlink w:anchor="_Toc230818583" w:history="1">
             <w:r>
               <w:rPr>
                 <w:rStyle w:val="Hyperlink"/>
@@ -659,7 +667,7 @@
                 <w:noProof/>
                 <w:webHidden/>
               </w:rPr>
-              <w:instrText xml:space="preserve"> PAGEREF _Toc230817737 \h </w:instrText>
+              <w:instrText xml:space="preserve"> PAGEREF _Toc230818583 \h </w:instrText>
             </w:r>
             <w:r>
               <w:rPr>
@@ -701,7 +709,7 @@
               <w:noProof/>
             </w:rPr>
           </w:pPr>
-          <w:hyperlink w:anchor="_Toc230817738" w:history="1">
+          <w:hyperlink w:anchor="_Toc230818584" w:history="1">
             <w:r>
               <w:rPr>
                 <w:rStyle w:val="Hyperlink"/>
@@ -736,7 +744,7 @@
                 <w:noProof/>
                 <w:webHidden/>
               </w:rPr>
-              <w:instrText xml:space="preserve"> PAGEREF _Toc230817738 \h </w:instrText>
+              <w:instrText xml:space="preserve"> PAGEREF _Toc230818584 \h </w:instrText>
             </w:r>
             <w:r>
               <w:rPr>
@@ -778,7 +786,7 @@
               <w:noProof/>
             </w:rPr>
           </w:pPr>
-          <w:hyperlink w:anchor="_Toc230817739" w:history="1">
+          <w:hyperlink w:anchor="_Toc230818585" w:history="1">
             <w:r>
               <w:rPr>
                 <w:rStyle w:val="Hyperlink"/>
@@ -805,7 +813,76 @@
                 <w:noProof/>
                 <w:webHidden/>
               </w:rPr>
-              <w:instrText xml:space="preserve"> PAGEREF _Toc230817739 \h </w:instrText>
+              <w:instrText xml:space="preserve"> PAGEREF _Toc230818585 \h </w:instrText>
+            </w:r>
+            <w:r>
+              <w:rPr>
+                <w:noProof/>
+                <w:webHidden/>
+              </w:rPr>
+            </w:r>
+            <w:r>
+              <w:rPr>
+                <w:noProof/>
+                <w:webHidden/>
+              </w:rPr>
+              <w:fldChar w:fldCharType="separate"/>
+            </w:r>
+            <w:r>
+              <w:rPr>
+                <w:noProof/>
+                <w:webHidden/>
+              </w:rPr>
+              <w:t>11</w:t>
+            </w:r>
+            <w:r>
+              <w:rPr>
+                <w:noProof/>
+                <w:webHidden/>
+              </w:rPr>
+              <w:fldChar w:fldCharType="end"/>
+            </w:r>
+          </w:hyperlink>
+        </w:p>
+        <w:p>
+          <w:pPr>
+            <w:pStyle w:val="TOC1"/>
+            <w:tabs>
+              <w:tab w:val="right" w:leader="dot" w:pos="9350"/>
+            </w:tabs>
+            <w:rPr>
+              <w:rFonts w:eastAsiaTheme="minorEastAsia"/>
+              <w:noProof/>
+            </w:rPr>
+          </w:pPr>
+          <w:hyperlink w:anchor="_Toc230818586" w:history="1">
+            <w:r>
+              <w:rPr>
+                <w:rStyle w:val="Hyperlink"/>
+                <w:noProof/>
+              </w:rPr>
+              <w:t>Week 4:</w:t>
+            </w:r>
+            <w:r>
+              <w:rPr>
+                <w:noProof/>
+                <w:webHidden/>
+              </w:rPr>
+              <w:tab/>
+            </w:r>
+            <w:r>
+              <w:rPr>
+                <w:noProof/>
+                <w:webHidden/>
+              </w:rPr>
+              <w:fldChar w:fldCharType="begin"/>
+            </w:r>
+            <w:r>
+              <w:rPr>
+                <w:noProof/>
+                <w:webHidden/>
+              </w:rPr>
+              <w:instrText xml:space="preserve"> PAGEREF _Toc230818586 \h </w:instrText>
             </w:r>
             <w:r>
               <w:rPr>
@@ -873,7 +950,7 @@
       <w:pPr>
         <w:pStyle w:val="Heading1"/>
       </w:pPr>
-      <w:bookmarkStart w:id="0" w:name="_Toc230817731"/>
+      <w:bookmarkStart w:id="0" w:name="_Toc230818577"/>
       <w:r>
         <w:lastRenderedPageBreak/>
         <w:t>WEEK ONE: LOCAL ENVIRONMENT SETUP</w:t>
@@ -888,7 +965,7 @@
           <w:bCs/>
         </w:rPr>
       </w:pPr>
-      <w:bookmarkStart w:id="1" w:name="_Toc230817732"/>
+      <w:bookmarkStart w:id="1" w:name="_Toc230818578"/>
       <w:r>
         <w:t xml:space="preserve">TITLE: </w:t>
       </w:r>
@@ -923,7 +1000,7 @@
                     <pic:cNvPicPr/>
                   </pic:nvPicPr>
                   <pic:blipFill>
-                    <a:blip r:embed="rId6">
+                    <a:blip r:embed="rId7">
                       <a:extLst>
                         <a:ext uri="{28A0092B-C50C-407E-A947-70E740481C1C}">
                           <a14:useLocalDpi xmlns:a14="http://schemas.microsoft.com/office/drawing/2010/main" val="0"/>
@@ -1001,7 +1078,7 @@
                     <pic:cNvPicPr/>
                   </pic:nvPicPr>
                   <pic:blipFill>
-                    <a:blip r:embed="rId7">
+                    <a:blip r:embed="rId8">
                       <a:extLst>
                         <a:ext uri="{28A0092B-C50C-407E-A947-70E740481C1C}">
                           <a14:useLocalDpi xmlns:a14="http://schemas.microsoft.com/office/drawing/2010/main" val="0"/>
@@ -1078,7 +1155,7 @@
                     <pic:cNvPicPr/>
                   </pic:nvPicPr>
                   <pic:blipFill>
-                    <a:blip r:embed="rId8">
+                    <a:blip r:embed="rId9">
                       <a:extLst>
                         <a:ext uri="{28A0092B-C50C-407E-A947-70E740481C1C}">
                           <a14:useLocalDpi xmlns:a14="http://schemas.microsoft.com/office/drawing/2010/main" val="0"/>
@@ -1156,7 +1233,7 @@
                     <pic:cNvPicPr/>
                   </pic:nvPicPr>
                   <pic:blipFill>
-                    <a:blip r:embed="rId9">
+                    <a:blip r:embed="rId10">
                       <a:extLst>
                         <a:ext uri="{28A0092B-C50C-407E-A947-70E740481C1C}">
                           <a14:useLocalDpi xmlns:a14="http://schemas.microsoft.com/office/drawing/2010/main" val="0"/>
@@ -1233,7 +1310,7 @@
                     <pic:cNvPicPr/>
                   </pic:nvPicPr>
                   <pic:blipFill>
-                    <a:blip r:embed="rId10">
+                    <a:blip r:embed="rId11">
                       <a:extLst>
                         <a:ext uri="{28A0092B-C50C-407E-A947-70E740481C1C}">
                           <a14:useLocalDpi xmlns:a14="http://schemas.microsoft.com/office/drawing/2010/main" val="0"/>
@@ -1293,7 +1370,7 @@
       <w:pPr>
         <w:pStyle w:val="Heading3"/>
       </w:pPr>
-      <w:bookmarkStart w:id="2" w:name="_Toc230817733"/>
+      <w:bookmarkStart w:id="2" w:name="_Toc230818579"/>
       <w:r>
         <w:t>WEEK 1 REFLECTIONS</w:t>
       </w:r>
@@ -1329,7 +1406,7 @@
       <w:pPr>
         <w:pStyle w:val="Heading1"/>
       </w:pPr>
-      <w:bookmarkStart w:id="3" w:name="_Toc230817734"/>
+      <w:bookmarkStart w:id="3" w:name="_Toc230818580"/>
       <w:r>
         <w:t>WEEK 2: WIREFRAMES AND GUI DESIGN.</w:t>
       </w:r>
@@ -1339,7 +1416,7 @@
       <w:pPr>
         <w:pStyle w:val="Heading2"/>
       </w:pPr>
-      <w:bookmarkStart w:id="4" w:name="_Toc230817735"/>
+      <w:bookmarkStart w:id="4" w:name="_Toc230818581"/>
       <w:r>
         <w:t>TITLE: USER INTERFACEE PLANNING AND SYSTEM DESIGN</w:t>
       </w:r>
@@ -4736,7 +4813,7 @@
                             <a:avLst/>
                           </a:prstGeom>
                           <a:blipFill>
-                            <a:blip r:embed="rId11"/>
+                            <a:blip r:embed="rId12"/>
                             <a:stretch>
                               <a:fillRect/>
                             </a:stretch>
@@ -4979,7 +5056,7 @@
                   </v:textbox>
                 </v:shape>
                 <v:rect id="Rectangle 41" o:spid="_x0000_s1084" style="position:absolute;left:2978;top:20296;width:13924;height:14206;visibility:visible;mso-wrap-style:square;v-text-anchor:middle" o:gfxdata="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" strokecolor="#09101d [484]" strokeweight="1pt">
-                  <v:fill r:id="rId12" o:title="" recolor="t" rotate="t" type="frame"/>
+                  <v:fill r:id="rId13" o:title="" recolor="t" rotate="t" type="frame"/>
                 </v:rect>
               </v:group>
             </w:pict>
@@ -5015,7 +5092,7 @@
                     <pic:cNvPicPr/>
                   </pic:nvPicPr>
                   <pic:blipFill>
-                    <a:blip r:embed="rId13">
+                    <a:blip r:embed="rId14">
                       <a:extLst>
                         <a:ext uri="{28A0092B-C50C-407E-A947-70E740481C1C}">
                           <a14:useLocalDpi xmlns:a14="http://schemas.microsoft.com/office/drawing/2010/main" val="0"/>
@@ -5075,7 +5152,7 @@
       <w:r>
         <w:tab/>
       </w:r>
-      <w:bookmarkStart w:id="5" w:name="_Toc230817736"/>
+      <w:bookmarkStart w:id="5" w:name="_Toc230818582"/>
       <w:r>
         <w:t>Week 2 Reflection.</w:t>
       </w:r>
@@ -5090,7 +5167,7 @@
       <w:pPr>
         <w:pStyle w:val="Heading1"/>
       </w:pPr>
-      <w:bookmarkStart w:id="6" w:name="_Toc230817737"/>
+      <w:bookmarkStart w:id="6" w:name="_Toc230818583"/>
       <w:r>
         <w:lastRenderedPageBreak/>
         <w:t>Week 3: JavaScript and PHP Basics</w:t>
@@ -5105,7 +5182,7 @@
           <w:bCs/>
         </w:rPr>
       </w:pPr>
-      <w:bookmarkStart w:id="7" w:name="_Toc230817738"/>
+      <w:bookmarkStart w:id="7" w:name="_Toc230818584"/>
       <w:r>
         <w:t xml:space="preserve">TITLE: </w:t>
       </w:r>
@@ -5144,7 +5221,7 @@
                     <pic:cNvPicPr/>
                   </pic:nvPicPr>
                   <pic:blipFill>
-                    <a:blip r:embed="rId14">
+                    <a:blip r:embed="rId15">
                       <a:extLst>
                         <a:ext uri="{28A0092B-C50C-407E-A947-70E740481C1C}">
                           <a14:useLocalDpi xmlns:a14="http://schemas.microsoft.com/office/drawing/2010/main" val="0"/>
@@ -5214,7 +5291,7 @@
                     <pic:cNvPicPr/>
                   </pic:nvPicPr>
                   <pic:blipFill>
-                    <a:blip r:embed="rId15">
+                    <a:blip r:embed="rId16">
                       <a:extLst>
                         <a:ext uri="{28A0092B-C50C-407E-A947-70E740481C1C}">
                           <a14:useLocalDpi xmlns:a14="http://schemas.microsoft.com/office/drawing/2010/main" val="0"/>
@@ -5285,7 +5362,7 @@
                     <pic:cNvPicPr/>
                   </pic:nvPicPr>
                   <pic:blipFill>
-                    <a:blip r:embed="rId16">
+                    <a:blip r:embed="rId17">
                       <a:extLst>
                         <a:ext uri="{28A0092B-C50C-407E-A947-70E740481C1C}">
                           <a14:useLocalDpi xmlns:a14="http://schemas.microsoft.com/office/drawing/2010/main" val="0"/>
@@ -5355,7 +5432,7 @@
                     <pic:cNvPicPr/>
                   </pic:nvPicPr>
                   <pic:blipFill>
-                    <a:blip r:embed="rId17">
+                    <a:blip r:embed="rId18">
                       <a:extLst>
                         <a:ext uri="{28A0092B-C50C-407E-A947-70E740481C1C}">
                           <a14:useLocalDpi xmlns:a14="http://schemas.microsoft.com/office/drawing/2010/main" val="0"/>
@@ -5426,7 +5503,7 @@
                     <pic:cNvPicPr/>
                   </pic:nvPicPr>
                   <pic:blipFill>
-                    <a:blip r:embed="rId18">
+                    <a:blip r:embed="rId19">
                       <a:extLst>
                         <a:ext uri="{28A0092B-C50C-407E-A947-70E740481C1C}">
                           <a14:useLocalDpi xmlns:a14="http://schemas.microsoft.com/office/drawing/2010/main" val="0"/>
@@ -5476,7 +5553,7 @@
       <w:pPr>
         <w:pStyle w:val="Heading3"/>
       </w:pPr>
-      <w:bookmarkStart w:id="8" w:name="_Toc230817739"/>
+      <w:bookmarkStart w:id="8" w:name="_Toc230818585"/>
       <w:r>
         <w:t>Week 3 Reflection</w:t>
       </w:r>
@@ -5491,12 +5568,14 @@
       <w:pPr>
         <w:pStyle w:val="Heading1"/>
       </w:pPr>
+      <w:bookmarkStart w:id="9" w:name="_Toc230818586"/>
       <w:r>
         <w:t>Week 4</w:t>
       </w:r>
       <w:r>
         <w:t>:</w:t>
       </w:r>
+      <w:bookmarkEnd w:id="9"/>
     </w:p>
     <w:sectPr>
       <w:pgSz w:w="12240" w:h="15840"/>

--- a/BIT3208_Project/Project_documentation.docx
+++ b/BIT3208_Project/Project_documentation.docx
@@ -98,6 +98,19 @@
       </w:pPr>
       <w:r>
         <w:t>CANVA</w:t>
+      </w:r>
+    </w:p>
+    <w:p>
+      <w:pPr>
+        <w:pStyle w:val="ListParagraph"/>
+        <w:numPr>
+          <w:ilvl w:val="0"/>
+          <w:numId w:val="3"/>
+        </w:numPr>
+        <w:jc w:val="center"/>
+      </w:pPr>
+      <w:r>
+        <w:t>WORD</w:t>
       </w:r>
     </w:p>
     <w:p>
@@ -1041,14 +1054,27 @@
       <w:r>
         <w:t xml:space="preserve">Figure </w:t>
       </w:r>
-      <w:fldSimple w:instr=" SEQ Figure \* ARABIC ">
-        <w:r>
-          <w:rPr>
-            <w:noProof/>
-          </w:rPr>
-          <w:t>1</w:t>
-        </w:r>
-      </w:fldSimple>
+      <w:r>
+        <w:fldChar w:fldCharType="begin"/>
+      </w:r>
+      <w:r>
+        <w:instrText xml:space="preserve"> SEQ Figure \* ARABIC </w:instrText>
+      </w:r>
+      <w:r>
+        <w:fldChar w:fldCharType="separate"/>
+      </w:r>
+      <w:r>
+        <w:rPr>
+          <w:noProof/>
+        </w:rPr>
+        <w:t>1</w:t>
+      </w:r>
+      <w:r>
+        <w:rPr>
+          <w:noProof/>
+        </w:rPr>
+        <w:fldChar w:fldCharType="end"/>
+      </w:r>
       <w:r>
         <w:t>: Installation of XAMPP</w:t>
       </w:r>
@@ -1119,14 +1145,27 @@
       <w:r>
         <w:t xml:space="preserve">Figure </w:t>
       </w:r>
-      <w:fldSimple w:instr=" SEQ Figure \* ARABIC ">
-        <w:r>
-          <w:rPr>
-            <w:noProof/>
-          </w:rPr>
-          <w:t>2</w:t>
-        </w:r>
-      </w:fldSimple>
+      <w:r>
+        <w:fldChar w:fldCharType="begin"/>
+      </w:r>
+      <w:r>
+        <w:instrText xml:space="preserve"> SEQ Figure \* ARABIC </w:instrText>
+      </w:r>
+      <w:r>
+        <w:fldChar w:fldCharType="separate"/>
+      </w:r>
+      <w:r>
+        <w:rPr>
+          <w:noProof/>
+        </w:rPr>
+        <w:t>2</w:t>
+      </w:r>
+      <w:r>
+        <w:rPr>
+          <w:noProof/>
+        </w:rPr>
+        <w:fldChar w:fldCharType="end"/>
+      </w:r>
       <w:r>
         <w:t>: Apache and MySQL running</w:t>
       </w:r>
@@ -1196,14 +1235,27 @@
       <w:r>
         <w:t xml:space="preserve">Figure </w:t>
       </w:r>
-      <w:fldSimple w:instr=" SEQ Figure \* ARABIC ">
-        <w:r>
-          <w:rPr>
-            <w:noProof/>
-          </w:rPr>
-          <w:t>3</w:t>
-        </w:r>
-      </w:fldSimple>
+      <w:r>
+        <w:fldChar w:fldCharType="begin"/>
+      </w:r>
+      <w:r>
+        <w:instrText xml:space="preserve"> SEQ Figure \* ARABIC </w:instrText>
+      </w:r>
+      <w:r>
+        <w:fldChar w:fldCharType="separate"/>
+      </w:r>
+      <w:r>
+        <w:rPr>
+          <w:noProof/>
+        </w:rPr>
+        <w:t>3</w:t>
+      </w:r>
+      <w:r>
+        <w:rPr>
+          <w:noProof/>
+        </w:rPr>
+        <w:fldChar w:fldCharType="end"/>
+      </w:r>
       <w:r>
         <w:t>: Opera browser running localhost</w:t>
       </w:r>
@@ -1274,14 +1326,27 @@
       <w:r>
         <w:t xml:space="preserve">Figure </w:t>
       </w:r>
-      <w:fldSimple w:instr=" SEQ Figure \* ARABIC ">
-        <w:r>
-          <w:rPr>
-            <w:noProof/>
-          </w:rPr>
-          <w:t>4</w:t>
-        </w:r>
-      </w:fldSimple>
+      <w:r>
+        <w:fldChar w:fldCharType="begin"/>
+      </w:r>
+      <w:r>
+        <w:instrText xml:space="preserve"> SEQ Figure \* ARABIC </w:instrText>
+      </w:r>
+      <w:r>
+        <w:fldChar w:fldCharType="separate"/>
+      </w:r>
+      <w:r>
+        <w:rPr>
+          <w:noProof/>
+        </w:rPr>
+        <w:t>4</w:t>
+      </w:r>
+      <w:r>
+        <w:rPr>
+          <w:noProof/>
+        </w:rPr>
+        <w:fldChar w:fldCharType="end"/>
+      </w:r>
       <w:r>
         <w:t xml:space="preserve">: First PHP running "Hello World Test" </w:t>
       </w:r>
@@ -1351,14 +1416,27 @@
       <w:r>
         <w:t xml:space="preserve">Figure </w:t>
       </w:r>
-      <w:fldSimple w:instr=" SEQ Figure \* ARABIC ">
-        <w:r>
-          <w:rPr>
-            <w:noProof/>
-          </w:rPr>
-          <w:t>5</w:t>
-        </w:r>
-      </w:fldSimple>
+      <w:r>
+        <w:fldChar w:fldCharType="begin"/>
+      </w:r>
+      <w:r>
+        <w:instrText xml:space="preserve"> SEQ Figure \* ARABIC </w:instrText>
+      </w:r>
+      <w:r>
+        <w:fldChar w:fldCharType="separate"/>
+      </w:r>
+      <w:r>
+        <w:rPr>
+          <w:noProof/>
+        </w:rPr>
+        <w:t>5</w:t>
+      </w:r>
+      <w:r>
+        <w:rPr>
+          <w:noProof/>
+        </w:rPr>
+        <w:fldChar w:fldCharType="end"/>
+      </w:r>
       <w:r>
         <w:t xml:space="preserve">: Database connection </w:t>
       </w:r>
@@ -1632,7 +1710,35 @@
                                       <w:szCs w:val="36"/>
                                       <w:u w:val="single"/>
                                     </w:rPr>
-                                    <w:t>WELCOME TO THE SEA OF GAMES</w:t>
+                                    <w:t xml:space="preserve"> </w:t>
+                                  </w:r>
+                                  <w:r>
+                                    <w:rPr>
+                                      <w:rFonts w:ascii="Algerian" w:hAnsi="Algerian"/>
+                                      <w:b/>
+                                      <w:bCs/>
+                                      <w:i/>
+                                      <w:iCs/>
+                                      <w:color w:val="000000" w:themeColor="text1"/>
+                                      <w:sz w:val="36"/>
+                                      <w:szCs w:val="36"/>
+                                      <w:u w:val="single"/>
+                                    </w:rPr>
+                                    <w:t>SEA OF GAMES</w:t>
+                                  </w:r>
+                                  <w:r>
+                                    <w:rPr>
+                                      <w:rFonts w:ascii="Algerian" w:hAnsi="Algerian"/>
+                                      <w:b/>
+                                      <w:bCs/>
+                                      <w:i/>
+                                      <w:iCs/>
+                                      <w:color w:val="000000" w:themeColor="text1"/>
+                                      <w:sz w:val="36"/>
+                                      <w:szCs w:val="36"/>
+                                      <w:u w:val="single"/>
+                                    </w:rPr>
+                                    <w:t xml:space="preserve"> LOGIN</w:t>
                                   </w:r>
                                 </w:p>
                                 <w:p>
@@ -1649,6 +1755,20 @@
                                       <w:u w:val="single"/>
                                     </w:rPr>
                                   </w:pPr>
+                                  <w:r>
+                                    <w:rPr>
+                                      <w:rFonts w:ascii="Algerian" w:hAnsi="Algerian"/>
+                                      <w:b/>
+                                      <w:bCs/>
+                                      <w:i/>
+                                      <w:iCs/>
+                                      <w:color w:val="000000" w:themeColor="text1"/>
+                                      <w:sz w:val="36"/>
+                                      <w:szCs w:val="36"/>
+                                      <w:u w:val="single"/>
+                                    </w:rPr>
+                                    <w:t xml:space="preserve"> </w:t>
+                                  </w:r>
                                 </w:p>
                               </w:txbxContent>
                             </wps:txbx>
@@ -1890,7 +2010,35 @@
                                 <w:szCs w:val="36"/>
                                 <w:u w:val="single"/>
                               </w:rPr>
-                              <w:t>WELCOME TO THE SEA OF GAMES</w:t>
+                              <w:t xml:space="preserve"> </w:t>
+                            </w:r>
+                            <w:r>
+                              <w:rPr>
+                                <w:rFonts w:ascii="Algerian" w:hAnsi="Algerian"/>
+                                <w:b/>
+                                <w:bCs/>
+                                <w:i/>
+                                <w:iCs/>
+                                <w:color w:val="000000" w:themeColor="text1"/>
+                                <w:sz w:val="36"/>
+                                <w:szCs w:val="36"/>
+                                <w:u w:val="single"/>
+                              </w:rPr>
+                              <w:t>SEA OF GAMES</w:t>
+                            </w:r>
+                            <w:r>
+                              <w:rPr>
+                                <w:rFonts w:ascii="Algerian" w:hAnsi="Algerian"/>
+                                <w:b/>
+                                <w:bCs/>
+                                <w:i/>
+                                <w:iCs/>
+                                <w:color w:val="000000" w:themeColor="text1"/>
+                                <w:sz w:val="36"/>
+                                <w:szCs w:val="36"/>
+                                <w:u w:val="single"/>
+                              </w:rPr>
+                              <w:t xml:space="preserve"> LOGIN</w:t>
                             </w:r>
                           </w:p>
                           <w:p>
@@ -1907,6 +2055,20 @@
                                 <w:u w:val="single"/>
                               </w:rPr>
                             </w:pPr>
+                            <w:r>
+                              <w:rPr>
+                                <w:rFonts w:ascii="Algerian" w:hAnsi="Algerian"/>
+                                <w:b/>
+                                <w:bCs/>
+                                <w:i/>
+                                <w:iCs/>
+                                <w:color w:val="000000" w:themeColor="text1"/>
+                                <w:sz w:val="36"/>
+                                <w:szCs w:val="36"/>
+                                <w:u w:val="single"/>
+                              </w:rPr>
+                              <w:t xml:space="preserve"> </w:t>
+                            </w:r>
                           </w:p>
                         </w:txbxContent>
                       </v:textbox>
@@ -2021,14 +2183,27 @@
                             <w:r>
                               <w:t xml:space="preserve">Figure </w:t>
                             </w:r>
-                            <w:fldSimple w:instr=" SEQ Figure \* ARABIC ">
-                              <w:r>
-                                <w:rPr>
-                                  <w:noProof/>
-                                </w:rPr>
-                                <w:t>6</w:t>
-                              </w:r>
-                            </w:fldSimple>
+                            <w:r>
+                              <w:fldChar w:fldCharType="begin"/>
+                            </w:r>
+                            <w:r>
+                              <w:instrText xml:space="preserve"> SEQ Figure \* ARABIC </w:instrText>
+                            </w:r>
+                            <w:r>
+                              <w:fldChar w:fldCharType="separate"/>
+                            </w:r>
+                            <w:r>
+                              <w:rPr>
+                                <w:noProof/>
+                              </w:rPr>
+                              <w:t>6</w:t>
+                            </w:r>
+                            <w:r>
+                              <w:rPr>
+                                <w:noProof/>
+                              </w:rPr>
+                              <w:fldChar w:fldCharType="end"/>
+                            </w:r>
                             <w:r>
                               <w:t>: Login Page wireframe</w:t>
                             </w:r>
@@ -2059,14 +2234,27 @@
                       <w:r>
                         <w:t xml:space="preserve">Figure </w:t>
                       </w:r>
-                      <w:fldSimple w:instr=" SEQ Figure \* ARABIC ">
-                        <w:r>
-                          <w:rPr>
-                            <w:noProof/>
-                          </w:rPr>
-                          <w:t>6</w:t>
-                        </w:r>
-                      </w:fldSimple>
+                      <w:r>
+                        <w:fldChar w:fldCharType="begin"/>
+                      </w:r>
+                      <w:r>
+                        <w:instrText xml:space="preserve"> SEQ Figure \* ARABIC </w:instrText>
+                      </w:r>
+                      <w:r>
+                        <w:fldChar w:fldCharType="separate"/>
+                      </w:r>
+                      <w:r>
+                        <w:rPr>
+                          <w:noProof/>
+                        </w:rPr>
+                        <w:t>6</w:t>
+                      </w:r>
+                      <w:r>
+                        <w:rPr>
+                          <w:noProof/>
+                        </w:rPr>
+                        <w:fldChar w:fldCharType="end"/>
+                      </w:r>
                       <w:r>
                         <w:t>: Login Page wireframe</w:t>
                       </w:r>
@@ -3764,14 +3952,27 @@
                             <w:r>
                               <w:t xml:space="preserve">Figure </w:t>
                             </w:r>
-                            <w:fldSimple w:instr=" SEQ Figure \* ARABIC ">
-                              <w:r>
-                                <w:rPr>
-                                  <w:noProof/>
-                                </w:rPr>
-                                <w:t>7</w:t>
-                              </w:r>
-                            </w:fldSimple>
+                            <w:r>
+                              <w:fldChar w:fldCharType="begin"/>
+                            </w:r>
+                            <w:r>
+                              <w:instrText xml:space="preserve"> SEQ Figure \* ARABIC </w:instrText>
+                            </w:r>
+                            <w:r>
+                              <w:fldChar w:fldCharType="separate"/>
+                            </w:r>
+                            <w:r>
+                              <w:rPr>
+                                <w:noProof/>
+                              </w:rPr>
+                              <w:t>7</w:t>
+                            </w:r>
+                            <w:r>
+                              <w:rPr>
+                                <w:noProof/>
+                              </w:rPr>
+                              <w:fldChar w:fldCharType="end"/>
+                            </w:r>
                             <w:r>
                               <w:t>: Dashboard Layout Design</w:t>
                             </w:r>
@@ -3805,14 +4006,27 @@
                       <w:r>
                         <w:t xml:space="preserve">Figure </w:t>
                       </w:r>
-                      <w:fldSimple w:instr=" SEQ Figure \* ARABIC ">
-                        <w:r>
-                          <w:rPr>
-                            <w:noProof/>
-                          </w:rPr>
-                          <w:t>7</w:t>
-                        </w:r>
-                      </w:fldSimple>
+                      <w:r>
+                        <w:fldChar w:fldCharType="begin"/>
+                      </w:r>
+                      <w:r>
+                        <w:instrText xml:space="preserve"> SEQ Figure \* ARABIC </w:instrText>
+                      </w:r>
+                      <w:r>
+                        <w:fldChar w:fldCharType="separate"/>
+                      </w:r>
+                      <w:r>
+                        <w:rPr>
+                          <w:noProof/>
+                        </w:rPr>
+                        <w:t>7</w:t>
+                      </w:r>
+                      <w:r>
+                        <w:rPr>
+                          <w:noProof/>
+                        </w:rPr>
+                        <w:fldChar w:fldCharType="end"/>
+                      </w:r>
                       <w:r>
                         <w:t>: Dashboard Layout Design</w:t>
                       </w:r>
@@ -3924,7 +4138,7 @@
           </mc:Choice>
           <mc:Fallback>
             <w:pict>
-              <v:shape w14:anchorId="68A637FA" id="Minus Sign 33" o:spid="_x0000_s1026" style="position:absolute;margin-left:72.85pt;margin-top:14.65pt;width:32.15pt;height:19.05pt;z-index:251700224;visibility:visible;mso-wrap-style:square;mso-width-percent:0;mso-height-percent:0;mso-wrap-distance-left:9pt;mso-wrap-distance-top:0;mso-wrap-distance-right:9pt;mso-wrap-distance-bottom:0;mso-position-horizontal:absolute;mso-position-horizontal-relative:text;mso-position-vertical:absolute;mso-position-vertical-relative:text;mso-width-percent:0;mso-height-percent:0;mso-width-relative:margin;mso-height-relative:margin;v-text-anchor:middle" coordsize="408305,241935" o:gfxdata="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" path="m54121,92516r300063,l354184,149419r-300063,l54121,92516xe" fillcolor="black [3213]" strokecolor="#09101d [484]" strokeweight="1pt">
+              <v:shape w14:anchorId="62E3B486" id="Minus Sign 33" o:spid="_x0000_s1026" style="position:absolute;margin-left:72.85pt;margin-top:14.65pt;width:32.15pt;height:19.05pt;z-index:251700224;visibility:visible;mso-wrap-style:square;mso-width-percent:0;mso-height-percent:0;mso-wrap-distance-left:9pt;mso-wrap-distance-top:0;mso-wrap-distance-right:9pt;mso-wrap-distance-bottom:0;mso-position-horizontal:absolute;mso-position-horizontal-relative:text;mso-position-vertical:absolute;mso-position-vertical-relative:text;mso-width-percent:0;mso-height-percent:0;mso-width-relative:margin;mso-height-relative:margin;v-text-anchor:middle" coordsize="408305,241935" o:gfxdata="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" path="m54121,92516r300063,l354184,149419r-300063,l54121,92516xe" fillcolor="black [3213]" strokecolor="#09101d [484]" strokeweight="1pt">
                 <v:stroke joinstyle="miter"/>
                 <v:path arrowok="t" o:connecttype="custom" o:connectlocs="54121,92516;354184,92516;354184,149419;54121,149419;54121,92516" o:connectangles="0,0,0,0,0"/>
               </v:shape>
@@ -3983,14 +4197,27 @@
                             <w:r>
                               <w:t xml:space="preserve">Figure </w:t>
                             </w:r>
-                            <w:fldSimple w:instr=" SEQ Figure \* ARABIC ">
-                              <w:r>
-                                <w:rPr>
-                                  <w:noProof/>
-                                </w:rPr>
-                                <w:t>8</w:t>
-                              </w:r>
-                            </w:fldSimple>
+                            <w:r>
+                              <w:fldChar w:fldCharType="begin"/>
+                            </w:r>
+                            <w:r>
+                              <w:instrText xml:space="preserve"> SEQ Figure \* ARABIC </w:instrText>
+                            </w:r>
+                            <w:r>
+                              <w:fldChar w:fldCharType="separate"/>
+                            </w:r>
+                            <w:r>
+                              <w:rPr>
+                                <w:noProof/>
+                              </w:rPr>
+                              <w:t>8</w:t>
+                            </w:r>
+                            <w:r>
+                              <w:rPr>
+                                <w:noProof/>
+                              </w:rPr>
+                              <w:fldChar w:fldCharType="end"/>
+                            </w:r>
                             <w:r>
                               <w:t>: Mobile Mockup</w:t>
                             </w:r>
@@ -4024,14 +4251,27 @@
                       <w:r>
                         <w:t xml:space="preserve">Figure </w:t>
                       </w:r>
-                      <w:fldSimple w:instr=" SEQ Figure \* ARABIC ">
-                        <w:r>
-                          <w:rPr>
-                            <w:noProof/>
-                          </w:rPr>
-                          <w:t>8</w:t>
-                        </w:r>
-                      </w:fldSimple>
+                      <w:r>
+                        <w:fldChar w:fldCharType="begin"/>
+                      </w:r>
+                      <w:r>
+                        <w:instrText xml:space="preserve"> SEQ Figure \* ARABIC </w:instrText>
+                      </w:r>
+                      <w:r>
+                        <w:fldChar w:fldCharType="separate"/>
+                      </w:r>
+                      <w:r>
+                        <w:rPr>
+                          <w:noProof/>
+                        </w:rPr>
+                        <w:t>8</w:t>
+                      </w:r>
+                      <w:r>
+                        <w:rPr>
+                          <w:noProof/>
+                        </w:rPr>
+                        <w:fldChar w:fldCharType="end"/>
+                      </w:r>
                       <w:r>
                         <w:t>: Mobile Mockup</w:t>
                       </w:r>
@@ -5133,14 +5373,27 @@
       <w:r>
         <w:t xml:space="preserve">Figure </w:t>
       </w:r>
-      <w:fldSimple w:instr=" SEQ Figure \* ARABIC ">
-        <w:r>
-          <w:rPr>
-            <w:noProof/>
-          </w:rPr>
-          <w:t>9</w:t>
-        </w:r>
-      </w:fldSimple>
+      <w:r>
+        <w:fldChar w:fldCharType="begin"/>
+      </w:r>
+      <w:r>
+        <w:instrText xml:space="preserve"> SEQ Figure \* ARABIC </w:instrText>
+      </w:r>
+      <w:r>
+        <w:fldChar w:fldCharType="separate"/>
+      </w:r>
+      <w:r>
+        <w:rPr>
+          <w:noProof/>
+        </w:rPr>
+        <w:t>9</w:t>
+      </w:r>
+      <w:r>
+        <w:rPr>
+          <w:noProof/>
+        </w:rPr>
+        <w:fldChar w:fldCharType="end"/>
+      </w:r>
       <w:r>
         <w:t>: GUI Prototype in Canva</w:t>
       </w:r>
@@ -5255,14 +5508,27 @@
       <w:r>
         <w:t xml:space="preserve">Figure </w:t>
       </w:r>
-      <w:fldSimple w:instr=" SEQ Figure \* ARABIC ">
-        <w:r>
-          <w:rPr>
-            <w:noProof/>
-          </w:rPr>
-          <w:t>10</w:t>
-        </w:r>
-      </w:fldSimple>
+      <w:r>
+        <w:fldChar w:fldCharType="begin"/>
+      </w:r>
+      <w:r>
+        <w:instrText xml:space="preserve"> SEQ Figure \* ARABIC </w:instrText>
+      </w:r>
+      <w:r>
+        <w:fldChar w:fldCharType="separate"/>
+      </w:r>
+      <w:r>
+        <w:rPr>
+          <w:noProof/>
+        </w:rPr>
+        <w:t>10</w:t>
+      </w:r>
+      <w:r>
+        <w:rPr>
+          <w:noProof/>
+        </w:rPr>
+        <w:fldChar w:fldCharType="end"/>
+      </w:r>
       <w:r>
         <w:t>: JavaScript form validation</w:t>
       </w:r>
@@ -5325,14 +5591,27 @@
       <w:r>
         <w:t xml:space="preserve">Figure </w:t>
       </w:r>
-      <w:fldSimple w:instr=" SEQ Figure \* ARABIC ">
-        <w:r>
-          <w:rPr>
-            <w:noProof/>
-          </w:rPr>
-          <w:t>11</w:t>
-        </w:r>
-      </w:fldSimple>
+      <w:r>
+        <w:fldChar w:fldCharType="begin"/>
+      </w:r>
+      <w:r>
+        <w:instrText xml:space="preserve"> SEQ Figure \* ARABIC </w:instrText>
+      </w:r>
+      <w:r>
+        <w:fldChar w:fldCharType="separate"/>
+      </w:r>
+      <w:r>
+        <w:rPr>
+          <w:noProof/>
+        </w:rPr>
+        <w:t>11</w:t>
+      </w:r>
+      <w:r>
+        <w:rPr>
+          <w:noProof/>
+        </w:rPr>
+        <w:fldChar w:fldCharType="end"/>
+      </w:r>
       <w:r>
         <w:t>: Password Strength Checker</w:t>
       </w:r>
@@ -5396,14 +5675,27 @@
       <w:r>
         <w:t xml:space="preserve">Figure </w:t>
       </w:r>
-      <w:fldSimple w:instr=" SEQ Figure \* ARABIC ">
-        <w:r>
-          <w:rPr>
-            <w:noProof/>
-          </w:rPr>
-          <w:t>12</w:t>
-        </w:r>
-      </w:fldSimple>
+      <w:r>
+        <w:fldChar w:fldCharType="begin"/>
+      </w:r>
+      <w:r>
+        <w:instrText xml:space="preserve"> SEQ Figure \* ARABIC </w:instrText>
+      </w:r>
+      <w:r>
+        <w:fldChar w:fldCharType="separate"/>
+      </w:r>
+      <w:r>
+        <w:rPr>
+          <w:noProof/>
+        </w:rPr>
+        <w:t>12</w:t>
+      </w:r>
+      <w:r>
+        <w:rPr>
+          <w:noProof/>
+        </w:rPr>
+        <w:fldChar w:fldCharType="end"/>
+      </w:r>
       <w:r>
         <w:t>: PHP Syntax practice</w:t>
       </w:r>
@@ -5466,14 +5758,27 @@
       <w:r>
         <w:t xml:space="preserve">Figure </w:t>
       </w:r>
-      <w:fldSimple w:instr=" SEQ Figure \* ARABIC ">
-        <w:r>
-          <w:rPr>
-            <w:noProof/>
-          </w:rPr>
-          <w:t>13</w:t>
-        </w:r>
-      </w:fldSimple>
+      <w:r>
+        <w:fldChar w:fldCharType="begin"/>
+      </w:r>
+      <w:r>
+        <w:instrText xml:space="preserve"> SEQ Figure \* ARABIC </w:instrText>
+      </w:r>
+      <w:r>
+        <w:fldChar w:fldCharType="separate"/>
+      </w:r>
+      <w:r>
+        <w:rPr>
+          <w:noProof/>
+        </w:rPr>
+        <w:t>13</w:t>
+      </w:r>
+      <w:r>
+        <w:rPr>
+          <w:noProof/>
+        </w:rPr>
+        <w:fldChar w:fldCharType="end"/>
+      </w:r>
       <w:r>
         <w:t>: Database connection script</w:t>
       </w:r>
@@ -5537,14 +5842,27 @@
       <w:r>
         <w:t xml:space="preserve">Figure </w:t>
       </w:r>
-      <w:fldSimple w:instr=" SEQ Figure \* ARABIC ">
-        <w:r>
-          <w:rPr>
-            <w:noProof/>
-          </w:rPr>
-          <w:t>14</w:t>
-        </w:r>
-      </w:fldSimple>
+      <w:r>
+        <w:fldChar w:fldCharType="begin"/>
+      </w:r>
+      <w:r>
+        <w:instrText xml:space="preserve"> SEQ Figure \* ARABIC </w:instrText>
+      </w:r>
+      <w:r>
+        <w:fldChar w:fldCharType="separate"/>
+      </w:r>
+      <w:r>
+        <w:rPr>
+          <w:noProof/>
+        </w:rPr>
+        <w:t>14</w:t>
+      </w:r>
+      <w:r>
+        <w:rPr>
+          <w:noProof/>
+        </w:rPr>
+        <w:fldChar w:fldCharType="end"/>
+      </w:r>
       <w:r>
         <w:t>: Dynamic user input handling</w:t>
       </w:r>

--- a/BIT3208_Project/Project_documentation.docx
+++ b/BIT3208_Project/Project_documentation.docx
@@ -1054,27 +1054,14 @@
       <w:r>
         <w:t xml:space="preserve">Figure </w:t>
       </w:r>
-      <w:r>
-        <w:fldChar w:fldCharType="begin"/>
-      </w:r>
-      <w:r>
-        <w:instrText xml:space="preserve"> SEQ Figure \* ARABIC </w:instrText>
-      </w:r>
-      <w:r>
-        <w:fldChar w:fldCharType="separate"/>
-      </w:r>
-      <w:r>
-        <w:rPr>
-          <w:noProof/>
-        </w:rPr>
-        <w:t>1</w:t>
-      </w:r>
-      <w:r>
-        <w:rPr>
-          <w:noProof/>
-        </w:rPr>
-        <w:fldChar w:fldCharType="end"/>
-      </w:r>
+      <w:fldSimple w:instr=" SEQ Figure \* ARABIC ">
+        <w:r>
+          <w:rPr>
+            <w:noProof/>
+          </w:rPr>
+          <w:t>1</w:t>
+        </w:r>
+      </w:fldSimple>
       <w:r>
         <w:t>: Installation of XAMPP</w:t>
       </w:r>
@@ -1145,27 +1132,14 @@
       <w:r>
         <w:t xml:space="preserve">Figure </w:t>
       </w:r>
-      <w:r>
-        <w:fldChar w:fldCharType="begin"/>
-      </w:r>
-      <w:r>
-        <w:instrText xml:space="preserve"> SEQ Figure \* ARABIC </w:instrText>
-      </w:r>
-      <w:r>
-        <w:fldChar w:fldCharType="separate"/>
-      </w:r>
-      <w:r>
-        <w:rPr>
-          <w:noProof/>
-        </w:rPr>
-        <w:t>2</w:t>
-      </w:r>
-      <w:r>
-        <w:rPr>
-          <w:noProof/>
-        </w:rPr>
-        <w:fldChar w:fldCharType="end"/>
-      </w:r>
+      <w:fldSimple w:instr=" SEQ Figure \* ARABIC ">
+        <w:r>
+          <w:rPr>
+            <w:noProof/>
+          </w:rPr>
+          <w:t>2</w:t>
+        </w:r>
+      </w:fldSimple>
       <w:r>
         <w:t>: Apache and MySQL running</w:t>
       </w:r>
@@ -1179,10 +1153,10 @@
           <w:noProof/>
         </w:rPr>
         <w:drawing>
-          <wp:inline distT="0" distB="0" distL="0" distR="0" wp14:anchorId="612A5213" wp14:editId="717F6062">
-            <wp:extent cx="5905500" cy="2994660"/>
-            <wp:effectExtent l="19050" t="19050" r="19050" b="15240"/>
-            <wp:docPr id="2068543769" name="Picture 1"/>
+          <wp:inline distT="0" distB="0" distL="0" distR="0" wp14:anchorId="6CB2122E" wp14:editId="77FE1B62">
+            <wp:extent cx="5943600" cy="3233420"/>
+            <wp:effectExtent l="0" t="0" r="0" b="5080"/>
+            <wp:docPr id="1325257725" name="Picture 51"/>
             <wp:cNvGraphicFramePr>
               <a:graphicFrameLocks xmlns:a="http://schemas.openxmlformats.org/drawingml/2006/main" noChangeAspect="1"/>
             </wp:cNvGraphicFramePr>
@@ -1190,7 +1164,7 @@
               <a:graphicData uri="http://schemas.openxmlformats.org/drawingml/2006/picture">
                 <pic:pic xmlns:pic="http://schemas.openxmlformats.org/drawingml/2006/picture">
                   <pic:nvPicPr>
-                    <pic:cNvPr id="2068543769" name="Picture 2068543769"/>
+                    <pic:cNvPr id="1325257725" name="Picture 1325257725"/>
                     <pic:cNvPicPr/>
                   </pic:nvPicPr>
                   <pic:blipFill>
@@ -1208,18 +1182,11 @@
                   <pic:spPr>
                     <a:xfrm>
                       <a:off x="0" y="0"/>
-                      <a:ext cx="5906334" cy="2995083"/>
+                      <a:ext cx="5943600" cy="3233420"/>
                     </a:xfrm>
                     <a:prstGeom prst="rect">
                       <a:avLst/>
                     </a:prstGeom>
-                    <a:ln>
-                      <a:solidFill>
-                        <a:schemeClr val="accent1">
-                          <a:shade val="15000"/>
-                        </a:schemeClr>
-                      </a:solidFill>
-                    </a:ln>
                   </pic:spPr>
                 </pic:pic>
               </a:graphicData>
@@ -1235,27 +1202,14 @@
       <w:r>
         <w:t xml:space="preserve">Figure </w:t>
       </w:r>
-      <w:r>
-        <w:fldChar w:fldCharType="begin"/>
-      </w:r>
-      <w:r>
-        <w:instrText xml:space="preserve"> SEQ Figure \* ARABIC </w:instrText>
-      </w:r>
-      <w:r>
-        <w:fldChar w:fldCharType="separate"/>
-      </w:r>
-      <w:r>
-        <w:rPr>
-          <w:noProof/>
-        </w:rPr>
-        <w:t>3</w:t>
-      </w:r>
-      <w:r>
-        <w:rPr>
-          <w:noProof/>
-        </w:rPr>
-        <w:fldChar w:fldCharType="end"/>
-      </w:r>
+      <w:fldSimple w:instr=" SEQ Figure \* ARABIC ">
+        <w:r>
+          <w:rPr>
+            <w:noProof/>
+          </w:rPr>
+          <w:t>3</w:t>
+        </w:r>
+      </w:fldSimple>
       <w:r>
         <w:t>: Opera browser running localhost</w:t>
       </w:r>
@@ -1326,27 +1280,14 @@
       <w:r>
         <w:t xml:space="preserve">Figure </w:t>
       </w:r>
-      <w:r>
-        <w:fldChar w:fldCharType="begin"/>
-      </w:r>
-      <w:r>
-        <w:instrText xml:space="preserve"> SEQ Figure \* ARABIC </w:instrText>
-      </w:r>
-      <w:r>
-        <w:fldChar w:fldCharType="separate"/>
-      </w:r>
-      <w:r>
-        <w:rPr>
-          <w:noProof/>
-        </w:rPr>
-        <w:t>4</w:t>
-      </w:r>
-      <w:r>
-        <w:rPr>
-          <w:noProof/>
-        </w:rPr>
-        <w:fldChar w:fldCharType="end"/>
-      </w:r>
+      <w:fldSimple w:instr=" SEQ Figure \* ARABIC ">
+        <w:r>
+          <w:rPr>
+            <w:noProof/>
+          </w:rPr>
+          <w:t>4</w:t>
+        </w:r>
+      </w:fldSimple>
       <w:r>
         <w:t xml:space="preserve">: First PHP running "Hello World Test" </w:t>
       </w:r>
@@ -1416,27 +1357,14 @@
       <w:r>
         <w:t xml:space="preserve">Figure </w:t>
       </w:r>
-      <w:r>
-        <w:fldChar w:fldCharType="begin"/>
-      </w:r>
-      <w:r>
-        <w:instrText xml:space="preserve"> SEQ Figure \* ARABIC </w:instrText>
-      </w:r>
-      <w:r>
-        <w:fldChar w:fldCharType="separate"/>
-      </w:r>
-      <w:r>
-        <w:rPr>
-          <w:noProof/>
-        </w:rPr>
-        <w:t>5</w:t>
-      </w:r>
-      <w:r>
-        <w:rPr>
-          <w:noProof/>
-        </w:rPr>
-        <w:fldChar w:fldCharType="end"/>
-      </w:r>
+      <w:fldSimple w:instr=" SEQ Figure \* ARABIC ">
+        <w:r>
+          <w:rPr>
+            <w:noProof/>
+          </w:rPr>
+          <w:t>5</w:t>
+        </w:r>
+      </w:fldSimple>
       <w:r>
         <w:t xml:space="preserve">: Database connection </w:t>
       </w:r>
@@ -1710,21 +1638,7 @@
                                       <w:szCs w:val="36"/>
                                       <w:u w:val="single"/>
                                     </w:rPr>
-                                    <w:t xml:space="preserve"> </w:t>
-                                  </w:r>
-                                  <w:r>
-                                    <w:rPr>
-                                      <w:rFonts w:ascii="Algerian" w:hAnsi="Algerian"/>
-                                      <w:b/>
-                                      <w:bCs/>
-                                      <w:i/>
-                                      <w:iCs/>
-                                      <w:color w:val="000000" w:themeColor="text1"/>
-                                      <w:sz w:val="36"/>
-                                      <w:szCs w:val="36"/>
-                                      <w:u w:val="single"/>
-                                    </w:rPr>
-                                    <w:t>SEA OF GAMES</w:t>
+                                    <w:t xml:space="preserve"> SEA OF GAMES</w:t>
                                   </w:r>
                                   <w:r>
                                     <w:rPr>
@@ -2183,27 +2097,14 @@
                             <w:r>
                               <w:t xml:space="preserve">Figure </w:t>
                             </w:r>
-                            <w:r>
-                              <w:fldChar w:fldCharType="begin"/>
-                            </w:r>
-                            <w:r>
-                              <w:instrText xml:space="preserve"> SEQ Figure \* ARABIC </w:instrText>
-                            </w:r>
-                            <w:r>
-                              <w:fldChar w:fldCharType="separate"/>
-                            </w:r>
-                            <w:r>
-                              <w:rPr>
-                                <w:noProof/>
-                              </w:rPr>
-                              <w:t>6</w:t>
-                            </w:r>
-                            <w:r>
-                              <w:rPr>
-                                <w:noProof/>
-                              </w:rPr>
-                              <w:fldChar w:fldCharType="end"/>
-                            </w:r>
+                            <w:fldSimple w:instr=" SEQ Figure \* ARABIC ">
+                              <w:r>
+                                <w:rPr>
+                                  <w:noProof/>
+                                </w:rPr>
+                                <w:t>6</w:t>
+                              </w:r>
+                            </w:fldSimple>
                             <w:r>
                               <w:t>: Login Page wireframe</w:t>
                             </w:r>
@@ -3952,27 +3853,14 @@
                             <w:r>
                               <w:t xml:space="preserve">Figure </w:t>
                             </w:r>
-                            <w:r>
-                              <w:fldChar w:fldCharType="begin"/>
-                            </w:r>
-                            <w:r>
-                              <w:instrText xml:space="preserve"> SEQ Figure \* ARABIC </w:instrText>
-                            </w:r>
-                            <w:r>
-                              <w:fldChar w:fldCharType="separate"/>
-                            </w:r>
-                            <w:r>
-                              <w:rPr>
-                                <w:noProof/>
-                              </w:rPr>
-                              <w:t>7</w:t>
-                            </w:r>
-                            <w:r>
-                              <w:rPr>
-                                <w:noProof/>
-                              </w:rPr>
-                              <w:fldChar w:fldCharType="end"/>
-                            </w:r>
+                            <w:fldSimple w:instr=" SEQ Figure \* ARABIC ">
+                              <w:r>
+                                <w:rPr>
+                                  <w:noProof/>
+                                </w:rPr>
+                                <w:t>7</w:t>
+                              </w:r>
+                            </w:fldSimple>
                             <w:r>
                               <w:t>: Dashboard Layout Design</w:t>
                             </w:r>
@@ -4197,27 +4085,14 @@
                             <w:r>
                               <w:t xml:space="preserve">Figure </w:t>
                             </w:r>
-                            <w:r>
-                              <w:fldChar w:fldCharType="begin"/>
-                            </w:r>
-                            <w:r>
-                              <w:instrText xml:space="preserve"> SEQ Figure \* ARABIC </w:instrText>
-                            </w:r>
-                            <w:r>
-                              <w:fldChar w:fldCharType="separate"/>
-                            </w:r>
-                            <w:r>
-                              <w:rPr>
-                                <w:noProof/>
-                              </w:rPr>
-                              <w:t>8</w:t>
-                            </w:r>
-                            <w:r>
-                              <w:rPr>
-                                <w:noProof/>
-                              </w:rPr>
-                              <w:fldChar w:fldCharType="end"/>
-                            </w:r>
+                            <w:fldSimple w:instr=" SEQ Figure \* ARABIC ">
+                              <w:r>
+                                <w:rPr>
+                                  <w:noProof/>
+                                </w:rPr>
+                                <w:t>8</w:t>
+                              </w:r>
+                            </w:fldSimple>
                             <w:r>
                               <w:t>: Mobile Mockup</w:t>
                             </w:r>
@@ -5373,27 +5248,14 @@
       <w:r>
         <w:t xml:space="preserve">Figure </w:t>
       </w:r>
-      <w:r>
-        <w:fldChar w:fldCharType="begin"/>
-      </w:r>
-      <w:r>
-        <w:instrText xml:space="preserve"> SEQ Figure \* ARABIC </w:instrText>
-      </w:r>
-      <w:r>
-        <w:fldChar w:fldCharType="separate"/>
-      </w:r>
-      <w:r>
-        <w:rPr>
-          <w:noProof/>
-        </w:rPr>
-        <w:t>9</w:t>
-      </w:r>
-      <w:r>
-        <w:rPr>
-          <w:noProof/>
-        </w:rPr>
-        <w:fldChar w:fldCharType="end"/>
-      </w:r>
+      <w:fldSimple w:instr=" SEQ Figure \* ARABIC ">
+        <w:r>
+          <w:rPr>
+            <w:noProof/>
+          </w:rPr>
+          <w:t>9</w:t>
+        </w:r>
+      </w:fldSimple>
       <w:r>
         <w:t>: GUI Prototype in Canva</w:t>
       </w:r>
@@ -5508,27 +5370,14 @@
       <w:r>
         <w:t xml:space="preserve">Figure </w:t>
       </w:r>
-      <w:r>
-        <w:fldChar w:fldCharType="begin"/>
-      </w:r>
-      <w:r>
-        <w:instrText xml:space="preserve"> SEQ Figure \* ARABIC </w:instrText>
-      </w:r>
-      <w:r>
-        <w:fldChar w:fldCharType="separate"/>
-      </w:r>
-      <w:r>
-        <w:rPr>
-          <w:noProof/>
-        </w:rPr>
-        <w:t>10</w:t>
-      </w:r>
-      <w:r>
-        <w:rPr>
-          <w:noProof/>
-        </w:rPr>
-        <w:fldChar w:fldCharType="end"/>
-      </w:r>
+      <w:fldSimple w:instr=" SEQ Figure \* ARABIC ">
+        <w:r>
+          <w:rPr>
+            <w:noProof/>
+          </w:rPr>
+          <w:t>10</w:t>
+        </w:r>
+      </w:fldSimple>
       <w:r>
         <w:t>: JavaScript form validation</w:t>
       </w:r>
@@ -5591,27 +5440,14 @@
       <w:r>
         <w:t xml:space="preserve">Figure </w:t>
       </w:r>
-      <w:r>
-        <w:fldChar w:fldCharType="begin"/>
-      </w:r>
-      <w:r>
-        <w:instrText xml:space="preserve"> SEQ Figure \* ARABIC </w:instrText>
-      </w:r>
-      <w:r>
-        <w:fldChar w:fldCharType="separate"/>
-      </w:r>
-      <w:r>
-        <w:rPr>
-          <w:noProof/>
-        </w:rPr>
-        <w:t>11</w:t>
-      </w:r>
-      <w:r>
-        <w:rPr>
-          <w:noProof/>
-        </w:rPr>
-        <w:fldChar w:fldCharType="end"/>
-      </w:r>
+      <w:fldSimple w:instr=" SEQ Figure \* ARABIC ">
+        <w:r>
+          <w:rPr>
+            <w:noProof/>
+          </w:rPr>
+          <w:t>11</w:t>
+        </w:r>
+      </w:fldSimple>
       <w:r>
         <w:t>: Password Strength Checker</w:t>
       </w:r>
@@ -5675,27 +5511,14 @@
       <w:r>
         <w:t xml:space="preserve">Figure </w:t>
       </w:r>
-      <w:r>
-        <w:fldChar w:fldCharType="begin"/>
-      </w:r>
-      <w:r>
-        <w:instrText xml:space="preserve"> SEQ Figure \* ARABIC </w:instrText>
-      </w:r>
-      <w:r>
-        <w:fldChar w:fldCharType="separate"/>
-      </w:r>
-      <w:r>
-        <w:rPr>
-          <w:noProof/>
-        </w:rPr>
-        <w:t>12</w:t>
-      </w:r>
-      <w:r>
-        <w:rPr>
-          <w:noProof/>
-        </w:rPr>
-        <w:fldChar w:fldCharType="end"/>
-      </w:r>
+      <w:fldSimple w:instr=" SEQ Figure \* ARABIC ">
+        <w:r>
+          <w:rPr>
+            <w:noProof/>
+          </w:rPr>
+          <w:t>12</w:t>
+        </w:r>
+      </w:fldSimple>
       <w:r>
         <w:t>: PHP Syntax practice</w:t>
       </w:r>
@@ -5758,27 +5581,14 @@
       <w:r>
         <w:t xml:space="preserve">Figure </w:t>
       </w:r>
-      <w:r>
-        <w:fldChar w:fldCharType="begin"/>
-      </w:r>
-      <w:r>
-        <w:instrText xml:space="preserve"> SEQ Figure \* ARABIC </w:instrText>
-      </w:r>
-      <w:r>
-        <w:fldChar w:fldCharType="separate"/>
-      </w:r>
-      <w:r>
-        <w:rPr>
-          <w:noProof/>
-        </w:rPr>
-        <w:t>13</w:t>
-      </w:r>
-      <w:r>
-        <w:rPr>
-          <w:noProof/>
-        </w:rPr>
-        <w:fldChar w:fldCharType="end"/>
-      </w:r>
+      <w:fldSimple w:instr=" SEQ Figure \* ARABIC ">
+        <w:r>
+          <w:rPr>
+            <w:noProof/>
+          </w:rPr>
+          <w:t>13</w:t>
+        </w:r>
+      </w:fldSimple>
       <w:r>
         <w:t>: Database connection script</w:t>
       </w:r>
@@ -5842,27 +5652,14 @@
       <w:r>
         <w:t xml:space="preserve">Figure </w:t>
       </w:r>
-      <w:r>
-        <w:fldChar w:fldCharType="begin"/>
-      </w:r>
-      <w:r>
-        <w:instrText xml:space="preserve"> SEQ Figure \* ARABIC </w:instrText>
-      </w:r>
-      <w:r>
-        <w:fldChar w:fldCharType="separate"/>
-      </w:r>
-      <w:r>
-        <w:rPr>
-          <w:noProof/>
-        </w:rPr>
-        <w:t>14</w:t>
-      </w:r>
-      <w:r>
-        <w:rPr>
-          <w:noProof/>
-        </w:rPr>
-        <w:fldChar w:fldCharType="end"/>
-      </w:r>
+      <w:fldSimple w:instr=" SEQ Figure \* ARABIC ">
+        <w:r>
+          <w:rPr>
+            <w:noProof/>
+          </w:rPr>
+          <w:t>14</w:t>
+        </w:r>
+      </w:fldSimple>
       <w:r>
         <w:t>: Dynamic user input handling</w:t>
       </w:r>

--- a/BIT3208_Project/Project_documentation.docx
+++ b/BIT3208_Project/Project_documentation.docx
@@ -141,7 +141,19 @@
           <w:rPr>
             <w:rStyle w:val="Hyperlink"/>
           </w:rPr>
-          <w:t>https://github.com/ivanamani/BIT3208_Project</w:t>
+          <w:t>https://github.com/ivanamani</w:t>
+        </w:r>
+        <w:r>
+          <w:rPr>
+            <w:rStyle w:val="Hyperlink"/>
+          </w:rPr>
+          <w:t>/</w:t>
+        </w:r>
+        <w:r>
+          <w:rPr>
+            <w:rStyle w:val="Hyperlink"/>
+          </w:rPr>
+          <w:t>BIT3208_Project</w:t>
         </w:r>
       </w:hyperlink>
       <w:r>
@@ -230,7 +242,7 @@
           <w:r>
             <w:fldChar w:fldCharType="separate"/>
           </w:r>
-          <w:hyperlink w:anchor="_Toc230818577" w:history="1">
+          <w:hyperlink w:anchor="_Toc231461741" w:history="1">
             <w:r>
               <w:rPr>
                 <w:rStyle w:val="Hyperlink"/>
@@ -257,7 +269,7 @@
                 <w:noProof/>
                 <w:webHidden/>
               </w:rPr>
-              <w:instrText xml:space="preserve"> PAGEREF _Toc230818577 \h </w:instrText>
+              <w:instrText xml:space="preserve"> PAGEREF _Toc231461741 \h </w:instrText>
             </w:r>
             <w:r>
               <w:rPr>
@@ -299,7 +311,7 @@
               <w:noProof/>
             </w:rPr>
           </w:pPr>
-          <w:hyperlink w:anchor="_Toc230818578" w:history="1">
+          <w:hyperlink w:anchor="_Toc231461742" w:history="1">
             <w:r>
               <w:rPr>
                 <w:rStyle w:val="Hyperlink"/>
@@ -335,7 +347,7 @@
                 <w:noProof/>
                 <w:webHidden/>
               </w:rPr>
-              <w:instrText xml:space="preserve"> PAGEREF _Toc230818578 \h </w:instrText>
+              <w:instrText xml:space="preserve"> PAGEREF _Toc231461742 \h </w:instrText>
             </w:r>
             <w:r>
               <w:rPr>
@@ -377,7 +389,7 @@
               <w:noProof/>
             </w:rPr>
           </w:pPr>
-          <w:hyperlink w:anchor="_Toc230818579" w:history="1">
+          <w:hyperlink w:anchor="_Toc231461743" w:history="1">
             <w:r>
               <w:rPr>
                 <w:rStyle w:val="Hyperlink"/>
@@ -404,7 +416,7 @@
                 <w:noProof/>
                 <w:webHidden/>
               </w:rPr>
-              <w:instrText xml:space="preserve"> PAGEREF _Toc230818579 \h </w:instrText>
+              <w:instrText xml:space="preserve"> PAGEREF _Toc231461743 \h </w:instrText>
             </w:r>
             <w:r>
               <w:rPr>
@@ -446,7 +458,7 @@
               <w:noProof/>
             </w:rPr>
           </w:pPr>
-          <w:hyperlink w:anchor="_Toc230818580" w:history="1">
+          <w:hyperlink w:anchor="_Toc231461744" w:history="1">
             <w:r>
               <w:rPr>
                 <w:rStyle w:val="Hyperlink"/>
@@ -473,7 +485,7 @@
                 <w:noProof/>
                 <w:webHidden/>
               </w:rPr>
-              <w:instrText xml:space="preserve"> PAGEREF _Toc230818580 \h </w:instrText>
+              <w:instrText xml:space="preserve"> PAGEREF _Toc231461744 \h </w:instrText>
             </w:r>
             <w:r>
               <w:rPr>
@@ -515,7 +527,7 @@
               <w:noProof/>
             </w:rPr>
           </w:pPr>
-          <w:hyperlink w:anchor="_Toc230818581" w:history="1">
+          <w:hyperlink w:anchor="_Toc231461745" w:history="1">
             <w:r>
               <w:rPr>
                 <w:rStyle w:val="Hyperlink"/>
@@ -542,7 +554,7 @@
                 <w:noProof/>
                 <w:webHidden/>
               </w:rPr>
-              <w:instrText xml:space="preserve"> PAGEREF _Toc230818581 \h </w:instrText>
+              <w:instrText xml:space="preserve"> PAGEREF _Toc231461745 \h </w:instrText>
             </w:r>
             <w:r>
               <w:rPr>
@@ -584,7 +596,7 @@
               <w:noProof/>
             </w:rPr>
           </w:pPr>
-          <w:hyperlink w:anchor="_Toc230818582" w:history="1">
+          <w:hyperlink w:anchor="_Toc231461746" w:history="1">
             <w:r>
               <w:rPr>
                 <w:rStyle w:val="Hyperlink"/>
@@ -611,7 +623,7 @@
                 <w:noProof/>
                 <w:webHidden/>
               </w:rPr>
-              <w:instrText xml:space="preserve"> PAGEREF _Toc230818582 \h </w:instrText>
+              <w:instrText xml:space="preserve"> PAGEREF _Toc231461746 \h </w:instrText>
             </w:r>
             <w:r>
               <w:rPr>
@@ -653,7 +665,7 @@
               <w:noProof/>
             </w:rPr>
           </w:pPr>
-          <w:hyperlink w:anchor="_Toc230818583" w:history="1">
+          <w:hyperlink w:anchor="_Toc231461747" w:history="1">
             <w:r>
               <w:rPr>
                 <w:rStyle w:val="Hyperlink"/>
@@ -680,7 +692,7 @@
                 <w:noProof/>
                 <w:webHidden/>
               </w:rPr>
-              <w:instrText xml:space="preserve"> PAGEREF _Toc230818583 \h </w:instrText>
+              <w:instrText xml:space="preserve"> PAGEREF _Toc231461747 \h </w:instrText>
             </w:r>
             <w:r>
               <w:rPr>
@@ -722,7 +734,7 @@
               <w:noProof/>
             </w:rPr>
           </w:pPr>
-          <w:hyperlink w:anchor="_Toc230818584" w:history="1">
+          <w:hyperlink w:anchor="_Toc231461748" w:history="1">
             <w:r>
               <w:rPr>
                 <w:rStyle w:val="Hyperlink"/>
@@ -757,7 +769,7 @@
                 <w:noProof/>
                 <w:webHidden/>
               </w:rPr>
-              <w:instrText xml:space="preserve"> PAGEREF _Toc230818584 \h </w:instrText>
+              <w:instrText xml:space="preserve"> PAGEREF _Toc231461748 \h </w:instrText>
             </w:r>
             <w:r>
               <w:rPr>
@@ -799,7 +811,7 @@
               <w:noProof/>
             </w:rPr>
           </w:pPr>
-          <w:hyperlink w:anchor="_Toc230818585" w:history="1">
+          <w:hyperlink w:anchor="_Toc231461749" w:history="1">
             <w:r>
               <w:rPr>
                 <w:rStyle w:val="Hyperlink"/>
@@ -826,7 +838,7 @@
                 <w:noProof/>
                 <w:webHidden/>
               </w:rPr>
-              <w:instrText xml:space="preserve"> PAGEREF _Toc230818585 \h </w:instrText>
+              <w:instrText xml:space="preserve"> PAGEREF _Toc231461749 \h </w:instrText>
             </w:r>
             <w:r>
               <w:rPr>
@@ -868,13 +880,13 @@
               <w:noProof/>
             </w:rPr>
           </w:pPr>
-          <w:hyperlink w:anchor="_Toc230818586" w:history="1">
+          <w:hyperlink w:anchor="_Toc231461750" w:history="1">
             <w:r>
               <w:rPr>
                 <w:rStyle w:val="Hyperlink"/>
                 <w:noProof/>
               </w:rPr>
-              <w:t>Week 4:</w:t>
+              <w:t>Week 4: Dynamic Backend Processing and Real User Interaction System</w:t>
             </w:r>
             <w:r>
               <w:rPr>
@@ -895,7 +907,7 @@
                 <w:noProof/>
                 <w:webHidden/>
               </w:rPr>
-              <w:instrText xml:space="preserve"> PAGEREF _Toc230818586 \h </w:instrText>
+              <w:instrText xml:space="preserve"> PAGEREF _Toc231461750 \h </w:instrText>
             </w:r>
             <w:r>
               <w:rPr>
@@ -916,6 +928,144 @@
                 <w:webHidden/>
               </w:rPr>
               <w:t>11</w:t>
+            </w:r>
+            <w:r>
+              <w:rPr>
+                <w:noProof/>
+                <w:webHidden/>
+              </w:rPr>
+              <w:fldChar w:fldCharType="end"/>
+            </w:r>
+          </w:hyperlink>
+        </w:p>
+        <w:p>
+          <w:pPr>
+            <w:pStyle w:val="TOC3"/>
+            <w:tabs>
+              <w:tab w:val="right" w:leader="dot" w:pos="9350"/>
+            </w:tabs>
+            <w:rPr>
+              <w:rFonts w:eastAsiaTheme="minorEastAsia"/>
+              <w:noProof/>
+            </w:rPr>
+          </w:pPr>
+          <w:hyperlink w:anchor="_Toc231461751" w:history="1">
+            <w:r>
+              <w:rPr>
+                <w:rStyle w:val="Hyperlink"/>
+                <w:noProof/>
+              </w:rPr>
+              <w:t>Week 4 Reflection</w:t>
+            </w:r>
+            <w:r>
+              <w:rPr>
+                <w:noProof/>
+                <w:webHidden/>
+              </w:rPr>
+              <w:tab/>
+            </w:r>
+            <w:r>
+              <w:rPr>
+                <w:noProof/>
+                <w:webHidden/>
+              </w:rPr>
+              <w:fldChar w:fldCharType="begin"/>
+            </w:r>
+            <w:r>
+              <w:rPr>
+                <w:noProof/>
+                <w:webHidden/>
+              </w:rPr>
+              <w:instrText xml:space="preserve"> PAGEREF _Toc231461751 \h </w:instrText>
+            </w:r>
+            <w:r>
+              <w:rPr>
+                <w:noProof/>
+                <w:webHidden/>
+              </w:rPr>
+            </w:r>
+            <w:r>
+              <w:rPr>
+                <w:noProof/>
+                <w:webHidden/>
+              </w:rPr>
+              <w:fldChar w:fldCharType="separate"/>
+            </w:r>
+            <w:r>
+              <w:rPr>
+                <w:noProof/>
+                <w:webHidden/>
+              </w:rPr>
+              <w:t>17</w:t>
+            </w:r>
+            <w:r>
+              <w:rPr>
+                <w:noProof/>
+                <w:webHidden/>
+              </w:rPr>
+              <w:fldChar w:fldCharType="end"/>
+            </w:r>
+          </w:hyperlink>
+        </w:p>
+        <w:p>
+          <w:pPr>
+            <w:pStyle w:val="TOC1"/>
+            <w:tabs>
+              <w:tab w:val="right" w:leader="dot" w:pos="9350"/>
+            </w:tabs>
+            <w:rPr>
+              <w:rFonts w:eastAsiaTheme="minorEastAsia"/>
+              <w:noProof/>
+            </w:rPr>
+          </w:pPr>
+          <w:hyperlink w:anchor="_Toc231461752" w:history="1">
+            <w:r>
+              <w:rPr>
+                <w:rStyle w:val="Hyperlink"/>
+                <w:noProof/>
+              </w:rPr>
+              <w:t>Week 5: Introduction to Databases</w:t>
+            </w:r>
+            <w:r>
+              <w:rPr>
+                <w:noProof/>
+                <w:webHidden/>
+              </w:rPr>
+              <w:tab/>
+            </w:r>
+            <w:r>
+              <w:rPr>
+                <w:noProof/>
+                <w:webHidden/>
+              </w:rPr>
+              <w:fldChar w:fldCharType="begin"/>
+            </w:r>
+            <w:r>
+              <w:rPr>
+                <w:noProof/>
+                <w:webHidden/>
+              </w:rPr>
+              <w:instrText xml:space="preserve"> PAGEREF _Toc231461752 \h </w:instrText>
+            </w:r>
+            <w:r>
+              <w:rPr>
+                <w:noProof/>
+                <w:webHidden/>
+              </w:rPr>
+            </w:r>
+            <w:r>
+              <w:rPr>
+                <w:noProof/>
+                <w:webHidden/>
+              </w:rPr>
+              <w:fldChar w:fldCharType="separate"/>
+            </w:r>
+            <w:r>
+              <w:rPr>
+                <w:noProof/>
+                <w:webHidden/>
+              </w:rPr>
+              <w:t>18</w:t>
             </w:r>
             <w:r>
               <w:rPr>
@@ -963,7 +1113,7 @@
       <w:pPr>
         <w:pStyle w:val="Heading1"/>
       </w:pPr>
-      <w:bookmarkStart w:id="0" w:name="_Toc230818577"/>
+      <w:bookmarkStart w:id="0" w:name="_Toc231461741"/>
       <w:r>
         <w:lastRenderedPageBreak/>
         <w:t>WEEK ONE: LOCAL ENVIRONMENT SETUP</w:t>
@@ -978,7 +1128,7 @@
           <w:bCs/>
         </w:rPr>
       </w:pPr>
-      <w:bookmarkStart w:id="1" w:name="_Toc230818578"/>
+      <w:bookmarkStart w:id="1" w:name="_Toc231461742"/>
       <w:r>
         <w:t xml:space="preserve">TITLE: </w:t>
       </w:r>
@@ -1376,7 +1526,7 @@
       <w:pPr>
         <w:pStyle w:val="Heading3"/>
       </w:pPr>
-      <w:bookmarkStart w:id="2" w:name="_Toc230818579"/>
+      <w:bookmarkStart w:id="2" w:name="_Toc231461743"/>
       <w:r>
         <w:t>WEEK 1 REFLECTIONS</w:t>
       </w:r>
@@ -1412,7 +1562,7 @@
       <w:pPr>
         <w:pStyle w:val="Heading1"/>
       </w:pPr>
-      <w:bookmarkStart w:id="3" w:name="_Toc230818580"/>
+      <w:bookmarkStart w:id="3" w:name="_Toc231461744"/>
       <w:r>
         <w:t>WEEK 2: WIREFRAMES AND GUI DESIGN.</w:t>
       </w:r>
@@ -1422,7 +1572,7 @@
       <w:pPr>
         <w:pStyle w:val="Heading2"/>
       </w:pPr>
-      <w:bookmarkStart w:id="4" w:name="_Toc230818581"/>
+      <w:bookmarkStart w:id="4" w:name="_Toc231461745"/>
       <w:r>
         <w:t>TITLE: USER INTERFACEE PLANNING AND SYSTEM DESIGN</w:t>
       </w:r>
@@ -1924,21 +2074,7 @@
                                 <w:szCs w:val="36"/>
                                 <w:u w:val="single"/>
                               </w:rPr>
-                              <w:t xml:space="preserve"> </w:t>
-                            </w:r>
-                            <w:r>
-                              <w:rPr>
-                                <w:rFonts w:ascii="Algerian" w:hAnsi="Algerian"/>
-                                <w:b/>
-                                <w:bCs/>
-                                <w:i/>
-                                <w:iCs/>
-                                <w:color w:val="000000" w:themeColor="text1"/>
-                                <w:sz w:val="36"/>
-                                <w:szCs w:val="36"/>
-                                <w:u w:val="single"/>
-                              </w:rPr>
-                              <w:t>SEA OF GAMES</w:t>
+                              <w:t xml:space="preserve"> SEA OF GAMES</w:t>
                             </w:r>
                             <w:r>
                               <w:rPr>
@@ -2135,27 +2271,14 @@
                       <w:r>
                         <w:t xml:space="preserve">Figure </w:t>
                       </w:r>
-                      <w:r>
-                        <w:fldChar w:fldCharType="begin"/>
-                      </w:r>
-                      <w:r>
-                        <w:instrText xml:space="preserve"> SEQ Figure \* ARABIC </w:instrText>
-                      </w:r>
-                      <w:r>
-                        <w:fldChar w:fldCharType="separate"/>
-                      </w:r>
-                      <w:r>
-                        <w:rPr>
-                          <w:noProof/>
-                        </w:rPr>
-                        <w:t>6</w:t>
-                      </w:r>
-                      <w:r>
-                        <w:rPr>
-                          <w:noProof/>
-                        </w:rPr>
-                        <w:fldChar w:fldCharType="end"/>
-                      </w:r>
+                      <w:fldSimple w:instr=" SEQ Figure \* ARABIC ">
+                        <w:r>
+                          <w:rPr>
+                            <w:noProof/>
+                          </w:rPr>
+                          <w:t>6</w:t>
+                        </w:r>
+                      </w:fldSimple>
                       <w:r>
                         <w:t>: Login Page wireframe</w:t>
                       </w:r>
@@ -3894,27 +4017,14 @@
                       <w:r>
                         <w:t xml:space="preserve">Figure </w:t>
                       </w:r>
-                      <w:r>
-                        <w:fldChar w:fldCharType="begin"/>
-                      </w:r>
-                      <w:r>
-                        <w:instrText xml:space="preserve"> SEQ Figure \* ARABIC </w:instrText>
-                      </w:r>
-                      <w:r>
-                        <w:fldChar w:fldCharType="separate"/>
-                      </w:r>
-                      <w:r>
-                        <w:rPr>
-                          <w:noProof/>
-                        </w:rPr>
-                        <w:t>7</w:t>
-                      </w:r>
-                      <w:r>
-                        <w:rPr>
-                          <w:noProof/>
-                        </w:rPr>
-                        <w:fldChar w:fldCharType="end"/>
-                      </w:r>
+                      <w:fldSimple w:instr=" SEQ Figure \* ARABIC ">
+                        <w:r>
+                          <w:rPr>
+                            <w:noProof/>
+                          </w:rPr>
+                          <w:t>7</w:t>
+                        </w:r>
+                      </w:fldSimple>
                       <w:r>
                         <w:t>: Dashboard Layout Design</w:t>
                       </w:r>
@@ -4126,27 +4236,14 @@
                       <w:r>
                         <w:t xml:space="preserve">Figure </w:t>
                       </w:r>
-                      <w:r>
-                        <w:fldChar w:fldCharType="begin"/>
-                      </w:r>
-                      <w:r>
-                        <w:instrText xml:space="preserve"> SEQ Figure \* ARABIC </w:instrText>
-                      </w:r>
-                      <w:r>
-                        <w:fldChar w:fldCharType="separate"/>
-                      </w:r>
-                      <w:r>
-                        <w:rPr>
-                          <w:noProof/>
-                        </w:rPr>
-                        <w:t>8</w:t>
-                      </w:r>
-                      <w:r>
-                        <w:rPr>
-                          <w:noProof/>
-                        </w:rPr>
-                        <w:fldChar w:fldCharType="end"/>
-                      </w:r>
+                      <w:fldSimple w:instr=" SEQ Figure \* ARABIC ">
+                        <w:r>
+                          <w:rPr>
+                            <w:noProof/>
+                          </w:rPr>
+                          <w:t>8</w:t>
+                        </w:r>
+                      </w:fldSimple>
                       <w:r>
                         <w:t>: Mobile Mockup</w:t>
                       </w:r>
@@ -5267,7 +5364,7 @@
       <w:r>
         <w:tab/>
       </w:r>
-      <w:bookmarkStart w:id="5" w:name="_Toc230818582"/>
+      <w:bookmarkStart w:id="5" w:name="_Toc231461746"/>
       <w:r>
         <w:t>Week 2 Reflection.</w:t>
       </w:r>
@@ -5282,7 +5379,7 @@
       <w:pPr>
         <w:pStyle w:val="Heading1"/>
       </w:pPr>
-      <w:bookmarkStart w:id="6" w:name="_Toc230818583"/>
+      <w:bookmarkStart w:id="6" w:name="_Toc231461747"/>
       <w:r>
         <w:lastRenderedPageBreak/>
         <w:t>Week 3: JavaScript and PHP Basics</w:t>
@@ -5297,7 +5394,7 @@
           <w:bCs/>
         </w:rPr>
       </w:pPr>
-      <w:bookmarkStart w:id="7" w:name="_Toc230818584"/>
+      <w:bookmarkStart w:id="7" w:name="_Toc231461748"/>
       <w:r>
         <w:t xml:space="preserve">TITLE: </w:t>
       </w:r>
@@ -5668,7 +5765,7 @@
       <w:pPr>
         <w:pStyle w:val="Heading3"/>
       </w:pPr>
-      <w:bookmarkStart w:id="8" w:name="_Toc230818585"/>
+      <w:bookmarkStart w:id="8" w:name="_Toc231461749"/>
       <w:r>
         <w:t>Week 3 Reflection</w:t>
       </w:r>
@@ -5683,15 +5780,1176 @@
       <w:pPr>
         <w:pStyle w:val="Heading1"/>
       </w:pPr>
-      <w:bookmarkStart w:id="9" w:name="_Toc230818586"/>
+      <w:bookmarkStart w:id="9" w:name="_Toc231461750"/>
       <w:r>
         <w:t>Week 4</w:t>
       </w:r>
       <w:r>
         <w:t>:</w:t>
       </w:r>
+      <w:r>
+        <w:t xml:space="preserve"> Dynamic Backend Processing and Real User Interaction System</w:t>
+      </w:r>
       <w:bookmarkEnd w:id="9"/>
     </w:p>
+    <w:p>
+      <w:pPr>
+        <w:keepNext/>
+      </w:pPr>
+      <w:r>
+        <w:drawing>
+          <wp:inline distT="0" distB="0" distL="0" distR="0" wp14:anchorId="2C43822D" wp14:editId="34BAA077">
+            <wp:extent cx="4124901" cy="2667372"/>
+            <wp:effectExtent l="19050" t="19050" r="28575" b="19050"/>
+            <wp:docPr id="1287194413" name="Picture 1"/>
+            <wp:cNvGraphicFramePr>
+              <a:graphicFrameLocks xmlns:a="http://schemas.openxmlformats.org/drawingml/2006/main" noChangeAspect="1"/>
+            </wp:cNvGraphicFramePr>
+            <a:graphic xmlns:a="http://schemas.openxmlformats.org/drawingml/2006/main">
+              <a:graphicData uri="http://schemas.openxmlformats.org/drawingml/2006/picture">
+                <pic:pic xmlns:pic="http://schemas.openxmlformats.org/drawingml/2006/picture">
+                  <pic:nvPicPr>
+                    <pic:cNvPr id="1287194413" name=""/>
+                    <pic:cNvPicPr/>
+                  </pic:nvPicPr>
+                  <pic:blipFill>
+                    <a:blip r:embed="rId20"/>
+                    <a:stretch>
+                      <a:fillRect/>
+                    </a:stretch>
+                  </pic:blipFill>
+                  <pic:spPr>
+                    <a:xfrm>
+                      <a:off x="0" y="0"/>
+                      <a:ext cx="4124901" cy="2667372"/>
+                    </a:xfrm>
+                    <a:prstGeom prst="rect">
+                      <a:avLst/>
+                    </a:prstGeom>
+                    <a:ln>
+                      <a:solidFill>
+                        <a:schemeClr val="accent1"/>
+                      </a:solidFill>
+                    </a:ln>
+                  </pic:spPr>
+                </pic:pic>
+              </a:graphicData>
+            </a:graphic>
+          </wp:inline>
+        </w:drawing>
+      </w:r>
+    </w:p>
+    <w:p>
+      <w:pPr>
+        <w:pStyle w:val="Caption"/>
+      </w:pPr>
+      <w:r>
+        <w:t xml:space="preserve">Figure </w:t>
+      </w:r>
+      <w:fldSimple w:instr=" SEQ Figure \* ARABIC ">
+        <w:r>
+          <w:rPr>
+            <w:noProof/>
+          </w:rPr>
+          <w:t>15</w:t>
+        </w:r>
+      </w:fldSimple>
+      <w:r>
+        <w:t>: Simple PHP processing page</w:t>
+      </w:r>
+    </w:p>
+    <w:p>
+      <w:pPr>
+        <w:keepNext/>
+      </w:pPr>
+      <w:r>
+        <w:drawing>
+          <wp:inline distT="0" distB="0" distL="0" distR="0" wp14:anchorId="1D4CF759" wp14:editId="1240972C">
+            <wp:extent cx="5734850" cy="1400370"/>
+            <wp:effectExtent l="19050" t="19050" r="18415" b="28575"/>
+            <wp:docPr id="451817436" name="Picture 1"/>
+            <wp:cNvGraphicFramePr>
+              <a:graphicFrameLocks xmlns:a="http://schemas.openxmlformats.org/drawingml/2006/main" noChangeAspect="1"/>
+            </wp:cNvGraphicFramePr>
+            <a:graphic xmlns:a="http://schemas.openxmlformats.org/drawingml/2006/main">
+              <a:graphicData uri="http://schemas.openxmlformats.org/drawingml/2006/picture">
+                <pic:pic xmlns:pic="http://schemas.openxmlformats.org/drawingml/2006/picture">
+                  <pic:nvPicPr>
+                    <pic:cNvPr id="451817436" name=""/>
+                    <pic:cNvPicPr/>
+                  </pic:nvPicPr>
+                  <pic:blipFill>
+                    <a:blip r:embed="rId21"/>
+                    <a:stretch>
+                      <a:fillRect/>
+                    </a:stretch>
+                  </pic:blipFill>
+                  <pic:spPr>
+                    <a:xfrm>
+                      <a:off x="0" y="0"/>
+                      <a:ext cx="5734850" cy="1400370"/>
+                    </a:xfrm>
+                    <a:prstGeom prst="rect">
+                      <a:avLst/>
+                    </a:prstGeom>
+                    <a:ln>
+                      <a:solidFill>
+                        <a:schemeClr val="accent1"/>
+                      </a:solidFill>
+                    </a:ln>
+                  </pic:spPr>
+                </pic:pic>
+              </a:graphicData>
+            </a:graphic>
+          </wp:inline>
+        </w:drawing>
+      </w:r>
+    </w:p>
+    <w:p>
+      <w:pPr>
+        <w:pStyle w:val="Caption"/>
+      </w:pPr>
+      <w:r>
+        <w:t xml:space="preserve">Figure </w:t>
+      </w:r>
+      <w:fldSimple w:instr=" SEQ Figure \* ARABIC ">
+        <w:r>
+          <w:rPr>
+            <w:noProof/>
+          </w:rPr>
+          <w:t>16</w:t>
+        </w:r>
+      </w:fldSimple>
+      <w:r>
+        <w:t>: Dynamic Welcome Page</w:t>
+      </w:r>
+    </w:p>
+    <w:p>
+      <w:pPr>
+        <w:keepNext/>
+      </w:pPr>
+      <w:r>
+        <w:lastRenderedPageBreak/>
+        <w:drawing>
+          <wp:inline distT="0" distB="0" distL="0" distR="0" wp14:anchorId="3CAFD97B" wp14:editId="69FFCC99">
+            <wp:extent cx="5943600" cy="5924550"/>
+            <wp:effectExtent l="0" t="0" r="0" b="0"/>
+            <wp:docPr id="1081690199" name="Picture 1"/>
+            <wp:cNvGraphicFramePr>
+              <a:graphicFrameLocks xmlns:a="http://schemas.openxmlformats.org/drawingml/2006/main" noChangeAspect="1"/>
+            </wp:cNvGraphicFramePr>
+            <a:graphic xmlns:a="http://schemas.openxmlformats.org/drawingml/2006/main">
+              <a:graphicData uri="http://schemas.openxmlformats.org/drawingml/2006/picture">
+                <pic:pic xmlns:pic="http://schemas.openxmlformats.org/drawingml/2006/picture">
+                  <pic:nvPicPr>
+                    <pic:cNvPr id="1081690199" name=""/>
+                    <pic:cNvPicPr/>
+                  </pic:nvPicPr>
+                  <pic:blipFill>
+                    <a:blip r:embed="rId22"/>
+                    <a:stretch>
+                      <a:fillRect/>
+                    </a:stretch>
+                  </pic:blipFill>
+                  <pic:spPr>
+                    <a:xfrm>
+                      <a:off x="0" y="0"/>
+                      <a:ext cx="5943600" cy="5924550"/>
+                    </a:xfrm>
+                    <a:prstGeom prst="rect">
+                      <a:avLst/>
+                    </a:prstGeom>
+                  </pic:spPr>
+                </pic:pic>
+              </a:graphicData>
+            </a:graphic>
+          </wp:inline>
+        </w:drawing>
+      </w:r>
+    </w:p>
+    <w:p>
+      <w:pPr>
+        <w:pStyle w:val="Caption"/>
+      </w:pPr>
+      <w:r>
+        <w:t xml:space="preserve">Figure </w:t>
+      </w:r>
+      <w:fldSimple w:instr=" SEQ Figure \* ARABIC ">
+        <w:r>
+          <w:rPr>
+            <w:noProof/>
+          </w:rPr>
+          <w:t>17</w:t>
+        </w:r>
+      </w:fldSimple>
+      <w:r>
+        <w:t>: Form Submission System</w:t>
+      </w:r>
+    </w:p>
+    <w:p>
+      <w:pPr>
+        <w:keepNext/>
+      </w:pPr>
+      <w:r>
+        <w:lastRenderedPageBreak/>
+        <w:drawing>
+          <wp:inline distT="0" distB="0" distL="0" distR="0" wp14:anchorId="4A555331" wp14:editId="1F186393">
+            <wp:extent cx="5420481" cy="5087060"/>
+            <wp:effectExtent l="19050" t="19050" r="27940" b="18415"/>
+            <wp:docPr id="1642995259" name="Picture 1"/>
+            <wp:cNvGraphicFramePr>
+              <a:graphicFrameLocks xmlns:a="http://schemas.openxmlformats.org/drawingml/2006/main" noChangeAspect="1"/>
+            </wp:cNvGraphicFramePr>
+            <a:graphic xmlns:a="http://schemas.openxmlformats.org/drawingml/2006/main">
+              <a:graphicData uri="http://schemas.openxmlformats.org/drawingml/2006/picture">
+                <pic:pic xmlns:pic="http://schemas.openxmlformats.org/drawingml/2006/picture">
+                  <pic:nvPicPr>
+                    <pic:cNvPr id="1642995259" name=""/>
+                    <pic:cNvPicPr/>
+                  </pic:nvPicPr>
+                  <pic:blipFill>
+                    <a:blip r:embed="rId23"/>
+                    <a:stretch>
+                      <a:fillRect/>
+                    </a:stretch>
+                  </pic:blipFill>
+                  <pic:spPr>
+                    <a:xfrm>
+                      <a:off x="0" y="0"/>
+                      <a:ext cx="5420481" cy="5087060"/>
+                    </a:xfrm>
+                    <a:prstGeom prst="rect">
+                      <a:avLst/>
+                    </a:prstGeom>
+                    <a:ln>
+                      <a:solidFill>
+                        <a:schemeClr val="accent1"/>
+                      </a:solidFill>
+                    </a:ln>
+                  </pic:spPr>
+                </pic:pic>
+              </a:graphicData>
+            </a:graphic>
+          </wp:inline>
+        </w:drawing>
+      </w:r>
+    </w:p>
+    <w:p>
+      <w:pPr>
+        <w:pStyle w:val="Caption"/>
+      </w:pPr>
+      <w:r>
+        <w:t xml:space="preserve">Figure </w:t>
+      </w:r>
+      <w:fldSimple w:instr=" SEQ Figure \* ARABIC ">
+        <w:r>
+          <w:rPr>
+            <w:noProof/>
+          </w:rPr>
+          <w:t>18</w:t>
+        </w:r>
+      </w:fldSimple>
+      <w:r>
+        <w:t>: Registration Form</w:t>
+      </w:r>
+    </w:p>
+    <w:p>
+      <w:pPr>
+        <w:keepNext/>
+      </w:pPr>
+      <w:r>
+        <w:lastRenderedPageBreak/>
+        <w:drawing>
+          <wp:inline distT="0" distB="0" distL="0" distR="0" wp14:anchorId="3802705C" wp14:editId="509D49BF">
+            <wp:extent cx="5534797" cy="4286848"/>
+            <wp:effectExtent l="0" t="0" r="8890" b="0"/>
+            <wp:docPr id="2016631376" name="Picture 1"/>
+            <wp:cNvGraphicFramePr>
+              <a:graphicFrameLocks xmlns:a="http://schemas.openxmlformats.org/drawingml/2006/main" noChangeAspect="1"/>
+            </wp:cNvGraphicFramePr>
+            <a:graphic xmlns:a="http://schemas.openxmlformats.org/drawingml/2006/main">
+              <a:graphicData uri="http://schemas.openxmlformats.org/drawingml/2006/picture">
+                <pic:pic xmlns:pic="http://schemas.openxmlformats.org/drawingml/2006/picture">
+                  <pic:nvPicPr>
+                    <pic:cNvPr id="2016631376" name=""/>
+                    <pic:cNvPicPr/>
+                  </pic:nvPicPr>
+                  <pic:blipFill>
+                    <a:blip r:embed="rId24"/>
+                    <a:stretch>
+                      <a:fillRect/>
+                    </a:stretch>
+                  </pic:blipFill>
+                  <pic:spPr>
+                    <a:xfrm>
+                      <a:off x="0" y="0"/>
+                      <a:ext cx="5534797" cy="4286848"/>
+                    </a:xfrm>
+                    <a:prstGeom prst="rect">
+                      <a:avLst/>
+                    </a:prstGeom>
+                  </pic:spPr>
+                </pic:pic>
+              </a:graphicData>
+            </a:graphic>
+          </wp:inline>
+        </w:drawing>
+      </w:r>
+    </w:p>
+    <w:p>
+      <w:pPr>
+        <w:pStyle w:val="Caption"/>
+      </w:pPr>
+      <w:r>
+        <w:t xml:space="preserve">Figure </w:t>
+      </w:r>
+      <w:fldSimple w:instr=" SEQ Figure \* ARABIC ">
+        <w:r>
+          <w:rPr>
+            <w:noProof/>
+          </w:rPr>
+          <w:t>19</w:t>
+        </w:r>
+      </w:fldSimple>
+      <w:r>
+        <w:t>: Login Form</w:t>
+      </w:r>
+    </w:p>
+    <w:p>
+      <w:pPr>
+        <w:keepNext/>
+      </w:pPr>
+      <w:r>
+        <w:lastRenderedPageBreak/>
+        <w:drawing>
+          <wp:inline distT="0" distB="0" distL="0" distR="0" wp14:anchorId="351D3048" wp14:editId="03DE297C">
+            <wp:extent cx="5449060" cy="5163271"/>
+            <wp:effectExtent l="19050" t="19050" r="18415" b="18415"/>
+            <wp:docPr id="64634689" name="Picture 1"/>
+            <wp:cNvGraphicFramePr>
+              <a:graphicFrameLocks xmlns:a="http://schemas.openxmlformats.org/drawingml/2006/main" noChangeAspect="1"/>
+            </wp:cNvGraphicFramePr>
+            <a:graphic xmlns:a="http://schemas.openxmlformats.org/drawingml/2006/main">
+              <a:graphicData uri="http://schemas.openxmlformats.org/drawingml/2006/picture">
+                <pic:pic xmlns:pic="http://schemas.openxmlformats.org/drawingml/2006/picture">
+                  <pic:nvPicPr>
+                    <pic:cNvPr id="64634689" name=""/>
+                    <pic:cNvPicPr/>
+                  </pic:nvPicPr>
+                  <pic:blipFill>
+                    <a:blip r:embed="rId25"/>
+                    <a:stretch>
+                      <a:fillRect/>
+                    </a:stretch>
+                  </pic:blipFill>
+                  <pic:spPr>
+                    <a:xfrm>
+                      <a:off x="0" y="0"/>
+                      <a:ext cx="5449060" cy="5163271"/>
+                    </a:xfrm>
+                    <a:prstGeom prst="rect">
+                      <a:avLst/>
+                    </a:prstGeom>
+                    <a:ln>
+                      <a:solidFill>
+                        <a:schemeClr val="accent1"/>
+                      </a:solidFill>
+                    </a:ln>
+                  </pic:spPr>
+                </pic:pic>
+              </a:graphicData>
+            </a:graphic>
+          </wp:inline>
+        </w:drawing>
+      </w:r>
+    </w:p>
+    <w:p>
+      <w:pPr>
+        <w:pStyle w:val="Caption"/>
+      </w:pPr>
+      <w:r>
+        <w:t xml:space="preserve">Figure </w:t>
+      </w:r>
+      <w:fldSimple w:instr=" SEQ Figure \* ARABIC ">
+        <w:r>
+          <w:rPr>
+            <w:noProof/>
+          </w:rPr>
+          <w:t>20</w:t>
+        </w:r>
+      </w:fldSimple>
+      <w:r>
+        <w:t>: Contact Form</w:t>
+      </w:r>
+    </w:p>
+    <w:p>
+      <w:pPr>
+        <w:keepNext/>
+      </w:pPr>
+      <w:r>
+        <w:lastRenderedPageBreak/>
+        <w:drawing>
+          <wp:inline distT="0" distB="0" distL="0" distR="0" wp14:anchorId="246F20A9" wp14:editId="5644AA64">
+            <wp:extent cx="4706007" cy="4486901"/>
+            <wp:effectExtent l="0" t="0" r="0" b="9525"/>
+            <wp:docPr id="1318394134" name="Picture 1"/>
+            <wp:cNvGraphicFramePr>
+              <a:graphicFrameLocks xmlns:a="http://schemas.openxmlformats.org/drawingml/2006/main" noChangeAspect="1"/>
+            </wp:cNvGraphicFramePr>
+            <a:graphic xmlns:a="http://schemas.openxmlformats.org/drawingml/2006/main">
+              <a:graphicData uri="http://schemas.openxmlformats.org/drawingml/2006/picture">
+                <pic:pic xmlns:pic="http://schemas.openxmlformats.org/drawingml/2006/picture">
+                  <pic:nvPicPr>
+                    <pic:cNvPr id="1318394134" name=""/>
+                    <pic:cNvPicPr/>
+                  </pic:nvPicPr>
+                  <pic:blipFill>
+                    <a:blip r:embed="rId26"/>
+                    <a:stretch>
+                      <a:fillRect/>
+                    </a:stretch>
+                  </pic:blipFill>
+                  <pic:spPr>
+                    <a:xfrm>
+                      <a:off x="0" y="0"/>
+                      <a:ext cx="4706007" cy="4486901"/>
+                    </a:xfrm>
+                    <a:prstGeom prst="rect">
+                      <a:avLst/>
+                    </a:prstGeom>
+                  </pic:spPr>
+                </pic:pic>
+              </a:graphicData>
+            </a:graphic>
+          </wp:inline>
+        </w:drawing>
+      </w:r>
+    </w:p>
+    <w:p>
+      <w:pPr>
+        <w:pStyle w:val="Caption"/>
+      </w:pPr>
+      <w:r>
+        <w:t xml:space="preserve">Figure </w:t>
+      </w:r>
+      <w:fldSimple w:instr=" SEQ Figure \* ARABIC ">
+        <w:r>
+          <w:rPr>
+            <w:noProof/>
+          </w:rPr>
+          <w:t>21</w:t>
+        </w:r>
+      </w:fldSimple>
+      <w:r>
+        <w:t>: Username Validation</w:t>
+      </w:r>
+    </w:p>
+    <w:p>
+      <w:pPr>
+        <w:keepNext/>
+      </w:pPr>
+      <w:r>
+        <w:drawing>
+          <wp:inline distT="0" distB="0" distL="0" distR="0" wp14:anchorId="69A51A16" wp14:editId="1007BB71">
+            <wp:extent cx="5943600" cy="1221105"/>
+            <wp:effectExtent l="19050" t="19050" r="19050" b="17145"/>
+            <wp:docPr id="439288296" name="Picture 1"/>
+            <wp:cNvGraphicFramePr>
+              <a:graphicFrameLocks xmlns:a="http://schemas.openxmlformats.org/drawingml/2006/main" noChangeAspect="1"/>
+            </wp:cNvGraphicFramePr>
+            <a:graphic xmlns:a="http://schemas.openxmlformats.org/drawingml/2006/main">
+              <a:graphicData uri="http://schemas.openxmlformats.org/drawingml/2006/picture">
+                <pic:pic xmlns:pic="http://schemas.openxmlformats.org/drawingml/2006/picture">
+                  <pic:nvPicPr>
+                    <pic:cNvPr id="439288296" name=""/>
+                    <pic:cNvPicPr/>
+                  </pic:nvPicPr>
+                  <pic:blipFill>
+                    <a:blip r:embed="rId27"/>
+                    <a:stretch>
+                      <a:fillRect/>
+                    </a:stretch>
+                  </pic:blipFill>
+                  <pic:spPr>
+                    <a:xfrm>
+                      <a:off x="0" y="0"/>
+                      <a:ext cx="5943600" cy="1221105"/>
+                    </a:xfrm>
+                    <a:prstGeom prst="rect">
+                      <a:avLst/>
+                    </a:prstGeom>
+                    <a:ln>
+                      <a:solidFill>
+                        <a:schemeClr val="accent1"/>
+                      </a:solidFill>
+                    </a:ln>
+                  </pic:spPr>
+                </pic:pic>
+              </a:graphicData>
+            </a:graphic>
+          </wp:inline>
+        </w:drawing>
+      </w:r>
+    </w:p>
+    <w:p>
+      <w:pPr>
+        <w:pStyle w:val="Caption"/>
+      </w:pPr>
+      <w:r>
+        <w:t xml:space="preserve">Figure </w:t>
+      </w:r>
+      <w:fldSimple w:instr=" SEQ Figure \* ARABIC ">
+        <w:r>
+          <w:rPr>
+            <w:noProof/>
+          </w:rPr>
+          <w:t>22</w:t>
+        </w:r>
+      </w:fldSimple>
+      <w:r>
+        <w:t>: Session Based Welcome Page</w:t>
+      </w:r>
+    </w:p>
+    <w:p>
+      <w:pPr>
+        <w:keepNext/>
+      </w:pPr>
+      <w:r>
+        <w:rPr>
+          <w:noProof/>
+        </w:rPr>
+        <w:lastRenderedPageBreak/>
+        <w:drawing>
+          <wp:inline distT="0" distB="0" distL="0" distR="0" wp14:anchorId="7A932314" wp14:editId="38597C48">
+            <wp:extent cx="1539373" cy="3596952"/>
+            <wp:effectExtent l="0" t="0" r="3810" b="3810"/>
+            <wp:docPr id="1501848118" name="Picture 52"/>
+            <wp:cNvGraphicFramePr>
+              <a:graphicFrameLocks xmlns:a="http://schemas.openxmlformats.org/drawingml/2006/main" noChangeAspect="1"/>
+            </wp:cNvGraphicFramePr>
+            <a:graphic xmlns:a="http://schemas.openxmlformats.org/drawingml/2006/main">
+              <a:graphicData uri="http://schemas.openxmlformats.org/drawingml/2006/picture">
+                <pic:pic xmlns:pic="http://schemas.openxmlformats.org/drawingml/2006/picture">
+                  <pic:nvPicPr>
+                    <pic:cNvPr id="1501848118" name="Picture 1501848118"/>
+                    <pic:cNvPicPr/>
+                  </pic:nvPicPr>
+                  <pic:blipFill>
+                    <a:blip r:embed="rId28">
+                      <a:extLst>
+                        <a:ext uri="{28A0092B-C50C-407E-A947-70E740481C1C}">
+                          <a14:useLocalDpi xmlns:a14="http://schemas.microsoft.com/office/drawing/2010/main" val="0"/>
+                        </a:ext>
+                      </a:extLst>
+                    </a:blip>
+                    <a:stretch>
+                      <a:fillRect/>
+                    </a:stretch>
+                  </pic:blipFill>
+                  <pic:spPr>
+                    <a:xfrm>
+                      <a:off x="0" y="0"/>
+                      <a:ext cx="1539373" cy="3596952"/>
+                    </a:xfrm>
+                    <a:prstGeom prst="rect">
+                      <a:avLst/>
+                    </a:prstGeom>
+                  </pic:spPr>
+                </pic:pic>
+              </a:graphicData>
+            </a:graphic>
+          </wp:inline>
+        </w:drawing>
+      </w:r>
+    </w:p>
+    <w:p>
+      <w:pPr>
+        <w:pStyle w:val="Caption"/>
+      </w:pPr>
+      <w:r>
+        <w:t xml:space="preserve">Figure </w:t>
+      </w:r>
+      <w:fldSimple w:instr=" SEQ Figure \* ARABIC ">
+        <w:r>
+          <w:rPr>
+            <w:noProof/>
+          </w:rPr>
+          <w:t>23</w:t>
+        </w:r>
+      </w:fldSimple>
+      <w:r>
+        <w:t>: Folder Structure</w:t>
+      </w:r>
+    </w:p>
+    <w:p>
+      <w:pPr>
+        <w:pStyle w:val="Heading3"/>
+      </w:pPr>
+      <w:bookmarkStart w:id="10" w:name="_Toc231461751"/>
+      <w:r>
+        <w:t>Week 4 Reflection</w:t>
+      </w:r>
+      <w:bookmarkEnd w:id="10"/>
+    </w:p>
+    <w:p>
+      <w:r>
+        <w:t>This week was all about setting up the structural foundations for the Sea of Games website like, properly setting up the XAMPP servers and database schemas and crucial PHP connection files. Learning from initial problems experienced throughout this week helped improve my debugging skills and stronger understanding of git commands.</w:t>
+      </w:r>
+    </w:p>
+    <w:p>
+      <w:pPr>
+        <w:pStyle w:val="Heading1"/>
+      </w:pPr>
+      <w:bookmarkStart w:id="11" w:name="_Toc231461752"/>
+      <w:r>
+        <w:lastRenderedPageBreak/>
+        <w:t xml:space="preserve">Week 5: </w:t>
+      </w:r>
+      <w:r>
+        <w:t>Introduction to Databases</w:t>
+      </w:r>
+      <w:bookmarkEnd w:id="11"/>
+    </w:p>
+    <w:p>
+      <w:pPr>
+        <w:keepNext/>
+      </w:pPr>
+      <w:r>
+        <w:rPr>
+          <w:noProof/>
+        </w:rPr>
+        <w:drawing>
+          <wp:inline distT="0" distB="0" distL="0" distR="0" wp14:anchorId="545CF19E" wp14:editId="4C710551">
+            <wp:extent cx="2971800" cy="6850380"/>
+            <wp:effectExtent l="0" t="0" r="0" b="7620"/>
+            <wp:docPr id="310357468" name="Picture 54"/>
+            <wp:cNvGraphicFramePr>
+              <a:graphicFrameLocks xmlns:a="http://schemas.openxmlformats.org/drawingml/2006/main" noChangeAspect="1"/>
+            </wp:cNvGraphicFramePr>
+            <a:graphic xmlns:a="http://schemas.openxmlformats.org/drawingml/2006/main">
+              <a:graphicData uri="http://schemas.openxmlformats.org/drawingml/2006/picture">
+                <pic:pic xmlns:pic="http://schemas.openxmlformats.org/drawingml/2006/picture">
+                  <pic:nvPicPr>
+                    <pic:cNvPr id="310357468" name="Picture 310357468"/>
+                    <pic:cNvPicPr/>
+                  </pic:nvPicPr>
+                  <pic:blipFill>
+                    <a:blip r:embed="rId29">
+                      <a:extLst>
+                        <a:ext uri="{28A0092B-C50C-407E-A947-70E740481C1C}">
+                          <a14:useLocalDpi xmlns:a14="http://schemas.microsoft.com/office/drawing/2010/main" val="0"/>
+                        </a:ext>
+                      </a:extLst>
+                    </a:blip>
+                    <a:stretch>
+                      <a:fillRect/>
+                    </a:stretch>
+                  </pic:blipFill>
+                  <pic:spPr>
+                    <a:xfrm>
+                      <a:off x="0" y="0"/>
+                      <a:ext cx="2972216" cy="6851339"/>
+                    </a:xfrm>
+                    <a:prstGeom prst="rect">
+                      <a:avLst/>
+                    </a:prstGeom>
+                  </pic:spPr>
+                </pic:pic>
+              </a:graphicData>
+            </a:graphic>
+          </wp:inline>
+        </w:drawing>
+      </w:r>
+    </w:p>
+    <w:p>
+      <w:pPr>
+        <w:pStyle w:val="Caption"/>
+      </w:pPr>
+      <w:r>
+        <w:t xml:space="preserve">Figure </w:t>
+      </w:r>
+      <w:fldSimple w:instr=" SEQ Figure \* ARABIC ">
+        <w:r>
+          <w:rPr>
+            <w:noProof/>
+          </w:rPr>
+          <w:t>24</w:t>
+        </w:r>
+      </w:fldSimple>
+      <w:r>
+        <w:t>: Database Screenshot</w:t>
+      </w:r>
+    </w:p>
+    <w:p/>
+    <w:p/>
+    <w:p>
+      <w:pPr>
+        <w:keepNext/>
+      </w:pPr>
+      <w:r>
+        <w:rPr>
+          <w:noProof/>
+        </w:rPr>
+        <w:lastRenderedPageBreak/>
+        <w:drawing>
+          <wp:inline distT="0" distB="0" distL="0" distR="0" wp14:anchorId="4E0E63F8" wp14:editId="21E33022">
+            <wp:extent cx="5943600" cy="2035175"/>
+            <wp:effectExtent l="0" t="0" r="0" b="3175"/>
+            <wp:docPr id="602047261" name="Picture 55"/>
+            <wp:cNvGraphicFramePr>
+              <a:graphicFrameLocks xmlns:a="http://schemas.openxmlformats.org/drawingml/2006/main" noChangeAspect="1"/>
+            </wp:cNvGraphicFramePr>
+            <a:graphic xmlns:a="http://schemas.openxmlformats.org/drawingml/2006/main">
+              <a:graphicData uri="http://schemas.openxmlformats.org/drawingml/2006/picture">
+                <pic:pic xmlns:pic="http://schemas.openxmlformats.org/drawingml/2006/picture">
+                  <pic:nvPicPr>
+                    <pic:cNvPr id="602047261" name="Picture 602047261"/>
+                    <pic:cNvPicPr/>
+                  </pic:nvPicPr>
+                  <pic:blipFill>
+                    <a:blip r:embed="rId30">
+                      <a:extLst>
+                        <a:ext uri="{28A0092B-C50C-407E-A947-70E740481C1C}">
+                          <a14:useLocalDpi xmlns:a14="http://schemas.microsoft.com/office/drawing/2010/main" val="0"/>
+                        </a:ext>
+                      </a:extLst>
+                    </a:blip>
+                    <a:stretch>
+                      <a:fillRect/>
+                    </a:stretch>
+                  </pic:blipFill>
+                  <pic:spPr>
+                    <a:xfrm>
+                      <a:off x="0" y="0"/>
+                      <a:ext cx="5943600" cy="2035175"/>
+                    </a:xfrm>
+                    <a:prstGeom prst="rect">
+                      <a:avLst/>
+                    </a:prstGeom>
+                  </pic:spPr>
+                </pic:pic>
+              </a:graphicData>
+            </a:graphic>
+          </wp:inline>
+        </w:drawing>
+      </w:r>
+    </w:p>
+    <w:p>
+      <w:pPr>
+        <w:pStyle w:val="Caption"/>
+      </w:pPr>
+      <w:r>
+        <w:t xml:space="preserve">Figure </w:t>
+      </w:r>
+      <w:fldSimple w:instr=" SEQ Figure \* ARABIC ">
+        <w:r>
+          <w:rPr>
+            <w:noProof/>
+          </w:rPr>
+          <w:t>25</w:t>
+        </w:r>
+      </w:fldSimple>
+      <w:r>
+        <w:t>: Table Creation</w:t>
+      </w:r>
+    </w:p>
+    <w:p>
+      <w:pPr>
+        <w:keepNext/>
+      </w:pPr>
+      <w:r>
+        <w:rPr>
+          <w:noProof/>
+        </w:rPr>
+        <w:drawing>
+          <wp:inline distT="0" distB="0" distL="0" distR="0" wp14:anchorId="22B2B19A" wp14:editId="51042965">
+            <wp:extent cx="5943600" cy="2071370"/>
+            <wp:effectExtent l="0" t="0" r="0" b="5080"/>
+            <wp:docPr id="1643497507" name="Picture 56"/>
+            <wp:cNvGraphicFramePr>
+              <a:graphicFrameLocks xmlns:a="http://schemas.openxmlformats.org/drawingml/2006/main" noChangeAspect="1"/>
+            </wp:cNvGraphicFramePr>
+            <a:graphic xmlns:a="http://schemas.openxmlformats.org/drawingml/2006/main">
+              <a:graphicData uri="http://schemas.openxmlformats.org/drawingml/2006/picture">
+                <pic:pic xmlns:pic="http://schemas.openxmlformats.org/drawingml/2006/picture">
+                  <pic:nvPicPr>
+                    <pic:cNvPr id="1643497507" name="Picture 1643497507"/>
+                    <pic:cNvPicPr/>
+                  </pic:nvPicPr>
+                  <pic:blipFill>
+                    <a:blip r:embed="rId31" cstate="print">
+                      <a:extLst>
+                        <a:ext uri="{28A0092B-C50C-407E-A947-70E740481C1C}">
+                          <a14:useLocalDpi xmlns:a14="http://schemas.microsoft.com/office/drawing/2010/main" val="0"/>
+                        </a:ext>
+                      </a:extLst>
+                    </a:blip>
+                    <a:stretch>
+                      <a:fillRect/>
+                    </a:stretch>
+                  </pic:blipFill>
+                  <pic:spPr>
+                    <a:xfrm>
+                      <a:off x="0" y="0"/>
+                      <a:ext cx="5943600" cy="2071370"/>
+                    </a:xfrm>
+                    <a:prstGeom prst="rect">
+                      <a:avLst/>
+                    </a:prstGeom>
+                  </pic:spPr>
+                </pic:pic>
+              </a:graphicData>
+            </a:graphic>
+          </wp:inline>
+        </w:drawing>
+      </w:r>
+    </w:p>
+    <w:p>
+      <w:pPr>
+        <w:pStyle w:val="Caption"/>
+      </w:pPr>
+      <w:r>
+        <w:t xml:space="preserve">Figure </w:t>
+      </w:r>
+      <w:fldSimple w:instr=" SEQ Figure \* ARABIC ">
+        <w:r>
+          <w:rPr>
+            <w:noProof/>
+          </w:rPr>
+          <w:t>26</w:t>
+        </w:r>
+      </w:fldSimple>
+      <w:r>
+        <w:t>: CRUD operation (Create)</w:t>
+      </w:r>
+    </w:p>
+    <w:p>
+      <w:pPr>
+        <w:keepNext/>
+      </w:pPr>
+      <w:r>
+        <w:rPr>
+          <w:noProof/>
+        </w:rPr>
+        <w:drawing>
+          <wp:inline distT="0" distB="0" distL="0" distR="0" wp14:anchorId="4973C06B" wp14:editId="61673FB7">
+            <wp:extent cx="5943600" cy="1189990"/>
+            <wp:effectExtent l="0" t="0" r="0" b="0"/>
+            <wp:docPr id="62287807" name="Picture 57"/>
+            <wp:cNvGraphicFramePr>
+              <a:graphicFrameLocks xmlns:a="http://schemas.openxmlformats.org/drawingml/2006/main" noChangeAspect="1"/>
+            </wp:cNvGraphicFramePr>
+            <a:graphic xmlns:a="http://schemas.openxmlformats.org/drawingml/2006/main">
+              <a:graphicData uri="http://schemas.openxmlformats.org/drawingml/2006/picture">
+                <pic:pic xmlns:pic="http://schemas.openxmlformats.org/drawingml/2006/picture">
+                  <pic:nvPicPr>
+                    <pic:cNvPr id="62287807" name="Picture 62287807"/>
+                    <pic:cNvPicPr/>
+                  </pic:nvPicPr>
+                  <pic:blipFill>
+                    <a:blip r:embed="rId32" cstate="print">
+                      <a:extLst>
+                        <a:ext uri="{28A0092B-C50C-407E-A947-70E740481C1C}">
+                          <a14:useLocalDpi xmlns:a14="http://schemas.microsoft.com/office/drawing/2010/main" val="0"/>
+                        </a:ext>
+                      </a:extLst>
+                    </a:blip>
+                    <a:stretch>
+                      <a:fillRect/>
+                    </a:stretch>
+                  </pic:blipFill>
+                  <pic:spPr>
+                    <a:xfrm>
+                      <a:off x="0" y="0"/>
+                      <a:ext cx="5943600" cy="1189990"/>
+                    </a:xfrm>
+                    <a:prstGeom prst="rect">
+                      <a:avLst/>
+                    </a:prstGeom>
+                  </pic:spPr>
+                </pic:pic>
+              </a:graphicData>
+            </a:graphic>
+          </wp:inline>
+        </w:drawing>
+      </w:r>
+    </w:p>
+    <w:p>
+      <w:pPr>
+        <w:pStyle w:val="Caption"/>
+      </w:pPr>
+      <w:r>
+        <w:t xml:space="preserve">Figure </w:t>
+      </w:r>
+      <w:fldSimple w:instr=" SEQ Figure \* ARABIC ">
+        <w:r>
+          <w:rPr>
+            <w:noProof/>
+          </w:rPr>
+          <w:t>27</w:t>
+        </w:r>
+      </w:fldSimple>
+      <w:r>
+        <w:t>: CRUD operation (Read)</w:t>
+      </w:r>
+    </w:p>
+    <w:p>
+      <w:pPr>
+        <w:keepNext/>
+      </w:pPr>
+      <w:r>
+        <w:rPr>
+          <w:noProof/>
+        </w:rPr>
+        <w:lastRenderedPageBreak/>
+        <w:drawing>
+          <wp:inline distT="0" distB="0" distL="0" distR="0" wp14:anchorId="4F29176A" wp14:editId="14D6A5F0">
+            <wp:extent cx="5943600" cy="3041650"/>
+            <wp:effectExtent l="0" t="0" r="0" b="6350"/>
+            <wp:docPr id="219269262" name="Picture 58"/>
+            <wp:cNvGraphicFramePr>
+              <a:graphicFrameLocks xmlns:a="http://schemas.openxmlformats.org/drawingml/2006/main" noChangeAspect="1"/>
+            </wp:cNvGraphicFramePr>
+            <a:graphic xmlns:a="http://schemas.openxmlformats.org/drawingml/2006/main">
+              <a:graphicData uri="http://schemas.openxmlformats.org/drawingml/2006/picture">
+                <pic:pic xmlns:pic="http://schemas.openxmlformats.org/drawingml/2006/picture">
+                  <pic:nvPicPr>
+                    <pic:cNvPr id="219269262" name="Picture 219269262"/>
+                    <pic:cNvPicPr/>
+                  </pic:nvPicPr>
+                  <pic:blipFill>
+                    <a:blip r:embed="rId33" cstate="print">
+                      <a:extLst>
+                        <a:ext uri="{28A0092B-C50C-407E-A947-70E740481C1C}">
+                          <a14:useLocalDpi xmlns:a14="http://schemas.microsoft.com/office/drawing/2010/main" val="0"/>
+                        </a:ext>
+                      </a:extLst>
+                    </a:blip>
+                    <a:stretch>
+                      <a:fillRect/>
+                    </a:stretch>
+                  </pic:blipFill>
+                  <pic:spPr>
+                    <a:xfrm>
+                      <a:off x="0" y="0"/>
+                      <a:ext cx="5943600" cy="3041650"/>
+                    </a:xfrm>
+                    <a:prstGeom prst="rect">
+                      <a:avLst/>
+                    </a:prstGeom>
+                  </pic:spPr>
+                </pic:pic>
+              </a:graphicData>
+            </a:graphic>
+          </wp:inline>
+        </w:drawing>
+      </w:r>
+    </w:p>
+    <w:p>
+      <w:pPr>
+        <w:pStyle w:val="Caption"/>
+      </w:pPr>
+      <w:r>
+        <w:t xml:space="preserve">Figure </w:t>
+      </w:r>
+      <w:fldSimple w:instr=" SEQ Figure \* ARABIC ">
+        <w:r>
+          <w:rPr>
+            <w:noProof/>
+          </w:rPr>
+          <w:t>28</w:t>
+        </w:r>
+      </w:fldSimple>
+      <w:r>
+        <w:t>: CRUD operation (Delete)</w:t>
+      </w:r>
+    </w:p>
+    <w:p>
+      <w:pPr>
+        <w:keepNext/>
+      </w:pPr>
+      <w:r>
+        <w:drawing>
+          <wp:inline distT="0" distB="0" distL="0" distR="0" wp14:anchorId="1AB0EE45" wp14:editId="3213897B">
+            <wp:extent cx="5695950" cy="4495800"/>
+            <wp:effectExtent l="0" t="0" r="0" b="0"/>
+            <wp:docPr id="984533543" name="Picture 1"/>
+            <wp:cNvGraphicFramePr>
+              <a:graphicFrameLocks xmlns:a="http://schemas.openxmlformats.org/drawingml/2006/main" noChangeAspect="1"/>
+            </wp:cNvGraphicFramePr>
+            <a:graphic xmlns:a="http://schemas.openxmlformats.org/drawingml/2006/main">
+              <a:graphicData uri="http://schemas.openxmlformats.org/drawingml/2006/picture">
+                <pic:pic xmlns:pic="http://schemas.openxmlformats.org/drawingml/2006/picture">
+                  <pic:nvPicPr>
+                    <pic:cNvPr id="984533543" name=""/>
+                    <pic:cNvPicPr/>
+                  </pic:nvPicPr>
+                  <pic:blipFill>
+                    <a:blip r:embed="rId34"/>
+                    <a:stretch>
+                      <a:fillRect/>
+                    </a:stretch>
+                  </pic:blipFill>
+                  <pic:spPr>
+                    <a:xfrm>
+                      <a:off x="0" y="0"/>
+                      <a:ext cx="5702225" cy="4500753"/>
+                    </a:xfrm>
+                    <a:prstGeom prst="rect">
+                      <a:avLst/>
+                    </a:prstGeom>
+                  </pic:spPr>
+                </pic:pic>
+              </a:graphicData>
+            </a:graphic>
+          </wp:inline>
+        </w:drawing>
+      </w:r>
+    </w:p>
+    <w:p>
+      <w:pPr>
+        <w:pStyle w:val="Caption"/>
+      </w:pPr>
+      <w:r>
+        <w:t xml:space="preserve">Figure </w:t>
+      </w:r>
+      <w:fldSimple w:instr=" SEQ Figure \* ARABIC ">
+        <w:r>
+          <w:rPr>
+            <w:noProof/>
+          </w:rPr>
+          <w:t>29</w:t>
+        </w:r>
+      </w:fldSimple>
+      <w:r>
+        <w:t>: CRUD operation (Update)</w:t>
+      </w:r>
+    </w:p>
+    <w:p>
+      <w:pPr>
+        <w:keepNext/>
+      </w:pPr>
+      <w:r>
+        <w:lastRenderedPageBreak/>
+        <w:drawing>
+          <wp:inline distT="0" distB="0" distL="0" distR="0" wp14:anchorId="65ED9684" wp14:editId="62F55AF6">
+            <wp:extent cx="4500880" cy="7200900"/>
+            <wp:effectExtent l="0" t="0" r="0" b="0"/>
+            <wp:docPr id="1191184744" name="Picture 1"/>
+            <wp:cNvGraphicFramePr>
+              <a:graphicFrameLocks xmlns:a="http://schemas.openxmlformats.org/drawingml/2006/main" noChangeAspect="1"/>
+            </wp:cNvGraphicFramePr>
+            <a:graphic xmlns:a="http://schemas.openxmlformats.org/drawingml/2006/main">
+              <a:graphicData uri="http://schemas.openxmlformats.org/drawingml/2006/picture">
+                <pic:pic xmlns:pic="http://schemas.openxmlformats.org/drawingml/2006/picture">
+                  <pic:nvPicPr>
+                    <pic:cNvPr id="1191184744" name=""/>
+                    <pic:cNvPicPr/>
+                  </pic:nvPicPr>
+                  <pic:blipFill>
+                    <a:blip r:embed="rId35"/>
+                    <a:stretch>
+                      <a:fillRect/>
+                    </a:stretch>
+                  </pic:blipFill>
+                  <pic:spPr>
+                    <a:xfrm>
+                      <a:off x="0" y="0"/>
+                      <a:ext cx="4500880" cy="7200900"/>
+                    </a:xfrm>
+                    <a:prstGeom prst="rect">
+                      <a:avLst/>
+                    </a:prstGeom>
+                  </pic:spPr>
+                </pic:pic>
+              </a:graphicData>
+            </a:graphic>
+          </wp:inline>
+        </w:drawing>
+      </w:r>
+    </w:p>
+    <w:p>
+      <w:pPr>
+        <w:pStyle w:val="Caption"/>
+      </w:pPr>
+      <w:r>
+        <w:t xml:space="preserve">Figure </w:t>
+      </w:r>
+      <w:fldSimple w:instr=" SEQ Figure \* ARABIC ">
+        <w:r>
+          <w:rPr>
+            <w:noProof/>
+          </w:rPr>
+          <w:t>30</w:t>
+        </w:r>
+      </w:fldSimple>
+      <w:r>
+        <w:t>: SQL Query</w:t>
+      </w:r>
+    </w:p>
+    <w:p>
+      <w:pPr>
+        <w:keepNext/>
+      </w:pPr>
+      <w:r>
+        <w:lastRenderedPageBreak/>
+        <w:drawing>
+          <wp:inline distT="0" distB="0" distL="0" distR="0" wp14:anchorId="059FAAC5" wp14:editId="64E55A54">
+            <wp:extent cx="5943600" cy="2671445"/>
+            <wp:effectExtent l="0" t="0" r="0" b="0"/>
+            <wp:docPr id="1892425640" name="Picture 1"/>
+            <wp:cNvGraphicFramePr>
+              <a:graphicFrameLocks xmlns:a="http://schemas.openxmlformats.org/drawingml/2006/main" noChangeAspect="1"/>
+            </wp:cNvGraphicFramePr>
+            <a:graphic xmlns:a="http://schemas.openxmlformats.org/drawingml/2006/main">
+              <a:graphicData uri="http://schemas.openxmlformats.org/drawingml/2006/picture">
+                <pic:pic xmlns:pic="http://schemas.openxmlformats.org/drawingml/2006/picture">
+                  <pic:nvPicPr>
+                    <pic:cNvPr id="1892425640" name=""/>
+                    <pic:cNvPicPr/>
+                  </pic:nvPicPr>
+                  <pic:blipFill>
+                    <a:blip r:embed="rId36"/>
+                    <a:stretch>
+                      <a:fillRect/>
+                    </a:stretch>
+                  </pic:blipFill>
+                  <pic:spPr>
+                    <a:xfrm>
+                      <a:off x="0" y="0"/>
+                      <a:ext cx="5943600" cy="2671445"/>
+                    </a:xfrm>
+                    <a:prstGeom prst="rect">
+                      <a:avLst/>
+                    </a:prstGeom>
+                  </pic:spPr>
+                </pic:pic>
+              </a:graphicData>
+            </a:graphic>
+          </wp:inline>
+        </w:drawing>
+      </w:r>
+    </w:p>
+    <w:p>
+      <w:pPr>
+        <w:pStyle w:val="Caption"/>
+      </w:pPr>
+      <w:r>
+        <w:t xml:space="preserve">Figure </w:t>
+      </w:r>
+      <w:fldSimple w:instr=" SEQ Figure \* ARABIC ">
+        <w:r>
+          <w:rPr>
+            <w:noProof/>
+          </w:rPr>
+          <w:t>31</w:t>
+        </w:r>
+      </w:fldSimple>
+      <w:r>
+        <w:t>:GitHub Updates</w:t>
+      </w:r>
+    </w:p>
+    <w:p/>
     <w:sectPr>
       <w:pgSz w:w="12240" w:h="15840"/>
       <w:pgMar w:top="1440" w:right="1440" w:bottom="1440" w:left="1440" w:header="720" w:footer="720" w:gutter="0"/>

--- a/BIT3208_Project/Project_documentation.docx
+++ b/BIT3208_Project/Project_documentation.docx
@@ -4,73 +4,136 @@
   <w:body>
     <w:p>
       <w:pPr>
+        <w:spacing w:line="480" w:lineRule="auto"/>
         <w:jc w:val="center"/>
-      </w:pPr>
-      <w:r>
+        <w:rPr>
+          <w:rFonts w:ascii="Times New Roman" w:hAnsi="Times New Roman" w:cs="Times New Roman"/>
+        </w:rPr>
+      </w:pPr>
+      <w:r>
+        <w:rPr>
+          <w:rFonts w:ascii="Times New Roman" w:hAnsi="Times New Roman" w:cs="Times New Roman"/>
+        </w:rPr>
         <w:t>IVAN AMANI</w:t>
       </w:r>
     </w:p>
     <w:p>
       <w:pPr>
+        <w:spacing w:line="480" w:lineRule="auto"/>
         <w:jc w:val="center"/>
-      </w:pPr>
-      <w:r>
+        <w:rPr>
+          <w:rFonts w:ascii="Times New Roman" w:hAnsi="Times New Roman" w:cs="Times New Roman"/>
+        </w:rPr>
+      </w:pPr>
+      <w:r>
+        <w:rPr>
+          <w:rFonts w:ascii="Times New Roman" w:hAnsi="Times New Roman" w:cs="Times New Roman"/>
+        </w:rPr>
         <w:t>BBIT/2024/74317</w:t>
       </w:r>
     </w:p>
     <w:p>
       <w:pPr>
+        <w:spacing w:line="480" w:lineRule="auto"/>
         <w:jc w:val="center"/>
-      </w:pPr>
-      <w:r>
+        <w:rPr>
+          <w:rFonts w:ascii="Times New Roman" w:hAnsi="Times New Roman" w:cs="Times New Roman"/>
+        </w:rPr>
+      </w:pPr>
+      <w:r>
+        <w:rPr>
+          <w:rFonts w:ascii="Times New Roman" w:hAnsi="Times New Roman" w:cs="Times New Roman"/>
+        </w:rPr>
         <w:t>BACHELOR OF SCIENCE IN BUSINESS AND INFORMATION TECHNOLOGY SEPTEMBER 2024</w:t>
       </w:r>
     </w:p>
     <w:p>
       <w:pPr>
+        <w:spacing w:line="480" w:lineRule="auto"/>
         <w:jc w:val="center"/>
-      </w:pPr>
-      <w:r>
+        <w:rPr>
+          <w:rFonts w:ascii="Times New Roman" w:hAnsi="Times New Roman" w:cs="Times New Roman"/>
+        </w:rPr>
+      </w:pPr>
+      <w:r>
+        <w:rPr>
+          <w:rFonts w:ascii="Times New Roman" w:hAnsi="Times New Roman" w:cs="Times New Roman"/>
+        </w:rPr>
         <w:t>UNIT CODE: BIT3208</w:t>
       </w:r>
     </w:p>
     <w:p>
       <w:pPr>
+        <w:spacing w:line="480" w:lineRule="auto"/>
         <w:jc w:val="center"/>
-      </w:pPr>
-      <w:r>
+        <w:rPr>
+          <w:rFonts w:ascii="Times New Roman" w:hAnsi="Times New Roman" w:cs="Times New Roman"/>
+        </w:rPr>
+      </w:pPr>
+      <w:r>
+        <w:rPr>
+          <w:rFonts w:ascii="Times New Roman" w:hAnsi="Times New Roman" w:cs="Times New Roman"/>
+        </w:rPr>
         <w:t>UNIT NAME: ADVANCED WEB DESIGN AND DEVELOPMENT</w:t>
       </w:r>
     </w:p>
     <w:p>
       <w:pPr>
+        <w:spacing w:line="480" w:lineRule="auto"/>
         <w:jc w:val="center"/>
-      </w:pPr>
-      <w:r>
+        <w:rPr>
+          <w:rFonts w:ascii="Times New Roman" w:hAnsi="Times New Roman" w:cs="Times New Roman"/>
+        </w:rPr>
+      </w:pPr>
+      <w:r>
+        <w:rPr>
+          <w:rFonts w:ascii="Times New Roman" w:hAnsi="Times New Roman" w:cs="Times New Roman"/>
+        </w:rPr>
         <w:t>LECTRURE: MR. NYORO MICHAEL</w:t>
       </w:r>
     </w:p>
     <w:p>
       <w:pPr>
+        <w:spacing w:line="480" w:lineRule="auto"/>
         <w:jc w:val="center"/>
-      </w:pPr>
-      <w:r>
+        <w:rPr>
+          <w:rFonts w:ascii="Times New Roman" w:hAnsi="Times New Roman" w:cs="Times New Roman"/>
+        </w:rPr>
+      </w:pPr>
+      <w:r>
+        <w:rPr>
+          <w:rFonts w:ascii="Times New Roman" w:hAnsi="Times New Roman" w:cs="Times New Roman"/>
+        </w:rPr>
         <w:t>YEAR/SEMESTER: YEAR 3 SEMESTER 2</w:t>
       </w:r>
     </w:p>
     <w:p>
       <w:pPr>
+        <w:spacing w:line="480" w:lineRule="auto"/>
         <w:jc w:val="center"/>
-      </w:pPr>
-      <w:r>
+        <w:rPr>
+          <w:rFonts w:ascii="Times New Roman" w:hAnsi="Times New Roman" w:cs="Times New Roman"/>
+        </w:rPr>
+      </w:pPr>
+      <w:r>
+        <w:rPr>
+          <w:rFonts w:ascii="Times New Roman" w:hAnsi="Times New Roman" w:cs="Times New Roman"/>
+        </w:rPr>
         <w:t>PROJECT TITLE: SEA OF GAMES</w:t>
       </w:r>
     </w:p>
     <w:p>
       <w:pPr>
+        <w:spacing w:line="480" w:lineRule="auto"/>
         <w:jc w:val="center"/>
-      </w:pPr>
-      <w:r>
+        <w:rPr>
+          <w:rFonts w:ascii="Times New Roman" w:hAnsi="Times New Roman" w:cs="Times New Roman"/>
+        </w:rPr>
+      </w:pPr>
+      <w:r>
+        <w:rPr>
+          <w:rFonts w:ascii="Times New Roman" w:hAnsi="Times New Roman" w:cs="Times New Roman"/>
+        </w:rPr>
         <w:t>TECHNOLOGIES USE:</w:t>
       </w:r>
     </w:p>
@@ -81,9 +144,16 @@
           <w:ilvl w:val="0"/>
           <w:numId w:val="1"/>
         </w:numPr>
+        <w:spacing w:line="480" w:lineRule="auto"/>
         <w:jc w:val="center"/>
-      </w:pPr>
-      <w:r>
+        <w:rPr>
+          <w:rFonts w:ascii="Times New Roman" w:hAnsi="Times New Roman" w:cs="Times New Roman"/>
+        </w:rPr>
+      </w:pPr>
+      <w:r>
+        <w:rPr>
+          <w:rFonts w:ascii="Times New Roman" w:hAnsi="Times New Roman" w:cs="Times New Roman"/>
+        </w:rPr>
         <w:t>PHP+MYSQL</w:t>
       </w:r>
     </w:p>
@@ -94,9 +164,16 @@
           <w:ilvl w:val="0"/>
           <w:numId w:val="3"/>
         </w:numPr>
+        <w:spacing w:line="480" w:lineRule="auto"/>
         <w:jc w:val="center"/>
-      </w:pPr>
-      <w:r>
+        <w:rPr>
+          <w:rFonts w:ascii="Times New Roman" w:hAnsi="Times New Roman" w:cs="Times New Roman"/>
+        </w:rPr>
+      </w:pPr>
+      <w:r>
+        <w:rPr>
+          <w:rFonts w:ascii="Times New Roman" w:hAnsi="Times New Roman" w:cs="Times New Roman"/>
+        </w:rPr>
         <w:t>CANVA</w:t>
       </w:r>
     </w:p>
@@ -107,9 +184,16 @@
           <w:ilvl w:val="0"/>
           <w:numId w:val="3"/>
         </w:numPr>
+        <w:spacing w:line="480" w:lineRule="auto"/>
         <w:jc w:val="center"/>
-      </w:pPr>
-      <w:r>
+        <w:rPr>
+          <w:rFonts w:ascii="Times New Roman" w:hAnsi="Times New Roman" w:cs="Times New Roman"/>
+        </w:rPr>
+      </w:pPr>
+      <w:r>
+        <w:rPr>
+          <w:rFonts w:ascii="Times New Roman" w:hAnsi="Times New Roman" w:cs="Times New Roman"/>
+        </w:rPr>
         <w:t>WORD</w:t>
       </w:r>
     </w:p>
@@ -120,71 +204,90 @@
           <w:ilvl w:val="0"/>
           <w:numId w:val="3"/>
         </w:numPr>
+        <w:spacing w:line="480" w:lineRule="auto"/>
         <w:jc w:val="center"/>
-      </w:pPr>
-      <w:r>
+        <w:rPr>
+          <w:rFonts w:ascii="Times New Roman" w:hAnsi="Times New Roman" w:cs="Times New Roman"/>
+        </w:rPr>
+      </w:pPr>
+      <w:r>
+        <w:rPr>
+          <w:rFonts w:ascii="Times New Roman" w:hAnsi="Times New Roman" w:cs="Times New Roman"/>
+        </w:rPr>
         <w:t>PHPMYADMIN</w:t>
       </w:r>
     </w:p>
     <w:p>
       <w:pPr>
+        <w:spacing w:line="480" w:lineRule="auto"/>
         <w:jc w:val="center"/>
-      </w:pPr>
-      <w:r>
+        <w:rPr>
+          <w:rFonts w:ascii="Times New Roman" w:hAnsi="Times New Roman" w:cs="Times New Roman"/>
+        </w:rPr>
+      </w:pPr>
+      <w:r>
+        <w:rPr>
+          <w:rFonts w:ascii="Times New Roman" w:hAnsi="Times New Roman" w:cs="Times New Roman"/>
+        </w:rPr>
         <w:t>GITHUB REPOSITORY LINK:</w:t>
       </w:r>
       <w:r>
+        <w:rPr>
+          <w:rFonts w:ascii="Times New Roman" w:hAnsi="Times New Roman" w:cs="Times New Roman"/>
+        </w:rPr>
         <w:t xml:space="preserve"> </w:t>
       </w:r>
       <w:hyperlink r:id="rId6" w:history="1">
         <w:r>
           <w:rPr>
             <w:rStyle w:val="Hyperlink"/>
+            <w:rFonts w:ascii="Times New Roman" w:hAnsi="Times New Roman" w:cs="Times New Roman"/>
           </w:rPr>
-          <w:t>https://github.com/ivanamani</w:t>
-        </w:r>
-        <w:r>
-          <w:rPr>
-            <w:rStyle w:val="Hyperlink"/>
-          </w:rPr>
-          <w:t>/</w:t>
-        </w:r>
-        <w:r>
-          <w:rPr>
-            <w:rStyle w:val="Hyperlink"/>
-          </w:rPr>
-          <w:t>BIT3208_Project</w:t>
+          <w:t>https://github.com/ivanamani/BIT3208_Project</w:t>
         </w:r>
       </w:hyperlink>
       <w:r>
+        <w:rPr>
+          <w:rFonts w:ascii="Times New Roman" w:hAnsi="Times New Roman" w:cs="Times New Roman"/>
+        </w:rPr>
         <w:t xml:space="preserve"> </w:t>
       </w:r>
     </w:p>
     <w:p>
       <w:pPr>
+        <w:spacing w:line="480" w:lineRule="auto"/>
         <w:jc w:val="center"/>
-      </w:pPr>
-    </w:p>
-    <w:p>
-      <w:r>
+        <w:rPr>
+          <w:rFonts w:ascii="Times New Roman" w:hAnsi="Times New Roman" w:cs="Times New Roman"/>
+        </w:rPr>
+      </w:pPr>
+    </w:p>
+    <w:p>
+      <w:pPr>
+        <w:spacing w:line="480" w:lineRule="auto"/>
+        <w:rPr>
+          <w:rFonts w:ascii="Times New Roman" w:hAnsi="Times New Roman" w:cs="Times New Roman"/>
+        </w:rPr>
+      </w:pPr>
+      <w:r>
+        <w:rPr>
+          <w:rFonts w:ascii="Times New Roman" w:hAnsi="Times New Roman" w:cs="Times New Roman"/>
+        </w:rPr>
         <w:br w:type="page"/>
       </w:r>
     </w:p>
     <w:p>
       <w:pPr>
         <w:pStyle w:val="ListParagraph"/>
+        <w:spacing w:line="480" w:lineRule="auto"/>
         <w:jc w:val="center"/>
         <w:rPr>
-          <w:rFonts w:ascii="Algerian" w:hAnsi="Algerian"/>
-          <w:sz w:val="40"/>
-          <w:szCs w:val="40"/>
-        </w:rPr>
-      </w:pPr>
-      <w:r>
-        <w:rPr>
-          <w:rFonts w:ascii="Algerian" w:hAnsi="Algerian"/>
-          <w:sz w:val="40"/>
-          <w:szCs w:val="40"/>
+          <w:rFonts w:ascii="Times New Roman" w:hAnsi="Times New Roman" w:cs="Times New Roman"/>
+        </w:rPr>
+      </w:pPr>
+      <w:r>
+        <w:rPr>
+          <w:rFonts w:ascii="Times New Roman" w:hAnsi="Times New Roman" w:cs="Times New Roman"/>
         </w:rPr>
         <w:lastRenderedPageBreak/>
         <w:t>TABLE OF CONTENTS</w:t>
@@ -193,7 +296,7 @@
     <w:sdt>
       <w:sdtPr>
         <w:rPr>
-          <w:rFonts w:asciiTheme="minorHAnsi" w:eastAsiaTheme="minorHAnsi" w:hAnsiTheme="minorHAnsi" w:cstheme="minorBidi"/>
+          <w:rFonts w:ascii="Times New Roman" w:eastAsiaTheme="minorHAnsi" w:hAnsi="Times New Roman" w:cs="Times New Roman"/>
           <w:color w:val="auto"/>
           <w:kern w:val="2"/>
           <w:sz w:val="24"/>
@@ -217,8 +320,19 @@
         <w:p>
           <w:pPr>
             <w:pStyle w:val="TOCHeading"/>
+            <w:spacing w:line="480" w:lineRule="auto"/>
+            <w:rPr>
+              <w:rFonts w:ascii="Times New Roman" w:hAnsi="Times New Roman" w:cs="Times New Roman"/>
+              <w:sz w:val="24"/>
+              <w:szCs w:val="24"/>
+            </w:rPr>
           </w:pPr>
           <w:r>
+            <w:rPr>
+              <w:rFonts w:ascii="Times New Roman" w:hAnsi="Times New Roman" w:cs="Times New Roman"/>
+              <w:sz w:val="24"/>
+              <w:szCs w:val="24"/>
+            </w:rPr>
             <w:t>Contents</w:t>
           </w:r>
         </w:p>
@@ -234,18 +348,28 @@
             </w:rPr>
           </w:pPr>
           <w:r>
+            <w:rPr>
+              <w:rFonts w:ascii="Times New Roman" w:hAnsi="Times New Roman" w:cs="Times New Roman"/>
+            </w:rPr>
             <w:fldChar w:fldCharType="begin"/>
           </w:r>
           <w:r>
+            <w:rPr>
+              <w:rFonts w:ascii="Times New Roman" w:hAnsi="Times New Roman" w:cs="Times New Roman"/>
+            </w:rPr>
             <w:instrText xml:space="preserve"> TOC \o "1-3" \h \z \u </w:instrText>
           </w:r>
           <w:r>
+            <w:rPr>
+              <w:rFonts w:ascii="Times New Roman" w:hAnsi="Times New Roman" w:cs="Times New Roman"/>
+            </w:rPr>
             <w:fldChar w:fldCharType="separate"/>
           </w:r>
-          <w:hyperlink w:anchor="_Toc231461741" w:history="1">
+          <w:hyperlink w:anchor="_Toc231464832" w:history="1">
             <w:r>
               <w:rPr>
                 <w:rStyle w:val="Hyperlink"/>
+                <w:rFonts w:ascii="Times New Roman" w:hAnsi="Times New Roman" w:cs="Times New Roman"/>
                 <w:noProof/>
               </w:rPr>
               <w:t>WEEK ONE: LOCAL ENVIRONMENT SETUP</w:t>
@@ -269,7 +393,7 @@
                 <w:noProof/>
                 <w:webHidden/>
               </w:rPr>
-              <w:instrText xml:space="preserve"> PAGEREF _Toc231461741 \h </w:instrText>
+              <w:instrText xml:space="preserve"> PAGEREF _Toc231464832 \h </w:instrText>
             </w:r>
             <w:r>
               <w:rPr>
@@ -311,22 +435,14 @@
               <w:noProof/>
             </w:rPr>
           </w:pPr>
-          <w:hyperlink w:anchor="_Toc231461742" w:history="1">
+          <w:hyperlink w:anchor="_Toc231464833" w:history="1">
             <w:r>
               <w:rPr>
                 <w:rStyle w:val="Hyperlink"/>
+                <w:rFonts w:ascii="Times New Roman" w:hAnsi="Times New Roman" w:cs="Times New Roman"/>
                 <w:noProof/>
               </w:rPr>
-              <w:t xml:space="preserve">TITLE: </w:t>
-            </w:r>
-            <w:r>
-              <w:rPr>
-                <w:rStyle w:val="Hyperlink"/>
-                <w:b/>
-                <w:bCs/>
-                <w:noProof/>
-              </w:rPr>
-              <w:t>Installation and Testing of Local Development Environment</w:t>
+              <w:t>TITLE: Installation and Testing of Local Development Environment</w:t>
             </w:r>
             <w:r>
               <w:rPr>
@@ -347,7 +463,7 @@
                 <w:noProof/>
                 <w:webHidden/>
               </w:rPr>
-              <w:instrText xml:space="preserve"> PAGEREF _Toc231461742 \h </w:instrText>
+              <w:instrText xml:space="preserve"> PAGEREF _Toc231464833 \h </w:instrText>
             </w:r>
             <w:r>
               <w:rPr>
@@ -389,10 +505,11 @@
               <w:noProof/>
             </w:rPr>
           </w:pPr>
-          <w:hyperlink w:anchor="_Toc231461743" w:history="1">
+          <w:hyperlink w:anchor="_Toc231464834" w:history="1">
             <w:r>
               <w:rPr>
                 <w:rStyle w:val="Hyperlink"/>
+                <w:rFonts w:ascii="Times New Roman" w:hAnsi="Times New Roman" w:cs="Times New Roman"/>
                 <w:noProof/>
               </w:rPr>
               <w:t>WEEK 1 REFLECTIONS</w:t>
@@ -416,76 +533,7 @@
                 <w:noProof/>
                 <w:webHidden/>
               </w:rPr>
-              <w:instrText xml:space="preserve"> PAGEREF _Toc231461743 \h </w:instrText>
-            </w:r>
-            <w:r>
-              <w:rPr>
-                <w:noProof/>
-                <w:webHidden/>
-              </w:rPr>
-            </w:r>
-            <w:r>
-              <w:rPr>
-                <w:noProof/>
-                <w:webHidden/>
-              </w:rPr>
-              <w:fldChar w:fldCharType="separate"/>
-            </w:r>
-            <w:r>
-              <w:rPr>
-                <w:noProof/>
-                <w:webHidden/>
-              </w:rPr>
-              <w:t>5</w:t>
-            </w:r>
-            <w:r>
-              <w:rPr>
-                <w:noProof/>
-                <w:webHidden/>
-              </w:rPr>
-              <w:fldChar w:fldCharType="end"/>
-            </w:r>
-          </w:hyperlink>
-        </w:p>
-        <w:p>
-          <w:pPr>
-            <w:pStyle w:val="TOC1"/>
-            <w:tabs>
-              <w:tab w:val="right" w:leader="dot" w:pos="9350"/>
-            </w:tabs>
-            <w:rPr>
-              <w:rFonts w:eastAsiaTheme="minorEastAsia"/>
-              <w:noProof/>
-            </w:rPr>
-          </w:pPr>
-          <w:hyperlink w:anchor="_Toc231461744" w:history="1">
-            <w:r>
-              <w:rPr>
-                <w:rStyle w:val="Hyperlink"/>
-                <w:noProof/>
-              </w:rPr>
-              <w:t>WEEK 2: WIREFRAMES AND GUI DESIGN.</w:t>
-            </w:r>
-            <w:r>
-              <w:rPr>
-                <w:noProof/>
-                <w:webHidden/>
-              </w:rPr>
-              <w:tab/>
-            </w:r>
-            <w:r>
-              <w:rPr>
-                <w:noProof/>
-                <w:webHidden/>
-              </w:rPr>
-              <w:fldChar w:fldCharType="begin"/>
-            </w:r>
-            <w:r>
-              <w:rPr>
-                <w:noProof/>
-                <w:webHidden/>
-              </w:rPr>
-              <w:instrText xml:space="preserve"> PAGEREF _Toc231461744 \h </w:instrText>
+              <w:instrText xml:space="preserve"> PAGEREF _Toc231464834 \h </w:instrText>
             </w:r>
             <w:r>
               <w:rPr>
@@ -518,6 +566,76 @@
         </w:p>
         <w:p>
           <w:pPr>
+            <w:pStyle w:val="TOC1"/>
+            <w:tabs>
+              <w:tab w:val="right" w:leader="dot" w:pos="9350"/>
+            </w:tabs>
+            <w:rPr>
+              <w:rFonts w:eastAsiaTheme="minorEastAsia"/>
+              <w:noProof/>
+            </w:rPr>
+          </w:pPr>
+          <w:hyperlink w:anchor="_Toc231464835" w:history="1">
+            <w:r>
+              <w:rPr>
+                <w:rStyle w:val="Hyperlink"/>
+                <w:rFonts w:ascii="Times New Roman" w:hAnsi="Times New Roman" w:cs="Times New Roman"/>
+                <w:noProof/>
+              </w:rPr>
+              <w:t>WEEK 2: WIREFRAMES AND GUI DESIGN.</w:t>
+            </w:r>
+            <w:r>
+              <w:rPr>
+                <w:noProof/>
+                <w:webHidden/>
+              </w:rPr>
+              <w:tab/>
+            </w:r>
+            <w:r>
+              <w:rPr>
+                <w:noProof/>
+                <w:webHidden/>
+              </w:rPr>
+              <w:fldChar w:fldCharType="begin"/>
+            </w:r>
+            <w:r>
+              <w:rPr>
+                <w:noProof/>
+                <w:webHidden/>
+              </w:rPr>
+              <w:instrText xml:space="preserve"> PAGEREF _Toc231464835 \h </w:instrText>
+            </w:r>
+            <w:r>
+              <w:rPr>
+                <w:noProof/>
+                <w:webHidden/>
+              </w:rPr>
+            </w:r>
+            <w:r>
+              <w:rPr>
+                <w:noProof/>
+                <w:webHidden/>
+              </w:rPr>
+              <w:fldChar w:fldCharType="separate"/>
+            </w:r>
+            <w:r>
+              <w:rPr>
+                <w:noProof/>
+                <w:webHidden/>
+              </w:rPr>
+              <w:t>7</w:t>
+            </w:r>
+            <w:r>
+              <w:rPr>
+                <w:noProof/>
+                <w:webHidden/>
+              </w:rPr>
+              <w:fldChar w:fldCharType="end"/>
+            </w:r>
+          </w:hyperlink>
+        </w:p>
+        <w:p>
+          <w:pPr>
             <w:pStyle w:val="TOC2"/>
             <w:tabs>
               <w:tab w:val="right" w:leader="dot" w:pos="9350"/>
@@ -527,10 +645,11 @@
               <w:noProof/>
             </w:rPr>
           </w:pPr>
-          <w:hyperlink w:anchor="_Toc231461745" w:history="1">
+          <w:hyperlink w:anchor="_Toc231464836" w:history="1">
             <w:r>
               <w:rPr>
                 <w:rStyle w:val="Hyperlink"/>
+                <w:rFonts w:ascii="Times New Roman" w:hAnsi="Times New Roman" w:cs="Times New Roman"/>
                 <w:noProof/>
               </w:rPr>
               <w:t>TITLE: USER INTERFACEE PLANNING AND SYSTEM DESIGN</w:t>
@@ -554,7 +673,7 @@
                 <w:noProof/>
                 <w:webHidden/>
               </w:rPr>
-              <w:instrText xml:space="preserve"> PAGEREF _Toc231461745 \h </w:instrText>
+              <w:instrText xml:space="preserve"> PAGEREF _Toc231464836 \h </w:instrText>
             </w:r>
             <w:r>
               <w:rPr>
@@ -574,7 +693,7 @@
                 <w:noProof/>
                 <w:webHidden/>
               </w:rPr>
-              <w:t>6</w:t>
+              <w:t>7</w:t>
             </w:r>
             <w:r>
               <w:rPr>
@@ -596,10 +715,11 @@
               <w:noProof/>
             </w:rPr>
           </w:pPr>
-          <w:hyperlink w:anchor="_Toc231461746" w:history="1">
+          <w:hyperlink w:anchor="_Toc231464837" w:history="1">
             <w:r>
               <w:rPr>
                 <w:rStyle w:val="Hyperlink"/>
+                <w:rFonts w:ascii="Times New Roman" w:hAnsi="Times New Roman" w:cs="Times New Roman"/>
                 <w:noProof/>
               </w:rPr>
               <w:t>Week 2 Reflection.</w:t>
@@ -623,76 +743,7 @@
                 <w:noProof/>
                 <w:webHidden/>
               </w:rPr>
-              <w:instrText xml:space="preserve"> PAGEREF _Toc231461746 \h </w:instrText>
-            </w:r>
-            <w:r>
-              <w:rPr>
-                <w:noProof/>
-                <w:webHidden/>
-              </w:rPr>
-            </w:r>
-            <w:r>
-              <w:rPr>
-                <w:noProof/>
-                <w:webHidden/>
-              </w:rPr>
-              <w:fldChar w:fldCharType="separate"/>
-            </w:r>
-            <w:r>
-              <w:rPr>
-                <w:noProof/>
-                <w:webHidden/>
-              </w:rPr>
-              <w:t>8</w:t>
-            </w:r>
-            <w:r>
-              <w:rPr>
-                <w:noProof/>
-                <w:webHidden/>
-              </w:rPr>
-              <w:fldChar w:fldCharType="end"/>
-            </w:r>
-          </w:hyperlink>
-        </w:p>
-        <w:p>
-          <w:pPr>
-            <w:pStyle w:val="TOC1"/>
-            <w:tabs>
-              <w:tab w:val="right" w:leader="dot" w:pos="9350"/>
-            </w:tabs>
-            <w:rPr>
-              <w:rFonts w:eastAsiaTheme="minorEastAsia"/>
-              <w:noProof/>
-            </w:rPr>
-          </w:pPr>
-          <w:hyperlink w:anchor="_Toc231461747" w:history="1">
-            <w:r>
-              <w:rPr>
-                <w:rStyle w:val="Hyperlink"/>
-                <w:noProof/>
-              </w:rPr>
-              <w:t>Week 3: JavaScript and PHP Basics</w:t>
-            </w:r>
-            <w:r>
-              <w:rPr>
-                <w:noProof/>
-                <w:webHidden/>
-              </w:rPr>
-              <w:tab/>
-            </w:r>
-            <w:r>
-              <w:rPr>
-                <w:noProof/>
-                <w:webHidden/>
-              </w:rPr>
-              <w:fldChar w:fldCharType="begin"/>
-            </w:r>
-            <w:r>
-              <w:rPr>
-                <w:noProof/>
-                <w:webHidden/>
-              </w:rPr>
-              <w:instrText xml:space="preserve"> PAGEREF _Toc231461747 \h </w:instrText>
+              <w:instrText xml:space="preserve"> PAGEREF _Toc231464837 \h </w:instrText>
             </w:r>
             <w:r>
               <w:rPr>
@@ -725,6 +776,76 @@
         </w:p>
         <w:p>
           <w:pPr>
+            <w:pStyle w:val="TOC1"/>
+            <w:tabs>
+              <w:tab w:val="right" w:leader="dot" w:pos="9350"/>
+            </w:tabs>
+            <w:rPr>
+              <w:rFonts w:eastAsiaTheme="minorEastAsia"/>
+              <w:noProof/>
+            </w:rPr>
+          </w:pPr>
+          <w:hyperlink w:anchor="_Toc231464838" w:history="1">
+            <w:r>
+              <w:rPr>
+                <w:rStyle w:val="Hyperlink"/>
+                <w:rFonts w:ascii="Times New Roman" w:hAnsi="Times New Roman" w:cs="Times New Roman"/>
+                <w:noProof/>
+              </w:rPr>
+              <w:t>Week 3: JavaScript and PHP Basics</w:t>
+            </w:r>
+            <w:r>
+              <w:rPr>
+                <w:noProof/>
+                <w:webHidden/>
+              </w:rPr>
+              <w:tab/>
+            </w:r>
+            <w:r>
+              <w:rPr>
+                <w:noProof/>
+                <w:webHidden/>
+              </w:rPr>
+              <w:fldChar w:fldCharType="begin"/>
+            </w:r>
+            <w:r>
+              <w:rPr>
+                <w:noProof/>
+                <w:webHidden/>
+              </w:rPr>
+              <w:instrText xml:space="preserve"> PAGEREF _Toc231464838 \h </w:instrText>
+            </w:r>
+            <w:r>
+              <w:rPr>
+                <w:noProof/>
+                <w:webHidden/>
+              </w:rPr>
+            </w:r>
+            <w:r>
+              <w:rPr>
+                <w:noProof/>
+                <w:webHidden/>
+              </w:rPr>
+              <w:fldChar w:fldCharType="separate"/>
+            </w:r>
+            <w:r>
+              <w:rPr>
+                <w:noProof/>
+                <w:webHidden/>
+              </w:rPr>
+              <w:t>10</w:t>
+            </w:r>
+            <w:r>
+              <w:rPr>
+                <w:noProof/>
+                <w:webHidden/>
+              </w:rPr>
+              <w:fldChar w:fldCharType="end"/>
+            </w:r>
+          </w:hyperlink>
+        </w:p>
+        <w:p>
+          <w:pPr>
             <w:pStyle w:val="TOC2"/>
             <w:tabs>
               <w:tab w:val="right" w:leader="dot" w:pos="9350"/>
@@ -734,10 +855,11 @@
               <w:noProof/>
             </w:rPr>
           </w:pPr>
-          <w:hyperlink w:anchor="_Toc231461748" w:history="1">
+          <w:hyperlink w:anchor="_Toc231464839" w:history="1">
             <w:r>
               <w:rPr>
                 <w:rStyle w:val="Hyperlink"/>
+                <w:rFonts w:ascii="Times New Roman" w:hAnsi="Times New Roman" w:cs="Times New Roman"/>
                 <w:noProof/>
               </w:rPr>
               <w:t xml:space="preserve">TITLE: </w:t>
@@ -745,6 +867,7 @@
             <w:r>
               <w:rPr>
                 <w:rStyle w:val="Hyperlink"/>
+                <w:rFonts w:ascii="Times New Roman" w:hAnsi="Times New Roman" w:cs="Times New Roman"/>
                 <w:caps/>
                 <w:noProof/>
               </w:rPr>
@@ -769,7 +892,7 @@
                 <w:noProof/>
                 <w:webHidden/>
               </w:rPr>
-              <w:instrText xml:space="preserve"> PAGEREF _Toc231461748 \h </w:instrText>
+              <w:instrText xml:space="preserve"> PAGEREF _Toc231464839 \h </w:instrText>
             </w:r>
             <w:r>
               <w:rPr>
@@ -789,7 +912,7 @@
                 <w:noProof/>
                 <w:webHidden/>
               </w:rPr>
-              <w:t>9</w:t>
+              <w:t>10</w:t>
             </w:r>
             <w:r>
               <w:rPr>
@@ -811,10 +934,11 @@
               <w:noProof/>
             </w:rPr>
           </w:pPr>
-          <w:hyperlink w:anchor="_Toc231461749" w:history="1">
+          <w:hyperlink w:anchor="_Toc231464840" w:history="1">
             <w:r>
               <w:rPr>
                 <w:rStyle w:val="Hyperlink"/>
+                <w:rFonts w:ascii="Times New Roman" w:hAnsi="Times New Roman" w:cs="Times New Roman"/>
                 <w:noProof/>
               </w:rPr>
               <w:t>Week 3 Reflection</w:t>
@@ -838,7 +962,7 @@
                 <w:noProof/>
                 <w:webHidden/>
               </w:rPr>
-              <w:instrText xml:space="preserve"> PAGEREF _Toc231461749 \h </w:instrText>
+              <w:instrText xml:space="preserve"> PAGEREF _Toc231464840 \h </w:instrText>
             </w:r>
             <w:r>
               <w:rPr>
@@ -858,7 +982,7 @@
                 <w:noProof/>
                 <w:webHidden/>
               </w:rPr>
-              <w:t>11</w:t>
+              <w:t>13</w:t>
             </w:r>
             <w:r>
               <w:rPr>
@@ -880,10 +1004,11 @@
               <w:noProof/>
             </w:rPr>
           </w:pPr>
-          <w:hyperlink w:anchor="_Toc231461750" w:history="1">
+          <w:hyperlink w:anchor="_Toc231464841" w:history="1">
             <w:r>
               <w:rPr>
                 <w:rStyle w:val="Hyperlink"/>
+                <w:rFonts w:ascii="Times New Roman" w:hAnsi="Times New Roman" w:cs="Times New Roman"/>
                 <w:noProof/>
               </w:rPr>
               <w:t>Week 4: Dynamic Backend Processing and Real User Interaction System</w:t>
@@ -907,7 +1032,7 @@
                 <w:noProof/>
                 <w:webHidden/>
               </w:rPr>
-              <w:instrText xml:space="preserve"> PAGEREF _Toc231461750 \h </w:instrText>
+              <w:instrText xml:space="preserve"> PAGEREF _Toc231464841 \h </w:instrText>
             </w:r>
             <w:r>
               <w:rPr>
@@ -927,7 +1052,7 @@
                 <w:noProof/>
                 <w:webHidden/>
               </w:rPr>
-              <w:t>11</w:t>
+              <w:t>14</w:t>
             </w:r>
             <w:r>
               <w:rPr>
@@ -949,10 +1074,11 @@
               <w:noProof/>
             </w:rPr>
           </w:pPr>
-          <w:hyperlink w:anchor="_Toc231461751" w:history="1">
+          <w:hyperlink w:anchor="_Toc231464842" w:history="1">
             <w:r>
               <w:rPr>
                 <w:rStyle w:val="Hyperlink"/>
+                <w:rFonts w:ascii="Times New Roman" w:hAnsi="Times New Roman" w:cs="Times New Roman"/>
                 <w:noProof/>
               </w:rPr>
               <w:t>Week 4 Reflection</w:t>
@@ -976,7 +1102,7 @@
                 <w:noProof/>
                 <w:webHidden/>
               </w:rPr>
-              <w:instrText xml:space="preserve"> PAGEREF _Toc231461751 \h </w:instrText>
+              <w:instrText xml:space="preserve"> PAGEREF _Toc231464842 \h </w:instrText>
             </w:r>
             <w:r>
               <w:rPr>
@@ -996,7 +1122,7 @@
                 <w:noProof/>
                 <w:webHidden/>
               </w:rPr>
-              <w:t>17</w:t>
+              <w:t>20</w:t>
             </w:r>
             <w:r>
               <w:rPr>
@@ -1018,10 +1144,11 @@
               <w:noProof/>
             </w:rPr>
           </w:pPr>
-          <w:hyperlink w:anchor="_Toc231461752" w:history="1">
+          <w:hyperlink w:anchor="_Toc231464843" w:history="1">
             <w:r>
               <w:rPr>
                 <w:rStyle w:val="Hyperlink"/>
+                <w:rFonts w:ascii="Times New Roman" w:hAnsi="Times New Roman" w:cs="Times New Roman"/>
                 <w:noProof/>
               </w:rPr>
               <w:t>Week 5: Introduction to Databases</w:t>
@@ -1045,7 +1172,7 @@
                 <w:noProof/>
                 <w:webHidden/>
               </w:rPr>
-              <w:instrText xml:space="preserve"> PAGEREF _Toc231461752 \h </w:instrText>
+              <w:instrText xml:space="preserve"> PAGEREF _Toc231464843 \h </w:instrText>
             </w:r>
             <w:r>
               <w:rPr>
@@ -1065,7 +1192,7 @@
                 <w:noProof/>
                 <w:webHidden/>
               </w:rPr>
-              <w:t>18</w:t>
+              <w:t>21</w:t>
             </w:r>
             <w:r>
               <w:rPr>
@@ -1077,8 +1204,15 @@
           </w:hyperlink>
         </w:p>
         <w:p>
+          <w:pPr>
+            <w:spacing w:line="480" w:lineRule="auto"/>
+            <w:rPr>
+              <w:rFonts w:ascii="Times New Roman" w:hAnsi="Times New Roman" w:cs="Times New Roman"/>
+            </w:rPr>
+          </w:pPr>
           <w:r>
             <w:rPr>
+              <w:rFonts w:ascii="Times New Roman" w:hAnsi="Times New Roman" w:cs="Times New Roman"/>
               <w:b/>
               <w:bCs/>
               <w:noProof/>
@@ -1091,20 +1225,22 @@
     <w:p>
       <w:pPr>
         <w:pStyle w:val="ListParagraph"/>
-        <w:rPr>
-          <w:rFonts w:cstheme="minorHAnsi"/>
-        </w:rPr>
-      </w:pPr>
-    </w:p>
-    <w:p>
-      <w:pPr>
-        <w:rPr>
-          <w:rFonts w:cstheme="minorHAnsi"/>
-        </w:rPr>
-      </w:pPr>
-      <w:r>
-        <w:rPr>
-          <w:rFonts w:cstheme="minorHAnsi"/>
+        <w:spacing w:line="480" w:lineRule="auto"/>
+        <w:rPr>
+          <w:rFonts w:ascii="Times New Roman" w:hAnsi="Times New Roman" w:cs="Times New Roman"/>
+        </w:rPr>
+      </w:pPr>
+    </w:p>
+    <w:p>
+      <w:pPr>
+        <w:spacing w:line="480" w:lineRule="auto"/>
+        <w:rPr>
+          <w:rFonts w:ascii="Times New Roman" w:hAnsi="Times New Roman" w:cs="Times New Roman"/>
+        </w:rPr>
+      </w:pPr>
+      <w:r>
+        <w:rPr>
+          <w:rFonts w:ascii="Times New Roman" w:hAnsi="Times New Roman" w:cs="Times New Roman"/>
         </w:rPr>
         <w:br w:type="page"/>
       </w:r>
@@ -1112,9 +1248,20 @@
     <w:p>
       <w:pPr>
         <w:pStyle w:val="Heading1"/>
-      </w:pPr>
-      <w:bookmarkStart w:id="0" w:name="_Toc231461741"/>
-      <w:r>
+        <w:spacing w:line="480" w:lineRule="auto"/>
+        <w:rPr>
+          <w:rFonts w:ascii="Times New Roman" w:hAnsi="Times New Roman" w:cs="Times New Roman"/>
+          <w:sz w:val="24"/>
+          <w:szCs w:val="24"/>
+        </w:rPr>
+      </w:pPr>
+      <w:bookmarkStart w:id="0" w:name="_Toc231464832"/>
+      <w:r>
+        <w:rPr>
+          <w:rFonts w:ascii="Times New Roman" w:hAnsi="Times New Roman" w:cs="Times New Roman"/>
+          <w:sz w:val="24"/>
+          <w:szCs w:val="24"/>
+        </w:rPr>
         <w:lastRenderedPageBreak/>
         <w:t>WEEK ONE: LOCAL ENVIRONMENT SETUP</w:t>
       </w:r>
@@ -1123,28 +1270,44 @@
     <w:p>
       <w:pPr>
         <w:pStyle w:val="Heading2"/>
-        <w:rPr>
+        <w:spacing w:line="480" w:lineRule="auto"/>
+        <w:rPr>
+          <w:rFonts w:ascii="Times New Roman" w:hAnsi="Times New Roman" w:cs="Times New Roman"/>
           <w:b/>
           <w:bCs/>
-        </w:rPr>
-      </w:pPr>
-      <w:bookmarkStart w:id="1" w:name="_Toc231461742"/>
-      <w:r>
-        <w:t xml:space="preserve">TITLE: </w:t>
-      </w:r>
-      <w:r>
-        <w:rPr>
-          <w:b/>
-          <w:bCs/>
-        </w:rPr>
-        <w:t>Installation and Testing of Local Development Environment</w:t>
+          <w:sz w:val="24"/>
+          <w:szCs w:val="24"/>
+        </w:rPr>
+      </w:pPr>
+      <w:bookmarkStart w:id="1" w:name="_Toc231464833"/>
+      <w:r>
+        <w:rPr>
+          <w:rFonts w:ascii="Times New Roman" w:hAnsi="Times New Roman" w:cs="Times New Roman"/>
+          <w:sz w:val="24"/>
+          <w:szCs w:val="24"/>
+        </w:rPr>
+        <w:t>TITLE: Installation and Testing of Local Development Environment</w:t>
       </w:r>
       <w:bookmarkEnd w:id="1"/>
     </w:p>
-    <w:p/>
-    <w:p>
-      <w:r>
-        <w:rPr>
+    <w:p>
+      <w:pPr>
+        <w:spacing w:line="480" w:lineRule="auto"/>
+        <w:rPr>
+          <w:rFonts w:ascii="Times New Roman" w:hAnsi="Times New Roman" w:cs="Times New Roman"/>
+        </w:rPr>
+      </w:pPr>
+    </w:p>
+    <w:p>
+      <w:pPr>
+        <w:spacing w:line="480" w:lineRule="auto"/>
+        <w:rPr>
+          <w:rFonts w:ascii="Times New Roman" w:hAnsi="Times New Roman" w:cs="Times New Roman"/>
+        </w:rPr>
+      </w:pPr>
+      <w:r>
+        <w:rPr>
+          <w:rFonts w:ascii="Times New Roman" w:hAnsi="Times New Roman" w:cs="Times New Roman"/>
           <w:noProof/>
         </w:rPr>
         <w:drawing>
@@ -1200,28 +1363,83 @@
     <w:p>
       <w:pPr>
         <w:pStyle w:val="Caption"/>
-      </w:pPr>
-      <w:r>
+        <w:spacing w:line="480" w:lineRule="auto"/>
+        <w:rPr>
+          <w:rFonts w:ascii="Times New Roman" w:hAnsi="Times New Roman" w:cs="Times New Roman"/>
+          <w:sz w:val="24"/>
+          <w:szCs w:val="24"/>
+        </w:rPr>
+      </w:pPr>
+      <w:r>
+        <w:rPr>
+          <w:rFonts w:ascii="Times New Roman" w:hAnsi="Times New Roman" w:cs="Times New Roman"/>
+          <w:sz w:val="24"/>
+          <w:szCs w:val="24"/>
+        </w:rPr>
         <w:t xml:space="preserve">Figure </w:t>
       </w:r>
-      <w:fldSimple w:instr=" SEQ Figure \* ARABIC ">
-        <w:r>
-          <w:rPr>
-            <w:noProof/>
-          </w:rPr>
-          <w:t>1</w:t>
-        </w:r>
-      </w:fldSimple>
-      <w:r>
+      <w:r>
+        <w:rPr>
+          <w:rFonts w:ascii="Times New Roman" w:hAnsi="Times New Roman" w:cs="Times New Roman"/>
+          <w:sz w:val="24"/>
+          <w:szCs w:val="24"/>
+        </w:rPr>
+        <w:fldChar w:fldCharType="begin"/>
+      </w:r>
+      <w:r>
+        <w:rPr>
+          <w:rFonts w:ascii="Times New Roman" w:hAnsi="Times New Roman" w:cs="Times New Roman"/>
+          <w:sz w:val="24"/>
+          <w:szCs w:val="24"/>
+        </w:rPr>
+        <w:instrText xml:space="preserve"> SEQ Figure \* ARABIC </w:instrText>
+      </w:r>
+      <w:r>
+        <w:rPr>
+          <w:rFonts w:ascii="Times New Roman" w:hAnsi="Times New Roman" w:cs="Times New Roman"/>
+          <w:sz w:val="24"/>
+          <w:szCs w:val="24"/>
+        </w:rPr>
+        <w:fldChar w:fldCharType="separate"/>
+      </w:r>
+      <w:r>
+        <w:rPr>
+          <w:rFonts w:ascii="Times New Roman" w:hAnsi="Times New Roman" w:cs="Times New Roman"/>
+          <w:noProof/>
+          <w:sz w:val="24"/>
+          <w:szCs w:val="24"/>
+        </w:rPr>
+        <w:t>1</w:t>
+      </w:r>
+      <w:r>
+        <w:rPr>
+          <w:rFonts w:ascii="Times New Roman" w:hAnsi="Times New Roman" w:cs="Times New Roman"/>
+          <w:noProof/>
+          <w:sz w:val="24"/>
+          <w:szCs w:val="24"/>
+        </w:rPr>
+        <w:fldChar w:fldCharType="end"/>
+      </w:r>
+      <w:r>
+        <w:rPr>
+          <w:rFonts w:ascii="Times New Roman" w:hAnsi="Times New Roman" w:cs="Times New Roman"/>
+          <w:sz w:val="24"/>
+          <w:szCs w:val="24"/>
+        </w:rPr>
         <w:t>: Installation of XAMPP</w:t>
       </w:r>
     </w:p>
     <w:p>
       <w:pPr>
         <w:keepNext/>
-      </w:pPr>
-      <w:r>
-        <w:rPr>
+        <w:spacing w:line="480" w:lineRule="auto"/>
+        <w:rPr>
+          <w:rFonts w:ascii="Times New Roman" w:hAnsi="Times New Roman" w:cs="Times New Roman"/>
+        </w:rPr>
+      </w:pPr>
+      <w:r>
+        <w:rPr>
+          <w:rFonts w:ascii="Times New Roman" w:hAnsi="Times New Roman" w:cs="Times New Roman"/>
           <w:noProof/>
         </w:rPr>
         <w:lastRenderedPageBreak/>
@@ -1278,30 +1496,86 @@
     <w:p>
       <w:pPr>
         <w:pStyle w:val="Caption"/>
-      </w:pPr>
-      <w:r>
+        <w:spacing w:line="480" w:lineRule="auto"/>
+        <w:rPr>
+          <w:rFonts w:ascii="Times New Roman" w:hAnsi="Times New Roman" w:cs="Times New Roman"/>
+          <w:sz w:val="24"/>
+          <w:szCs w:val="24"/>
+        </w:rPr>
+      </w:pPr>
+      <w:r>
+        <w:rPr>
+          <w:rFonts w:ascii="Times New Roman" w:hAnsi="Times New Roman" w:cs="Times New Roman"/>
+          <w:sz w:val="24"/>
+          <w:szCs w:val="24"/>
+        </w:rPr>
         <w:t xml:space="preserve">Figure </w:t>
       </w:r>
-      <w:fldSimple w:instr=" SEQ Figure \* ARABIC ">
-        <w:r>
-          <w:rPr>
-            <w:noProof/>
-          </w:rPr>
-          <w:t>2</w:t>
-        </w:r>
-      </w:fldSimple>
-      <w:r>
+      <w:r>
+        <w:rPr>
+          <w:rFonts w:ascii="Times New Roman" w:hAnsi="Times New Roman" w:cs="Times New Roman"/>
+          <w:sz w:val="24"/>
+          <w:szCs w:val="24"/>
+        </w:rPr>
+        <w:fldChar w:fldCharType="begin"/>
+      </w:r>
+      <w:r>
+        <w:rPr>
+          <w:rFonts w:ascii="Times New Roman" w:hAnsi="Times New Roman" w:cs="Times New Roman"/>
+          <w:sz w:val="24"/>
+          <w:szCs w:val="24"/>
+        </w:rPr>
+        <w:instrText xml:space="preserve"> SEQ Figure \* ARABIC </w:instrText>
+      </w:r>
+      <w:r>
+        <w:rPr>
+          <w:rFonts w:ascii="Times New Roman" w:hAnsi="Times New Roman" w:cs="Times New Roman"/>
+          <w:sz w:val="24"/>
+          <w:szCs w:val="24"/>
+        </w:rPr>
+        <w:fldChar w:fldCharType="separate"/>
+      </w:r>
+      <w:r>
+        <w:rPr>
+          <w:rFonts w:ascii="Times New Roman" w:hAnsi="Times New Roman" w:cs="Times New Roman"/>
+          <w:noProof/>
+          <w:sz w:val="24"/>
+          <w:szCs w:val="24"/>
+        </w:rPr>
+        <w:t>2</w:t>
+      </w:r>
+      <w:r>
+        <w:rPr>
+          <w:rFonts w:ascii="Times New Roman" w:hAnsi="Times New Roman" w:cs="Times New Roman"/>
+          <w:noProof/>
+          <w:sz w:val="24"/>
+          <w:szCs w:val="24"/>
+        </w:rPr>
+        <w:fldChar w:fldCharType="end"/>
+      </w:r>
+      <w:r>
+        <w:rPr>
+          <w:rFonts w:ascii="Times New Roman" w:hAnsi="Times New Roman" w:cs="Times New Roman"/>
+          <w:sz w:val="24"/>
+          <w:szCs w:val="24"/>
+        </w:rPr>
         <w:t>: Apache and MySQL running</w:t>
       </w:r>
     </w:p>
     <w:p>
       <w:pPr>
         <w:keepNext/>
-      </w:pPr>
-      <w:r>
-        <w:rPr>
+        <w:spacing w:line="480" w:lineRule="auto"/>
+        <w:rPr>
+          <w:rFonts w:ascii="Times New Roman" w:hAnsi="Times New Roman" w:cs="Times New Roman"/>
+        </w:rPr>
+      </w:pPr>
+      <w:r>
+        <w:rPr>
+          <w:rFonts w:ascii="Times New Roman" w:hAnsi="Times New Roman" w:cs="Times New Roman"/>
           <w:noProof/>
         </w:rPr>
+        <w:lastRenderedPageBreak/>
         <w:drawing>
           <wp:inline distT="0" distB="0" distL="0" distR="0" wp14:anchorId="6CB2122E" wp14:editId="77FE1B62">
             <wp:extent cx="5943600" cy="3233420"/>
@@ -1348,31 +1622,85 @@
     <w:p>
       <w:pPr>
         <w:pStyle w:val="Caption"/>
-      </w:pPr>
-      <w:r>
+        <w:spacing w:line="480" w:lineRule="auto"/>
+        <w:rPr>
+          <w:rFonts w:ascii="Times New Roman" w:hAnsi="Times New Roman" w:cs="Times New Roman"/>
+          <w:sz w:val="24"/>
+          <w:szCs w:val="24"/>
+        </w:rPr>
+      </w:pPr>
+      <w:r>
+        <w:rPr>
+          <w:rFonts w:ascii="Times New Roman" w:hAnsi="Times New Roman" w:cs="Times New Roman"/>
+          <w:sz w:val="24"/>
+          <w:szCs w:val="24"/>
+        </w:rPr>
         <w:t xml:space="preserve">Figure </w:t>
       </w:r>
-      <w:fldSimple w:instr=" SEQ Figure \* ARABIC ">
-        <w:r>
-          <w:rPr>
-            <w:noProof/>
-          </w:rPr>
-          <w:t>3</w:t>
-        </w:r>
-      </w:fldSimple>
-      <w:r>
+      <w:r>
+        <w:rPr>
+          <w:rFonts w:ascii="Times New Roman" w:hAnsi="Times New Roman" w:cs="Times New Roman"/>
+          <w:sz w:val="24"/>
+          <w:szCs w:val="24"/>
+        </w:rPr>
+        <w:fldChar w:fldCharType="begin"/>
+      </w:r>
+      <w:r>
+        <w:rPr>
+          <w:rFonts w:ascii="Times New Roman" w:hAnsi="Times New Roman" w:cs="Times New Roman"/>
+          <w:sz w:val="24"/>
+          <w:szCs w:val="24"/>
+        </w:rPr>
+        <w:instrText xml:space="preserve"> SEQ Figure \* ARABIC </w:instrText>
+      </w:r>
+      <w:r>
+        <w:rPr>
+          <w:rFonts w:ascii="Times New Roman" w:hAnsi="Times New Roman" w:cs="Times New Roman"/>
+          <w:sz w:val="24"/>
+          <w:szCs w:val="24"/>
+        </w:rPr>
+        <w:fldChar w:fldCharType="separate"/>
+      </w:r>
+      <w:r>
+        <w:rPr>
+          <w:rFonts w:ascii="Times New Roman" w:hAnsi="Times New Roman" w:cs="Times New Roman"/>
+          <w:noProof/>
+          <w:sz w:val="24"/>
+          <w:szCs w:val="24"/>
+        </w:rPr>
+        <w:t>3</w:t>
+      </w:r>
+      <w:r>
+        <w:rPr>
+          <w:rFonts w:ascii="Times New Roman" w:hAnsi="Times New Roman" w:cs="Times New Roman"/>
+          <w:noProof/>
+          <w:sz w:val="24"/>
+          <w:szCs w:val="24"/>
+        </w:rPr>
+        <w:fldChar w:fldCharType="end"/>
+      </w:r>
+      <w:r>
+        <w:rPr>
+          <w:rFonts w:ascii="Times New Roman" w:hAnsi="Times New Roman" w:cs="Times New Roman"/>
+          <w:sz w:val="24"/>
+          <w:szCs w:val="24"/>
+        </w:rPr>
         <w:t>: Opera browser running localhost</w:t>
       </w:r>
     </w:p>
     <w:p>
       <w:pPr>
         <w:keepNext/>
-      </w:pPr>
-      <w:r>
-        <w:rPr>
+        <w:spacing w:line="480" w:lineRule="auto"/>
+        <w:rPr>
+          <w:rFonts w:ascii="Times New Roman" w:hAnsi="Times New Roman" w:cs="Times New Roman"/>
+        </w:rPr>
+      </w:pPr>
+      <w:r>
+        <w:rPr>
+          <w:rFonts w:ascii="Times New Roman" w:hAnsi="Times New Roman" w:cs="Times New Roman"/>
           <w:noProof/>
         </w:rPr>
-        <w:lastRenderedPageBreak/>
         <w:drawing>
           <wp:inline distT="0" distB="0" distL="0" distR="0" wp14:anchorId="56A96601" wp14:editId="7C89E567">
             <wp:extent cx="5715495" cy="2270957"/>
@@ -1426,30 +1754,86 @@
     <w:p>
       <w:pPr>
         <w:pStyle w:val="Caption"/>
-      </w:pPr>
-      <w:r>
+        <w:spacing w:line="480" w:lineRule="auto"/>
+        <w:rPr>
+          <w:rFonts w:ascii="Times New Roman" w:hAnsi="Times New Roman" w:cs="Times New Roman"/>
+          <w:sz w:val="24"/>
+          <w:szCs w:val="24"/>
+        </w:rPr>
+      </w:pPr>
+      <w:r>
+        <w:rPr>
+          <w:rFonts w:ascii="Times New Roman" w:hAnsi="Times New Roman" w:cs="Times New Roman"/>
+          <w:sz w:val="24"/>
+          <w:szCs w:val="24"/>
+        </w:rPr>
         <w:t xml:space="preserve">Figure </w:t>
       </w:r>
-      <w:fldSimple w:instr=" SEQ Figure \* ARABIC ">
-        <w:r>
-          <w:rPr>
-            <w:noProof/>
-          </w:rPr>
-          <w:t>4</w:t>
-        </w:r>
-      </w:fldSimple>
-      <w:r>
+      <w:r>
+        <w:rPr>
+          <w:rFonts w:ascii="Times New Roman" w:hAnsi="Times New Roman" w:cs="Times New Roman"/>
+          <w:sz w:val="24"/>
+          <w:szCs w:val="24"/>
+        </w:rPr>
+        <w:fldChar w:fldCharType="begin"/>
+      </w:r>
+      <w:r>
+        <w:rPr>
+          <w:rFonts w:ascii="Times New Roman" w:hAnsi="Times New Roman" w:cs="Times New Roman"/>
+          <w:sz w:val="24"/>
+          <w:szCs w:val="24"/>
+        </w:rPr>
+        <w:instrText xml:space="preserve"> SEQ Figure \* ARABIC </w:instrText>
+      </w:r>
+      <w:r>
+        <w:rPr>
+          <w:rFonts w:ascii="Times New Roman" w:hAnsi="Times New Roman" w:cs="Times New Roman"/>
+          <w:sz w:val="24"/>
+          <w:szCs w:val="24"/>
+        </w:rPr>
+        <w:fldChar w:fldCharType="separate"/>
+      </w:r>
+      <w:r>
+        <w:rPr>
+          <w:rFonts w:ascii="Times New Roman" w:hAnsi="Times New Roman" w:cs="Times New Roman"/>
+          <w:noProof/>
+          <w:sz w:val="24"/>
+          <w:szCs w:val="24"/>
+        </w:rPr>
+        <w:t>4</w:t>
+      </w:r>
+      <w:r>
+        <w:rPr>
+          <w:rFonts w:ascii="Times New Roman" w:hAnsi="Times New Roman" w:cs="Times New Roman"/>
+          <w:noProof/>
+          <w:sz w:val="24"/>
+          <w:szCs w:val="24"/>
+        </w:rPr>
+        <w:fldChar w:fldCharType="end"/>
+      </w:r>
+      <w:r>
+        <w:rPr>
+          <w:rFonts w:ascii="Times New Roman" w:hAnsi="Times New Roman" w:cs="Times New Roman"/>
+          <w:sz w:val="24"/>
+          <w:szCs w:val="24"/>
+        </w:rPr>
         <w:t xml:space="preserve">: First PHP running "Hello World Test" </w:t>
       </w:r>
     </w:p>
     <w:p>
       <w:pPr>
         <w:keepNext/>
-      </w:pPr>
-      <w:r>
-        <w:rPr>
+        <w:spacing w:line="480" w:lineRule="auto"/>
+        <w:rPr>
+          <w:rFonts w:ascii="Times New Roman" w:hAnsi="Times New Roman" w:cs="Times New Roman"/>
+        </w:rPr>
+      </w:pPr>
+      <w:r>
+        <w:rPr>
+          <w:rFonts w:ascii="Times New Roman" w:hAnsi="Times New Roman" w:cs="Times New Roman"/>
           <w:noProof/>
         </w:rPr>
+        <w:lastRenderedPageBreak/>
         <w:drawing>
           <wp:inline distT="0" distB="0" distL="0" distR="0" wp14:anchorId="58D70365" wp14:editId="1AC50E11">
             <wp:extent cx="5707380" cy="3505200"/>
@@ -1503,67 +1887,165 @@
     <w:p>
       <w:pPr>
         <w:pStyle w:val="Caption"/>
-      </w:pPr>
-      <w:r>
+        <w:spacing w:line="480" w:lineRule="auto"/>
+        <w:rPr>
+          <w:rFonts w:ascii="Times New Roman" w:hAnsi="Times New Roman" w:cs="Times New Roman"/>
+          <w:sz w:val="24"/>
+          <w:szCs w:val="24"/>
+        </w:rPr>
+      </w:pPr>
+      <w:r>
+        <w:rPr>
+          <w:rFonts w:ascii="Times New Roman" w:hAnsi="Times New Roman" w:cs="Times New Roman"/>
+          <w:sz w:val="24"/>
+          <w:szCs w:val="24"/>
+        </w:rPr>
         <w:t xml:space="preserve">Figure </w:t>
       </w:r>
-      <w:fldSimple w:instr=" SEQ Figure \* ARABIC ">
-        <w:r>
-          <w:rPr>
-            <w:noProof/>
-          </w:rPr>
-          <w:t>5</w:t>
-        </w:r>
-      </w:fldSimple>
-      <w:r>
+      <w:r>
+        <w:rPr>
+          <w:rFonts w:ascii="Times New Roman" w:hAnsi="Times New Roman" w:cs="Times New Roman"/>
+          <w:sz w:val="24"/>
+          <w:szCs w:val="24"/>
+        </w:rPr>
+        <w:fldChar w:fldCharType="begin"/>
+      </w:r>
+      <w:r>
+        <w:rPr>
+          <w:rFonts w:ascii="Times New Roman" w:hAnsi="Times New Roman" w:cs="Times New Roman"/>
+          <w:sz w:val="24"/>
+          <w:szCs w:val="24"/>
+        </w:rPr>
+        <w:instrText xml:space="preserve"> SEQ Figure \* ARABIC </w:instrText>
+      </w:r>
+      <w:r>
+        <w:rPr>
+          <w:rFonts w:ascii="Times New Roman" w:hAnsi="Times New Roman" w:cs="Times New Roman"/>
+          <w:sz w:val="24"/>
+          <w:szCs w:val="24"/>
+        </w:rPr>
+        <w:fldChar w:fldCharType="separate"/>
+      </w:r>
+      <w:r>
+        <w:rPr>
+          <w:rFonts w:ascii="Times New Roman" w:hAnsi="Times New Roman" w:cs="Times New Roman"/>
+          <w:noProof/>
+          <w:sz w:val="24"/>
+          <w:szCs w:val="24"/>
+        </w:rPr>
+        <w:t>5</w:t>
+      </w:r>
+      <w:r>
+        <w:rPr>
+          <w:rFonts w:ascii="Times New Roman" w:hAnsi="Times New Roman" w:cs="Times New Roman"/>
+          <w:noProof/>
+          <w:sz w:val="24"/>
+          <w:szCs w:val="24"/>
+        </w:rPr>
+        <w:fldChar w:fldCharType="end"/>
+      </w:r>
+      <w:r>
+        <w:rPr>
+          <w:rFonts w:ascii="Times New Roman" w:hAnsi="Times New Roman" w:cs="Times New Roman"/>
+          <w:sz w:val="24"/>
+          <w:szCs w:val="24"/>
+        </w:rPr>
         <w:t xml:space="preserve">: Database connection </w:t>
       </w:r>
       <w:r>
+        <w:rPr>
+          <w:rFonts w:ascii="Times New Roman" w:hAnsi="Times New Roman" w:cs="Times New Roman"/>
+          <w:sz w:val="24"/>
+          <w:szCs w:val="24"/>
+        </w:rPr>
         <w:t>successful</w:t>
       </w:r>
     </w:p>
     <w:p>
       <w:pPr>
         <w:pStyle w:val="Heading3"/>
-      </w:pPr>
-      <w:bookmarkStart w:id="2" w:name="_Toc231461743"/>
-      <w:r>
+        <w:spacing w:line="480" w:lineRule="auto"/>
+        <w:rPr>
+          <w:rFonts w:ascii="Times New Roman" w:hAnsi="Times New Roman" w:cs="Times New Roman"/>
+          <w:sz w:val="24"/>
+          <w:szCs w:val="24"/>
+        </w:rPr>
+      </w:pPr>
+      <w:bookmarkStart w:id="2" w:name="_Toc231464834"/>
+      <w:r>
+        <w:rPr>
+          <w:rFonts w:ascii="Times New Roman" w:hAnsi="Times New Roman" w:cs="Times New Roman"/>
+          <w:sz w:val="24"/>
+          <w:szCs w:val="24"/>
+        </w:rPr>
         <w:t>WEEK 1 REFLECTIONS</w:t>
       </w:r>
       <w:bookmarkEnd w:id="2"/>
     </w:p>
     <w:p>
-      <w:r>
+      <w:pPr>
+        <w:spacing w:line="480" w:lineRule="auto"/>
+        <w:rPr>
+          <w:rFonts w:ascii="Times New Roman" w:hAnsi="Times New Roman" w:cs="Times New Roman"/>
+        </w:rPr>
+      </w:pPr>
+      <w:r>
+        <w:rPr>
+          <w:rFonts w:ascii="Times New Roman" w:hAnsi="Times New Roman" w:cs="Times New Roman"/>
+        </w:rPr>
         <w:t xml:space="preserve">This week I learnt about </w:t>
       </w:r>
       <w:r>
+        <w:rPr>
+          <w:rFonts w:ascii="Times New Roman" w:hAnsi="Times New Roman" w:cs="Times New Roman"/>
+        </w:rPr>
         <w:t xml:space="preserve">localhost development tool i.e., XAMPP and was able to test that the localhost was </w:t>
       </w:r>
       <w:r>
-        <w:t xml:space="preserve">functional by the use of phpMyAdmin. This being a new concept was slightly tricky to navigate around but core concepts are now grasped. Fig 1 shows the installation and setup guide for XAMPP. Fig 2 shows the XAMPP control panel with both Apache and MySQL perfectly running as highlighted in green. Fig 3 shows the localhost page running with no issues. </w:t>
-      </w:r>
-      <w:r>
+        <w:rPr>
+          <w:rFonts w:ascii="Times New Roman" w:hAnsi="Times New Roman" w:cs="Times New Roman"/>
+        </w:rPr>
+        <w:t>functional by the use of phpMyAdmin. This being a new concept was slightly tricky to navigate around but core concepts are now grasped. Fig 1 shows the installation and setup guide for XAMPP. Fig 2 shows the XAMPP control panel with both Apache and MySQL perfectly running as highlighted in green. Fig 3 shows the localhost page running with no issues. Fig 4 shows the PHP code for “Hello World” being executed.</w:t>
+      </w:r>
+      <w:r>
+        <w:rPr>
+          <w:rFonts w:ascii="Times New Roman" w:hAnsi="Times New Roman" w:cs="Times New Roman"/>
+        </w:rPr>
+        <w:t xml:space="preserve"> Fig 5 shows the </w:t>
+      </w:r>
+      <w:proofErr w:type="spellStart"/>
+      <w:r>
+        <w:rPr>
+          <w:rFonts w:ascii="Times New Roman" w:hAnsi="Times New Roman" w:cs="Times New Roman"/>
+        </w:rPr>
+        <w:t>databse</w:t>
+      </w:r>
+      <w:proofErr w:type="spellEnd"/>
+      <w:r>
+        <w:rPr>
+          <w:rFonts w:ascii="Times New Roman" w:hAnsi="Times New Roman" w:cs="Times New Roman"/>
+        </w:rPr>
+        <w:t xml:space="preserve"> being connected successfully.</w:t>
+      </w:r>
+    </w:p>
+    <w:p>
+      <w:pPr>
+        <w:pStyle w:val="Heading1"/>
+        <w:spacing w:line="480" w:lineRule="auto"/>
+        <w:rPr>
+          <w:rFonts w:ascii="Times New Roman" w:hAnsi="Times New Roman" w:cs="Times New Roman"/>
+          <w:sz w:val="24"/>
+          <w:szCs w:val="24"/>
+        </w:rPr>
+      </w:pPr>
+      <w:bookmarkStart w:id="3" w:name="_Toc231464835"/>
+      <w:r>
+        <w:rPr>
+          <w:rFonts w:ascii="Times New Roman" w:hAnsi="Times New Roman" w:cs="Times New Roman"/>
+          <w:sz w:val="24"/>
+          <w:szCs w:val="24"/>
+        </w:rPr>
         <w:lastRenderedPageBreak/>
-        <w:t>Fig 4 shows the PHP code for “Hello World” being executed.</w:t>
-      </w:r>
-      <w:r>
-        <w:t xml:space="preserve"> Fig 5 shows the </w:t>
-      </w:r>
-      <w:proofErr w:type="spellStart"/>
-      <w:r>
-        <w:t>databse</w:t>
-      </w:r>
-      <w:proofErr w:type="spellEnd"/>
-      <w:r>
-        <w:t xml:space="preserve"> being connected successfully.</w:t>
-      </w:r>
-    </w:p>
-    <w:p>
-      <w:pPr>
-        <w:pStyle w:val="Heading1"/>
-      </w:pPr>
-      <w:bookmarkStart w:id="3" w:name="_Toc231461744"/>
-      <w:r>
         <w:t>WEEK 2: WIREFRAMES AND GUI DESIGN.</w:t>
       </w:r>
       <w:bookmarkEnd w:id="3"/>
@@ -1571,16 +2053,34 @@
     <w:p>
       <w:pPr>
         <w:pStyle w:val="Heading2"/>
-      </w:pPr>
-      <w:bookmarkStart w:id="4" w:name="_Toc231461745"/>
-      <w:r>
+        <w:spacing w:line="480" w:lineRule="auto"/>
+        <w:rPr>
+          <w:rFonts w:ascii="Times New Roman" w:hAnsi="Times New Roman" w:cs="Times New Roman"/>
+          <w:sz w:val="24"/>
+          <w:szCs w:val="24"/>
+        </w:rPr>
+      </w:pPr>
+      <w:bookmarkStart w:id="4" w:name="_Toc231464836"/>
+      <w:r>
+        <w:rPr>
+          <w:rFonts w:ascii="Times New Roman" w:hAnsi="Times New Roman" w:cs="Times New Roman"/>
+          <w:sz w:val="24"/>
+          <w:szCs w:val="24"/>
+        </w:rPr>
         <w:t>TITLE: USER INTERFACEE PLANNING AND SYSTEM DESIGN</w:t>
       </w:r>
       <w:bookmarkEnd w:id="4"/>
     </w:p>
     <w:p>
-      <w:r>
-        <w:rPr>
+      <w:pPr>
+        <w:spacing w:line="480" w:lineRule="auto"/>
+        <w:rPr>
+          <w:rFonts w:ascii="Times New Roman" w:hAnsi="Times New Roman" w:cs="Times New Roman"/>
+        </w:rPr>
+      </w:pPr>
+      <w:r>
+        <w:rPr>
+          <w:rFonts w:ascii="Times New Roman" w:hAnsi="Times New Roman" w:cs="Times New Roman"/>
           <w:noProof/>
         </w:rPr>
         <mc:AlternateContent>
@@ -2177,30 +2677,76 @@
         </mc:AlternateContent>
       </w:r>
     </w:p>
-    <w:p/>
-    <w:p/>
-    <w:p/>
-    <w:p/>
-    <w:p/>
-    <w:p/>
-    <w:p/>
-    <w:p/>
-    <w:p/>
-    <w:p>
-      <w:r>
-        <w:rPr>
+    <w:p>
+      <w:pPr>
+        <w:spacing w:line="480" w:lineRule="auto"/>
+        <w:rPr>
+          <w:rFonts w:ascii="Times New Roman" w:hAnsi="Times New Roman" w:cs="Times New Roman"/>
+        </w:rPr>
+      </w:pPr>
+    </w:p>
+    <w:p>
+      <w:pPr>
+        <w:spacing w:line="480" w:lineRule="auto"/>
+        <w:rPr>
+          <w:rFonts w:ascii="Times New Roman" w:hAnsi="Times New Roman" w:cs="Times New Roman"/>
+        </w:rPr>
+      </w:pPr>
+    </w:p>
+    <w:p>
+      <w:pPr>
+        <w:spacing w:line="480" w:lineRule="auto"/>
+        <w:rPr>
+          <w:rFonts w:ascii="Times New Roman" w:hAnsi="Times New Roman" w:cs="Times New Roman"/>
+        </w:rPr>
+      </w:pPr>
+    </w:p>
+    <w:p>
+      <w:pPr>
+        <w:spacing w:line="480" w:lineRule="auto"/>
+        <w:rPr>
+          <w:rFonts w:ascii="Times New Roman" w:hAnsi="Times New Roman" w:cs="Times New Roman"/>
+        </w:rPr>
+      </w:pPr>
+    </w:p>
+    <w:p>
+      <w:pPr>
+        <w:spacing w:line="480" w:lineRule="auto"/>
+        <w:rPr>
+          <w:rFonts w:ascii="Times New Roman" w:hAnsi="Times New Roman" w:cs="Times New Roman"/>
+        </w:rPr>
+      </w:pPr>
+    </w:p>
+    <w:p>
+      <w:pPr>
+        <w:spacing w:line="480" w:lineRule="auto"/>
+        <w:rPr>
+          <w:rFonts w:ascii="Times New Roman" w:hAnsi="Times New Roman" w:cs="Times New Roman"/>
+        </w:rPr>
+      </w:pPr>
+    </w:p>
+    <w:p>
+      <w:pPr>
+        <w:spacing w:line="480" w:lineRule="auto"/>
+        <w:rPr>
+          <w:rFonts w:ascii="Times New Roman" w:hAnsi="Times New Roman" w:cs="Times New Roman"/>
+        </w:rPr>
+      </w:pPr>
+      <w:r>
+        <w:rPr>
+          <w:rFonts w:ascii="Times New Roman" w:hAnsi="Times New Roman" w:cs="Times New Roman"/>
           <w:noProof/>
         </w:rPr>
         <mc:AlternateContent>
           <mc:Choice Requires="wps">
             <w:drawing>
-              <wp:anchor distT="0" distB="0" distL="114300" distR="114300" simplePos="0" relativeHeight="251649024" behindDoc="0" locked="0" layoutInCell="1" allowOverlap="1" wp14:anchorId="192EF56F" wp14:editId="228AEBE7">
+              <wp:anchor distT="0" distB="0" distL="114300" distR="114300" simplePos="0" relativeHeight="251649024" behindDoc="0" locked="0" layoutInCell="1" allowOverlap="1" wp14:anchorId="192EF56F" wp14:editId="2D928198">
                 <wp:simplePos x="0" y="0"/>
                 <wp:positionH relativeFrom="column">
-                  <wp:posOffset>54956</wp:posOffset>
+                  <wp:posOffset>-64893</wp:posOffset>
                 </wp:positionH>
                 <wp:positionV relativeFrom="paragraph">
-                  <wp:posOffset>225310</wp:posOffset>
+                  <wp:posOffset>269875</wp:posOffset>
                 </wp:positionV>
                 <wp:extent cx="4076700" cy="635"/>
                 <wp:effectExtent l="0" t="0" r="0" b="0"/>
@@ -2233,14 +2779,27 @@
                             <w:r>
                               <w:t xml:space="preserve">Figure </w:t>
                             </w:r>
-                            <w:fldSimple w:instr=" SEQ Figure \* ARABIC ">
-                              <w:r>
-                                <w:rPr>
-                                  <w:noProof/>
-                                </w:rPr>
-                                <w:t>6</w:t>
-                              </w:r>
-                            </w:fldSimple>
+                            <w:r>
+                              <w:fldChar w:fldCharType="begin"/>
+                            </w:r>
+                            <w:r>
+                              <w:instrText xml:space="preserve"> SEQ Figure \* ARABIC </w:instrText>
+                            </w:r>
+                            <w:r>
+                              <w:fldChar w:fldCharType="separate"/>
+                            </w:r>
+                            <w:r>
+                              <w:rPr>
+                                <w:noProof/>
+                              </w:rPr>
+                              <w:t>6</w:t>
+                            </w:r>
+                            <w:r>
+                              <w:rPr>
+                                <w:noProof/>
+                              </w:rPr>
+                              <w:fldChar w:fldCharType="end"/>
+                            </w:r>
                             <w:r>
                               <w:t>: Login Page wireframe</w:t>
                             </w:r>
@@ -2261,7 +2820,7 @@
           </mc:Choice>
           <mc:Fallback>
             <w:pict>
-              <v:shape w14:anchorId="192EF56F" id="Text Box 1" o:spid="_x0000_s1036" type="#_x0000_t202" style="position:absolute;margin-left:4.35pt;margin-top:17.75pt;width:321pt;height:.05pt;z-index:251649024;visibility:visible;mso-wrap-style:square;mso-wrap-distance-left:9pt;mso-wrap-distance-top:0;mso-wrap-distance-right:9pt;mso-wrap-distance-bottom:0;mso-position-horizontal:absolute;mso-position-horizontal-relative:text;mso-position-vertical:absolute;mso-position-vertical-relative:text;v-text-anchor:top" o:gfxdata="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" filled="f" stroked="f">
+              <v:shape w14:anchorId="192EF56F" id="Text Box 1" o:spid="_x0000_s1036" type="#_x0000_t202" style="position:absolute;margin-left:-5.1pt;margin-top:21.25pt;width:321pt;height:.05pt;z-index:251649024;visibility:visible;mso-wrap-style:square;mso-wrap-distance-left:9pt;mso-wrap-distance-top:0;mso-wrap-distance-right:9pt;mso-wrap-distance-bottom:0;mso-position-horizontal:absolute;mso-position-horizontal-relative:text;mso-position-vertical:absolute;mso-position-vertical-relative:text;v-text-anchor:top" o:gfxdata="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" filled="f" stroked="f">
                 <v:textbox style="mso-fit-shape-to-text:t" inset="0,0,0,0">
                   <w:txbxContent>
                     <w:p>
@@ -2271,14 +2830,27 @@
                       <w:r>
                         <w:t xml:space="preserve">Figure </w:t>
                       </w:r>
-                      <w:fldSimple w:instr=" SEQ Figure \* ARABIC ">
-                        <w:r>
-                          <w:rPr>
-                            <w:noProof/>
-                          </w:rPr>
-                          <w:t>6</w:t>
-                        </w:r>
-                      </w:fldSimple>
+                      <w:r>
+                        <w:fldChar w:fldCharType="begin"/>
+                      </w:r>
+                      <w:r>
+                        <w:instrText xml:space="preserve"> SEQ Figure \* ARABIC </w:instrText>
+                      </w:r>
+                      <w:r>
+                        <w:fldChar w:fldCharType="separate"/>
+                      </w:r>
+                      <w:r>
+                        <w:rPr>
+                          <w:noProof/>
+                        </w:rPr>
+                        <w:t>6</w:t>
+                      </w:r>
+                      <w:r>
+                        <w:rPr>
+                          <w:noProof/>
+                        </w:rPr>
+                        <w:fldChar w:fldCharType="end"/>
+                      </w:r>
                       <w:r>
                         <w:t>: Login Page wireframe</w:t>
                       </w:r>
@@ -2292,20 +2864,27 @@
       </w:r>
     </w:p>
     <w:p>
-      <w:r>
-        <w:rPr>
+      <w:pPr>
+        <w:spacing w:line="480" w:lineRule="auto"/>
+        <w:rPr>
+          <w:rFonts w:ascii="Times New Roman" w:hAnsi="Times New Roman" w:cs="Times New Roman"/>
+        </w:rPr>
+      </w:pPr>
+      <w:r>
+        <w:rPr>
+          <w:rFonts w:ascii="Times New Roman" w:hAnsi="Times New Roman" w:cs="Times New Roman"/>
           <w:noProof/>
         </w:rPr>
         <mc:AlternateContent>
           <mc:Choice Requires="wpg">
             <w:drawing>
-              <wp:anchor distT="0" distB="0" distL="114300" distR="114300" simplePos="0" relativeHeight="251694080" behindDoc="0" locked="0" layoutInCell="1" allowOverlap="1" wp14:anchorId="5EFFD7A7" wp14:editId="4688D1E3">
+              <wp:anchor distT="0" distB="0" distL="114300" distR="114300" simplePos="0" relativeHeight="251694080" behindDoc="0" locked="0" layoutInCell="1" allowOverlap="1" wp14:anchorId="5EFFD7A7" wp14:editId="3B0E60D6">
                 <wp:simplePos x="0" y="0"/>
                 <wp:positionH relativeFrom="margin">
-                  <wp:align>center</wp:align>
+                  <wp:posOffset>-432435</wp:posOffset>
                 </wp:positionH>
                 <wp:positionV relativeFrom="paragraph">
-                  <wp:posOffset>137448</wp:posOffset>
+                  <wp:posOffset>433705</wp:posOffset>
                 </wp:positionV>
                 <wp:extent cx="6740236" cy="3269095"/>
                 <wp:effectExtent l="0" t="0" r="22860" b="26670"/>
@@ -3553,7 +4132,7 @@
           </mc:Choice>
           <mc:Fallback>
             <w:pict>
-              <v:group w14:anchorId="5EFFD7A7" id="Group 28" o:spid="_x0000_s1037" style="position:absolute;margin-left:0;margin-top:10.8pt;width:530.75pt;height:257.4pt;z-index:251694080;mso-position-horizontal:center;mso-position-horizontal-relative:margin;mso-width-relative:margin;mso-height-relative:margin" coordsize="70307,37615" o:gfxdata="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">
+              <v:group w14:anchorId="5EFFD7A7" id="Group 28" o:spid="_x0000_s1037" style="position:absolute;margin-left:-34.05pt;margin-top:34.15pt;width:530.75pt;height:257.4pt;z-index:251694080;mso-position-horizontal-relative:margin;mso-width-relative:margin;mso-height-relative:margin" coordsize="70307,37615" o:gfxdata="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">
                 <v:roundrect id="Rectangle: Rounded Corners 7" o:spid="_x0000_s1038" style="position:absolute;width:70307;height:37615;visibility:visible;mso-wrap-style:square;v-text-anchor:middle" arcsize="10923f" o:gfxdata="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" filled="f" strokecolor="#09101d [484]" strokeweight="1pt">
                   <v:stroke joinstyle="miter"/>
                 </v:roundrect>
@@ -3925,8 +4504,33 @@
           </mc:Fallback>
         </mc:AlternateContent>
       </w:r>
-      <w:r>
-        <w:rPr>
+    </w:p>
+    <w:p>
+      <w:pPr>
+        <w:spacing w:line="480" w:lineRule="auto"/>
+        <w:rPr>
+          <w:rFonts w:ascii="Times New Roman" w:hAnsi="Times New Roman" w:cs="Times New Roman"/>
+        </w:rPr>
+      </w:pPr>
+    </w:p>
+    <w:p>
+      <w:pPr>
+        <w:spacing w:line="480" w:lineRule="auto"/>
+        <w:rPr>
+          <w:rFonts w:ascii="Times New Roman" w:hAnsi="Times New Roman" w:cs="Times New Roman"/>
+        </w:rPr>
+      </w:pPr>
+    </w:p>
+    <w:p>
+      <w:pPr>
+        <w:spacing w:line="480" w:lineRule="auto"/>
+        <w:rPr>
+          <w:rFonts w:ascii="Times New Roman" w:hAnsi="Times New Roman" w:cs="Times New Roman"/>
+        </w:rPr>
+      </w:pPr>
+      <w:r>
+        <w:rPr>
+          <w:rFonts w:ascii="Times New Roman" w:hAnsi="Times New Roman" w:cs="Times New Roman"/>
           <w:noProof/>
         </w:rPr>
         <mc:AlternateContent>
@@ -3976,14 +4580,27 @@
                             <w:r>
                               <w:t xml:space="preserve">Figure </w:t>
                             </w:r>
-                            <w:fldSimple w:instr=" SEQ Figure \* ARABIC ">
-                              <w:r>
-                                <w:rPr>
-                                  <w:noProof/>
-                                </w:rPr>
-                                <w:t>7</w:t>
-                              </w:r>
-                            </w:fldSimple>
+                            <w:r>
+                              <w:fldChar w:fldCharType="begin"/>
+                            </w:r>
+                            <w:r>
+                              <w:instrText xml:space="preserve"> SEQ Figure \* ARABIC </w:instrText>
+                            </w:r>
+                            <w:r>
+                              <w:fldChar w:fldCharType="separate"/>
+                            </w:r>
+                            <w:r>
+                              <w:rPr>
+                                <w:noProof/>
+                              </w:rPr>
+                              <w:t>7</w:t>
+                            </w:r>
+                            <w:r>
+                              <w:rPr>
+                                <w:noProof/>
+                              </w:rPr>
+                              <w:fldChar w:fldCharType="end"/>
+                            </w:r>
                             <w:r>
                               <w:t>: Dashboard Layout Design</w:t>
                             </w:r>
@@ -4017,14 +4634,27 @@
                       <w:r>
                         <w:t xml:space="preserve">Figure </w:t>
                       </w:r>
-                      <w:fldSimple w:instr=" SEQ Figure \* ARABIC ">
-                        <w:r>
-                          <w:rPr>
-                            <w:noProof/>
-                          </w:rPr>
-                          <w:t>7</w:t>
-                        </w:r>
-                      </w:fldSimple>
+                      <w:r>
+                        <w:fldChar w:fldCharType="begin"/>
+                      </w:r>
+                      <w:r>
+                        <w:instrText xml:space="preserve"> SEQ Figure \* ARABIC </w:instrText>
+                      </w:r>
+                      <w:r>
+                        <w:fldChar w:fldCharType="separate"/>
+                      </w:r>
+                      <w:r>
+                        <w:rPr>
+                          <w:noProof/>
+                        </w:rPr>
+                        <w:t>7</w:t>
+                      </w:r>
+                      <w:r>
+                        <w:rPr>
+                          <w:noProof/>
+                        </w:rPr>
+                        <w:fldChar w:fldCharType="end"/>
+                      </w:r>
                       <w:r>
                         <w:t>: Dashboard Layout Design</w:t>
                       </w:r>
@@ -4042,32 +4672,96 @@
         <w:tabs>
           <w:tab w:val="left" w:pos="3251"/>
         </w:tabs>
-      </w:pPr>
-      <w:r>
+        <w:spacing w:line="480" w:lineRule="auto"/>
+        <w:rPr>
+          <w:rFonts w:ascii="Times New Roman" w:hAnsi="Times New Roman" w:cs="Times New Roman"/>
+        </w:rPr>
+      </w:pPr>
+      <w:r>
+        <w:rPr>
+          <w:rFonts w:ascii="Times New Roman" w:hAnsi="Times New Roman" w:cs="Times New Roman"/>
+        </w:rPr>
         <w:tab/>
       </w:r>
     </w:p>
-    <w:p/>
-    <w:p/>
-    <w:p/>
-    <w:p/>
-    <w:p/>
-    <w:p/>
-    <w:p/>
-    <w:p>
-      <w:pPr>
+    <w:p>
+      <w:pPr>
+        <w:spacing w:line="480" w:lineRule="auto"/>
+        <w:rPr>
+          <w:rFonts w:ascii="Times New Roman" w:hAnsi="Times New Roman" w:cs="Times New Roman"/>
+        </w:rPr>
+      </w:pPr>
+    </w:p>
+    <w:p>
+      <w:pPr>
+        <w:spacing w:line="480" w:lineRule="auto"/>
+        <w:rPr>
+          <w:rFonts w:ascii="Times New Roman" w:hAnsi="Times New Roman" w:cs="Times New Roman"/>
+        </w:rPr>
+      </w:pPr>
+    </w:p>
+    <w:p>
+      <w:pPr>
+        <w:spacing w:line="480" w:lineRule="auto"/>
+        <w:rPr>
+          <w:rFonts w:ascii="Times New Roman" w:hAnsi="Times New Roman" w:cs="Times New Roman"/>
+        </w:rPr>
+      </w:pPr>
+    </w:p>
+    <w:p>
+      <w:pPr>
+        <w:spacing w:line="480" w:lineRule="auto"/>
+        <w:rPr>
+          <w:rFonts w:ascii="Times New Roman" w:hAnsi="Times New Roman" w:cs="Times New Roman"/>
+        </w:rPr>
+      </w:pPr>
+    </w:p>
+    <w:p>
+      <w:pPr>
+        <w:spacing w:line="480" w:lineRule="auto"/>
+        <w:rPr>
+          <w:rFonts w:ascii="Times New Roman" w:hAnsi="Times New Roman" w:cs="Times New Roman"/>
+        </w:rPr>
+      </w:pPr>
+    </w:p>
+    <w:p>
+      <w:pPr>
+        <w:spacing w:line="480" w:lineRule="auto"/>
+        <w:rPr>
+          <w:rFonts w:ascii="Times New Roman" w:hAnsi="Times New Roman" w:cs="Times New Roman"/>
+        </w:rPr>
+      </w:pPr>
+    </w:p>
+    <w:p>
+      <w:pPr>
+        <w:spacing w:line="480" w:lineRule="auto"/>
+        <w:rPr>
+          <w:rFonts w:ascii="Times New Roman" w:hAnsi="Times New Roman" w:cs="Times New Roman"/>
+        </w:rPr>
+      </w:pPr>
+    </w:p>
+    <w:p>
+      <w:pPr>
+        <w:spacing w:line="480" w:lineRule="auto"/>
         <w:jc w:val="right"/>
+        <w:rPr>
+          <w:rFonts w:ascii="Times New Roman" w:hAnsi="Times New Roman" w:cs="Times New Roman"/>
+        </w:rPr>
       </w:pPr>
     </w:p>
     <w:p>
       <w:pPr>
         <w:keepNext/>
-      </w:pPr>
-      <w:r>
-        <w:rPr>
+        <w:spacing w:line="480" w:lineRule="auto"/>
+        <w:rPr>
+          <w:rFonts w:ascii="Times New Roman" w:hAnsi="Times New Roman" w:cs="Times New Roman"/>
+        </w:rPr>
+      </w:pPr>
+      <w:r>
+        <w:rPr>
+          <w:rFonts w:ascii="Times New Roman" w:hAnsi="Times New Roman" w:cs="Times New Roman"/>
           <w:noProof/>
         </w:rPr>
-        <w:lastRenderedPageBreak/>
         <mc:AlternateContent>
           <mc:Choice Requires="wps">
             <w:drawing>
@@ -4146,6 +4840,7 @@
       </w:r>
       <w:r>
         <w:rPr>
+          <w:rFonts w:ascii="Times New Roman" w:hAnsi="Times New Roman" w:cs="Times New Roman"/>
           <w:noProof/>
         </w:rPr>
         <mc:AlternateContent>
@@ -4195,14 +4890,27 @@
                             <w:r>
                               <w:t xml:space="preserve">Figure </w:t>
                             </w:r>
-                            <w:fldSimple w:instr=" SEQ Figure \* ARABIC ">
-                              <w:r>
-                                <w:rPr>
-                                  <w:noProof/>
-                                </w:rPr>
-                                <w:t>8</w:t>
-                              </w:r>
-                            </w:fldSimple>
+                            <w:r>
+                              <w:fldChar w:fldCharType="begin"/>
+                            </w:r>
+                            <w:r>
+                              <w:instrText xml:space="preserve"> SEQ Figure \* ARABIC </w:instrText>
+                            </w:r>
+                            <w:r>
+                              <w:fldChar w:fldCharType="separate"/>
+                            </w:r>
+                            <w:r>
+                              <w:rPr>
+                                <w:noProof/>
+                              </w:rPr>
+                              <w:t>8</w:t>
+                            </w:r>
+                            <w:r>
+                              <w:rPr>
+                                <w:noProof/>
+                              </w:rPr>
+                              <w:fldChar w:fldCharType="end"/>
+                            </w:r>
                             <w:r>
                               <w:t>: Mobile Mockup</w:t>
                             </w:r>
@@ -4236,14 +4944,27 @@
                       <w:r>
                         <w:t xml:space="preserve">Figure </w:t>
                       </w:r>
-                      <w:fldSimple w:instr=" SEQ Figure \* ARABIC ">
-                        <w:r>
-                          <w:rPr>
-                            <w:noProof/>
-                          </w:rPr>
-                          <w:t>8</w:t>
-                        </w:r>
-                      </w:fldSimple>
+                      <w:r>
+                        <w:fldChar w:fldCharType="begin"/>
+                      </w:r>
+                      <w:r>
+                        <w:instrText xml:space="preserve"> SEQ Figure \* ARABIC </w:instrText>
+                      </w:r>
+                      <w:r>
+                        <w:fldChar w:fldCharType="separate"/>
+                      </w:r>
+                      <w:r>
+                        <w:rPr>
+                          <w:noProof/>
+                        </w:rPr>
+                        <w:t>8</w:t>
+                      </w:r>
+                      <w:r>
+                        <w:rPr>
+                          <w:noProof/>
+                        </w:rPr>
+                        <w:fldChar w:fldCharType="end"/>
+                      </w:r>
                       <w:r>
                         <w:t>: Mobile Mockup</w:t>
                       </w:r>
@@ -4257,6 +4978,7 @@
       </w:r>
       <w:r>
         <w:rPr>
+          <w:rFonts w:ascii="Times New Roman" w:hAnsi="Times New Roman" w:cs="Times New Roman"/>
           <w:noProof/>
         </w:rPr>
         <mc:AlternateContent>
@@ -5276,15 +5998,23 @@
         </mc:AlternateContent>
       </w:r>
       <w:r>
+        <w:rPr>
+          <w:rFonts w:ascii="Times New Roman" w:hAnsi="Times New Roman" w:cs="Times New Roman"/>
+        </w:rPr>
         <w:br w:type="page"/>
       </w:r>
     </w:p>
     <w:p>
       <w:pPr>
         <w:keepNext/>
-      </w:pPr>
-      <w:r>
-        <w:rPr>
+        <w:spacing w:line="480" w:lineRule="auto"/>
+        <w:rPr>
+          <w:rFonts w:ascii="Times New Roman" w:hAnsi="Times New Roman" w:cs="Times New Roman"/>
+        </w:rPr>
+      </w:pPr>
+      <w:r>
+        <w:rPr>
+          <w:rFonts w:ascii="Times New Roman" w:hAnsi="Times New Roman" w:cs="Times New Roman"/>
           <w:noProof/>
         </w:rPr>
         <w:lastRenderedPageBreak/>
@@ -5341,46 +6071,132 @@
     <w:p>
       <w:pPr>
         <w:pStyle w:val="Caption"/>
-      </w:pPr>
-      <w:r>
+        <w:spacing w:line="480" w:lineRule="auto"/>
+        <w:rPr>
+          <w:rFonts w:ascii="Times New Roman" w:hAnsi="Times New Roman" w:cs="Times New Roman"/>
+          <w:sz w:val="24"/>
+          <w:szCs w:val="24"/>
+        </w:rPr>
+      </w:pPr>
+      <w:r>
+        <w:rPr>
+          <w:rFonts w:ascii="Times New Roman" w:hAnsi="Times New Roman" w:cs="Times New Roman"/>
+          <w:sz w:val="24"/>
+          <w:szCs w:val="24"/>
+        </w:rPr>
         <w:t xml:space="preserve">Figure </w:t>
       </w:r>
-      <w:fldSimple w:instr=" SEQ Figure \* ARABIC ">
-        <w:r>
-          <w:rPr>
-            <w:noProof/>
-          </w:rPr>
-          <w:t>9</w:t>
-        </w:r>
-      </w:fldSimple>
-      <w:r>
+      <w:r>
+        <w:rPr>
+          <w:rFonts w:ascii="Times New Roman" w:hAnsi="Times New Roman" w:cs="Times New Roman"/>
+          <w:sz w:val="24"/>
+          <w:szCs w:val="24"/>
+        </w:rPr>
+        <w:fldChar w:fldCharType="begin"/>
+      </w:r>
+      <w:r>
+        <w:rPr>
+          <w:rFonts w:ascii="Times New Roman" w:hAnsi="Times New Roman" w:cs="Times New Roman"/>
+          <w:sz w:val="24"/>
+          <w:szCs w:val="24"/>
+        </w:rPr>
+        <w:instrText xml:space="preserve"> SEQ Figure \* ARABIC </w:instrText>
+      </w:r>
+      <w:r>
+        <w:rPr>
+          <w:rFonts w:ascii="Times New Roman" w:hAnsi="Times New Roman" w:cs="Times New Roman"/>
+          <w:sz w:val="24"/>
+          <w:szCs w:val="24"/>
+        </w:rPr>
+        <w:fldChar w:fldCharType="separate"/>
+      </w:r>
+      <w:r>
+        <w:rPr>
+          <w:rFonts w:ascii="Times New Roman" w:hAnsi="Times New Roman" w:cs="Times New Roman"/>
+          <w:noProof/>
+          <w:sz w:val="24"/>
+          <w:szCs w:val="24"/>
+        </w:rPr>
+        <w:t>9</w:t>
+      </w:r>
+      <w:r>
+        <w:rPr>
+          <w:rFonts w:ascii="Times New Roman" w:hAnsi="Times New Roman" w:cs="Times New Roman"/>
+          <w:noProof/>
+          <w:sz w:val="24"/>
+          <w:szCs w:val="24"/>
+        </w:rPr>
+        <w:fldChar w:fldCharType="end"/>
+      </w:r>
+      <w:r>
+        <w:rPr>
+          <w:rFonts w:ascii="Times New Roman" w:hAnsi="Times New Roman" w:cs="Times New Roman"/>
+          <w:sz w:val="24"/>
+          <w:szCs w:val="24"/>
+        </w:rPr>
         <w:t>: GUI Prototype in Canva</w:t>
       </w:r>
     </w:p>
     <w:p>
       <w:pPr>
         <w:pStyle w:val="Heading3"/>
-      </w:pPr>
-      <w:r>
+        <w:spacing w:line="480" w:lineRule="auto"/>
+        <w:rPr>
+          <w:rFonts w:ascii="Times New Roman" w:hAnsi="Times New Roman" w:cs="Times New Roman"/>
+          <w:sz w:val="24"/>
+          <w:szCs w:val="24"/>
+        </w:rPr>
+      </w:pPr>
+      <w:r>
+        <w:rPr>
+          <w:rFonts w:ascii="Times New Roman" w:hAnsi="Times New Roman" w:cs="Times New Roman"/>
+          <w:sz w:val="24"/>
+          <w:szCs w:val="24"/>
+        </w:rPr>
         <w:tab/>
       </w:r>
-      <w:bookmarkStart w:id="5" w:name="_Toc231461746"/>
-      <w:r>
+      <w:bookmarkStart w:id="5" w:name="_Toc231464837"/>
+      <w:r>
+        <w:rPr>
+          <w:rFonts w:ascii="Times New Roman" w:hAnsi="Times New Roman" w:cs="Times New Roman"/>
+          <w:sz w:val="24"/>
+          <w:szCs w:val="24"/>
+        </w:rPr>
         <w:t>Week 2 Reflection.</w:t>
       </w:r>
       <w:bookmarkEnd w:id="5"/>
     </w:p>
     <w:p>
-      <w:r>
+      <w:pPr>
+        <w:spacing w:line="480" w:lineRule="auto"/>
+        <w:rPr>
+          <w:rFonts w:ascii="Times New Roman" w:hAnsi="Times New Roman" w:cs="Times New Roman"/>
+        </w:rPr>
+      </w:pPr>
+      <w:r>
+        <w:rPr>
+          <w:rFonts w:ascii="Times New Roman" w:hAnsi="Times New Roman" w:cs="Times New Roman"/>
+        </w:rPr>
         <w:t xml:space="preserve"> I chose this particular design as I wanted something that would not only grab but also retain the attention of the user. I wanted a design that perfectly captures every aspect of the system but at the same time wasn’t convoluted. The system is designed in such a way that the user experience is seamless and they know where they are being redirected. Of course, this system is intended for gamers to buy games at the lowest price possible.</w:t>
       </w:r>
     </w:p>
     <w:p>
       <w:pPr>
         <w:pStyle w:val="Heading1"/>
-      </w:pPr>
-      <w:bookmarkStart w:id="6" w:name="_Toc231461747"/>
-      <w:r>
+        <w:spacing w:line="480" w:lineRule="auto"/>
+        <w:rPr>
+          <w:rFonts w:ascii="Times New Roman" w:hAnsi="Times New Roman" w:cs="Times New Roman"/>
+          <w:sz w:val="24"/>
+          <w:szCs w:val="24"/>
+        </w:rPr>
+      </w:pPr>
+      <w:bookmarkStart w:id="6" w:name="_Toc231464838"/>
+      <w:r>
+        <w:rPr>
+          <w:rFonts w:ascii="Times New Roman" w:hAnsi="Times New Roman" w:cs="Times New Roman"/>
+          <w:sz w:val="24"/>
+          <w:szCs w:val="24"/>
+        </w:rPr>
         <w:lastRenderedPageBreak/>
         <w:t>Week 3: JavaScript and PHP Basics</w:t>
       </w:r>
@@ -5389,18 +6205,30 @@
     <w:p>
       <w:pPr>
         <w:pStyle w:val="Heading2"/>
-        <w:rPr>
+        <w:spacing w:line="480" w:lineRule="auto"/>
+        <w:rPr>
+          <w:rFonts w:ascii="Times New Roman" w:hAnsi="Times New Roman" w:cs="Times New Roman"/>
           <w:b/>
           <w:bCs/>
-        </w:rPr>
-      </w:pPr>
-      <w:bookmarkStart w:id="7" w:name="_Toc231461748"/>
-      <w:r>
+          <w:sz w:val="24"/>
+          <w:szCs w:val="24"/>
+        </w:rPr>
+      </w:pPr>
+      <w:bookmarkStart w:id="7" w:name="_Toc231464839"/>
+      <w:r>
+        <w:rPr>
+          <w:rFonts w:ascii="Times New Roman" w:hAnsi="Times New Roman" w:cs="Times New Roman"/>
+          <w:sz w:val="24"/>
+          <w:szCs w:val="24"/>
+        </w:rPr>
         <w:t xml:space="preserve">TITLE: </w:t>
       </w:r>
       <w:r>
         <w:rPr>
+          <w:rFonts w:ascii="Times New Roman" w:hAnsi="Times New Roman" w:cs="Times New Roman"/>
           <w:caps/>
+          <w:sz w:val="24"/>
+          <w:szCs w:val="24"/>
         </w:rPr>
         <w:t>Frontend Interaction and Backend Foundations</w:t>
       </w:r>
@@ -5409,12 +6237,20 @@
     <w:p>
       <w:pPr>
         <w:keepNext/>
-      </w:pPr>
-      <w:r>
+        <w:spacing w:line="480" w:lineRule="auto"/>
+        <w:rPr>
+          <w:rFonts w:ascii="Times New Roman" w:hAnsi="Times New Roman" w:cs="Times New Roman"/>
+        </w:rPr>
+      </w:pPr>
+      <w:r>
+        <w:rPr>
+          <w:rFonts w:ascii="Times New Roman" w:hAnsi="Times New Roman" w:cs="Times New Roman"/>
+        </w:rPr>
         <w:t xml:space="preserve"> </w:t>
       </w:r>
       <w:r>
         <w:rPr>
+          <w:rFonts w:ascii="Times New Roman" w:hAnsi="Times New Roman" w:cs="Times New Roman"/>
           <w:noProof/>
         </w:rPr>
         <w:drawing>
@@ -5463,30 +6299,86 @@
     <w:p>
       <w:pPr>
         <w:pStyle w:val="Caption"/>
-      </w:pPr>
-      <w:r>
+        <w:spacing w:line="480" w:lineRule="auto"/>
+        <w:rPr>
+          <w:rFonts w:ascii="Times New Roman" w:hAnsi="Times New Roman" w:cs="Times New Roman"/>
+          <w:sz w:val="24"/>
+          <w:szCs w:val="24"/>
+        </w:rPr>
+      </w:pPr>
+      <w:r>
+        <w:rPr>
+          <w:rFonts w:ascii="Times New Roman" w:hAnsi="Times New Roman" w:cs="Times New Roman"/>
+          <w:sz w:val="24"/>
+          <w:szCs w:val="24"/>
+        </w:rPr>
         <w:t xml:space="preserve">Figure </w:t>
       </w:r>
-      <w:fldSimple w:instr=" SEQ Figure \* ARABIC ">
-        <w:r>
-          <w:rPr>
-            <w:noProof/>
-          </w:rPr>
-          <w:t>10</w:t>
-        </w:r>
-      </w:fldSimple>
-      <w:r>
+      <w:r>
+        <w:rPr>
+          <w:rFonts w:ascii="Times New Roman" w:hAnsi="Times New Roman" w:cs="Times New Roman"/>
+          <w:sz w:val="24"/>
+          <w:szCs w:val="24"/>
+        </w:rPr>
+        <w:fldChar w:fldCharType="begin"/>
+      </w:r>
+      <w:r>
+        <w:rPr>
+          <w:rFonts w:ascii="Times New Roman" w:hAnsi="Times New Roman" w:cs="Times New Roman"/>
+          <w:sz w:val="24"/>
+          <w:szCs w:val="24"/>
+        </w:rPr>
+        <w:instrText xml:space="preserve"> SEQ Figure \* ARABIC </w:instrText>
+      </w:r>
+      <w:r>
+        <w:rPr>
+          <w:rFonts w:ascii="Times New Roman" w:hAnsi="Times New Roman" w:cs="Times New Roman"/>
+          <w:sz w:val="24"/>
+          <w:szCs w:val="24"/>
+        </w:rPr>
+        <w:fldChar w:fldCharType="separate"/>
+      </w:r>
+      <w:r>
+        <w:rPr>
+          <w:rFonts w:ascii="Times New Roman" w:hAnsi="Times New Roman" w:cs="Times New Roman"/>
+          <w:noProof/>
+          <w:sz w:val="24"/>
+          <w:szCs w:val="24"/>
+        </w:rPr>
+        <w:t>10</w:t>
+      </w:r>
+      <w:r>
+        <w:rPr>
+          <w:rFonts w:ascii="Times New Roman" w:hAnsi="Times New Roman" w:cs="Times New Roman"/>
+          <w:noProof/>
+          <w:sz w:val="24"/>
+          <w:szCs w:val="24"/>
+        </w:rPr>
+        <w:fldChar w:fldCharType="end"/>
+      </w:r>
+      <w:r>
+        <w:rPr>
+          <w:rFonts w:ascii="Times New Roman" w:hAnsi="Times New Roman" w:cs="Times New Roman"/>
+          <w:sz w:val="24"/>
+          <w:szCs w:val="24"/>
+        </w:rPr>
         <w:t>: JavaScript form validation</w:t>
       </w:r>
     </w:p>
     <w:p>
       <w:pPr>
         <w:keepNext/>
-      </w:pPr>
-      <w:r>
-        <w:rPr>
+        <w:spacing w:line="480" w:lineRule="auto"/>
+        <w:rPr>
+          <w:rFonts w:ascii="Times New Roman" w:hAnsi="Times New Roman" w:cs="Times New Roman"/>
+        </w:rPr>
+      </w:pPr>
+      <w:r>
+        <w:rPr>
+          <w:rFonts w:ascii="Times New Roman" w:hAnsi="Times New Roman" w:cs="Times New Roman"/>
           <w:noProof/>
         </w:rPr>
+        <w:lastRenderedPageBreak/>
         <w:drawing>
           <wp:inline distT="0" distB="0" distL="0" distR="0" wp14:anchorId="70D40E50" wp14:editId="7A12F609">
             <wp:extent cx="4982270" cy="3296110"/>
@@ -5533,28 +6425,83 @@
     <w:p>
       <w:pPr>
         <w:pStyle w:val="Caption"/>
-      </w:pPr>
-      <w:r>
+        <w:spacing w:line="480" w:lineRule="auto"/>
+        <w:rPr>
+          <w:rFonts w:ascii="Times New Roman" w:hAnsi="Times New Roman" w:cs="Times New Roman"/>
+          <w:sz w:val="24"/>
+          <w:szCs w:val="24"/>
+        </w:rPr>
+      </w:pPr>
+      <w:r>
+        <w:rPr>
+          <w:rFonts w:ascii="Times New Roman" w:hAnsi="Times New Roman" w:cs="Times New Roman"/>
+          <w:sz w:val="24"/>
+          <w:szCs w:val="24"/>
+        </w:rPr>
         <w:t xml:space="preserve">Figure </w:t>
       </w:r>
-      <w:fldSimple w:instr=" SEQ Figure \* ARABIC ">
-        <w:r>
-          <w:rPr>
-            <w:noProof/>
-          </w:rPr>
-          <w:t>11</w:t>
-        </w:r>
-      </w:fldSimple>
-      <w:r>
+      <w:r>
+        <w:rPr>
+          <w:rFonts w:ascii="Times New Roman" w:hAnsi="Times New Roman" w:cs="Times New Roman"/>
+          <w:sz w:val="24"/>
+          <w:szCs w:val="24"/>
+        </w:rPr>
+        <w:fldChar w:fldCharType="begin"/>
+      </w:r>
+      <w:r>
+        <w:rPr>
+          <w:rFonts w:ascii="Times New Roman" w:hAnsi="Times New Roman" w:cs="Times New Roman"/>
+          <w:sz w:val="24"/>
+          <w:szCs w:val="24"/>
+        </w:rPr>
+        <w:instrText xml:space="preserve"> SEQ Figure \* ARABIC </w:instrText>
+      </w:r>
+      <w:r>
+        <w:rPr>
+          <w:rFonts w:ascii="Times New Roman" w:hAnsi="Times New Roman" w:cs="Times New Roman"/>
+          <w:sz w:val="24"/>
+          <w:szCs w:val="24"/>
+        </w:rPr>
+        <w:fldChar w:fldCharType="separate"/>
+      </w:r>
+      <w:r>
+        <w:rPr>
+          <w:rFonts w:ascii="Times New Roman" w:hAnsi="Times New Roman" w:cs="Times New Roman"/>
+          <w:noProof/>
+          <w:sz w:val="24"/>
+          <w:szCs w:val="24"/>
+        </w:rPr>
+        <w:t>11</w:t>
+      </w:r>
+      <w:r>
+        <w:rPr>
+          <w:rFonts w:ascii="Times New Roman" w:hAnsi="Times New Roman" w:cs="Times New Roman"/>
+          <w:noProof/>
+          <w:sz w:val="24"/>
+          <w:szCs w:val="24"/>
+        </w:rPr>
+        <w:fldChar w:fldCharType="end"/>
+      </w:r>
+      <w:r>
+        <w:rPr>
+          <w:rFonts w:ascii="Times New Roman" w:hAnsi="Times New Roman" w:cs="Times New Roman"/>
+          <w:sz w:val="24"/>
+          <w:szCs w:val="24"/>
+        </w:rPr>
         <w:t>: Password Strength Checker</w:t>
       </w:r>
     </w:p>
     <w:p>
       <w:pPr>
         <w:keepNext/>
-      </w:pPr>
-      <w:r>
-        <w:rPr>
+        <w:spacing w:line="480" w:lineRule="auto"/>
+        <w:rPr>
+          <w:rFonts w:ascii="Times New Roman" w:hAnsi="Times New Roman" w:cs="Times New Roman"/>
+        </w:rPr>
+      </w:pPr>
+      <w:r>
+        <w:rPr>
+          <w:rFonts w:ascii="Times New Roman" w:hAnsi="Times New Roman" w:cs="Times New Roman"/>
           <w:noProof/>
         </w:rPr>
         <w:lastRenderedPageBreak/>
@@ -5604,30 +6551,86 @@
     <w:p>
       <w:pPr>
         <w:pStyle w:val="Caption"/>
-      </w:pPr>
-      <w:r>
+        <w:spacing w:line="480" w:lineRule="auto"/>
+        <w:rPr>
+          <w:rFonts w:ascii="Times New Roman" w:hAnsi="Times New Roman" w:cs="Times New Roman"/>
+          <w:sz w:val="24"/>
+          <w:szCs w:val="24"/>
+        </w:rPr>
+      </w:pPr>
+      <w:r>
+        <w:rPr>
+          <w:rFonts w:ascii="Times New Roman" w:hAnsi="Times New Roman" w:cs="Times New Roman"/>
+          <w:sz w:val="24"/>
+          <w:szCs w:val="24"/>
+        </w:rPr>
         <w:t xml:space="preserve">Figure </w:t>
       </w:r>
-      <w:fldSimple w:instr=" SEQ Figure \* ARABIC ">
-        <w:r>
-          <w:rPr>
-            <w:noProof/>
-          </w:rPr>
-          <w:t>12</w:t>
-        </w:r>
-      </w:fldSimple>
-      <w:r>
+      <w:r>
+        <w:rPr>
+          <w:rFonts w:ascii="Times New Roman" w:hAnsi="Times New Roman" w:cs="Times New Roman"/>
+          <w:sz w:val="24"/>
+          <w:szCs w:val="24"/>
+        </w:rPr>
+        <w:fldChar w:fldCharType="begin"/>
+      </w:r>
+      <w:r>
+        <w:rPr>
+          <w:rFonts w:ascii="Times New Roman" w:hAnsi="Times New Roman" w:cs="Times New Roman"/>
+          <w:sz w:val="24"/>
+          <w:szCs w:val="24"/>
+        </w:rPr>
+        <w:instrText xml:space="preserve"> SEQ Figure \* ARABIC </w:instrText>
+      </w:r>
+      <w:r>
+        <w:rPr>
+          <w:rFonts w:ascii="Times New Roman" w:hAnsi="Times New Roman" w:cs="Times New Roman"/>
+          <w:sz w:val="24"/>
+          <w:szCs w:val="24"/>
+        </w:rPr>
+        <w:fldChar w:fldCharType="separate"/>
+      </w:r>
+      <w:r>
+        <w:rPr>
+          <w:rFonts w:ascii="Times New Roman" w:hAnsi="Times New Roman" w:cs="Times New Roman"/>
+          <w:noProof/>
+          <w:sz w:val="24"/>
+          <w:szCs w:val="24"/>
+        </w:rPr>
+        <w:t>12</w:t>
+      </w:r>
+      <w:r>
+        <w:rPr>
+          <w:rFonts w:ascii="Times New Roman" w:hAnsi="Times New Roman" w:cs="Times New Roman"/>
+          <w:noProof/>
+          <w:sz w:val="24"/>
+          <w:szCs w:val="24"/>
+        </w:rPr>
+        <w:fldChar w:fldCharType="end"/>
+      </w:r>
+      <w:r>
+        <w:rPr>
+          <w:rFonts w:ascii="Times New Roman" w:hAnsi="Times New Roman" w:cs="Times New Roman"/>
+          <w:sz w:val="24"/>
+          <w:szCs w:val="24"/>
+        </w:rPr>
         <w:t>: PHP Syntax practice</w:t>
       </w:r>
     </w:p>
     <w:p>
       <w:pPr>
         <w:keepNext/>
-      </w:pPr>
-      <w:r>
-        <w:rPr>
+        <w:spacing w:line="480" w:lineRule="auto"/>
+        <w:rPr>
+          <w:rFonts w:ascii="Times New Roman" w:hAnsi="Times New Roman" w:cs="Times New Roman"/>
+        </w:rPr>
+      </w:pPr>
+      <w:r>
+        <w:rPr>
+          <w:rFonts w:ascii="Times New Roman" w:hAnsi="Times New Roman" w:cs="Times New Roman"/>
           <w:noProof/>
         </w:rPr>
+        <w:lastRenderedPageBreak/>
         <w:drawing>
           <wp:inline distT="0" distB="0" distL="0" distR="0" wp14:anchorId="1678A950" wp14:editId="346AFB0D">
             <wp:extent cx="5943600" cy="2065655"/>
@@ -5674,31 +6677,85 @@
     <w:p>
       <w:pPr>
         <w:pStyle w:val="Caption"/>
-      </w:pPr>
-      <w:r>
+        <w:spacing w:line="480" w:lineRule="auto"/>
+        <w:rPr>
+          <w:rFonts w:ascii="Times New Roman" w:hAnsi="Times New Roman" w:cs="Times New Roman"/>
+          <w:sz w:val="24"/>
+          <w:szCs w:val="24"/>
+        </w:rPr>
+      </w:pPr>
+      <w:r>
+        <w:rPr>
+          <w:rFonts w:ascii="Times New Roman" w:hAnsi="Times New Roman" w:cs="Times New Roman"/>
+          <w:sz w:val="24"/>
+          <w:szCs w:val="24"/>
+        </w:rPr>
         <w:t xml:space="preserve">Figure </w:t>
       </w:r>
-      <w:fldSimple w:instr=" SEQ Figure \* ARABIC ">
-        <w:r>
-          <w:rPr>
-            <w:noProof/>
-          </w:rPr>
-          <w:t>13</w:t>
-        </w:r>
-      </w:fldSimple>
-      <w:r>
+      <w:r>
+        <w:rPr>
+          <w:rFonts w:ascii="Times New Roman" w:hAnsi="Times New Roman" w:cs="Times New Roman"/>
+          <w:sz w:val="24"/>
+          <w:szCs w:val="24"/>
+        </w:rPr>
+        <w:fldChar w:fldCharType="begin"/>
+      </w:r>
+      <w:r>
+        <w:rPr>
+          <w:rFonts w:ascii="Times New Roman" w:hAnsi="Times New Roman" w:cs="Times New Roman"/>
+          <w:sz w:val="24"/>
+          <w:szCs w:val="24"/>
+        </w:rPr>
+        <w:instrText xml:space="preserve"> SEQ Figure \* ARABIC </w:instrText>
+      </w:r>
+      <w:r>
+        <w:rPr>
+          <w:rFonts w:ascii="Times New Roman" w:hAnsi="Times New Roman" w:cs="Times New Roman"/>
+          <w:sz w:val="24"/>
+          <w:szCs w:val="24"/>
+        </w:rPr>
+        <w:fldChar w:fldCharType="separate"/>
+      </w:r>
+      <w:r>
+        <w:rPr>
+          <w:rFonts w:ascii="Times New Roman" w:hAnsi="Times New Roman" w:cs="Times New Roman"/>
+          <w:noProof/>
+          <w:sz w:val="24"/>
+          <w:szCs w:val="24"/>
+        </w:rPr>
+        <w:t>13</w:t>
+      </w:r>
+      <w:r>
+        <w:rPr>
+          <w:rFonts w:ascii="Times New Roman" w:hAnsi="Times New Roman" w:cs="Times New Roman"/>
+          <w:noProof/>
+          <w:sz w:val="24"/>
+          <w:szCs w:val="24"/>
+        </w:rPr>
+        <w:fldChar w:fldCharType="end"/>
+      </w:r>
+      <w:r>
+        <w:rPr>
+          <w:rFonts w:ascii="Times New Roman" w:hAnsi="Times New Roman" w:cs="Times New Roman"/>
+          <w:sz w:val="24"/>
+          <w:szCs w:val="24"/>
+        </w:rPr>
         <w:t>: Database connection script</w:t>
       </w:r>
     </w:p>
     <w:p>
       <w:pPr>
         <w:keepNext/>
-      </w:pPr>
-      <w:r>
-        <w:rPr>
+        <w:spacing w:line="480" w:lineRule="auto"/>
+        <w:rPr>
+          <w:rFonts w:ascii="Times New Roman" w:hAnsi="Times New Roman" w:cs="Times New Roman"/>
+        </w:rPr>
+      </w:pPr>
+      <w:r>
+        <w:rPr>
+          <w:rFonts w:ascii="Times New Roman" w:hAnsi="Times New Roman" w:cs="Times New Roman"/>
           <w:noProof/>
         </w:rPr>
-        <w:lastRenderedPageBreak/>
         <w:drawing>
           <wp:inline distT="0" distB="0" distL="0" distR="0" wp14:anchorId="59BC2312" wp14:editId="2AC5C524">
             <wp:extent cx="5943600" cy="257175"/>
@@ -5745,49 +6802,141 @@
     <w:p>
       <w:pPr>
         <w:pStyle w:val="Caption"/>
-      </w:pPr>
-      <w:r>
+        <w:spacing w:line="480" w:lineRule="auto"/>
+        <w:rPr>
+          <w:rFonts w:ascii="Times New Roman" w:hAnsi="Times New Roman" w:cs="Times New Roman"/>
+          <w:sz w:val="24"/>
+          <w:szCs w:val="24"/>
+        </w:rPr>
+      </w:pPr>
+      <w:r>
+        <w:rPr>
+          <w:rFonts w:ascii="Times New Roman" w:hAnsi="Times New Roman" w:cs="Times New Roman"/>
+          <w:sz w:val="24"/>
+          <w:szCs w:val="24"/>
+        </w:rPr>
         <w:t xml:space="preserve">Figure </w:t>
       </w:r>
-      <w:fldSimple w:instr=" SEQ Figure \* ARABIC ">
-        <w:r>
-          <w:rPr>
-            <w:noProof/>
-          </w:rPr>
-          <w:t>14</w:t>
-        </w:r>
-      </w:fldSimple>
-      <w:r>
+      <w:r>
+        <w:rPr>
+          <w:rFonts w:ascii="Times New Roman" w:hAnsi="Times New Roman" w:cs="Times New Roman"/>
+          <w:sz w:val="24"/>
+          <w:szCs w:val="24"/>
+        </w:rPr>
+        <w:fldChar w:fldCharType="begin"/>
+      </w:r>
+      <w:r>
+        <w:rPr>
+          <w:rFonts w:ascii="Times New Roman" w:hAnsi="Times New Roman" w:cs="Times New Roman"/>
+          <w:sz w:val="24"/>
+          <w:szCs w:val="24"/>
+        </w:rPr>
+        <w:instrText xml:space="preserve"> SEQ Figure \* ARABIC </w:instrText>
+      </w:r>
+      <w:r>
+        <w:rPr>
+          <w:rFonts w:ascii="Times New Roman" w:hAnsi="Times New Roman" w:cs="Times New Roman"/>
+          <w:sz w:val="24"/>
+          <w:szCs w:val="24"/>
+        </w:rPr>
+        <w:fldChar w:fldCharType="separate"/>
+      </w:r>
+      <w:r>
+        <w:rPr>
+          <w:rFonts w:ascii="Times New Roman" w:hAnsi="Times New Roman" w:cs="Times New Roman"/>
+          <w:noProof/>
+          <w:sz w:val="24"/>
+          <w:szCs w:val="24"/>
+        </w:rPr>
+        <w:t>14</w:t>
+      </w:r>
+      <w:r>
+        <w:rPr>
+          <w:rFonts w:ascii="Times New Roman" w:hAnsi="Times New Roman" w:cs="Times New Roman"/>
+          <w:noProof/>
+          <w:sz w:val="24"/>
+          <w:szCs w:val="24"/>
+        </w:rPr>
+        <w:fldChar w:fldCharType="end"/>
+      </w:r>
+      <w:r>
+        <w:rPr>
+          <w:rFonts w:ascii="Times New Roman" w:hAnsi="Times New Roman" w:cs="Times New Roman"/>
+          <w:sz w:val="24"/>
+          <w:szCs w:val="24"/>
+        </w:rPr>
         <w:t>: Dynamic user input handling</w:t>
       </w:r>
     </w:p>
     <w:p>
       <w:pPr>
         <w:pStyle w:val="Heading3"/>
-      </w:pPr>
-      <w:bookmarkStart w:id="8" w:name="_Toc231461749"/>
-      <w:r>
+        <w:spacing w:line="480" w:lineRule="auto"/>
+        <w:rPr>
+          <w:rFonts w:ascii="Times New Roman" w:hAnsi="Times New Roman" w:cs="Times New Roman"/>
+          <w:sz w:val="24"/>
+          <w:szCs w:val="24"/>
+        </w:rPr>
+      </w:pPr>
+      <w:bookmarkStart w:id="8" w:name="_Toc231464840"/>
+      <w:r>
+        <w:rPr>
+          <w:rFonts w:ascii="Times New Roman" w:hAnsi="Times New Roman" w:cs="Times New Roman"/>
+          <w:sz w:val="24"/>
+          <w:szCs w:val="24"/>
+        </w:rPr>
         <w:t>Week 3 Reflection</w:t>
       </w:r>
       <w:bookmarkEnd w:id="8"/>
     </w:p>
     <w:p>
-      <w:r>
+      <w:pPr>
+        <w:spacing w:line="480" w:lineRule="auto"/>
+        <w:rPr>
+          <w:rFonts w:ascii="Times New Roman" w:hAnsi="Times New Roman" w:cs="Times New Roman"/>
+        </w:rPr>
+      </w:pPr>
+      <w:r>
+        <w:rPr>
+          <w:rFonts w:ascii="Times New Roman" w:hAnsi="Times New Roman" w:cs="Times New Roman"/>
+        </w:rPr>
         <w:t>The frontend and the backend interact via HTTP requests where the user inputs data and the backend process it and returns a response as a HTML. The purpose of validation is to ensure data integrity and security by preventing malicious or wrong input from entering the system. For the technologies used, PHP was used as the backend for data processing, HTML for developing the frontend and MySQL for the database.</w:t>
       </w:r>
     </w:p>
     <w:p>
       <w:pPr>
         <w:pStyle w:val="Heading1"/>
-      </w:pPr>
-      <w:bookmarkStart w:id="9" w:name="_Toc231461750"/>
-      <w:r>
+        <w:spacing w:line="480" w:lineRule="auto"/>
+        <w:rPr>
+          <w:rFonts w:ascii="Times New Roman" w:hAnsi="Times New Roman" w:cs="Times New Roman"/>
+          <w:sz w:val="24"/>
+          <w:szCs w:val="24"/>
+        </w:rPr>
+      </w:pPr>
+      <w:bookmarkStart w:id="9" w:name="_Toc231464841"/>
+      <w:r>
+        <w:rPr>
+          <w:rFonts w:ascii="Times New Roman" w:hAnsi="Times New Roman" w:cs="Times New Roman"/>
+          <w:sz w:val="24"/>
+          <w:szCs w:val="24"/>
+        </w:rPr>
+        <w:lastRenderedPageBreak/>
         <w:t>Week 4</w:t>
       </w:r>
       <w:r>
+        <w:rPr>
+          <w:rFonts w:ascii="Times New Roman" w:hAnsi="Times New Roman" w:cs="Times New Roman"/>
+          <w:sz w:val="24"/>
+          <w:szCs w:val="24"/>
+        </w:rPr>
         <w:t>:</w:t>
       </w:r>
       <w:r>
+        <w:rPr>
+          <w:rFonts w:ascii="Times New Roman" w:hAnsi="Times New Roman" w:cs="Times New Roman"/>
+          <w:sz w:val="24"/>
+          <w:szCs w:val="24"/>
+        </w:rPr>
         <w:t xml:space="preserve"> Dynamic Backend Processing and Real User Interaction System</w:t>
       </w:r>
       <w:bookmarkEnd w:id="9"/>
@@ -5795,8 +6944,16 @@
     <w:p>
       <w:pPr>
         <w:keepNext/>
-      </w:pPr>
-      <w:r>
+        <w:spacing w:line="480" w:lineRule="auto"/>
+        <w:rPr>
+          <w:rFonts w:ascii="Times New Roman" w:hAnsi="Times New Roman" w:cs="Times New Roman"/>
+        </w:rPr>
+      </w:pPr>
+      <w:r>
+        <w:rPr>
+          <w:rFonts w:ascii="Times New Roman" w:hAnsi="Times New Roman" w:cs="Times New Roman"/>
+          <w:noProof/>
+        </w:rPr>
         <w:drawing>
           <wp:inline distT="0" distB="0" distL="0" distR="0" wp14:anchorId="2C43822D" wp14:editId="34BAA077">
             <wp:extent cx="4124901" cy="2667372"/>
@@ -5842,27 +6999,84 @@
     <w:p>
       <w:pPr>
         <w:pStyle w:val="Caption"/>
-      </w:pPr>
-      <w:r>
+        <w:spacing w:line="480" w:lineRule="auto"/>
+        <w:rPr>
+          <w:rFonts w:ascii="Times New Roman" w:hAnsi="Times New Roman" w:cs="Times New Roman"/>
+          <w:sz w:val="24"/>
+          <w:szCs w:val="24"/>
+        </w:rPr>
+      </w:pPr>
+      <w:r>
+        <w:rPr>
+          <w:rFonts w:ascii="Times New Roman" w:hAnsi="Times New Roman" w:cs="Times New Roman"/>
+          <w:sz w:val="24"/>
+          <w:szCs w:val="24"/>
+        </w:rPr>
         <w:t xml:space="preserve">Figure </w:t>
       </w:r>
-      <w:fldSimple w:instr=" SEQ Figure \* ARABIC ">
-        <w:r>
-          <w:rPr>
-            <w:noProof/>
-          </w:rPr>
-          <w:t>15</w:t>
-        </w:r>
-      </w:fldSimple>
-      <w:r>
+      <w:r>
+        <w:rPr>
+          <w:rFonts w:ascii="Times New Roman" w:hAnsi="Times New Roman" w:cs="Times New Roman"/>
+          <w:sz w:val="24"/>
+          <w:szCs w:val="24"/>
+        </w:rPr>
+        <w:fldChar w:fldCharType="begin"/>
+      </w:r>
+      <w:r>
+        <w:rPr>
+          <w:rFonts w:ascii="Times New Roman" w:hAnsi="Times New Roman" w:cs="Times New Roman"/>
+          <w:sz w:val="24"/>
+          <w:szCs w:val="24"/>
+        </w:rPr>
+        <w:instrText xml:space="preserve"> SEQ Figure \* ARABIC </w:instrText>
+      </w:r>
+      <w:r>
+        <w:rPr>
+          <w:rFonts w:ascii="Times New Roman" w:hAnsi="Times New Roman" w:cs="Times New Roman"/>
+          <w:sz w:val="24"/>
+          <w:szCs w:val="24"/>
+        </w:rPr>
+        <w:fldChar w:fldCharType="separate"/>
+      </w:r>
+      <w:r>
+        <w:rPr>
+          <w:rFonts w:ascii="Times New Roman" w:hAnsi="Times New Roman" w:cs="Times New Roman"/>
+          <w:noProof/>
+          <w:sz w:val="24"/>
+          <w:szCs w:val="24"/>
+        </w:rPr>
+        <w:t>15</w:t>
+      </w:r>
+      <w:r>
+        <w:rPr>
+          <w:rFonts w:ascii="Times New Roman" w:hAnsi="Times New Roman" w:cs="Times New Roman"/>
+          <w:sz w:val="24"/>
+          <w:szCs w:val="24"/>
+        </w:rPr>
+        <w:fldChar w:fldCharType="end"/>
+      </w:r>
+      <w:r>
+        <w:rPr>
+          <w:rFonts w:ascii="Times New Roman" w:hAnsi="Times New Roman" w:cs="Times New Roman"/>
+          <w:sz w:val="24"/>
+          <w:szCs w:val="24"/>
+        </w:rPr>
         <w:t>: Simple PHP processing page</w:t>
       </w:r>
     </w:p>
     <w:p>
       <w:pPr>
         <w:keepNext/>
-      </w:pPr>
-      <w:r>
+        <w:spacing w:line="480" w:lineRule="auto"/>
+        <w:rPr>
+          <w:rFonts w:ascii="Times New Roman" w:hAnsi="Times New Roman" w:cs="Times New Roman"/>
+        </w:rPr>
+      </w:pPr>
+      <w:r>
+        <w:rPr>
+          <w:rFonts w:ascii="Times New Roman" w:hAnsi="Times New Roman" w:cs="Times New Roman"/>
+          <w:noProof/>
+        </w:rPr>
         <w:drawing>
           <wp:inline distT="0" distB="0" distL="0" distR="0" wp14:anchorId="1D4CF759" wp14:editId="1240972C">
             <wp:extent cx="5734850" cy="1400370"/>
@@ -5908,27 +7122,84 @@
     <w:p>
       <w:pPr>
         <w:pStyle w:val="Caption"/>
-      </w:pPr>
-      <w:r>
+        <w:spacing w:line="480" w:lineRule="auto"/>
+        <w:rPr>
+          <w:rFonts w:ascii="Times New Roman" w:hAnsi="Times New Roman" w:cs="Times New Roman"/>
+          <w:sz w:val="24"/>
+          <w:szCs w:val="24"/>
+        </w:rPr>
+      </w:pPr>
+      <w:r>
+        <w:rPr>
+          <w:rFonts w:ascii="Times New Roman" w:hAnsi="Times New Roman" w:cs="Times New Roman"/>
+          <w:sz w:val="24"/>
+          <w:szCs w:val="24"/>
+        </w:rPr>
         <w:t xml:space="preserve">Figure </w:t>
       </w:r>
-      <w:fldSimple w:instr=" SEQ Figure \* ARABIC ">
-        <w:r>
-          <w:rPr>
-            <w:noProof/>
-          </w:rPr>
-          <w:t>16</w:t>
-        </w:r>
-      </w:fldSimple>
-      <w:r>
+      <w:r>
+        <w:rPr>
+          <w:rFonts w:ascii="Times New Roman" w:hAnsi="Times New Roman" w:cs="Times New Roman"/>
+          <w:sz w:val="24"/>
+          <w:szCs w:val="24"/>
+        </w:rPr>
+        <w:fldChar w:fldCharType="begin"/>
+      </w:r>
+      <w:r>
+        <w:rPr>
+          <w:rFonts w:ascii="Times New Roman" w:hAnsi="Times New Roman" w:cs="Times New Roman"/>
+          <w:sz w:val="24"/>
+          <w:szCs w:val="24"/>
+        </w:rPr>
+        <w:instrText xml:space="preserve"> SEQ Figure \* ARABIC </w:instrText>
+      </w:r>
+      <w:r>
+        <w:rPr>
+          <w:rFonts w:ascii="Times New Roman" w:hAnsi="Times New Roman" w:cs="Times New Roman"/>
+          <w:sz w:val="24"/>
+          <w:szCs w:val="24"/>
+        </w:rPr>
+        <w:fldChar w:fldCharType="separate"/>
+      </w:r>
+      <w:r>
+        <w:rPr>
+          <w:rFonts w:ascii="Times New Roman" w:hAnsi="Times New Roman" w:cs="Times New Roman"/>
+          <w:noProof/>
+          <w:sz w:val="24"/>
+          <w:szCs w:val="24"/>
+        </w:rPr>
+        <w:t>16</w:t>
+      </w:r>
+      <w:r>
+        <w:rPr>
+          <w:rFonts w:ascii="Times New Roman" w:hAnsi="Times New Roman" w:cs="Times New Roman"/>
+          <w:sz w:val="24"/>
+          <w:szCs w:val="24"/>
+        </w:rPr>
+        <w:fldChar w:fldCharType="end"/>
+      </w:r>
+      <w:r>
+        <w:rPr>
+          <w:rFonts w:ascii="Times New Roman" w:hAnsi="Times New Roman" w:cs="Times New Roman"/>
+          <w:sz w:val="24"/>
+          <w:szCs w:val="24"/>
+        </w:rPr>
         <w:t>: Dynamic Welcome Page</w:t>
       </w:r>
     </w:p>
     <w:p>
       <w:pPr>
         <w:keepNext/>
-      </w:pPr>
-      <w:r>
+        <w:spacing w:line="480" w:lineRule="auto"/>
+        <w:rPr>
+          <w:rFonts w:ascii="Times New Roman" w:hAnsi="Times New Roman" w:cs="Times New Roman"/>
+        </w:rPr>
+      </w:pPr>
+      <w:r>
+        <w:rPr>
+          <w:rFonts w:ascii="Times New Roman" w:hAnsi="Times New Roman" w:cs="Times New Roman"/>
+          <w:noProof/>
+        </w:rPr>
         <w:lastRenderedPageBreak/>
         <w:drawing>
           <wp:inline distT="0" distB="0" distL="0" distR="0" wp14:anchorId="3CAFD97B" wp14:editId="69FFCC99">
@@ -5970,27 +7241,84 @@
     <w:p>
       <w:pPr>
         <w:pStyle w:val="Caption"/>
-      </w:pPr>
-      <w:r>
+        <w:spacing w:line="480" w:lineRule="auto"/>
+        <w:rPr>
+          <w:rFonts w:ascii="Times New Roman" w:hAnsi="Times New Roman" w:cs="Times New Roman"/>
+          <w:sz w:val="24"/>
+          <w:szCs w:val="24"/>
+        </w:rPr>
+      </w:pPr>
+      <w:r>
+        <w:rPr>
+          <w:rFonts w:ascii="Times New Roman" w:hAnsi="Times New Roman" w:cs="Times New Roman"/>
+          <w:sz w:val="24"/>
+          <w:szCs w:val="24"/>
+        </w:rPr>
         <w:t xml:space="preserve">Figure </w:t>
       </w:r>
-      <w:fldSimple w:instr=" SEQ Figure \* ARABIC ">
-        <w:r>
-          <w:rPr>
-            <w:noProof/>
-          </w:rPr>
-          <w:t>17</w:t>
-        </w:r>
-      </w:fldSimple>
-      <w:r>
+      <w:r>
+        <w:rPr>
+          <w:rFonts w:ascii="Times New Roman" w:hAnsi="Times New Roman" w:cs="Times New Roman"/>
+          <w:sz w:val="24"/>
+          <w:szCs w:val="24"/>
+        </w:rPr>
+        <w:fldChar w:fldCharType="begin"/>
+      </w:r>
+      <w:r>
+        <w:rPr>
+          <w:rFonts w:ascii="Times New Roman" w:hAnsi="Times New Roman" w:cs="Times New Roman"/>
+          <w:sz w:val="24"/>
+          <w:szCs w:val="24"/>
+        </w:rPr>
+        <w:instrText xml:space="preserve"> SEQ Figure \* ARABIC </w:instrText>
+      </w:r>
+      <w:r>
+        <w:rPr>
+          <w:rFonts w:ascii="Times New Roman" w:hAnsi="Times New Roman" w:cs="Times New Roman"/>
+          <w:sz w:val="24"/>
+          <w:szCs w:val="24"/>
+        </w:rPr>
+        <w:fldChar w:fldCharType="separate"/>
+      </w:r>
+      <w:r>
+        <w:rPr>
+          <w:rFonts w:ascii="Times New Roman" w:hAnsi="Times New Roman" w:cs="Times New Roman"/>
+          <w:noProof/>
+          <w:sz w:val="24"/>
+          <w:szCs w:val="24"/>
+        </w:rPr>
+        <w:t>17</w:t>
+      </w:r>
+      <w:r>
+        <w:rPr>
+          <w:rFonts w:ascii="Times New Roman" w:hAnsi="Times New Roman" w:cs="Times New Roman"/>
+          <w:sz w:val="24"/>
+          <w:szCs w:val="24"/>
+        </w:rPr>
+        <w:fldChar w:fldCharType="end"/>
+      </w:r>
+      <w:r>
+        <w:rPr>
+          <w:rFonts w:ascii="Times New Roman" w:hAnsi="Times New Roman" w:cs="Times New Roman"/>
+          <w:sz w:val="24"/>
+          <w:szCs w:val="24"/>
+        </w:rPr>
         <w:t>: Form Submission System</w:t>
       </w:r>
     </w:p>
     <w:p>
       <w:pPr>
         <w:keepNext/>
-      </w:pPr>
-      <w:r>
+        <w:spacing w:line="480" w:lineRule="auto"/>
+        <w:rPr>
+          <w:rFonts w:ascii="Times New Roman" w:hAnsi="Times New Roman" w:cs="Times New Roman"/>
+        </w:rPr>
+      </w:pPr>
+      <w:r>
+        <w:rPr>
+          <w:rFonts w:ascii="Times New Roman" w:hAnsi="Times New Roman" w:cs="Times New Roman"/>
+          <w:noProof/>
+        </w:rPr>
         <w:lastRenderedPageBreak/>
         <w:drawing>
           <wp:inline distT="0" distB="0" distL="0" distR="0" wp14:anchorId="4A555331" wp14:editId="1F186393">
@@ -6037,27 +7365,84 @@
     <w:p>
       <w:pPr>
         <w:pStyle w:val="Caption"/>
-      </w:pPr>
-      <w:r>
+        <w:spacing w:line="480" w:lineRule="auto"/>
+        <w:rPr>
+          <w:rFonts w:ascii="Times New Roman" w:hAnsi="Times New Roman" w:cs="Times New Roman"/>
+          <w:sz w:val="24"/>
+          <w:szCs w:val="24"/>
+        </w:rPr>
+      </w:pPr>
+      <w:r>
+        <w:rPr>
+          <w:rFonts w:ascii="Times New Roman" w:hAnsi="Times New Roman" w:cs="Times New Roman"/>
+          <w:sz w:val="24"/>
+          <w:szCs w:val="24"/>
+        </w:rPr>
         <w:t xml:space="preserve">Figure </w:t>
       </w:r>
-      <w:fldSimple w:instr=" SEQ Figure \* ARABIC ">
-        <w:r>
-          <w:rPr>
-            <w:noProof/>
-          </w:rPr>
-          <w:t>18</w:t>
-        </w:r>
-      </w:fldSimple>
-      <w:r>
+      <w:r>
+        <w:rPr>
+          <w:rFonts w:ascii="Times New Roman" w:hAnsi="Times New Roman" w:cs="Times New Roman"/>
+          <w:sz w:val="24"/>
+          <w:szCs w:val="24"/>
+        </w:rPr>
+        <w:fldChar w:fldCharType="begin"/>
+      </w:r>
+      <w:r>
+        <w:rPr>
+          <w:rFonts w:ascii="Times New Roman" w:hAnsi="Times New Roman" w:cs="Times New Roman"/>
+          <w:sz w:val="24"/>
+          <w:szCs w:val="24"/>
+        </w:rPr>
+        <w:instrText xml:space="preserve"> SEQ Figure \* ARABIC </w:instrText>
+      </w:r>
+      <w:r>
+        <w:rPr>
+          <w:rFonts w:ascii="Times New Roman" w:hAnsi="Times New Roman" w:cs="Times New Roman"/>
+          <w:sz w:val="24"/>
+          <w:szCs w:val="24"/>
+        </w:rPr>
+        <w:fldChar w:fldCharType="separate"/>
+      </w:r>
+      <w:r>
+        <w:rPr>
+          <w:rFonts w:ascii="Times New Roman" w:hAnsi="Times New Roman" w:cs="Times New Roman"/>
+          <w:noProof/>
+          <w:sz w:val="24"/>
+          <w:szCs w:val="24"/>
+        </w:rPr>
+        <w:t>18</w:t>
+      </w:r>
+      <w:r>
+        <w:rPr>
+          <w:rFonts w:ascii="Times New Roman" w:hAnsi="Times New Roman" w:cs="Times New Roman"/>
+          <w:sz w:val="24"/>
+          <w:szCs w:val="24"/>
+        </w:rPr>
+        <w:fldChar w:fldCharType="end"/>
+      </w:r>
+      <w:r>
+        <w:rPr>
+          <w:rFonts w:ascii="Times New Roman" w:hAnsi="Times New Roman" w:cs="Times New Roman"/>
+          <w:sz w:val="24"/>
+          <w:szCs w:val="24"/>
+        </w:rPr>
         <w:t>: Registration Form</w:t>
       </w:r>
     </w:p>
     <w:p>
       <w:pPr>
         <w:keepNext/>
-      </w:pPr>
-      <w:r>
+        <w:spacing w:line="480" w:lineRule="auto"/>
+        <w:rPr>
+          <w:rFonts w:ascii="Times New Roman" w:hAnsi="Times New Roman" w:cs="Times New Roman"/>
+        </w:rPr>
+      </w:pPr>
+      <w:r>
+        <w:rPr>
+          <w:rFonts w:ascii="Times New Roman" w:hAnsi="Times New Roman" w:cs="Times New Roman"/>
+          <w:noProof/>
+        </w:rPr>
         <w:lastRenderedPageBreak/>
         <w:drawing>
           <wp:inline distT="0" distB="0" distL="0" distR="0" wp14:anchorId="3802705C" wp14:editId="509D49BF">
@@ -6099,27 +7484,84 @@
     <w:p>
       <w:pPr>
         <w:pStyle w:val="Caption"/>
-      </w:pPr>
-      <w:r>
+        <w:spacing w:line="480" w:lineRule="auto"/>
+        <w:rPr>
+          <w:rFonts w:ascii="Times New Roman" w:hAnsi="Times New Roman" w:cs="Times New Roman"/>
+          <w:sz w:val="24"/>
+          <w:szCs w:val="24"/>
+        </w:rPr>
+      </w:pPr>
+      <w:r>
+        <w:rPr>
+          <w:rFonts w:ascii="Times New Roman" w:hAnsi="Times New Roman" w:cs="Times New Roman"/>
+          <w:sz w:val="24"/>
+          <w:szCs w:val="24"/>
+        </w:rPr>
         <w:t xml:space="preserve">Figure </w:t>
       </w:r>
-      <w:fldSimple w:instr=" SEQ Figure \* ARABIC ">
-        <w:r>
-          <w:rPr>
-            <w:noProof/>
-          </w:rPr>
-          <w:t>19</w:t>
-        </w:r>
-      </w:fldSimple>
-      <w:r>
+      <w:r>
+        <w:rPr>
+          <w:rFonts w:ascii="Times New Roman" w:hAnsi="Times New Roman" w:cs="Times New Roman"/>
+          <w:sz w:val="24"/>
+          <w:szCs w:val="24"/>
+        </w:rPr>
+        <w:fldChar w:fldCharType="begin"/>
+      </w:r>
+      <w:r>
+        <w:rPr>
+          <w:rFonts w:ascii="Times New Roman" w:hAnsi="Times New Roman" w:cs="Times New Roman"/>
+          <w:sz w:val="24"/>
+          <w:szCs w:val="24"/>
+        </w:rPr>
+        <w:instrText xml:space="preserve"> SEQ Figure \* ARABIC </w:instrText>
+      </w:r>
+      <w:r>
+        <w:rPr>
+          <w:rFonts w:ascii="Times New Roman" w:hAnsi="Times New Roman" w:cs="Times New Roman"/>
+          <w:sz w:val="24"/>
+          <w:szCs w:val="24"/>
+        </w:rPr>
+        <w:fldChar w:fldCharType="separate"/>
+      </w:r>
+      <w:r>
+        <w:rPr>
+          <w:rFonts w:ascii="Times New Roman" w:hAnsi="Times New Roman" w:cs="Times New Roman"/>
+          <w:noProof/>
+          <w:sz w:val="24"/>
+          <w:szCs w:val="24"/>
+        </w:rPr>
+        <w:t>19</w:t>
+      </w:r>
+      <w:r>
+        <w:rPr>
+          <w:rFonts w:ascii="Times New Roman" w:hAnsi="Times New Roman" w:cs="Times New Roman"/>
+          <w:sz w:val="24"/>
+          <w:szCs w:val="24"/>
+        </w:rPr>
+        <w:fldChar w:fldCharType="end"/>
+      </w:r>
+      <w:r>
+        <w:rPr>
+          <w:rFonts w:ascii="Times New Roman" w:hAnsi="Times New Roman" w:cs="Times New Roman"/>
+          <w:sz w:val="24"/>
+          <w:szCs w:val="24"/>
+        </w:rPr>
         <w:t>: Login Form</w:t>
       </w:r>
     </w:p>
     <w:p>
       <w:pPr>
         <w:keepNext/>
-      </w:pPr>
-      <w:r>
+        <w:spacing w:line="480" w:lineRule="auto"/>
+        <w:rPr>
+          <w:rFonts w:ascii="Times New Roman" w:hAnsi="Times New Roman" w:cs="Times New Roman"/>
+        </w:rPr>
+      </w:pPr>
+      <w:r>
+        <w:rPr>
+          <w:rFonts w:ascii="Times New Roman" w:hAnsi="Times New Roman" w:cs="Times New Roman"/>
+          <w:noProof/>
+        </w:rPr>
         <w:lastRenderedPageBreak/>
         <w:drawing>
           <wp:inline distT="0" distB="0" distL="0" distR="0" wp14:anchorId="351D3048" wp14:editId="03DE297C">
@@ -6166,27 +7608,84 @@
     <w:p>
       <w:pPr>
         <w:pStyle w:val="Caption"/>
-      </w:pPr>
-      <w:r>
+        <w:spacing w:line="480" w:lineRule="auto"/>
+        <w:rPr>
+          <w:rFonts w:ascii="Times New Roman" w:hAnsi="Times New Roman" w:cs="Times New Roman"/>
+          <w:sz w:val="24"/>
+          <w:szCs w:val="24"/>
+        </w:rPr>
+      </w:pPr>
+      <w:r>
+        <w:rPr>
+          <w:rFonts w:ascii="Times New Roman" w:hAnsi="Times New Roman" w:cs="Times New Roman"/>
+          <w:sz w:val="24"/>
+          <w:szCs w:val="24"/>
+        </w:rPr>
         <w:t xml:space="preserve">Figure </w:t>
       </w:r>
-      <w:fldSimple w:instr=" SEQ Figure \* ARABIC ">
-        <w:r>
-          <w:rPr>
-            <w:noProof/>
-          </w:rPr>
-          <w:t>20</w:t>
-        </w:r>
-      </w:fldSimple>
-      <w:r>
+      <w:r>
+        <w:rPr>
+          <w:rFonts w:ascii="Times New Roman" w:hAnsi="Times New Roman" w:cs="Times New Roman"/>
+          <w:sz w:val="24"/>
+          <w:szCs w:val="24"/>
+        </w:rPr>
+        <w:fldChar w:fldCharType="begin"/>
+      </w:r>
+      <w:r>
+        <w:rPr>
+          <w:rFonts w:ascii="Times New Roman" w:hAnsi="Times New Roman" w:cs="Times New Roman"/>
+          <w:sz w:val="24"/>
+          <w:szCs w:val="24"/>
+        </w:rPr>
+        <w:instrText xml:space="preserve"> SEQ Figure \* ARABIC </w:instrText>
+      </w:r>
+      <w:r>
+        <w:rPr>
+          <w:rFonts w:ascii="Times New Roman" w:hAnsi="Times New Roman" w:cs="Times New Roman"/>
+          <w:sz w:val="24"/>
+          <w:szCs w:val="24"/>
+        </w:rPr>
+        <w:fldChar w:fldCharType="separate"/>
+      </w:r>
+      <w:r>
+        <w:rPr>
+          <w:rFonts w:ascii="Times New Roman" w:hAnsi="Times New Roman" w:cs="Times New Roman"/>
+          <w:noProof/>
+          <w:sz w:val="24"/>
+          <w:szCs w:val="24"/>
+        </w:rPr>
+        <w:t>20</w:t>
+      </w:r>
+      <w:r>
+        <w:rPr>
+          <w:rFonts w:ascii="Times New Roman" w:hAnsi="Times New Roman" w:cs="Times New Roman"/>
+          <w:sz w:val="24"/>
+          <w:szCs w:val="24"/>
+        </w:rPr>
+        <w:fldChar w:fldCharType="end"/>
+      </w:r>
+      <w:r>
+        <w:rPr>
+          <w:rFonts w:ascii="Times New Roman" w:hAnsi="Times New Roman" w:cs="Times New Roman"/>
+          <w:sz w:val="24"/>
+          <w:szCs w:val="24"/>
+        </w:rPr>
         <w:t>: Contact Form</w:t>
       </w:r>
     </w:p>
     <w:p>
       <w:pPr>
         <w:keepNext/>
-      </w:pPr>
-      <w:r>
+        <w:spacing w:line="480" w:lineRule="auto"/>
+        <w:rPr>
+          <w:rFonts w:ascii="Times New Roman" w:hAnsi="Times New Roman" w:cs="Times New Roman"/>
+        </w:rPr>
+      </w:pPr>
+      <w:r>
+        <w:rPr>
+          <w:rFonts w:ascii="Times New Roman" w:hAnsi="Times New Roman" w:cs="Times New Roman"/>
+          <w:noProof/>
+        </w:rPr>
         <w:lastRenderedPageBreak/>
         <w:drawing>
           <wp:inline distT="0" distB="0" distL="0" distR="0" wp14:anchorId="246F20A9" wp14:editId="5644AA64">
@@ -6228,27 +7727,84 @@
     <w:p>
       <w:pPr>
         <w:pStyle w:val="Caption"/>
-      </w:pPr>
-      <w:r>
+        <w:spacing w:line="480" w:lineRule="auto"/>
+        <w:rPr>
+          <w:rFonts w:ascii="Times New Roman" w:hAnsi="Times New Roman" w:cs="Times New Roman"/>
+          <w:sz w:val="24"/>
+          <w:szCs w:val="24"/>
+        </w:rPr>
+      </w:pPr>
+      <w:r>
+        <w:rPr>
+          <w:rFonts w:ascii="Times New Roman" w:hAnsi="Times New Roman" w:cs="Times New Roman"/>
+          <w:sz w:val="24"/>
+          <w:szCs w:val="24"/>
+        </w:rPr>
         <w:t xml:space="preserve">Figure </w:t>
       </w:r>
-      <w:fldSimple w:instr=" SEQ Figure \* ARABIC ">
-        <w:r>
-          <w:rPr>
-            <w:noProof/>
-          </w:rPr>
-          <w:t>21</w:t>
-        </w:r>
-      </w:fldSimple>
-      <w:r>
+      <w:r>
+        <w:rPr>
+          <w:rFonts w:ascii="Times New Roman" w:hAnsi="Times New Roman" w:cs="Times New Roman"/>
+          <w:sz w:val="24"/>
+          <w:szCs w:val="24"/>
+        </w:rPr>
+        <w:fldChar w:fldCharType="begin"/>
+      </w:r>
+      <w:r>
+        <w:rPr>
+          <w:rFonts w:ascii="Times New Roman" w:hAnsi="Times New Roman" w:cs="Times New Roman"/>
+          <w:sz w:val="24"/>
+          <w:szCs w:val="24"/>
+        </w:rPr>
+        <w:instrText xml:space="preserve"> SEQ Figure \* ARABIC </w:instrText>
+      </w:r>
+      <w:r>
+        <w:rPr>
+          <w:rFonts w:ascii="Times New Roman" w:hAnsi="Times New Roman" w:cs="Times New Roman"/>
+          <w:sz w:val="24"/>
+          <w:szCs w:val="24"/>
+        </w:rPr>
+        <w:fldChar w:fldCharType="separate"/>
+      </w:r>
+      <w:r>
+        <w:rPr>
+          <w:rFonts w:ascii="Times New Roman" w:hAnsi="Times New Roman" w:cs="Times New Roman"/>
+          <w:noProof/>
+          <w:sz w:val="24"/>
+          <w:szCs w:val="24"/>
+        </w:rPr>
+        <w:t>21</w:t>
+      </w:r>
+      <w:r>
+        <w:rPr>
+          <w:rFonts w:ascii="Times New Roman" w:hAnsi="Times New Roman" w:cs="Times New Roman"/>
+          <w:sz w:val="24"/>
+          <w:szCs w:val="24"/>
+        </w:rPr>
+        <w:fldChar w:fldCharType="end"/>
+      </w:r>
+      <w:r>
+        <w:rPr>
+          <w:rFonts w:ascii="Times New Roman" w:hAnsi="Times New Roman" w:cs="Times New Roman"/>
+          <w:sz w:val="24"/>
+          <w:szCs w:val="24"/>
+        </w:rPr>
         <w:t>: Username Validation</w:t>
       </w:r>
     </w:p>
     <w:p>
       <w:pPr>
         <w:keepNext/>
-      </w:pPr>
-      <w:r>
+        <w:spacing w:line="480" w:lineRule="auto"/>
+        <w:rPr>
+          <w:rFonts w:ascii="Times New Roman" w:hAnsi="Times New Roman" w:cs="Times New Roman"/>
+        </w:rPr>
+      </w:pPr>
+      <w:r>
+        <w:rPr>
+          <w:rFonts w:ascii="Times New Roman" w:hAnsi="Times New Roman" w:cs="Times New Roman"/>
+          <w:noProof/>
+        </w:rPr>
         <w:drawing>
           <wp:inline distT="0" distB="0" distL="0" distR="0" wp14:anchorId="69A51A16" wp14:editId="1007BB71">
             <wp:extent cx="5943600" cy="1221105"/>
@@ -6294,28 +7850,82 @@
     <w:p>
       <w:pPr>
         <w:pStyle w:val="Caption"/>
-      </w:pPr>
-      <w:r>
+        <w:spacing w:line="480" w:lineRule="auto"/>
+        <w:rPr>
+          <w:rFonts w:ascii="Times New Roman" w:hAnsi="Times New Roman" w:cs="Times New Roman"/>
+          <w:sz w:val="24"/>
+          <w:szCs w:val="24"/>
+        </w:rPr>
+      </w:pPr>
+      <w:r>
+        <w:rPr>
+          <w:rFonts w:ascii="Times New Roman" w:hAnsi="Times New Roman" w:cs="Times New Roman"/>
+          <w:sz w:val="24"/>
+          <w:szCs w:val="24"/>
+        </w:rPr>
         <w:t xml:space="preserve">Figure </w:t>
       </w:r>
-      <w:fldSimple w:instr=" SEQ Figure \* ARABIC ">
-        <w:r>
-          <w:rPr>
-            <w:noProof/>
-          </w:rPr>
-          <w:t>22</w:t>
-        </w:r>
-      </w:fldSimple>
-      <w:r>
+      <w:r>
+        <w:rPr>
+          <w:rFonts w:ascii="Times New Roman" w:hAnsi="Times New Roman" w:cs="Times New Roman"/>
+          <w:sz w:val="24"/>
+          <w:szCs w:val="24"/>
+        </w:rPr>
+        <w:fldChar w:fldCharType="begin"/>
+      </w:r>
+      <w:r>
+        <w:rPr>
+          <w:rFonts w:ascii="Times New Roman" w:hAnsi="Times New Roman" w:cs="Times New Roman"/>
+          <w:sz w:val="24"/>
+          <w:szCs w:val="24"/>
+        </w:rPr>
+        <w:instrText xml:space="preserve"> SEQ Figure \* ARABIC </w:instrText>
+      </w:r>
+      <w:r>
+        <w:rPr>
+          <w:rFonts w:ascii="Times New Roman" w:hAnsi="Times New Roman" w:cs="Times New Roman"/>
+          <w:sz w:val="24"/>
+          <w:szCs w:val="24"/>
+        </w:rPr>
+        <w:fldChar w:fldCharType="separate"/>
+      </w:r>
+      <w:r>
+        <w:rPr>
+          <w:rFonts w:ascii="Times New Roman" w:hAnsi="Times New Roman" w:cs="Times New Roman"/>
+          <w:noProof/>
+          <w:sz w:val="24"/>
+          <w:szCs w:val="24"/>
+        </w:rPr>
+        <w:t>22</w:t>
+      </w:r>
+      <w:r>
+        <w:rPr>
+          <w:rFonts w:ascii="Times New Roman" w:hAnsi="Times New Roman" w:cs="Times New Roman"/>
+          <w:sz w:val="24"/>
+          <w:szCs w:val="24"/>
+        </w:rPr>
+        <w:fldChar w:fldCharType="end"/>
+      </w:r>
+      <w:r>
+        <w:rPr>
+          <w:rFonts w:ascii="Times New Roman" w:hAnsi="Times New Roman" w:cs="Times New Roman"/>
+          <w:sz w:val="24"/>
+          <w:szCs w:val="24"/>
+        </w:rPr>
         <w:t>: Session Based Welcome Page</w:t>
       </w:r>
     </w:p>
     <w:p>
       <w:pPr>
         <w:keepNext/>
-      </w:pPr>
-      <w:r>
-        <w:rPr>
+        <w:spacing w:line="480" w:lineRule="auto"/>
+        <w:rPr>
+          <w:rFonts w:ascii="Times New Roman" w:hAnsi="Times New Roman" w:cs="Times New Roman"/>
+        </w:rPr>
+      </w:pPr>
+      <w:r>
+        <w:rPr>
+          <w:rFonts w:ascii="Times New Roman" w:hAnsi="Times New Roman" w:cs="Times New Roman"/>
           <w:noProof/>
         </w:rPr>
         <w:lastRenderedPageBreak/>
@@ -6365,47 +7975,132 @@
     <w:p>
       <w:pPr>
         <w:pStyle w:val="Caption"/>
-      </w:pPr>
-      <w:r>
+        <w:spacing w:line="480" w:lineRule="auto"/>
+        <w:rPr>
+          <w:rFonts w:ascii="Times New Roman" w:hAnsi="Times New Roman" w:cs="Times New Roman"/>
+          <w:sz w:val="24"/>
+          <w:szCs w:val="24"/>
+        </w:rPr>
+      </w:pPr>
+      <w:r>
+        <w:rPr>
+          <w:rFonts w:ascii="Times New Roman" w:hAnsi="Times New Roman" w:cs="Times New Roman"/>
+          <w:sz w:val="24"/>
+          <w:szCs w:val="24"/>
+        </w:rPr>
         <w:t xml:space="preserve">Figure </w:t>
       </w:r>
-      <w:fldSimple w:instr=" SEQ Figure \* ARABIC ">
-        <w:r>
-          <w:rPr>
-            <w:noProof/>
-          </w:rPr>
-          <w:t>23</w:t>
-        </w:r>
-      </w:fldSimple>
-      <w:r>
+      <w:r>
+        <w:rPr>
+          <w:rFonts w:ascii="Times New Roman" w:hAnsi="Times New Roman" w:cs="Times New Roman"/>
+          <w:sz w:val="24"/>
+          <w:szCs w:val="24"/>
+        </w:rPr>
+        <w:fldChar w:fldCharType="begin"/>
+      </w:r>
+      <w:r>
+        <w:rPr>
+          <w:rFonts w:ascii="Times New Roman" w:hAnsi="Times New Roman" w:cs="Times New Roman"/>
+          <w:sz w:val="24"/>
+          <w:szCs w:val="24"/>
+        </w:rPr>
+        <w:instrText xml:space="preserve"> SEQ Figure \* ARABIC </w:instrText>
+      </w:r>
+      <w:r>
+        <w:rPr>
+          <w:rFonts w:ascii="Times New Roman" w:hAnsi="Times New Roman" w:cs="Times New Roman"/>
+          <w:sz w:val="24"/>
+          <w:szCs w:val="24"/>
+        </w:rPr>
+        <w:fldChar w:fldCharType="separate"/>
+      </w:r>
+      <w:r>
+        <w:rPr>
+          <w:rFonts w:ascii="Times New Roman" w:hAnsi="Times New Roman" w:cs="Times New Roman"/>
+          <w:noProof/>
+          <w:sz w:val="24"/>
+          <w:szCs w:val="24"/>
+        </w:rPr>
+        <w:t>23</w:t>
+      </w:r>
+      <w:r>
+        <w:rPr>
+          <w:rFonts w:ascii="Times New Roman" w:hAnsi="Times New Roman" w:cs="Times New Roman"/>
+          <w:sz w:val="24"/>
+          <w:szCs w:val="24"/>
+        </w:rPr>
+        <w:fldChar w:fldCharType="end"/>
+      </w:r>
+      <w:r>
+        <w:rPr>
+          <w:rFonts w:ascii="Times New Roman" w:hAnsi="Times New Roman" w:cs="Times New Roman"/>
+          <w:sz w:val="24"/>
+          <w:szCs w:val="24"/>
+        </w:rPr>
         <w:t>: Folder Structure</w:t>
       </w:r>
     </w:p>
     <w:p>
       <w:pPr>
         <w:pStyle w:val="Heading3"/>
-      </w:pPr>
-      <w:bookmarkStart w:id="10" w:name="_Toc231461751"/>
-      <w:r>
+        <w:spacing w:line="480" w:lineRule="auto"/>
+        <w:rPr>
+          <w:rFonts w:ascii="Times New Roman" w:hAnsi="Times New Roman" w:cs="Times New Roman"/>
+          <w:sz w:val="24"/>
+          <w:szCs w:val="24"/>
+        </w:rPr>
+      </w:pPr>
+      <w:bookmarkStart w:id="10" w:name="_Toc231464842"/>
+      <w:r>
+        <w:rPr>
+          <w:rFonts w:ascii="Times New Roman" w:hAnsi="Times New Roman" w:cs="Times New Roman"/>
+          <w:sz w:val="24"/>
+          <w:szCs w:val="24"/>
+        </w:rPr>
         <w:t>Week 4 Reflection</w:t>
       </w:r>
       <w:bookmarkEnd w:id="10"/>
     </w:p>
     <w:p>
-      <w:r>
+      <w:pPr>
+        <w:spacing w:line="480" w:lineRule="auto"/>
+        <w:rPr>
+          <w:rFonts w:ascii="Times New Roman" w:hAnsi="Times New Roman" w:cs="Times New Roman"/>
+        </w:rPr>
+      </w:pPr>
+      <w:r>
+        <w:rPr>
+          <w:rFonts w:ascii="Times New Roman" w:hAnsi="Times New Roman" w:cs="Times New Roman"/>
+        </w:rPr>
         <w:t>This week was all about setting up the structural foundations for the Sea of Games website like, properly setting up the XAMPP servers and database schemas and crucial PHP connection files. Learning from initial problems experienced throughout this week helped improve my debugging skills and stronger understanding of git commands.</w:t>
       </w:r>
     </w:p>
     <w:p>
       <w:pPr>
         <w:pStyle w:val="Heading1"/>
-      </w:pPr>
-      <w:bookmarkStart w:id="11" w:name="_Toc231461752"/>
-      <w:r>
+        <w:spacing w:line="480" w:lineRule="auto"/>
+        <w:rPr>
+          <w:rFonts w:ascii="Times New Roman" w:hAnsi="Times New Roman" w:cs="Times New Roman"/>
+          <w:sz w:val="24"/>
+          <w:szCs w:val="24"/>
+        </w:rPr>
+      </w:pPr>
+      <w:bookmarkStart w:id="11" w:name="_Toc231464843"/>
+      <w:r>
+        <w:rPr>
+          <w:rFonts w:ascii="Times New Roman" w:hAnsi="Times New Roman" w:cs="Times New Roman"/>
+          <w:sz w:val="24"/>
+          <w:szCs w:val="24"/>
+        </w:rPr>
         <w:lastRenderedPageBreak/>
         <w:t xml:space="preserve">Week 5: </w:t>
       </w:r>
       <w:r>
+        <w:rPr>
+          <w:rFonts w:ascii="Times New Roman" w:hAnsi="Times New Roman" w:cs="Times New Roman"/>
+          <w:sz w:val="24"/>
+          <w:szCs w:val="24"/>
+        </w:rPr>
         <w:t>Introduction to Databases</w:t>
       </w:r>
       <w:bookmarkEnd w:id="11"/>
@@ -6413,9 +8108,14 @@
     <w:p>
       <w:pPr>
         <w:keepNext/>
-      </w:pPr>
-      <w:r>
-        <w:rPr>
+        <w:spacing w:line="480" w:lineRule="auto"/>
+        <w:rPr>
+          <w:rFonts w:ascii="Times New Roman" w:hAnsi="Times New Roman" w:cs="Times New Roman"/>
+        </w:rPr>
+      </w:pPr>
+      <w:r>
+        <w:rPr>
+          <w:rFonts w:ascii="Times New Roman" w:hAnsi="Times New Roman" w:cs="Times New Roman"/>
           <w:noProof/>
         </w:rPr>
         <w:drawing>
@@ -6464,33 +8164,100 @@
     <w:p>
       <w:pPr>
         <w:pStyle w:val="Caption"/>
-      </w:pPr>
-      <w:r>
+        <w:spacing w:line="480" w:lineRule="auto"/>
+        <w:rPr>
+          <w:rFonts w:ascii="Times New Roman" w:hAnsi="Times New Roman" w:cs="Times New Roman"/>
+          <w:sz w:val="24"/>
+          <w:szCs w:val="24"/>
+        </w:rPr>
+      </w:pPr>
+      <w:r>
+        <w:rPr>
+          <w:rFonts w:ascii="Times New Roman" w:hAnsi="Times New Roman" w:cs="Times New Roman"/>
+          <w:sz w:val="24"/>
+          <w:szCs w:val="24"/>
+        </w:rPr>
         <w:t xml:space="preserve">Figure </w:t>
       </w:r>
-      <w:fldSimple w:instr=" SEQ Figure \* ARABIC ">
-        <w:r>
-          <w:rPr>
-            <w:noProof/>
-          </w:rPr>
-          <w:t>24</w:t>
-        </w:r>
-      </w:fldSimple>
-      <w:r>
+      <w:r>
+        <w:rPr>
+          <w:rFonts w:ascii="Times New Roman" w:hAnsi="Times New Roman" w:cs="Times New Roman"/>
+          <w:sz w:val="24"/>
+          <w:szCs w:val="24"/>
+        </w:rPr>
+        <w:fldChar w:fldCharType="begin"/>
+      </w:r>
+      <w:r>
+        <w:rPr>
+          <w:rFonts w:ascii="Times New Roman" w:hAnsi="Times New Roman" w:cs="Times New Roman"/>
+          <w:sz w:val="24"/>
+          <w:szCs w:val="24"/>
+        </w:rPr>
+        <w:instrText xml:space="preserve"> SEQ Figure \* ARABIC </w:instrText>
+      </w:r>
+      <w:r>
+        <w:rPr>
+          <w:rFonts w:ascii="Times New Roman" w:hAnsi="Times New Roman" w:cs="Times New Roman"/>
+          <w:sz w:val="24"/>
+          <w:szCs w:val="24"/>
+        </w:rPr>
+        <w:fldChar w:fldCharType="separate"/>
+      </w:r>
+      <w:r>
+        <w:rPr>
+          <w:rFonts w:ascii="Times New Roman" w:hAnsi="Times New Roman" w:cs="Times New Roman"/>
+          <w:noProof/>
+          <w:sz w:val="24"/>
+          <w:szCs w:val="24"/>
+        </w:rPr>
+        <w:t>24</w:t>
+      </w:r>
+      <w:r>
+        <w:rPr>
+          <w:rFonts w:ascii="Times New Roman" w:hAnsi="Times New Roman" w:cs="Times New Roman"/>
+          <w:sz w:val="24"/>
+          <w:szCs w:val="24"/>
+        </w:rPr>
+        <w:fldChar w:fldCharType="end"/>
+      </w:r>
+      <w:r>
+        <w:rPr>
+          <w:rFonts w:ascii="Times New Roman" w:hAnsi="Times New Roman" w:cs="Times New Roman"/>
+          <w:sz w:val="24"/>
+          <w:szCs w:val="24"/>
+        </w:rPr>
         <w:t>: Database Screenshot</w:t>
       </w:r>
     </w:p>
-    <w:p/>
-    <w:p/>
+    <w:p>
+      <w:pPr>
+        <w:spacing w:line="480" w:lineRule="auto"/>
+        <w:rPr>
+          <w:rFonts w:ascii="Times New Roman" w:hAnsi="Times New Roman" w:cs="Times New Roman"/>
+        </w:rPr>
+      </w:pPr>
+    </w:p>
+    <w:p>
+      <w:pPr>
+        <w:spacing w:line="480" w:lineRule="auto"/>
+        <w:rPr>
+          <w:rFonts w:ascii="Times New Roman" w:hAnsi="Times New Roman" w:cs="Times New Roman"/>
+        </w:rPr>
+      </w:pPr>
+    </w:p>
     <w:p>
       <w:pPr>
         <w:keepNext/>
-      </w:pPr>
-      <w:r>
-        <w:rPr>
+        <w:spacing w:line="480" w:lineRule="auto"/>
+        <w:rPr>
+          <w:rFonts w:ascii="Times New Roman" w:hAnsi="Times New Roman" w:cs="Times New Roman"/>
+        </w:rPr>
+      </w:pPr>
+      <w:r>
+        <w:rPr>
+          <w:rFonts w:ascii="Times New Roman" w:hAnsi="Times New Roman" w:cs="Times New Roman"/>
           <w:noProof/>
         </w:rPr>
-        <w:lastRenderedPageBreak/>
         <w:drawing>
           <wp:inline distT="0" distB="0" distL="0" distR="0" wp14:anchorId="4E0E63F8" wp14:editId="21E33022">
             <wp:extent cx="5943600" cy="2035175"/>
@@ -6537,32 +8304,86 @@
     <w:p>
       <w:pPr>
         <w:pStyle w:val="Caption"/>
-      </w:pPr>
-      <w:r>
+        <w:spacing w:line="480" w:lineRule="auto"/>
+        <w:rPr>
+          <w:rFonts w:ascii="Times New Roman" w:hAnsi="Times New Roman" w:cs="Times New Roman"/>
+          <w:sz w:val="24"/>
+          <w:szCs w:val="24"/>
+        </w:rPr>
+      </w:pPr>
+      <w:r>
+        <w:rPr>
+          <w:rFonts w:ascii="Times New Roman" w:hAnsi="Times New Roman" w:cs="Times New Roman"/>
+          <w:sz w:val="24"/>
+          <w:szCs w:val="24"/>
+        </w:rPr>
         <w:t xml:space="preserve">Figure </w:t>
       </w:r>
-      <w:fldSimple w:instr=" SEQ Figure \* ARABIC ">
-        <w:r>
-          <w:rPr>
-            <w:noProof/>
-          </w:rPr>
-          <w:t>25</w:t>
-        </w:r>
-      </w:fldSimple>
-      <w:r>
+      <w:r>
+        <w:rPr>
+          <w:rFonts w:ascii="Times New Roman" w:hAnsi="Times New Roman" w:cs="Times New Roman"/>
+          <w:sz w:val="24"/>
+          <w:szCs w:val="24"/>
+        </w:rPr>
+        <w:fldChar w:fldCharType="begin"/>
+      </w:r>
+      <w:r>
+        <w:rPr>
+          <w:rFonts w:ascii="Times New Roman" w:hAnsi="Times New Roman" w:cs="Times New Roman"/>
+          <w:sz w:val="24"/>
+          <w:szCs w:val="24"/>
+        </w:rPr>
+        <w:instrText xml:space="preserve"> SEQ Figure \* ARABIC </w:instrText>
+      </w:r>
+      <w:r>
+        <w:rPr>
+          <w:rFonts w:ascii="Times New Roman" w:hAnsi="Times New Roman" w:cs="Times New Roman"/>
+          <w:sz w:val="24"/>
+          <w:szCs w:val="24"/>
+        </w:rPr>
+        <w:fldChar w:fldCharType="separate"/>
+      </w:r>
+      <w:r>
+        <w:rPr>
+          <w:rFonts w:ascii="Times New Roman" w:hAnsi="Times New Roman" w:cs="Times New Roman"/>
+          <w:noProof/>
+          <w:sz w:val="24"/>
+          <w:szCs w:val="24"/>
+        </w:rPr>
+        <w:t>25</w:t>
+      </w:r>
+      <w:r>
+        <w:rPr>
+          <w:rFonts w:ascii="Times New Roman" w:hAnsi="Times New Roman" w:cs="Times New Roman"/>
+          <w:sz w:val="24"/>
+          <w:szCs w:val="24"/>
+        </w:rPr>
+        <w:fldChar w:fldCharType="end"/>
+      </w:r>
+      <w:r>
+        <w:rPr>
+          <w:rFonts w:ascii="Times New Roman" w:hAnsi="Times New Roman" w:cs="Times New Roman"/>
+          <w:sz w:val="24"/>
+          <w:szCs w:val="24"/>
+        </w:rPr>
         <w:t>: Table Creation</w:t>
       </w:r>
     </w:p>
     <w:p>
       <w:pPr>
         <w:keepNext/>
-      </w:pPr>
-      <w:r>
-        <w:rPr>
+        <w:spacing w:line="480" w:lineRule="auto"/>
+        <w:rPr>
+          <w:rFonts w:ascii="Times New Roman" w:hAnsi="Times New Roman" w:cs="Times New Roman"/>
+        </w:rPr>
+      </w:pPr>
+      <w:r>
+        <w:rPr>
+          <w:rFonts w:ascii="Times New Roman" w:hAnsi="Times New Roman" w:cs="Times New Roman"/>
           <w:noProof/>
         </w:rPr>
         <w:drawing>
-          <wp:inline distT="0" distB="0" distL="0" distR="0" wp14:anchorId="22B2B19A" wp14:editId="51042965">
+          <wp:inline distT="0" distB="0" distL="0" distR="0" wp14:anchorId="22B2B19A" wp14:editId="25329CDA">
             <wp:extent cx="5943600" cy="2071370"/>
             <wp:effectExtent l="0" t="0" r="0" b="5080"/>
             <wp:docPr id="1643497507" name="Picture 56"/>
@@ -6607,32 +8428,86 @@
     <w:p>
       <w:pPr>
         <w:pStyle w:val="Caption"/>
-      </w:pPr>
-      <w:r>
+        <w:spacing w:line="480" w:lineRule="auto"/>
+        <w:rPr>
+          <w:rFonts w:ascii="Times New Roman" w:hAnsi="Times New Roman" w:cs="Times New Roman"/>
+          <w:sz w:val="24"/>
+          <w:szCs w:val="24"/>
+        </w:rPr>
+      </w:pPr>
+      <w:r>
+        <w:rPr>
+          <w:rFonts w:ascii="Times New Roman" w:hAnsi="Times New Roman" w:cs="Times New Roman"/>
+          <w:sz w:val="24"/>
+          <w:szCs w:val="24"/>
+        </w:rPr>
         <w:t xml:space="preserve">Figure </w:t>
       </w:r>
-      <w:fldSimple w:instr=" SEQ Figure \* ARABIC ">
-        <w:r>
-          <w:rPr>
-            <w:noProof/>
-          </w:rPr>
-          <w:t>26</w:t>
-        </w:r>
-      </w:fldSimple>
-      <w:r>
+      <w:r>
+        <w:rPr>
+          <w:rFonts w:ascii="Times New Roman" w:hAnsi="Times New Roman" w:cs="Times New Roman"/>
+          <w:sz w:val="24"/>
+          <w:szCs w:val="24"/>
+        </w:rPr>
+        <w:fldChar w:fldCharType="begin"/>
+      </w:r>
+      <w:r>
+        <w:rPr>
+          <w:rFonts w:ascii="Times New Roman" w:hAnsi="Times New Roman" w:cs="Times New Roman"/>
+          <w:sz w:val="24"/>
+          <w:szCs w:val="24"/>
+        </w:rPr>
+        <w:instrText xml:space="preserve"> SEQ Figure \* ARABIC </w:instrText>
+      </w:r>
+      <w:r>
+        <w:rPr>
+          <w:rFonts w:ascii="Times New Roman" w:hAnsi="Times New Roman" w:cs="Times New Roman"/>
+          <w:sz w:val="24"/>
+          <w:szCs w:val="24"/>
+        </w:rPr>
+        <w:fldChar w:fldCharType="separate"/>
+      </w:r>
+      <w:r>
+        <w:rPr>
+          <w:rFonts w:ascii="Times New Roman" w:hAnsi="Times New Roman" w:cs="Times New Roman"/>
+          <w:noProof/>
+          <w:sz w:val="24"/>
+          <w:szCs w:val="24"/>
+        </w:rPr>
+        <w:t>26</w:t>
+      </w:r>
+      <w:r>
+        <w:rPr>
+          <w:rFonts w:ascii="Times New Roman" w:hAnsi="Times New Roman" w:cs="Times New Roman"/>
+          <w:sz w:val="24"/>
+          <w:szCs w:val="24"/>
+        </w:rPr>
+        <w:fldChar w:fldCharType="end"/>
+      </w:r>
+      <w:r>
+        <w:rPr>
+          <w:rFonts w:ascii="Times New Roman" w:hAnsi="Times New Roman" w:cs="Times New Roman"/>
+          <w:sz w:val="24"/>
+          <w:szCs w:val="24"/>
+        </w:rPr>
         <w:t>: CRUD operation (Create)</w:t>
       </w:r>
     </w:p>
     <w:p>
       <w:pPr>
         <w:keepNext/>
-      </w:pPr>
-      <w:r>
-        <w:rPr>
+        <w:spacing w:line="480" w:lineRule="auto"/>
+        <w:rPr>
+          <w:rFonts w:ascii="Times New Roman" w:hAnsi="Times New Roman" w:cs="Times New Roman"/>
+        </w:rPr>
+      </w:pPr>
+      <w:r>
+        <w:rPr>
+          <w:rFonts w:ascii="Times New Roman" w:hAnsi="Times New Roman" w:cs="Times New Roman"/>
           <w:noProof/>
         </w:rPr>
         <w:drawing>
-          <wp:inline distT="0" distB="0" distL="0" distR="0" wp14:anchorId="4973C06B" wp14:editId="61673FB7">
+          <wp:inline distT="0" distB="0" distL="0" distR="0" wp14:anchorId="4973C06B" wp14:editId="0B0DA2FE">
             <wp:extent cx="5943600" cy="1189990"/>
             <wp:effectExtent l="0" t="0" r="0" b="0"/>
             <wp:docPr id="62287807" name="Picture 57"/>
@@ -6677,33 +8552,87 @@
     <w:p>
       <w:pPr>
         <w:pStyle w:val="Caption"/>
-      </w:pPr>
-      <w:r>
+        <w:spacing w:line="480" w:lineRule="auto"/>
+        <w:rPr>
+          <w:rFonts w:ascii="Times New Roman" w:hAnsi="Times New Roman" w:cs="Times New Roman"/>
+          <w:sz w:val="24"/>
+          <w:szCs w:val="24"/>
+        </w:rPr>
+      </w:pPr>
+      <w:r>
+        <w:rPr>
+          <w:rFonts w:ascii="Times New Roman" w:hAnsi="Times New Roman" w:cs="Times New Roman"/>
+          <w:sz w:val="24"/>
+          <w:szCs w:val="24"/>
+        </w:rPr>
         <w:t xml:space="preserve">Figure </w:t>
       </w:r>
-      <w:fldSimple w:instr=" SEQ Figure \* ARABIC ">
-        <w:r>
-          <w:rPr>
-            <w:noProof/>
-          </w:rPr>
-          <w:t>27</w:t>
-        </w:r>
-      </w:fldSimple>
-      <w:r>
+      <w:r>
+        <w:rPr>
+          <w:rFonts w:ascii="Times New Roman" w:hAnsi="Times New Roman" w:cs="Times New Roman"/>
+          <w:sz w:val="24"/>
+          <w:szCs w:val="24"/>
+        </w:rPr>
+        <w:fldChar w:fldCharType="begin"/>
+      </w:r>
+      <w:r>
+        <w:rPr>
+          <w:rFonts w:ascii="Times New Roman" w:hAnsi="Times New Roman" w:cs="Times New Roman"/>
+          <w:sz w:val="24"/>
+          <w:szCs w:val="24"/>
+        </w:rPr>
+        <w:instrText xml:space="preserve"> SEQ Figure \* ARABIC </w:instrText>
+      </w:r>
+      <w:r>
+        <w:rPr>
+          <w:rFonts w:ascii="Times New Roman" w:hAnsi="Times New Roman" w:cs="Times New Roman"/>
+          <w:sz w:val="24"/>
+          <w:szCs w:val="24"/>
+        </w:rPr>
+        <w:fldChar w:fldCharType="separate"/>
+      </w:r>
+      <w:r>
+        <w:rPr>
+          <w:rFonts w:ascii="Times New Roman" w:hAnsi="Times New Roman" w:cs="Times New Roman"/>
+          <w:noProof/>
+          <w:sz w:val="24"/>
+          <w:szCs w:val="24"/>
+        </w:rPr>
+        <w:t>27</w:t>
+      </w:r>
+      <w:r>
+        <w:rPr>
+          <w:rFonts w:ascii="Times New Roman" w:hAnsi="Times New Roman" w:cs="Times New Roman"/>
+          <w:sz w:val="24"/>
+          <w:szCs w:val="24"/>
+        </w:rPr>
+        <w:fldChar w:fldCharType="end"/>
+      </w:r>
+      <w:r>
+        <w:rPr>
+          <w:rFonts w:ascii="Times New Roman" w:hAnsi="Times New Roman" w:cs="Times New Roman"/>
+          <w:sz w:val="24"/>
+          <w:szCs w:val="24"/>
+        </w:rPr>
         <w:t>: CRUD operation (Read)</w:t>
       </w:r>
     </w:p>
     <w:p>
       <w:pPr>
         <w:keepNext/>
-      </w:pPr>
-      <w:r>
-        <w:rPr>
+        <w:spacing w:line="480" w:lineRule="auto"/>
+        <w:rPr>
+          <w:rFonts w:ascii="Times New Roman" w:hAnsi="Times New Roman" w:cs="Times New Roman"/>
+        </w:rPr>
+      </w:pPr>
+      <w:r>
+        <w:rPr>
+          <w:rFonts w:ascii="Times New Roman" w:hAnsi="Times New Roman" w:cs="Times New Roman"/>
           <w:noProof/>
         </w:rPr>
         <w:lastRenderedPageBreak/>
         <w:drawing>
-          <wp:inline distT="0" distB="0" distL="0" distR="0" wp14:anchorId="4F29176A" wp14:editId="14D6A5F0">
+          <wp:inline distT="0" distB="0" distL="0" distR="0" wp14:anchorId="4F29176A" wp14:editId="4DB099EB">
             <wp:extent cx="5943600" cy="3041650"/>
             <wp:effectExtent l="0" t="0" r="0" b="6350"/>
             <wp:docPr id="219269262" name="Picture 58"/>
@@ -6748,27 +8677,85 @@
     <w:p>
       <w:pPr>
         <w:pStyle w:val="Caption"/>
-      </w:pPr>
-      <w:r>
+        <w:spacing w:line="480" w:lineRule="auto"/>
+        <w:rPr>
+          <w:rFonts w:ascii="Times New Roman" w:hAnsi="Times New Roman" w:cs="Times New Roman"/>
+          <w:sz w:val="24"/>
+          <w:szCs w:val="24"/>
+        </w:rPr>
+      </w:pPr>
+      <w:r>
+        <w:rPr>
+          <w:rFonts w:ascii="Times New Roman" w:hAnsi="Times New Roman" w:cs="Times New Roman"/>
+          <w:sz w:val="24"/>
+          <w:szCs w:val="24"/>
+        </w:rPr>
         <w:t xml:space="preserve">Figure </w:t>
       </w:r>
-      <w:fldSimple w:instr=" SEQ Figure \* ARABIC ">
-        <w:r>
-          <w:rPr>
-            <w:noProof/>
-          </w:rPr>
-          <w:t>28</w:t>
-        </w:r>
-      </w:fldSimple>
-      <w:r>
+      <w:r>
+        <w:rPr>
+          <w:rFonts w:ascii="Times New Roman" w:hAnsi="Times New Roman" w:cs="Times New Roman"/>
+          <w:sz w:val="24"/>
+          <w:szCs w:val="24"/>
+        </w:rPr>
+        <w:fldChar w:fldCharType="begin"/>
+      </w:r>
+      <w:r>
+        <w:rPr>
+          <w:rFonts w:ascii="Times New Roman" w:hAnsi="Times New Roman" w:cs="Times New Roman"/>
+          <w:sz w:val="24"/>
+          <w:szCs w:val="24"/>
+        </w:rPr>
+        <w:instrText xml:space="preserve"> SEQ Figure \* ARABIC </w:instrText>
+      </w:r>
+      <w:r>
+        <w:rPr>
+          <w:rFonts w:ascii="Times New Roman" w:hAnsi="Times New Roman" w:cs="Times New Roman"/>
+          <w:sz w:val="24"/>
+          <w:szCs w:val="24"/>
+        </w:rPr>
+        <w:fldChar w:fldCharType="separate"/>
+      </w:r>
+      <w:r>
+        <w:rPr>
+          <w:rFonts w:ascii="Times New Roman" w:hAnsi="Times New Roman" w:cs="Times New Roman"/>
+          <w:noProof/>
+          <w:sz w:val="24"/>
+          <w:szCs w:val="24"/>
+        </w:rPr>
+        <w:t>28</w:t>
+      </w:r>
+      <w:r>
+        <w:rPr>
+          <w:rFonts w:ascii="Times New Roman" w:hAnsi="Times New Roman" w:cs="Times New Roman"/>
+          <w:sz w:val="24"/>
+          <w:szCs w:val="24"/>
+        </w:rPr>
+        <w:fldChar w:fldCharType="end"/>
+      </w:r>
+      <w:r>
+        <w:rPr>
+          <w:rFonts w:ascii="Times New Roman" w:hAnsi="Times New Roman" w:cs="Times New Roman"/>
+          <w:sz w:val="24"/>
+          <w:szCs w:val="24"/>
+        </w:rPr>
         <w:t>: CRUD operation (Delete)</w:t>
       </w:r>
     </w:p>
     <w:p>
       <w:pPr>
         <w:keepNext/>
-      </w:pPr>
-      <w:r>
+        <w:spacing w:line="480" w:lineRule="auto"/>
+        <w:rPr>
+          <w:rFonts w:ascii="Times New Roman" w:hAnsi="Times New Roman" w:cs="Times New Roman"/>
+        </w:rPr>
+      </w:pPr>
+      <w:r>
+        <w:rPr>
+          <w:rFonts w:ascii="Times New Roman" w:hAnsi="Times New Roman" w:cs="Times New Roman"/>
+          <w:noProof/>
+        </w:rPr>
+        <w:lastRenderedPageBreak/>
         <w:drawing>
           <wp:inline distT="0" distB="0" distL="0" distR="0" wp14:anchorId="1AB0EE45" wp14:editId="3213897B">
             <wp:extent cx="5695950" cy="4495800"/>
@@ -6809,27 +8796,84 @@
     <w:p>
       <w:pPr>
         <w:pStyle w:val="Caption"/>
-      </w:pPr>
-      <w:r>
+        <w:spacing w:line="480" w:lineRule="auto"/>
+        <w:rPr>
+          <w:rFonts w:ascii="Times New Roman" w:hAnsi="Times New Roman" w:cs="Times New Roman"/>
+          <w:sz w:val="24"/>
+          <w:szCs w:val="24"/>
+        </w:rPr>
+      </w:pPr>
+      <w:r>
+        <w:rPr>
+          <w:rFonts w:ascii="Times New Roman" w:hAnsi="Times New Roman" w:cs="Times New Roman"/>
+          <w:sz w:val="24"/>
+          <w:szCs w:val="24"/>
+        </w:rPr>
         <w:t xml:space="preserve">Figure </w:t>
       </w:r>
-      <w:fldSimple w:instr=" SEQ Figure \* ARABIC ">
-        <w:r>
-          <w:rPr>
-            <w:noProof/>
-          </w:rPr>
-          <w:t>29</w:t>
-        </w:r>
-      </w:fldSimple>
-      <w:r>
+      <w:r>
+        <w:rPr>
+          <w:rFonts w:ascii="Times New Roman" w:hAnsi="Times New Roman" w:cs="Times New Roman"/>
+          <w:sz w:val="24"/>
+          <w:szCs w:val="24"/>
+        </w:rPr>
+        <w:fldChar w:fldCharType="begin"/>
+      </w:r>
+      <w:r>
+        <w:rPr>
+          <w:rFonts w:ascii="Times New Roman" w:hAnsi="Times New Roman" w:cs="Times New Roman"/>
+          <w:sz w:val="24"/>
+          <w:szCs w:val="24"/>
+        </w:rPr>
+        <w:instrText xml:space="preserve"> SEQ Figure \* ARABIC </w:instrText>
+      </w:r>
+      <w:r>
+        <w:rPr>
+          <w:rFonts w:ascii="Times New Roman" w:hAnsi="Times New Roman" w:cs="Times New Roman"/>
+          <w:sz w:val="24"/>
+          <w:szCs w:val="24"/>
+        </w:rPr>
+        <w:fldChar w:fldCharType="separate"/>
+      </w:r>
+      <w:r>
+        <w:rPr>
+          <w:rFonts w:ascii="Times New Roman" w:hAnsi="Times New Roman" w:cs="Times New Roman"/>
+          <w:noProof/>
+          <w:sz w:val="24"/>
+          <w:szCs w:val="24"/>
+        </w:rPr>
+        <w:t>29</w:t>
+      </w:r>
+      <w:r>
+        <w:rPr>
+          <w:rFonts w:ascii="Times New Roman" w:hAnsi="Times New Roman" w:cs="Times New Roman"/>
+          <w:sz w:val="24"/>
+          <w:szCs w:val="24"/>
+        </w:rPr>
+        <w:fldChar w:fldCharType="end"/>
+      </w:r>
+      <w:r>
+        <w:rPr>
+          <w:rFonts w:ascii="Times New Roman" w:hAnsi="Times New Roman" w:cs="Times New Roman"/>
+          <w:sz w:val="24"/>
+          <w:szCs w:val="24"/>
+        </w:rPr>
         <w:t>: CRUD operation (Update)</w:t>
       </w:r>
     </w:p>
     <w:p>
       <w:pPr>
         <w:keepNext/>
-      </w:pPr>
-      <w:r>
+        <w:spacing w:line="480" w:lineRule="auto"/>
+        <w:rPr>
+          <w:rFonts w:ascii="Times New Roman" w:hAnsi="Times New Roman" w:cs="Times New Roman"/>
+        </w:rPr>
+      </w:pPr>
+      <w:r>
+        <w:rPr>
+          <w:rFonts w:ascii="Times New Roman" w:hAnsi="Times New Roman" w:cs="Times New Roman"/>
+          <w:noProof/>
+        </w:rPr>
         <w:lastRenderedPageBreak/>
         <w:drawing>
           <wp:inline distT="0" distB="0" distL="0" distR="0" wp14:anchorId="65ED9684" wp14:editId="62F55AF6">
@@ -6871,27 +8915,84 @@
     <w:p>
       <w:pPr>
         <w:pStyle w:val="Caption"/>
-      </w:pPr>
-      <w:r>
+        <w:spacing w:line="480" w:lineRule="auto"/>
+        <w:rPr>
+          <w:rFonts w:ascii="Times New Roman" w:hAnsi="Times New Roman" w:cs="Times New Roman"/>
+          <w:sz w:val="24"/>
+          <w:szCs w:val="24"/>
+        </w:rPr>
+      </w:pPr>
+      <w:r>
+        <w:rPr>
+          <w:rFonts w:ascii="Times New Roman" w:hAnsi="Times New Roman" w:cs="Times New Roman"/>
+          <w:sz w:val="24"/>
+          <w:szCs w:val="24"/>
+        </w:rPr>
         <w:t xml:space="preserve">Figure </w:t>
       </w:r>
-      <w:fldSimple w:instr=" SEQ Figure \* ARABIC ">
-        <w:r>
-          <w:rPr>
-            <w:noProof/>
-          </w:rPr>
-          <w:t>30</w:t>
-        </w:r>
-      </w:fldSimple>
-      <w:r>
+      <w:r>
+        <w:rPr>
+          <w:rFonts w:ascii="Times New Roman" w:hAnsi="Times New Roman" w:cs="Times New Roman"/>
+          <w:sz w:val="24"/>
+          <w:szCs w:val="24"/>
+        </w:rPr>
+        <w:fldChar w:fldCharType="begin"/>
+      </w:r>
+      <w:r>
+        <w:rPr>
+          <w:rFonts w:ascii="Times New Roman" w:hAnsi="Times New Roman" w:cs="Times New Roman"/>
+          <w:sz w:val="24"/>
+          <w:szCs w:val="24"/>
+        </w:rPr>
+        <w:instrText xml:space="preserve"> SEQ Figure \* ARABIC </w:instrText>
+      </w:r>
+      <w:r>
+        <w:rPr>
+          <w:rFonts w:ascii="Times New Roman" w:hAnsi="Times New Roman" w:cs="Times New Roman"/>
+          <w:sz w:val="24"/>
+          <w:szCs w:val="24"/>
+        </w:rPr>
+        <w:fldChar w:fldCharType="separate"/>
+      </w:r>
+      <w:r>
+        <w:rPr>
+          <w:rFonts w:ascii="Times New Roman" w:hAnsi="Times New Roman" w:cs="Times New Roman"/>
+          <w:noProof/>
+          <w:sz w:val="24"/>
+          <w:szCs w:val="24"/>
+        </w:rPr>
+        <w:t>30</w:t>
+      </w:r>
+      <w:r>
+        <w:rPr>
+          <w:rFonts w:ascii="Times New Roman" w:hAnsi="Times New Roman" w:cs="Times New Roman"/>
+          <w:sz w:val="24"/>
+          <w:szCs w:val="24"/>
+        </w:rPr>
+        <w:fldChar w:fldCharType="end"/>
+      </w:r>
+      <w:r>
+        <w:rPr>
+          <w:rFonts w:ascii="Times New Roman" w:hAnsi="Times New Roman" w:cs="Times New Roman"/>
+          <w:sz w:val="24"/>
+          <w:szCs w:val="24"/>
+        </w:rPr>
         <w:t>: SQL Query</w:t>
       </w:r>
     </w:p>
     <w:p>
       <w:pPr>
         <w:keepNext/>
-      </w:pPr>
-      <w:r>
+        <w:spacing w:line="480" w:lineRule="auto"/>
+        <w:rPr>
+          <w:rFonts w:ascii="Times New Roman" w:hAnsi="Times New Roman" w:cs="Times New Roman"/>
+        </w:rPr>
+      </w:pPr>
+      <w:r>
+        <w:rPr>
+          <w:rFonts w:ascii="Times New Roman" w:hAnsi="Times New Roman" w:cs="Times New Roman"/>
+          <w:noProof/>
+        </w:rPr>
         <w:lastRenderedPageBreak/>
         <w:drawing>
           <wp:inline distT="0" distB="0" distL="0" distR="0" wp14:anchorId="059FAAC5" wp14:editId="64E55A54">
@@ -6933,20 +9034,608 @@
     <w:p>
       <w:pPr>
         <w:pStyle w:val="Caption"/>
-      </w:pPr>
-      <w:r>
+        <w:spacing w:line="480" w:lineRule="auto"/>
+        <w:rPr>
+          <w:rFonts w:ascii="Times New Roman" w:hAnsi="Times New Roman" w:cs="Times New Roman"/>
+          <w:sz w:val="24"/>
+          <w:szCs w:val="24"/>
+        </w:rPr>
+      </w:pPr>
+      <w:r>
+        <w:rPr>
+          <w:rFonts w:ascii="Times New Roman" w:hAnsi="Times New Roman" w:cs="Times New Roman"/>
+          <w:sz w:val="24"/>
+          <w:szCs w:val="24"/>
+        </w:rPr>
         <w:t xml:space="preserve">Figure </w:t>
       </w:r>
-      <w:fldSimple w:instr=" SEQ Figure \* ARABIC ">
-        <w:r>
-          <w:rPr>
-            <w:noProof/>
-          </w:rPr>
-          <w:t>31</w:t>
-        </w:r>
-      </w:fldSimple>
-      <w:r>
+      <w:r>
+        <w:rPr>
+          <w:rFonts w:ascii="Times New Roman" w:hAnsi="Times New Roman" w:cs="Times New Roman"/>
+          <w:sz w:val="24"/>
+          <w:szCs w:val="24"/>
+        </w:rPr>
+        <w:fldChar w:fldCharType="begin"/>
+      </w:r>
+      <w:r>
+        <w:rPr>
+          <w:rFonts w:ascii="Times New Roman" w:hAnsi="Times New Roman" w:cs="Times New Roman"/>
+          <w:sz w:val="24"/>
+          <w:szCs w:val="24"/>
+        </w:rPr>
+        <w:instrText xml:space="preserve"> SEQ Figure \* ARABIC </w:instrText>
+      </w:r>
+      <w:r>
+        <w:rPr>
+          <w:rFonts w:ascii="Times New Roman" w:hAnsi="Times New Roman" w:cs="Times New Roman"/>
+          <w:sz w:val="24"/>
+          <w:szCs w:val="24"/>
+        </w:rPr>
+        <w:fldChar w:fldCharType="separate"/>
+      </w:r>
+      <w:r>
+        <w:rPr>
+          <w:rFonts w:ascii="Times New Roman" w:hAnsi="Times New Roman" w:cs="Times New Roman"/>
+          <w:noProof/>
+          <w:sz w:val="24"/>
+          <w:szCs w:val="24"/>
+        </w:rPr>
+        <w:t>31</w:t>
+      </w:r>
+      <w:r>
+        <w:rPr>
+          <w:rFonts w:ascii="Times New Roman" w:hAnsi="Times New Roman" w:cs="Times New Roman"/>
+          <w:sz w:val="24"/>
+          <w:szCs w:val="24"/>
+        </w:rPr>
+        <w:fldChar w:fldCharType="end"/>
+      </w:r>
+      <w:r>
+        <w:rPr>
+          <w:rFonts w:ascii="Times New Roman" w:hAnsi="Times New Roman" w:cs="Times New Roman"/>
+          <w:sz w:val="24"/>
+          <w:szCs w:val="24"/>
+        </w:rPr>
         <w:t>:GitHub Updates</w:t>
+      </w:r>
+    </w:p>
+    <w:p>
+      <w:pPr>
+        <w:pStyle w:val="Heading1"/>
+      </w:pPr>
+      <w:r>
+        <w:t>WEEK SIX: DATABASE INTEGRATION AND CRUD OPERATIONS</w:t>
+      </w:r>
+    </w:p>
+    <w:p>
+      <w:pPr>
+        <w:pStyle w:val="Heading2"/>
+      </w:pPr>
+      <w:r>
+        <w:rPr>
+          <w:noProof/>
+        </w:rPr>
+        <w:drawing>
+          <wp:inline distT="0" distB="0" distL="0" distR="0" wp14:anchorId="0154CFB1" wp14:editId="31EC34C1">
+            <wp:extent cx="5943600" cy="424815"/>
+            <wp:effectExtent l="0" t="0" r="0" b="0"/>
+            <wp:docPr id="1847544891" name="Picture 51"/>
+            <wp:cNvGraphicFramePr>
+              <a:graphicFrameLocks xmlns:a="http://schemas.openxmlformats.org/drawingml/2006/main" noChangeAspect="1"/>
+            </wp:cNvGraphicFramePr>
+            <a:graphic xmlns:a="http://schemas.openxmlformats.org/drawingml/2006/main">
+              <a:graphicData uri="http://schemas.openxmlformats.org/drawingml/2006/picture">
+                <pic:pic xmlns:pic="http://schemas.openxmlformats.org/drawingml/2006/picture">
+                  <pic:nvPicPr>
+                    <pic:cNvPr id="1847544891" name="Picture 1847544891"/>
+                    <pic:cNvPicPr/>
+                  </pic:nvPicPr>
+                  <pic:blipFill>
+                    <a:blip r:embed="rId37" cstate="print">
+                      <a:extLst>
+                        <a:ext uri="{28A0092B-C50C-407E-A947-70E740481C1C}">
+                          <a14:useLocalDpi xmlns:a14="http://schemas.microsoft.com/office/drawing/2010/main" val="0"/>
+                        </a:ext>
+                      </a:extLst>
+                    </a:blip>
+                    <a:stretch>
+                      <a:fillRect/>
+                    </a:stretch>
+                  </pic:blipFill>
+                  <pic:spPr>
+                    <a:xfrm>
+                      <a:off x="0" y="0"/>
+                      <a:ext cx="5943600" cy="424815"/>
+                    </a:xfrm>
+                    <a:prstGeom prst="rect">
+                      <a:avLst/>
+                    </a:prstGeom>
+                  </pic:spPr>
+                </pic:pic>
+              </a:graphicData>
+            </a:graphic>
+          </wp:inline>
+        </w:drawing>
+      </w:r>
+    </w:p>
+    <w:p>
+      <w:pPr>
+        <w:pStyle w:val="Caption"/>
+      </w:pPr>
+      <w:r>
+        <w:t xml:space="preserve">Figure </w:t>
+      </w:r>
+      <w:r>
+        <w:fldChar w:fldCharType="begin"/>
+      </w:r>
+      <w:r>
+        <w:instrText xml:space="preserve"> SEQ Figure \* ARABIC </w:instrText>
+      </w:r>
+      <w:r>
+        <w:fldChar w:fldCharType="separate"/>
+      </w:r>
+      <w:r>
+        <w:rPr>
+          <w:noProof/>
+        </w:rPr>
+        <w:t>32</w:t>
+      </w:r>
+      <w:r>
+        <w:fldChar w:fldCharType="end"/>
+      </w:r>
+      <w:r>
+        <w:t>: Database connection message</w:t>
+      </w:r>
+    </w:p>
+    <w:p>
+      <w:pPr>
+        <w:keepNext/>
+      </w:pPr>
+      <w:r>
+        <w:rPr>
+          <w:noProof/>
+        </w:rPr>
+        <w:drawing>
+          <wp:inline distT="0" distB="0" distL="0" distR="0" wp14:anchorId="08ECE47F" wp14:editId="0EB431EE">
+            <wp:extent cx="5943600" cy="374650"/>
+            <wp:effectExtent l="0" t="0" r="0" b="6350"/>
+            <wp:docPr id="118118015" name="Picture 52"/>
+            <wp:cNvGraphicFramePr>
+              <a:graphicFrameLocks xmlns:a="http://schemas.openxmlformats.org/drawingml/2006/main" noChangeAspect="1"/>
+            </wp:cNvGraphicFramePr>
+            <a:graphic xmlns:a="http://schemas.openxmlformats.org/drawingml/2006/main">
+              <a:graphicData uri="http://schemas.openxmlformats.org/drawingml/2006/picture">
+                <pic:pic xmlns:pic="http://schemas.openxmlformats.org/drawingml/2006/picture">
+                  <pic:nvPicPr>
+                    <pic:cNvPr id="118118015" name="Picture 118118015"/>
+                    <pic:cNvPicPr/>
+                  </pic:nvPicPr>
+                  <pic:blipFill>
+                    <a:blip r:embed="rId38" cstate="print">
+                      <a:extLst>
+                        <a:ext uri="{28A0092B-C50C-407E-A947-70E740481C1C}">
+                          <a14:useLocalDpi xmlns:a14="http://schemas.microsoft.com/office/drawing/2010/main" val="0"/>
+                        </a:ext>
+                      </a:extLst>
+                    </a:blip>
+                    <a:stretch>
+                      <a:fillRect/>
+                    </a:stretch>
+                  </pic:blipFill>
+                  <pic:spPr>
+                    <a:xfrm>
+                      <a:off x="0" y="0"/>
+                      <a:ext cx="5943600" cy="374650"/>
+                    </a:xfrm>
+                    <a:prstGeom prst="rect">
+                      <a:avLst/>
+                    </a:prstGeom>
+                  </pic:spPr>
+                </pic:pic>
+              </a:graphicData>
+            </a:graphic>
+          </wp:inline>
+        </w:drawing>
+      </w:r>
+    </w:p>
+    <w:p>
+      <w:pPr>
+        <w:pStyle w:val="Caption"/>
+      </w:pPr>
+      <w:r>
+        <w:t xml:space="preserve">Figure </w:t>
+      </w:r>
+      <w:r>
+        <w:fldChar w:fldCharType="begin"/>
+      </w:r>
+      <w:r>
+        <w:instrText xml:space="preserve"> SEQ Figure \* ARABIC </w:instrText>
+      </w:r>
+      <w:r>
+        <w:fldChar w:fldCharType="separate"/>
+      </w:r>
+      <w:r>
+        <w:rPr>
+          <w:noProof/>
+        </w:rPr>
+        <w:t>33</w:t>
+      </w:r>
+      <w:r>
+        <w:fldChar w:fldCharType="end"/>
+      </w:r>
+      <w:r>
+        <w:t>: 'C' Create operation</w:t>
+      </w:r>
+    </w:p>
+    <w:p>
+      <w:pPr>
+        <w:keepNext/>
+      </w:pPr>
+      <w:r>
+        <w:rPr>
+          <w:noProof/>
+        </w:rPr>
+        <w:lastRenderedPageBreak/>
+        <w:drawing>
+          <wp:inline distT="0" distB="0" distL="0" distR="0" wp14:anchorId="11DD62EF" wp14:editId="2ADA2B19">
+            <wp:extent cx="5943600" cy="2384425"/>
+            <wp:effectExtent l="0" t="0" r="0" b="0"/>
+            <wp:docPr id="1165856283" name="Picture 53"/>
+            <wp:cNvGraphicFramePr>
+              <a:graphicFrameLocks xmlns:a="http://schemas.openxmlformats.org/drawingml/2006/main" noChangeAspect="1"/>
+            </wp:cNvGraphicFramePr>
+            <a:graphic xmlns:a="http://schemas.openxmlformats.org/drawingml/2006/main">
+              <a:graphicData uri="http://schemas.openxmlformats.org/drawingml/2006/picture">
+                <pic:pic xmlns:pic="http://schemas.openxmlformats.org/drawingml/2006/picture">
+                  <pic:nvPicPr>
+                    <pic:cNvPr id="1165856283" name="Picture 1165856283"/>
+                    <pic:cNvPicPr/>
+                  </pic:nvPicPr>
+                  <pic:blipFill>
+                    <a:blip r:embed="rId39" cstate="print">
+                      <a:extLst>
+                        <a:ext uri="{28A0092B-C50C-407E-A947-70E740481C1C}">
+                          <a14:useLocalDpi xmlns:a14="http://schemas.microsoft.com/office/drawing/2010/main" val="0"/>
+                        </a:ext>
+                      </a:extLst>
+                    </a:blip>
+                    <a:stretch>
+                      <a:fillRect/>
+                    </a:stretch>
+                  </pic:blipFill>
+                  <pic:spPr>
+                    <a:xfrm>
+                      <a:off x="0" y="0"/>
+                      <a:ext cx="5943600" cy="2384425"/>
+                    </a:xfrm>
+                    <a:prstGeom prst="rect">
+                      <a:avLst/>
+                    </a:prstGeom>
+                  </pic:spPr>
+                </pic:pic>
+              </a:graphicData>
+            </a:graphic>
+          </wp:inline>
+        </w:drawing>
+      </w:r>
+    </w:p>
+    <w:p>
+      <w:pPr>
+        <w:pStyle w:val="Caption"/>
+      </w:pPr>
+      <w:r>
+        <w:t xml:space="preserve">Figure </w:t>
+      </w:r>
+      <w:r>
+        <w:fldChar w:fldCharType="begin"/>
+      </w:r>
+      <w:r>
+        <w:instrText xml:space="preserve"> SEQ Figure \* ARABIC </w:instrText>
+      </w:r>
+      <w:r>
+        <w:fldChar w:fldCharType="separate"/>
+      </w:r>
+      <w:r>
+        <w:rPr>
+          <w:noProof/>
+        </w:rPr>
+        <w:t>34</w:t>
+      </w:r>
+      <w:r>
+        <w:fldChar w:fldCharType="end"/>
+      </w:r>
+      <w:r>
+        <w:t>: 'R' Read operation</w:t>
+      </w:r>
+    </w:p>
+    <w:p>
+      <w:pPr>
+        <w:keepNext/>
+      </w:pPr>
+      <w:r>
+        <w:rPr>
+          <w:noProof/>
+        </w:rPr>
+        <w:lastRenderedPageBreak/>
+        <w:drawing>
+          <wp:inline distT="0" distB="0" distL="0" distR="0" wp14:anchorId="295081D3" wp14:editId="14ADE738">
+            <wp:extent cx="5943600" cy="6746240"/>
+            <wp:effectExtent l="0" t="0" r="0" b="0"/>
+            <wp:docPr id="1463385101" name="Picture 54"/>
+            <wp:cNvGraphicFramePr>
+              <a:graphicFrameLocks xmlns:a="http://schemas.openxmlformats.org/drawingml/2006/main" noChangeAspect="1"/>
+            </wp:cNvGraphicFramePr>
+            <a:graphic xmlns:a="http://schemas.openxmlformats.org/drawingml/2006/main">
+              <a:graphicData uri="http://schemas.openxmlformats.org/drawingml/2006/picture">
+                <pic:pic xmlns:pic="http://schemas.openxmlformats.org/drawingml/2006/picture">
+                  <pic:nvPicPr>
+                    <pic:cNvPr id="1463385101" name="Picture 1463385101"/>
+                    <pic:cNvPicPr/>
+                  </pic:nvPicPr>
+                  <pic:blipFill>
+                    <a:blip r:embed="rId40">
+                      <a:extLst>
+                        <a:ext uri="{28A0092B-C50C-407E-A947-70E740481C1C}">
+                          <a14:useLocalDpi xmlns:a14="http://schemas.microsoft.com/office/drawing/2010/main" val="0"/>
+                        </a:ext>
+                      </a:extLst>
+                    </a:blip>
+                    <a:stretch>
+                      <a:fillRect/>
+                    </a:stretch>
+                  </pic:blipFill>
+                  <pic:spPr>
+                    <a:xfrm>
+                      <a:off x="0" y="0"/>
+                      <a:ext cx="5943600" cy="6746240"/>
+                    </a:xfrm>
+                    <a:prstGeom prst="rect">
+                      <a:avLst/>
+                    </a:prstGeom>
+                  </pic:spPr>
+                </pic:pic>
+              </a:graphicData>
+            </a:graphic>
+          </wp:inline>
+        </w:drawing>
+      </w:r>
+    </w:p>
+    <w:p>
+      <w:pPr>
+        <w:pStyle w:val="Caption"/>
+      </w:pPr>
+      <w:r>
+        <w:t xml:space="preserve">Figure </w:t>
+      </w:r>
+      <w:r>
+        <w:fldChar w:fldCharType="begin"/>
+      </w:r>
+      <w:r>
+        <w:instrText xml:space="preserve"> SEQ Figure \* ARABIC </w:instrText>
+      </w:r>
+      <w:r>
+        <w:fldChar w:fldCharType="separate"/>
+      </w:r>
+      <w:r>
+        <w:rPr>
+          <w:noProof/>
+        </w:rPr>
+        <w:t>35</w:t>
+      </w:r>
+      <w:r>
+        <w:fldChar w:fldCharType="end"/>
+      </w:r>
+      <w:r>
+        <w:t>: 'U' Update operation</w:t>
+      </w:r>
+    </w:p>
+    <w:p>
+      <w:pPr>
+        <w:keepNext/>
+      </w:pPr>
+      <w:r>
+        <w:rPr>
+          <w:noProof/>
+        </w:rPr>
+        <w:drawing>
+          <wp:inline distT="0" distB="0" distL="0" distR="0" wp14:anchorId="2F80A2D8" wp14:editId="2B67093D">
+            <wp:extent cx="5943600" cy="464185"/>
+            <wp:effectExtent l="0" t="0" r="0" b="0"/>
+            <wp:docPr id="412439943" name="Picture 55"/>
+            <wp:cNvGraphicFramePr>
+              <a:graphicFrameLocks xmlns:a="http://schemas.openxmlformats.org/drawingml/2006/main" noChangeAspect="1"/>
+            </wp:cNvGraphicFramePr>
+            <a:graphic xmlns:a="http://schemas.openxmlformats.org/drawingml/2006/main">
+              <a:graphicData uri="http://schemas.openxmlformats.org/drawingml/2006/picture">
+                <pic:pic xmlns:pic="http://schemas.openxmlformats.org/drawingml/2006/picture">
+                  <pic:nvPicPr>
+                    <pic:cNvPr id="412439943" name="Picture 412439943"/>
+                    <pic:cNvPicPr/>
+                  </pic:nvPicPr>
+                  <pic:blipFill>
+                    <a:blip r:embed="rId41" cstate="print">
+                      <a:extLst>
+                        <a:ext uri="{28A0092B-C50C-407E-A947-70E740481C1C}">
+                          <a14:useLocalDpi xmlns:a14="http://schemas.microsoft.com/office/drawing/2010/main" val="0"/>
+                        </a:ext>
+                      </a:extLst>
+                    </a:blip>
+                    <a:stretch>
+                      <a:fillRect/>
+                    </a:stretch>
+                  </pic:blipFill>
+                  <pic:spPr>
+                    <a:xfrm>
+                      <a:off x="0" y="0"/>
+                      <a:ext cx="5943600" cy="464185"/>
+                    </a:xfrm>
+                    <a:prstGeom prst="rect">
+                      <a:avLst/>
+                    </a:prstGeom>
+                  </pic:spPr>
+                </pic:pic>
+              </a:graphicData>
+            </a:graphic>
+          </wp:inline>
+        </w:drawing>
+      </w:r>
+    </w:p>
+    <w:p>
+      <w:pPr>
+        <w:pStyle w:val="Caption"/>
+      </w:pPr>
+      <w:r>
+        <w:t xml:space="preserve">Figure </w:t>
+      </w:r>
+      <w:r>
+        <w:fldChar w:fldCharType="begin"/>
+      </w:r>
+      <w:r>
+        <w:instrText xml:space="preserve"> SEQ Figure \* ARABIC </w:instrText>
+      </w:r>
+      <w:r>
+        <w:fldChar w:fldCharType="separate"/>
+      </w:r>
+      <w:r>
+        <w:rPr>
+          <w:noProof/>
+        </w:rPr>
+        <w:t>36</w:t>
+      </w:r>
+      <w:r>
+        <w:fldChar w:fldCharType="end"/>
+      </w:r>
+      <w:r>
+        <w:t>: 'D' Delete operation</w:t>
+      </w:r>
+    </w:p>
+    <w:p>
+      <w:pPr>
+        <w:keepNext/>
+      </w:pPr>
+      <w:r>
+        <w:rPr>
+          <w:noProof/>
+        </w:rPr>
+        <w:lastRenderedPageBreak/>
+        <w:drawing>
+          <wp:inline distT="0" distB="0" distL="0" distR="0" wp14:anchorId="6847AD0D" wp14:editId="6378C694">
+            <wp:extent cx="5943600" cy="2719070"/>
+            <wp:effectExtent l="0" t="0" r="0" b="5080"/>
+            <wp:docPr id="6525940" name="Picture 56"/>
+            <wp:cNvGraphicFramePr>
+              <a:graphicFrameLocks xmlns:a="http://schemas.openxmlformats.org/drawingml/2006/main" noChangeAspect="1"/>
+            </wp:cNvGraphicFramePr>
+            <a:graphic xmlns:a="http://schemas.openxmlformats.org/drawingml/2006/main">
+              <a:graphicData uri="http://schemas.openxmlformats.org/drawingml/2006/picture">
+                <pic:pic xmlns:pic="http://schemas.openxmlformats.org/drawingml/2006/picture">
+                  <pic:nvPicPr>
+                    <pic:cNvPr id="6525940" name="Picture 6525940"/>
+                    <pic:cNvPicPr/>
+                  </pic:nvPicPr>
+                  <pic:blipFill>
+                    <a:blip r:embed="rId42" cstate="print">
+                      <a:extLst>
+                        <a:ext uri="{28A0092B-C50C-407E-A947-70E740481C1C}">
+                          <a14:useLocalDpi xmlns:a14="http://schemas.microsoft.com/office/drawing/2010/main" val="0"/>
+                        </a:ext>
+                      </a:extLst>
+                    </a:blip>
+                    <a:stretch>
+                      <a:fillRect/>
+                    </a:stretch>
+                  </pic:blipFill>
+                  <pic:spPr>
+                    <a:xfrm>
+                      <a:off x="0" y="0"/>
+                      <a:ext cx="5943600" cy="2719070"/>
+                    </a:xfrm>
+                    <a:prstGeom prst="rect">
+                      <a:avLst/>
+                    </a:prstGeom>
+                  </pic:spPr>
+                </pic:pic>
+              </a:graphicData>
+            </a:graphic>
+          </wp:inline>
+        </w:drawing>
+      </w:r>
+    </w:p>
+    <w:p>
+      <w:pPr>
+        <w:pStyle w:val="Caption"/>
+      </w:pPr>
+      <w:r>
+        <w:t xml:space="preserve">Figure </w:t>
+      </w:r>
+      <w:r>
+        <w:fldChar w:fldCharType="begin"/>
+      </w:r>
+      <w:r>
+        <w:instrText xml:space="preserve"> SEQ Figure \* ARABIC </w:instrText>
+      </w:r>
+      <w:r>
+        <w:fldChar w:fldCharType="separate"/>
+      </w:r>
+      <w:r>
+        <w:rPr>
+          <w:noProof/>
+        </w:rPr>
+        <w:t>37</w:t>
+      </w:r>
+      <w:r>
+        <w:fldChar w:fldCharType="end"/>
+      </w:r>
+      <w:r>
+        <w:t>: New Dashboard layout design</w:t>
+      </w:r>
+    </w:p>
+    <w:p>
+      <w:pPr>
+        <w:pStyle w:val="Heading3"/>
+      </w:pPr>
+      <w:r>
+        <w:t>REFLECTIONS</w:t>
+      </w:r>
+    </w:p>
+    <w:p>
+      <w:r>
+        <w:t xml:space="preserve">I learnt that databases are crucial for storing and organizing data. </w:t>
+      </w:r>
+      <w:r>
+        <w:t xml:space="preserve">(2) </w:t>
+      </w:r>
+      <w:r>
+        <w:t xml:space="preserve">A static website is one that </w:t>
+      </w:r>
+      <w:r>
+        <w:t xml:space="preserve">displays fixed content while a dynamic one is one that displays data based on the users’ actions. (3) CRUD: C-Add a product, R- View product details, U-Modify product details, D-Delete a product. (4) </w:t>
+      </w:r>
+      <w:r>
+        <w:t xml:space="preserve">PHP uses extensions like </w:t>
+      </w:r>
+      <w:proofErr w:type="spellStart"/>
+      <w:r>
+        <w:t>MySQLi</w:t>
+      </w:r>
+      <w:proofErr w:type="spellEnd"/>
+      <w:r>
+        <w:t xml:space="preserve"> or PDO to connect to and interact with MySQL databases. </w:t>
+      </w:r>
+      <w:r>
+        <w:t>(5) Developers validate user input t</w:t>
+      </w:r>
+      <w:r>
+        <w:t>o prevent errors, ensure data accuracy, and improve security.</w:t>
+      </w:r>
+      <w:r>
+        <w:t xml:space="preserve"> (6) </w:t>
+      </w:r>
+      <w:r>
+        <w:t>SQL injection, data loss, unauthorized access, and data inconsistency</w:t>
+      </w:r>
+      <w:r>
+        <w:t xml:space="preserve"> are examples of risks from poor database design. </w:t>
       </w:r>
     </w:p>
     <w:p/>
@@ -7274,6 +9963,119 @@
       </w:rPr>
     </w:lvl>
   </w:abstractNum>
+  <w:abstractNum w:abstractNumId="3" w15:restartNumberingAfterBreak="0">
+    <w:nsid w:val="71187829"/>
+    <w:multiLevelType w:val="multilevel"/>
+    <w:tmpl w:val="1F8A397E"/>
+    <w:lvl w:ilvl="0">
+      <w:start w:val="1"/>
+      <w:numFmt w:val="decimal"/>
+      <w:lvlText w:val="%1."/>
+      <w:lvlJc w:val="left"/>
+      <w:pPr>
+        <w:tabs>
+          <w:tab w:val="num" w:pos="720"/>
+        </w:tabs>
+        <w:ind w:left="720" w:hanging="360"/>
+      </w:pPr>
+    </w:lvl>
+    <w:lvl w:ilvl="1" w:tentative="1">
+      <w:start w:val="1"/>
+      <w:numFmt w:val="decimal"/>
+      <w:lvlText w:val="%2."/>
+      <w:lvlJc w:val="left"/>
+      <w:pPr>
+        <w:tabs>
+          <w:tab w:val="num" w:pos="1440"/>
+        </w:tabs>
+        <w:ind w:left="1440" w:hanging="360"/>
+      </w:pPr>
+    </w:lvl>
+    <w:lvl w:ilvl="2" w:tentative="1">
+      <w:start w:val="1"/>
+      <w:numFmt w:val="decimal"/>
+      <w:lvlText w:val="%3."/>
+      <w:lvlJc w:val="left"/>
+      <w:pPr>
+        <w:tabs>
+          <w:tab w:val="num" w:pos="2160"/>
+        </w:tabs>
+        <w:ind w:left="2160" w:hanging="360"/>
+      </w:pPr>
+    </w:lvl>
+    <w:lvl w:ilvl="3" w:tentative="1">
+      <w:start w:val="1"/>
+      <w:numFmt w:val="decimal"/>
+      <w:lvlText w:val="%4."/>
+      <w:lvlJc w:val="left"/>
+      <w:pPr>
+        <w:tabs>
+          <w:tab w:val="num" w:pos="2880"/>
+        </w:tabs>
+        <w:ind w:left="2880" w:hanging="360"/>
+      </w:pPr>
+    </w:lvl>
+    <w:lvl w:ilvl="4" w:tentative="1">
+      <w:start w:val="1"/>
+      <w:numFmt w:val="decimal"/>
+      <w:lvlText w:val="%5."/>
+      <w:lvlJc w:val="left"/>
+      <w:pPr>
+        <w:tabs>
+          <w:tab w:val="num" w:pos="3600"/>
+        </w:tabs>
+        <w:ind w:left="3600" w:hanging="360"/>
+      </w:pPr>
+    </w:lvl>
+    <w:lvl w:ilvl="5" w:tentative="1">
+      <w:start w:val="1"/>
+      <w:numFmt w:val="decimal"/>
+      <w:lvlText w:val="%6."/>
+      <w:lvlJc w:val="left"/>
+      <w:pPr>
+        <w:tabs>
+          <w:tab w:val="num" w:pos="4320"/>
+        </w:tabs>
+        <w:ind w:left="4320" w:hanging="360"/>
+      </w:pPr>
+    </w:lvl>
+    <w:lvl w:ilvl="6" w:tentative="1">
+      <w:start w:val="1"/>
+      <w:numFmt w:val="decimal"/>
+      <w:lvlText w:val="%7."/>
+      <w:lvlJc w:val="left"/>
+      <w:pPr>
+        <w:tabs>
+          <w:tab w:val="num" w:pos="5040"/>
+        </w:tabs>
+        <w:ind w:left="5040" w:hanging="360"/>
+      </w:pPr>
+    </w:lvl>
+    <w:lvl w:ilvl="7" w:tentative="1">
+      <w:start w:val="1"/>
+      <w:numFmt w:val="decimal"/>
+      <w:lvlText w:val="%8."/>
+      <w:lvlJc w:val="left"/>
+      <w:pPr>
+        <w:tabs>
+          <w:tab w:val="num" w:pos="5760"/>
+        </w:tabs>
+        <w:ind w:left="5760" w:hanging="360"/>
+      </w:pPr>
+    </w:lvl>
+    <w:lvl w:ilvl="8" w:tentative="1">
+      <w:start w:val="1"/>
+      <w:numFmt w:val="decimal"/>
+      <w:lvlText w:val="%9."/>
+      <w:lvlJc w:val="left"/>
+      <w:pPr>
+        <w:tabs>
+          <w:tab w:val="num" w:pos="6480"/>
+        </w:tabs>
+        <w:ind w:left="6480" w:hanging="360"/>
+      </w:pPr>
+    </w:lvl>
+  </w:abstractNum>
   <w:num w:numId="1" w16cid:durableId="1448433078">
     <w:abstractNumId w:val="2"/>
   </w:num>
@@ -7282,6 +10084,9 @@
   </w:num>
   <w:num w:numId="3" w16cid:durableId="496769779">
     <w:abstractNumId w:val="0"/>
+  </w:num>
+  <w:num w:numId="4" w16cid:durableId="1881625628">
+    <w:abstractNumId w:val="3"/>
   </w:num>
 </w:numbering>
 </file>
@@ -7887,7 +10692,6 @@
   <w:style w:type="character" w:default="1" w:styleId="DefaultParagraphFont">
     <w:name w:val="Default Paragraph Font"/>
     <w:uiPriority w:val="1"/>
-    <w:semiHidden/>
     <w:unhideWhenUsed/>
   </w:style>
   <w:style w:type="table" w:default="1" w:styleId="TableNormal">

--- a/BIT3208_Project/Project_documentation.docx
+++ b/BIT3208_Project/Project_documentation.docx
@@ -6,14 +6,8 @@
       <w:pPr>
         <w:spacing w:line="480" w:lineRule="auto"/>
         <w:jc w:val="center"/>
-        <w:rPr>
-          <w:rFonts w:ascii="Times New Roman" w:hAnsi="Times New Roman" w:cs="Times New Roman"/>
-        </w:rPr>
-      </w:pPr>
-      <w:r>
-        <w:rPr>
-          <w:rFonts w:ascii="Times New Roman" w:hAnsi="Times New Roman" w:cs="Times New Roman"/>
-        </w:rPr>
+      </w:pPr>
+      <w:r>
         <w:t>IVAN AMANI</w:t>
       </w:r>
     </w:p>
@@ -21,14 +15,8 @@
       <w:pPr>
         <w:spacing w:line="480" w:lineRule="auto"/>
         <w:jc w:val="center"/>
-        <w:rPr>
-          <w:rFonts w:ascii="Times New Roman" w:hAnsi="Times New Roman" w:cs="Times New Roman"/>
-        </w:rPr>
-      </w:pPr>
-      <w:r>
-        <w:rPr>
-          <w:rFonts w:ascii="Times New Roman" w:hAnsi="Times New Roman" w:cs="Times New Roman"/>
-        </w:rPr>
+      </w:pPr>
+      <w:r>
         <w:t>BBIT/2024/74317</w:t>
       </w:r>
     </w:p>
@@ -36,14 +24,8 @@
       <w:pPr>
         <w:spacing w:line="480" w:lineRule="auto"/>
         <w:jc w:val="center"/>
-        <w:rPr>
-          <w:rFonts w:ascii="Times New Roman" w:hAnsi="Times New Roman" w:cs="Times New Roman"/>
-        </w:rPr>
-      </w:pPr>
-      <w:r>
-        <w:rPr>
-          <w:rFonts w:ascii="Times New Roman" w:hAnsi="Times New Roman" w:cs="Times New Roman"/>
-        </w:rPr>
+      </w:pPr>
+      <w:r>
         <w:t>BACHELOR OF SCIENCE IN BUSINESS AND INFORMATION TECHNOLOGY SEPTEMBER 2024</w:t>
       </w:r>
     </w:p>
@@ -51,14 +33,8 @@
       <w:pPr>
         <w:spacing w:line="480" w:lineRule="auto"/>
         <w:jc w:val="center"/>
-        <w:rPr>
-          <w:rFonts w:ascii="Times New Roman" w:hAnsi="Times New Roman" w:cs="Times New Roman"/>
-        </w:rPr>
-      </w:pPr>
-      <w:r>
-        <w:rPr>
-          <w:rFonts w:ascii="Times New Roman" w:hAnsi="Times New Roman" w:cs="Times New Roman"/>
-        </w:rPr>
+      </w:pPr>
+      <w:r>
         <w:t>UNIT CODE: BIT3208</w:t>
       </w:r>
     </w:p>
@@ -66,14 +42,8 @@
       <w:pPr>
         <w:spacing w:line="480" w:lineRule="auto"/>
         <w:jc w:val="center"/>
-        <w:rPr>
-          <w:rFonts w:ascii="Times New Roman" w:hAnsi="Times New Roman" w:cs="Times New Roman"/>
-        </w:rPr>
-      </w:pPr>
-      <w:r>
-        <w:rPr>
-          <w:rFonts w:ascii="Times New Roman" w:hAnsi="Times New Roman" w:cs="Times New Roman"/>
-        </w:rPr>
+      </w:pPr>
+      <w:r>
         <w:t>UNIT NAME: ADVANCED WEB DESIGN AND DEVELOPMENT</w:t>
       </w:r>
     </w:p>
@@ -81,14 +51,8 @@
       <w:pPr>
         <w:spacing w:line="480" w:lineRule="auto"/>
         <w:jc w:val="center"/>
-        <w:rPr>
-          <w:rFonts w:ascii="Times New Roman" w:hAnsi="Times New Roman" w:cs="Times New Roman"/>
-        </w:rPr>
-      </w:pPr>
-      <w:r>
-        <w:rPr>
-          <w:rFonts w:ascii="Times New Roman" w:hAnsi="Times New Roman" w:cs="Times New Roman"/>
-        </w:rPr>
+      </w:pPr>
+      <w:r>
         <w:t>LECTRURE: MR. NYORO MICHAEL</w:t>
       </w:r>
     </w:p>
@@ -96,14 +60,8 @@
       <w:pPr>
         <w:spacing w:line="480" w:lineRule="auto"/>
         <w:jc w:val="center"/>
-        <w:rPr>
-          <w:rFonts w:ascii="Times New Roman" w:hAnsi="Times New Roman" w:cs="Times New Roman"/>
-        </w:rPr>
-      </w:pPr>
-      <w:r>
-        <w:rPr>
-          <w:rFonts w:ascii="Times New Roman" w:hAnsi="Times New Roman" w:cs="Times New Roman"/>
-        </w:rPr>
+      </w:pPr>
+      <w:r>
         <w:t>YEAR/SEMESTER: YEAR 3 SEMESTER 2</w:t>
       </w:r>
     </w:p>
@@ -111,14 +69,8 @@
       <w:pPr>
         <w:spacing w:line="480" w:lineRule="auto"/>
         <w:jc w:val="center"/>
-        <w:rPr>
-          <w:rFonts w:ascii="Times New Roman" w:hAnsi="Times New Roman" w:cs="Times New Roman"/>
-        </w:rPr>
-      </w:pPr>
-      <w:r>
-        <w:rPr>
-          <w:rFonts w:ascii="Times New Roman" w:hAnsi="Times New Roman" w:cs="Times New Roman"/>
-        </w:rPr>
+      </w:pPr>
+      <w:r>
         <w:t>PROJECT TITLE: SEA OF GAMES</w:t>
       </w:r>
     </w:p>
@@ -126,14 +78,8 @@
       <w:pPr>
         <w:spacing w:line="480" w:lineRule="auto"/>
         <w:jc w:val="center"/>
-        <w:rPr>
-          <w:rFonts w:ascii="Times New Roman" w:hAnsi="Times New Roman" w:cs="Times New Roman"/>
-        </w:rPr>
-      </w:pPr>
-      <w:r>
-        <w:rPr>
-          <w:rFonts w:ascii="Times New Roman" w:hAnsi="Times New Roman" w:cs="Times New Roman"/>
-        </w:rPr>
+      </w:pPr>
+      <w:r>
         <w:t>TECHNOLOGIES USE:</w:t>
       </w:r>
     </w:p>
@@ -146,14 +92,8 @@
         </w:numPr>
         <w:spacing w:line="480" w:lineRule="auto"/>
         <w:jc w:val="center"/>
-        <w:rPr>
-          <w:rFonts w:ascii="Times New Roman" w:hAnsi="Times New Roman" w:cs="Times New Roman"/>
-        </w:rPr>
-      </w:pPr>
-      <w:r>
-        <w:rPr>
-          <w:rFonts w:ascii="Times New Roman" w:hAnsi="Times New Roman" w:cs="Times New Roman"/>
-        </w:rPr>
+      </w:pPr>
+      <w:r>
         <w:t>PHP+MYSQL</w:t>
       </w:r>
     </w:p>
@@ -166,14 +106,8 @@
         </w:numPr>
         <w:spacing w:line="480" w:lineRule="auto"/>
         <w:jc w:val="center"/>
-        <w:rPr>
-          <w:rFonts w:ascii="Times New Roman" w:hAnsi="Times New Roman" w:cs="Times New Roman"/>
-        </w:rPr>
-      </w:pPr>
-      <w:r>
-        <w:rPr>
-          <w:rFonts w:ascii="Times New Roman" w:hAnsi="Times New Roman" w:cs="Times New Roman"/>
-        </w:rPr>
+      </w:pPr>
+      <w:r>
         <w:t>CANVA</w:t>
       </w:r>
     </w:p>
@@ -186,14 +120,8 @@
         </w:numPr>
         <w:spacing w:line="480" w:lineRule="auto"/>
         <w:jc w:val="center"/>
-        <w:rPr>
-          <w:rFonts w:ascii="Times New Roman" w:hAnsi="Times New Roman" w:cs="Times New Roman"/>
-        </w:rPr>
-      </w:pPr>
-      <w:r>
-        <w:rPr>
-          <w:rFonts w:ascii="Times New Roman" w:hAnsi="Times New Roman" w:cs="Times New Roman"/>
-        </w:rPr>
+      </w:pPr>
+      <w:r>
         <w:t>WORD</w:t>
       </w:r>
     </w:p>
@@ -206,14 +134,8 @@
         </w:numPr>
         <w:spacing w:line="480" w:lineRule="auto"/>
         <w:jc w:val="center"/>
-        <w:rPr>
-          <w:rFonts w:ascii="Times New Roman" w:hAnsi="Times New Roman" w:cs="Times New Roman"/>
-        </w:rPr>
-      </w:pPr>
-      <w:r>
-        <w:rPr>
-          <w:rFonts w:ascii="Times New Roman" w:hAnsi="Times New Roman" w:cs="Times New Roman"/>
-        </w:rPr>
+      </w:pPr>
+      <w:r>
         <w:t>PHPMYADMIN</w:t>
       </w:r>
     </w:p>
@@ -221,35 +143,22 @@
       <w:pPr>
         <w:spacing w:line="480" w:lineRule="auto"/>
         <w:jc w:val="center"/>
-        <w:rPr>
-          <w:rFonts w:ascii="Times New Roman" w:hAnsi="Times New Roman" w:cs="Times New Roman"/>
-        </w:rPr>
-      </w:pPr>
-      <w:r>
-        <w:rPr>
-          <w:rFonts w:ascii="Times New Roman" w:hAnsi="Times New Roman" w:cs="Times New Roman"/>
-        </w:rPr>
+      </w:pPr>
+      <w:r>
         <w:t>GITHUB REPOSITORY LINK:</w:t>
       </w:r>
       <w:r>
-        <w:rPr>
-          <w:rFonts w:ascii="Times New Roman" w:hAnsi="Times New Roman" w:cs="Times New Roman"/>
-        </w:rPr>
         <w:t xml:space="preserve"> </w:t>
       </w:r>
       <w:hyperlink r:id="rId6" w:history="1">
         <w:r>
           <w:rPr>
             <w:rStyle w:val="Hyperlink"/>
-            <w:rFonts w:ascii="Times New Roman" w:hAnsi="Times New Roman" w:cs="Times New Roman"/>
           </w:rPr>
           <w:t>https://github.com/ivanamani/BIT3208_Project</w:t>
         </w:r>
       </w:hyperlink>
       <w:r>
-        <w:rPr>
-          <w:rFonts w:ascii="Times New Roman" w:hAnsi="Times New Roman" w:cs="Times New Roman"/>
-        </w:rPr>
         <w:t xml:space="preserve"> </w:t>
       </w:r>
     </w:p>
@@ -257,22 +166,13 @@
       <w:pPr>
         <w:spacing w:line="480" w:lineRule="auto"/>
         <w:jc w:val="center"/>
-        <w:rPr>
-          <w:rFonts w:ascii="Times New Roman" w:hAnsi="Times New Roman" w:cs="Times New Roman"/>
-        </w:rPr>
       </w:pPr>
     </w:p>
     <w:p>
       <w:pPr>
         <w:spacing w:line="480" w:lineRule="auto"/>
-        <w:rPr>
-          <w:rFonts w:ascii="Times New Roman" w:hAnsi="Times New Roman" w:cs="Times New Roman"/>
-        </w:rPr>
-      </w:pPr>
-      <w:r>
-        <w:rPr>
-          <w:rFonts w:ascii="Times New Roman" w:hAnsi="Times New Roman" w:cs="Times New Roman"/>
-        </w:rPr>
+      </w:pPr>
+      <w:r>
         <w:br w:type="page"/>
       </w:r>
     </w:p>
@@ -281,14 +181,8 @@
         <w:pStyle w:val="ListParagraph"/>
         <w:spacing w:line="480" w:lineRule="auto"/>
         <w:jc w:val="center"/>
-        <w:rPr>
-          <w:rFonts w:ascii="Times New Roman" w:hAnsi="Times New Roman" w:cs="Times New Roman"/>
-        </w:rPr>
-      </w:pPr>
-      <w:r>
-        <w:rPr>
-          <w:rFonts w:ascii="Times New Roman" w:hAnsi="Times New Roman" w:cs="Times New Roman"/>
-        </w:rPr>
+      </w:pPr>
+      <w:r>
         <w:lastRenderedPageBreak/>
         <w:t>TABLE OF CONTENTS</w:t>
       </w:r>
@@ -343,33 +237,23 @@
               <w:tab w:val="right" w:leader="dot" w:pos="9350"/>
             </w:tabs>
             <w:rPr>
-              <w:rFonts w:eastAsiaTheme="minorEastAsia"/>
+              <w:rFonts w:asciiTheme="minorHAnsi" w:eastAsiaTheme="minorEastAsia" w:hAnsiTheme="minorHAnsi" w:cstheme="minorBidi"/>
               <w:noProof/>
             </w:rPr>
           </w:pPr>
           <w:r>
-            <w:rPr>
-              <w:rFonts w:ascii="Times New Roman" w:hAnsi="Times New Roman" w:cs="Times New Roman"/>
-            </w:rPr>
             <w:fldChar w:fldCharType="begin"/>
           </w:r>
           <w:r>
-            <w:rPr>
-              <w:rFonts w:ascii="Times New Roman" w:hAnsi="Times New Roman" w:cs="Times New Roman"/>
-            </w:rPr>
             <w:instrText xml:space="preserve"> TOC \o "1-3" \h \z \u </w:instrText>
           </w:r>
           <w:r>
-            <w:rPr>
-              <w:rFonts w:ascii="Times New Roman" w:hAnsi="Times New Roman" w:cs="Times New Roman"/>
-            </w:rPr>
             <w:fldChar w:fldCharType="separate"/>
           </w:r>
-          <w:hyperlink w:anchor="_Toc231464832" w:history="1">
+          <w:hyperlink w:anchor="_Toc233560554" w:history="1">
             <w:r>
               <w:rPr>
                 <w:rStyle w:val="Hyperlink"/>
-                <w:rFonts w:ascii="Times New Roman" w:hAnsi="Times New Roman" w:cs="Times New Roman"/>
                 <w:noProof/>
               </w:rPr>
               <w:t>WEEK ONE: LOCAL ENVIRONMENT SETUP</w:t>
@@ -393,7 +277,7 @@
                 <w:noProof/>
                 <w:webHidden/>
               </w:rPr>
-              <w:instrText xml:space="preserve"> PAGEREF _Toc231464832 \h </w:instrText>
+              <w:instrText xml:space="preserve"> PAGEREF _Toc233560554 \h </w:instrText>
             </w:r>
             <w:r>
               <w:rPr>
@@ -431,15 +315,14 @@
               <w:tab w:val="right" w:leader="dot" w:pos="9350"/>
             </w:tabs>
             <w:rPr>
-              <w:rFonts w:eastAsiaTheme="minorEastAsia"/>
+              <w:rFonts w:asciiTheme="minorHAnsi" w:eastAsiaTheme="minorEastAsia" w:hAnsiTheme="minorHAnsi" w:cstheme="minorBidi"/>
               <w:noProof/>
             </w:rPr>
           </w:pPr>
-          <w:hyperlink w:anchor="_Toc231464833" w:history="1">
+          <w:hyperlink w:anchor="_Toc233560555" w:history="1">
             <w:r>
               <w:rPr>
                 <w:rStyle w:val="Hyperlink"/>
-                <w:rFonts w:ascii="Times New Roman" w:hAnsi="Times New Roman" w:cs="Times New Roman"/>
                 <w:noProof/>
               </w:rPr>
               <w:t>TITLE: Installation and Testing of Local Development Environment</w:t>
@@ -463,7 +346,7 @@
                 <w:noProof/>
                 <w:webHidden/>
               </w:rPr>
-              <w:instrText xml:space="preserve"> PAGEREF _Toc231464833 \h </w:instrText>
+              <w:instrText xml:space="preserve"> PAGEREF _Toc233560555 \h </w:instrText>
             </w:r>
             <w:r>
               <w:rPr>
@@ -501,15 +384,14 @@
               <w:tab w:val="right" w:leader="dot" w:pos="9350"/>
             </w:tabs>
             <w:rPr>
-              <w:rFonts w:eastAsiaTheme="minorEastAsia"/>
+              <w:rFonts w:asciiTheme="minorHAnsi" w:eastAsiaTheme="minorEastAsia" w:hAnsiTheme="minorHAnsi" w:cstheme="minorBidi"/>
               <w:noProof/>
             </w:rPr>
           </w:pPr>
-          <w:hyperlink w:anchor="_Toc231464834" w:history="1">
+          <w:hyperlink w:anchor="_Toc233560556" w:history="1">
             <w:r>
               <w:rPr>
                 <w:rStyle w:val="Hyperlink"/>
-                <w:rFonts w:ascii="Times New Roman" w:hAnsi="Times New Roman" w:cs="Times New Roman"/>
                 <w:noProof/>
               </w:rPr>
               <w:t>WEEK 1 REFLECTIONS</w:t>
@@ -533,7 +415,7 @@
                 <w:noProof/>
                 <w:webHidden/>
               </w:rPr>
-              <w:instrText xml:space="preserve"> PAGEREF _Toc231464834 \h </w:instrText>
+              <w:instrText xml:space="preserve"> PAGEREF _Toc233560556 \h </w:instrText>
             </w:r>
             <w:r>
               <w:rPr>
@@ -571,18 +453,17 @@
               <w:tab w:val="right" w:leader="dot" w:pos="9350"/>
             </w:tabs>
             <w:rPr>
-              <w:rFonts w:eastAsiaTheme="minorEastAsia"/>
+              <w:rFonts w:asciiTheme="minorHAnsi" w:eastAsiaTheme="minorEastAsia" w:hAnsiTheme="minorHAnsi" w:cstheme="minorBidi"/>
               <w:noProof/>
             </w:rPr>
           </w:pPr>
-          <w:hyperlink w:anchor="_Toc231464835" w:history="1">
+          <w:hyperlink w:anchor="_Toc233560557" w:history="1">
             <w:r>
               <w:rPr>
                 <w:rStyle w:val="Hyperlink"/>
-                <w:rFonts w:ascii="Times New Roman" w:hAnsi="Times New Roman" w:cs="Times New Roman"/>
-                <w:noProof/>
-              </w:rPr>
-              <w:t>WEEK 2: WIREFRAMES AND GUI DESIGN.</w:t>
+                <w:noProof/>
+              </w:rPr>
+              <w:t>WEEK TWO: WIREFRAMES AND GUI DESIGN.</w:t>
             </w:r>
             <w:r>
               <w:rPr>
@@ -603,7 +484,7 @@
                 <w:noProof/>
                 <w:webHidden/>
               </w:rPr>
-              <w:instrText xml:space="preserve"> PAGEREF _Toc231464835 \h </w:instrText>
+              <w:instrText xml:space="preserve"> PAGEREF _Toc233560557 \h </w:instrText>
             </w:r>
             <w:r>
               <w:rPr>
@@ -641,15 +522,14 @@
               <w:tab w:val="right" w:leader="dot" w:pos="9350"/>
             </w:tabs>
             <w:rPr>
-              <w:rFonts w:eastAsiaTheme="minorEastAsia"/>
+              <w:rFonts w:asciiTheme="minorHAnsi" w:eastAsiaTheme="minorEastAsia" w:hAnsiTheme="minorHAnsi" w:cstheme="minorBidi"/>
               <w:noProof/>
             </w:rPr>
           </w:pPr>
-          <w:hyperlink w:anchor="_Toc231464836" w:history="1">
+          <w:hyperlink w:anchor="_Toc233560558" w:history="1">
             <w:r>
               <w:rPr>
                 <w:rStyle w:val="Hyperlink"/>
-                <w:rFonts w:ascii="Times New Roman" w:hAnsi="Times New Roman" w:cs="Times New Roman"/>
                 <w:noProof/>
               </w:rPr>
               <w:t>TITLE: USER INTERFACEE PLANNING AND SYSTEM DESIGN</w:t>
@@ -673,7 +553,7 @@
                 <w:noProof/>
                 <w:webHidden/>
               </w:rPr>
-              <w:instrText xml:space="preserve"> PAGEREF _Toc231464836 \h </w:instrText>
+              <w:instrText xml:space="preserve"> PAGEREF _Toc233560558 \h </w:instrText>
             </w:r>
             <w:r>
               <w:rPr>
@@ -711,15 +591,14 @@
               <w:tab w:val="right" w:leader="dot" w:pos="9350"/>
             </w:tabs>
             <w:rPr>
-              <w:rFonts w:eastAsiaTheme="minorEastAsia"/>
+              <w:rFonts w:asciiTheme="minorHAnsi" w:eastAsiaTheme="minorEastAsia" w:hAnsiTheme="minorHAnsi" w:cstheme="minorBidi"/>
               <w:noProof/>
             </w:rPr>
           </w:pPr>
-          <w:hyperlink w:anchor="_Toc231464837" w:history="1">
+          <w:hyperlink w:anchor="_Toc233560559" w:history="1">
             <w:r>
               <w:rPr>
                 <w:rStyle w:val="Hyperlink"/>
-                <w:rFonts w:ascii="Times New Roman" w:hAnsi="Times New Roman" w:cs="Times New Roman"/>
                 <w:noProof/>
               </w:rPr>
               <w:t>Week 2 Reflection.</w:t>
@@ -743,7 +622,7 @@
                 <w:noProof/>
                 <w:webHidden/>
               </w:rPr>
-              <w:instrText xml:space="preserve"> PAGEREF _Toc231464837 \h </w:instrText>
+              <w:instrText xml:space="preserve"> PAGEREF _Toc233560559 \h </w:instrText>
             </w:r>
             <w:r>
               <w:rPr>
@@ -781,18 +660,17 @@
               <w:tab w:val="right" w:leader="dot" w:pos="9350"/>
             </w:tabs>
             <w:rPr>
-              <w:rFonts w:eastAsiaTheme="minorEastAsia"/>
+              <w:rFonts w:asciiTheme="minorHAnsi" w:eastAsiaTheme="minorEastAsia" w:hAnsiTheme="minorHAnsi" w:cstheme="minorBidi"/>
               <w:noProof/>
             </w:rPr>
           </w:pPr>
-          <w:hyperlink w:anchor="_Toc231464838" w:history="1">
+          <w:hyperlink w:anchor="_Toc233560560" w:history="1">
             <w:r>
               <w:rPr>
                 <w:rStyle w:val="Hyperlink"/>
-                <w:rFonts w:ascii="Times New Roman" w:hAnsi="Times New Roman" w:cs="Times New Roman"/>
-                <w:noProof/>
-              </w:rPr>
-              <w:t>Week 3: JavaScript and PHP Basics</w:t>
+                <w:noProof/>
+              </w:rPr>
+              <w:t>WEEK THREE: JAVASCRIPT AND PHP BASICS</w:t>
             </w:r>
             <w:r>
               <w:rPr>
@@ -813,7 +691,7 @@
                 <w:noProof/>
                 <w:webHidden/>
               </w:rPr>
-              <w:instrText xml:space="preserve"> PAGEREF _Toc231464838 \h </w:instrText>
+              <w:instrText xml:space="preserve"> PAGEREF _Toc233560560 \h </w:instrText>
             </w:r>
             <w:r>
               <w:rPr>
@@ -851,15 +729,14 @@
               <w:tab w:val="right" w:leader="dot" w:pos="9350"/>
             </w:tabs>
             <w:rPr>
-              <w:rFonts w:eastAsiaTheme="minorEastAsia"/>
+              <w:rFonts w:asciiTheme="minorHAnsi" w:eastAsiaTheme="minorEastAsia" w:hAnsiTheme="minorHAnsi" w:cstheme="minorBidi"/>
               <w:noProof/>
             </w:rPr>
           </w:pPr>
-          <w:hyperlink w:anchor="_Toc231464839" w:history="1">
+          <w:hyperlink w:anchor="_Toc233560561" w:history="1">
             <w:r>
               <w:rPr>
                 <w:rStyle w:val="Hyperlink"/>
-                <w:rFonts w:ascii="Times New Roman" w:hAnsi="Times New Roman" w:cs="Times New Roman"/>
                 <w:noProof/>
               </w:rPr>
               <w:t xml:space="preserve">TITLE: </w:t>
@@ -867,7 +744,6 @@
             <w:r>
               <w:rPr>
                 <w:rStyle w:val="Hyperlink"/>
-                <w:rFonts w:ascii="Times New Roman" w:hAnsi="Times New Roman" w:cs="Times New Roman"/>
                 <w:caps/>
                 <w:noProof/>
               </w:rPr>
@@ -892,7 +768,7 @@
                 <w:noProof/>
                 <w:webHidden/>
               </w:rPr>
-              <w:instrText xml:space="preserve"> PAGEREF _Toc231464839 \h </w:instrText>
+              <w:instrText xml:space="preserve"> PAGEREF _Toc233560561 \h </w:instrText>
             </w:r>
             <w:r>
               <w:rPr>
@@ -930,15 +806,14 @@
               <w:tab w:val="right" w:leader="dot" w:pos="9350"/>
             </w:tabs>
             <w:rPr>
-              <w:rFonts w:eastAsiaTheme="minorEastAsia"/>
+              <w:rFonts w:asciiTheme="minorHAnsi" w:eastAsiaTheme="minorEastAsia" w:hAnsiTheme="minorHAnsi" w:cstheme="minorBidi"/>
               <w:noProof/>
             </w:rPr>
           </w:pPr>
-          <w:hyperlink w:anchor="_Toc231464840" w:history="1">
+          <w:hyperlink w:anchor="_Toc233560562" w:history="1">
             <w:r>
               <w:rPr>
                 <w:rStyle w:val="Hyperlink"/>
-                <w:rFonts w:ascii="Times New Roman" w:hAnsi="Times New Roman" w:cs="Times New Roman"/>
                 <w:noProof/>
               </w:rPr>
               <w:t>Week 3 Reflection</w:t>
@@ -962,7 +837,7 @@
                 <w:noProof/>
                 <w:webHidden/>
               </w:rPr>
-              <w:instrText xml:space="preserve"> PAGEREF _Toc231464840 \h </w:instrText>
+              <w:instrText xml:space="preserve"> PAGEREF _Toc233560562 \h </w:instrText>
             </w:r>
             <w:r>
               <w:rPr>
@@ -1000,18 +875,17 @@
               <w:tab w:val="right" w:leader="dot" w:pos="9350"/>
             </w:tabs>
             <w:rPr>
-              <w:rFonts w:eastAsiaTheme="minorEastAsia"/>
+              <w:rFonts w:asciiTheme="minorHAnsi" w:eastAsiaTheme="minorEastAsia" w:hAnsiTheme="minorHAnsi" w:cstheme="minorBidi"/>
               <w:noProof/>
             </w:rPr>
           </w:pPr>
-          <w:hyperlink w:anchor="_Toc231464841" w:history="1">
+          <w:hyperlink w:anchor="_Toc233560563" w:history="1">
             <w:r>
               <w:rPr>
                 <w:rStyle w:val="Hyperlink"/>
-                <w:rFonts w:ascii="Times New Roman" w:hAnsi="Times New Roman" w:cs="Times New Roman"/>
-                <w:noProof/>
-              </w:rPr>
-              <w:t>Week 4: Dynamic Backend Processing and Real User Interaction System</w:t>
+                <w:noProof/>
+              </w:rPr>
+              <w:t>WEEK FOUR: DYNAMIC BACKEND PROCESSING AND REAL USER INTERACTION SYSTEM</w:t>
             </w:r>
             <w:r>
               <w:rPr>
@@ -1032,7 +906,7 @@
                 <w:noProof/>
                 <w:webHidden/>
               </w:rPr>
-              <w:instrText xml:space="preserve"> PAGEREF _Toc231464841 \h </w:instrText>
+              <w:instrText xml:space="preserve"> PAGEREF _Toc233560563 \h </w:instrText>
             </w:r>
             <w:r>
               <w:rPr>
@@ -1070,15 +944,14 @@
               <w:tab w:val="right" w:leader="dot" w:pos="9350"/>
             </w:tabs>
             <w:rPr>
-              <w:rFonts w:eastAsiaTheme="minorEastAsia"/>
+              <w:rFonts w:asciiTheme="minorHAnsi" w:eastAsiaTheme="minorEastAsia" w:hAnsiTheme="minorHAnsi" w:cstheme="minorBidi"/>
               <w:noProof/>
             </w:rPr>
           </w:pPr>
-          <w:hyperlink w:anchor="_Toc231464842" w:history="1">
+          <w:hyperlink w:anchor="_Toc233560564" w:history="1">
             <w:r>
               <w:rPr>
                 <w:rStyle w:val="Hyperlink"/>
-                <w:rFonts w:ascii="Times New Roman" w:hAnsi="Times New Roman" w:cs="Times New Roman"/>
                 <w:noProof/>
               </w:rPr>
               <w:t>Week 4 Reflection</w:t>
@@ -1102,7 +975,7 @@
                 <w:noProof/>
                 <w:webHidden/>
               </w:rPr>
-              <w:instrText xml:space="preserve"> PAGEREF _Toc231464842 \h </w:instrText>
+              <w:instrText xml:space="preserve"> PAGEREF _Toc233560564 \h </w:instrText>
             </w:r>
             <w:r>
               <w:rPr>
@@ -1140,18 +1013,17 @@
               <w:tab w:val="right" w:leader="dot" w:pos="9350"/>
             </w:tabs>
             <w:rPr>
-              <w:rFonts w:eastAsiaTheme="minorEastAsia"/>
+              <w:rFonts w:asciiTheme="minorHAnsi" w:eastAsiaTheme="minorEastAsia" w:hAnsiTheme="minorHAnsi" w:cstheme="minorBidi"/>
               <w:noProof/>
             </w:rPr>
           </w:pPr>
-          <w:hyperlink w:anchor="_Toc231464843" w:history="1">
+          <w:hyperlink w:anchor="_Toc233560565" w:history="1">
             <w:r>
               <w:rPr>
                 <w:rStyle w:val="Hyperlink"/>
-                <w:rFonts w:ascii="Times New Roman" w:hAnsi="Times New Roman" w:cs="Times New Roman"/>
-                <w:noProof/>
-              </w:rPr>
-              <w:t>Week 5: Introduction to Databases</w:t>
+                <w:noProof/>
+              </w:rPr>
+              <w:t>WEEK FIVE: INTRODUCTION TO DATABASES</w:t>
             </w:r>
             <w:r>
               <w:rPr>
@@ -1172,7 +1044,7 @@
                 <w:noProof/>
                 <w:webHidden/>
               </w:rPr>
-              <w:instrText xml:space="preserve"> PAGEREF _Toc231464843 \h </w:instrText>
+              <w:instrText xml:space="preserve"> PAGEREF _Toc233560565 \h </w:instrText>
             </w:r>
             <w:r>
               <w:rPr>
@@ -1193,6 +1065,351 @@
                 <w:webHidden/>
               </w:rPr>
               <w:t>21</w:t>
+            </w:r>
+            <w:r>
+              <w:rPr>
+                <w:noProof/>
+                <w:webHidden/>
+              </w:rPr>
+              <w:fldChar w:fldCharType="end"/>
+            </w:r>
+          </w:hyperlink>
+        </w:p>
+        <w:p>
+          <w:pPr>
+            <w:pStyle w:val="TOC1"/>
+            <w:tabs>
+              <w:tab w:val="right" w:leader="dot" w:pos="9350"/>
+            </w:tabs>
+            <w:rPr>
+              <w:rFonts w:asciiTheme="minorHAnsi" w:eastAsiaTheme="minorEastAsia" w:hAnsiTheme="minorHAnsi" w:cstheme="minorBidi"/>
+              <w:noProof/>
+            </w:rPr>
+          </w:pPr>
+          <w:hyperlink w:anchor="_Toc233560566" w:history="1">
+            <w:r>
+              <w:rPr>
+                <w:rStyle w:val="Hyperlink"/>
+                <w:noProof/>
+              </w:rPr>
+              <w:t>WEEK SIX: DATABASE INTEGRATION AND CRUD OPERATIONS</w:t>
+            </w:r>
+            <w:r>
+              <w:rPr>
+                <w:noProof/>
+                <w:webHidden/>
+              </w:rPr>
+              <w:tab/>
+            </w:r>
+            <w:r>
+              <w:rPr>
+                <w:noProof/>
+                <w:webHidden/>
+              </w:rPr>
+              <w:fldChar w:fldCharType="begin"/>
+            </w:r>
+            <w:r>
+              <w:rPr>
+                <w:noProof/>
+                <w:webHidden/>
+              </w:rPr>
+              <w:instrText xml:space="preserve"> PAGEREF _Toc233560566 \h </w:instrText>
+            </w:r>
+            <w:r>
+              <w:rPr>
+                <w:noProof/>
+                <w:webHidden/>
+              </w:rPr>
+            </w:r>
+            <w:r>
+              <w:rPr>
+                <w:noProof/>
+                <w:webHidden/>
+              </w:rPr>
+              <w:fldChar w:fldCharType="separate"/>
+            </w:r>
+            <w:r>
+              <w:rPr>
+                <w:noProof/>
+                <w:webHidden/>
+              </w:rPr>
+              <w:t>26</w:t>
+            </w:r>
+            <w:r>
+              <w:rPr>
+                <w:noProof/>
+                <w:webHidden/>
+              </w:rPr>
+              <w:fldChar w:fldCharType="end"/>
+            </w:r>
+          </w:hyperlink>
+        </w:p>
+        <w:p>
+          <w:pPr>
+            <w:pStyle w:val="TOC3"/>
+            <w:tabs>
+              <w:tab w:val="right" w:leader="dot" w:pos="9350"/>
+            </w:tabs>
+            <w:rPr>
+              <w:rFonts w:asciiTheme="minorHAnsi" w:eastAsiaTheme="minorEastAsia" w:hAnsiTheme="minorHAnsi" w:cstheme="minorBidi"/>
+              <w:noProof/>
+            </w:rPr>
+          </w:pPr>
+          <w:hyperlink w:anchor="_Toc233560567" w:history="1">
+            <w:r>
+              <w:rPr>
+                <w:rStyle w:val="Hyperlink"/>
+                <w:noProof/>
+              </w:rPr>
+              <w:t>REFLECTIONS</w:t>
+            </w:r>
+            <w:r>
+              <w:rPr>
+                <w:noProof/>
+                <w:webHidden/>
+              </w:rPr>
+              <w:tab/>
+            </w:r>
+            <w:r>
+              <w:rPr>
+                <w:noProof/>
+                <w:webHidden/>
+              </w:rPr>
+              <w:fldChar w:fldCharType="begin"/>
+            </w:r>
+            <w:r>
+              <w:rPr>
+                <w:noProof/>
+                <w:webHidden/>
+              </w:rPr>
+              <w:instrText xml:space="preserve"> PAGEREF _Toc233560567 \h </w:instrText>
+            </w:r>
+            <w:r>
+              <w:rPr>
+                <w:noProof/>
+                <w:webHidden/>
+              </w:rPr>
+            </w:r>
+            <w:r>
+              <w:rPr>
+                <w:noProof/>
+                <w:webHidden/>
+              </w:rPr>
+              <w:fldChar w:fldCharType="separate"/>
+            </w:r>
+            <w:r>
+              <w:rPr>
+                <w:noProof/>
+                <w:webHidden/>
+              </w:rPr>
+              <w:t>28</w:t>
+            </w:r>
+            <w:r>
+              <w:rPr>
+                <w:noProof/>
+                <w:webHidden/>
+              </w:rPr>
+              <w:fldChar w:fldCharType="end"/>
+            </w:r>
+          </w:hyperlink>
+        </w:p>
+        <w:p>
+          <w:pPr>
+            <w:pStyle w:val="TOC1"/>
+            <w:tabs>
+              <w:tab w:val="right" w:leader="dot" w:pos="9350"/>
+            </w:tabs>
+            <w:rPr>
+              <w:rFonts w:asciiTheme="minorHAnsi" w:eastAsiaTheme="minorEastAsia" w:hAnsiTheme="minorHAnsi" w:cstheme="minorBidi"/>
+              <w:noProof/>
+            </w:rPr>
+          </w:pPr>
+          <w:hyperlink w:anchor="_Toc233560568" w:history="1">
+            <w:r>
+              <w:rPr>
+                <w:rStyle w:val="Hyperlink"/>
+                <w:noProof/>
+              </w:rPr>
+              <w:t>WEEK 7: USER AUTHENTICATION AND SESSION MANAGEMENT</w:t>
+            </w:r>
+            <w:r>
+              <w:rPr>
+                <w:noProof/>
+                <w:webHidden/>
+              </w:rPr>
+              <w:tab/>
+            </w:r>
+            <w:r>
+              <w:rPr>
+                <w:noProof/>
+                <w:webHidden/>
+              </w:rPr>
+              <w:fldChar w:fldCharType="begin"/>
+            </w:r>
+            <w:r>
+              <w:rPr>
+                <w:noProof/>
+                <w:webHidden/>
+              </w:rPr>
+              <w:instrText xml:space="preserve"> PAGEREF _Toc233560568 \h </w:instrText>
+            </w:r>
+            <w:r>
+              <w:rPr>
+                <w:noProof/>
+                <w:webHidden/>
+              </w:rPr>
+            </w:r>
+            <w:r>
+              <w:rPr>
+                <w:noProof/>
+                <w:webHidden/>
+              </w:rPr>
+              <w:fldChar w:fldCharType="separate"/>
+            </w:r>
+            <w:r>
+              <w:rPr>
+                <w:noProof/>
+                <w:webHidden/>
+              </w:rPr>
+              <w:t>28</w:t>
+            </w:r>
+            <w:r>
+              <w:rPr>
+                <w:noProof/>
+                <w:webHidden/>
+              </w:rPr>
+              <w:fldChar w:fldCharType="end"/>
+            </w:r>
+          </w:hyperlink>
+        </w:p>
+        <w:p>
+          <w:pPr>
+            <w:pStyle w:val="TOC3"/>
+            <w:tabs>
+              <w:tab w:val="right" w:leader="dot" w:pos="9350"/>
+            </w:tabs>
+            <w:rPr>
+              <w:rFonts w:asciiTheme="minorHAnsi" w:eastAsiaTheme="minorEastAsia" w:hAnsiTheme="minorHAnsi" w:cstheme="minorBidi"/>
+              <w:noProof/>
+            </w:rPr>
+          </w:pPr>
+          <w:hyperlink w:anchor="_Toc233560569" w:history="1">
+            <w:r>
+              <w:rPr>
+                <w:rStyle w:val="Hyperlink"/>
+                <w:noProof/>
+              </w:rPr>
+              <w:t>Week 7 Reflections</w:t>
+            </w:r>
+            <w:r>
+              <w:rPr>
+                <w:noProof/>
+                <w:webHidden/>
+              </w:rPr>
+              <w:tab/>
+            </w:r>
+            <w:r>
+              <w:rPr>
+                <w:noProof/>
+                <w:webHidden/>
+              </w:rPr>
+              <w:fldChar w:fldCharType="begin"/>
+            </w:r>
+            <w:r>
+              <w:rPr>
+                <w:noProof/>
+                <w:webHidden/>
+              </w:rPr>
+              <w:instrText xml:space="preserve"> PAGEREF _Toc233560569 \h </w:instrText>
+            </w:r>
+            <w:r>
+              <w:rPr>
+                <w:noProof/>
+                <w:webHidden/>
+              </w:rPr>
+            </w:r>
+            <w:r>
+              <w:rPr>
+                <w:noProof/>
+                <w:webHidden/>
+              </w:rPr>
+              <w:fldChar w:fldCharType="separate"/>
+            </w:r>
+            <w:r>
+              <w:rPr>
+                <w:noProof/>
+                <w:webHidden/>
+              </w:rPr>
+              <w:t>29</w:t>
+            </w:r>
+            <w:r>
+              <w:rPr>
+                <w:noProof/>
+                <w:webHidden/>
+              </w:rPr>
+              <w:fldChar w:fldCharType="end"/>
+            </w:r>
+          </w:hyperlink>
+        </w:p>
+        <w:p>
+          <w:pPr>
+            <w:pStyle w:val="TOC1"/>
+            <w:tabs>
+              <w:tab w:val="right" w:leader="dot" w:pos="9350"/>
+            </w:tabs>
+            <w:rPr>
+              <w:rFonts w:asciiTheme="minorHAnsi" w:eastAsiaTheme="minorEastAsia" w:hAnsiTheme="minorHAnsi" w:cstheme="minorBidi"/>
+              <w:noProof/>
+            </w:rPr>
+          </w:pPr>
+          <w:hyperlink w:anchor="_Toc233560570" w:history="1">
+            <w:r>
+              <w:rPr>
+                <w:rStyle w:val="Hyperlink"/>
+                <w:noProof/>
+              </w:rPr>
+              <w:t>WEEK EIGHT: RESPONSIVE WEB DESIGN AND MOBILE-FIRST DEVELOPMENT</w:t>
+            </w:r>
+            <w:r>
+              <w:rPr>
+                <w:noProof/>
+                <w:webHidden/>
+              </w:rPr>
+              <w:tab/>
+            </w:r>
+            <w:r>
+              <w:rPr>
+                <w:noProof/>
+                <w:webHidden/>
+              </w:rPr>
+              <w:fldChar w:fldCharType="begin"/>
+            </w:r>
+            <w:r>
+              <w:rPr>
+                <w:noProof/>
+                <w:webHidden/>
+              </w:rPr>
+              <w:instrText xml:space="preserve"> PAGEREF _Toc233560570 \h </w:instrText>
+            </w:r>
+            <w:r>
+              <w:rPr>
+                <w:noProof/>
+                <w:webHidden/>
+              </w:rPr>
+            </w:r>
+            <w:r>
+              <w:rPr>
+                <w:noProof/>
+                <w:webHidden/>
+              </w:rPr>
+              <w:fldChar w:fldCharType="separate"/>
+            </w:r>
+            <w:r>
+              <w:rPr>
+                <w:noProof/>
+                <w:webHidden/>
+              </w:rPr>
+              <w:t>30</w:t>
             </w:r>
             <w:r>
               <w:rPr>
@@ -1206,13 +1423,9 @@
         <w:p>
           <w:pPr>
             <w:spacing w:line="480" w:lineRule="auto"/>
-            <w:rPr>
-              <w:rFonts w:ascii="Times New Roman" w:hAnsi="Times New Roman" w:cs="Times New Roman"/>
-            </w:rPr>
           </w:pPr>
           <w:r>
             <w:rPr>
-              <w:rFonts w:ascii="Times New Roman" w:hAnsi="Times New Roman" w:cs="Times New Roman"/>
               <w:b/>
               <w:bCs/>
               <w:noProof/>
@@ -1226,22 +1439,13 @@
       <w:pPr>
         <w:pStyle w:val="ListParagraph"/>
         <w:spacing w:line="480" w:lineRule="auto"/>
-        <w:rPr>
-          <w:rFonts w:ascii="Times New Roman" w:hAnsi="Times New Roman" w:cs="Times New Roman"/>
-        </w:rPr>
       </w:pPr>
     </w:p>
     <w:p>
       <w:pPr>
         <w:spacing w:line="480" w:lineRule="auto"/>
-        <w:rPr>
-          <w:rFonts w:ascii="Times New Roman" w:hAnsi="Times New Roman" w:cs="Times New Roman"/>
-        </w:rPr>
-      </w:pPr>
-      <w:r>
-        <w:rPr>
-          <w:rFonts w:ascii="Times New Roman" w:hAnsi="Times New Roman" w:cs="Times New Roman"/>
-        </w:rPr>
+      </w:pPr>
+      <w:r>
         <w:br w:type="page"/>
       </w:r>
     </w:p>
@@ -1255,7 +1459,7 @@
           <w:szCs w:val="24"/>
         </w:rPr>
       </w:pPr>
-      <w:bookmarkStart w:id="0" w:name="_Toc231464832"/>
+      <w:bookmarkStart w:id="0" w:name="_Toc233560554"/>
       <w:r>
         <w:rPr>
           <w:rFonts w:ascii="Times New Roman" w:hAnsi="Times New Roman" w:cs="Times New Roman"/>
@@ -1279,7 +1483,7 @@
           <w:szCs w:val="24"/>
         </w:rPr>
       </w:pPr>
-      <w:bookmarkStart w:id="1" w:name="_Toc231464833"/>
+      <w:bookmarkStart w:id="1" w:name="_Toc233560555"/>
       <w:r>
         <w:rPr>
           <w:rFonts w:ascii="Times New Roman" w:hAnsi="Times New Roman" w:cs="Times New Roman"/>
@@ -1293,21 +1497,14 @@
     <w:p>
       <w:pPr>
         <w:spacing w:line="480" w:lineRule="auto"/>
-        <w:rPr>
-          <w:rFonts w:ascii="Times New Roman" w:hAnsi="Times New Roman" w:cs="Times New Roman"/>
-        </w:rPr>
       </w:pPr>
     </w:p>
     <w:p>
       <w:pPr>
         <w:spacing w:line="480" w:lineRule="auto"/>
-        <w:rPr>
-          <w:rFonts w:ascii="Times New Roman" w:hAnsi="Times New Roman" w:cs="Times New Roman"/>
-        </w:rPr>
-      </w:pPr>
-      <w:r>
-        <w:rPr>
-          <w:rFonts w:ascii="Times New Roman" w:hAnsi="Times New Roman" w:cs="Times New Roman"/>
+      </w:pPr>
+      <w:r>
+        <w:rPr>
           <w:noProof/>
         </w:rPr>
         <w:drawing>
@@ -1365,14 +1562,12 @@
         <w:pStyle w:val="Caption"/>
         <w:spacing w:line="480" w:lineRule="auto"/>
         <w:rPr>
-          <w:rFonts w:ascii="Times New Roman" w:hAnsi="Times New Roman" w:cs="Times New Roman"/>
-          <w:sz w:val="24"/>
-          <w:szCs w:val="24"/>
-        </w:rPr>
-      </w:pPr>
-      <w:r>
-        <w:rPr>
-          <w:rFonts w:ascii="Times New Roman" w:hAnsi="Times New Roman" w:cs="Times New Roman"/>
+          <w:sz w:val="24"/>
+          <w:szCs w:val="24"/>
+        </w:rPr>
+      </w:pPr>
+      <w:r>
+        <w:rPr>
           <w:sz w:val="24"/>
           <w:szCs w:val="24"/>
         </w:rPr>
@@ -1380,7 +1575,6 @@
       </w:r>
       <w:r>
         <w:rPr>
-          <w:rFonts w:ascii="Times New Roman" w:hAnsi="Times New Roman" w:cs="Times New Roman"/>
           <w:sz w:val="24"/>
           <w:szCs w:val="24"/>
         </w:rPr>
@@ -1388,7 +1582,6 @@
       </w:r>
       <w:r>
         <w:rPr>
-          <w:rFonts w:ascii="Times New Roman" w:hAnsi="Times New Roman" w:cs="Times New Roman"/>
           <w:sz w:val="24"/>
           <w:szCs w:val="24"/>
         </w:rPr>
@@ -1396,7 +1589,6 @@
       </w:r>
       <w:r>
         <w:rPr>
-          <w:rFonts w:ascii="Times New Roman" w:hAnsi="Times New Roman" w:cs="Times New Roman"/>
           <w:sz w:val="24"/>
           <w:szCs w:val="24"/>
         </w:rPr>
@@ -1404,7 +1596,6 @@
       </w:r>
       <w:r>
         <w:rPr>
-          <w:rFonts w:ascii="Times New Roman" w:hAnsi="Times New Roman" w:cs="Times New Roman"/>
           <w:noProof/>
           <w:sz w:val="24"/>
           <w:szCs w:val="24"/>
@@ -1413,7 +1604,6 @@
       </w:r>
       <w:r>
         <w:rPr>
-          <w:rFonts w:ascii="Times New Roman" w:hAnsi="Times New Roman" w:cs="Times New Roman"/>
           <w:noProof/>
           <w:sz w:val="24"/>
           <w:szCs w:val="24"/>
@@ -1422,7 +1612,6 @@
       </w:r>
       <w:r>
         <w:rPr>
-          <w:rFonts w:ascii="Times New Roman" w:hAnsi="Times New Roman" w:cs="Times New Roman"/>
           <w:sz w:val="24"/>
           <w:szCs w:val="24"/>
         </w:rPr>
@@ -1433,13 +1622,9 @@
       <w:pPr>
         <w:keepNext/>
         <w:spacing w:line="480" w:lineRule="auto"/>
-        <w:rPr>
-          <w:rFonts w:ascii="Times New Roman" w:hAnsi="Times New Roman" w:cs="Times New Roman"/>
-        </w:rPr>
-      </w:pPr>
-      <w:r>
-        <w:rPr>
-          <w:rFonts w:ascii="Times New Roman" w:hAnsi="Times New Roman" w:cs="Times New Roman"/>
+      </w:pPr>
+      <w:r>
+        <w:rPr>
           <w:noProof/>
         </w:rPr>
         <w:lastRenderedPageBreak/>
@@ -1498,14 +1683,12 @@
         <w:pStyle w:val="Caption"/>
         <w:spacing w:line="480" w:lineRule="auto"/>
         <w:rPr>
-          <w:rFonts w:ascii="Times New Roman" w:hAnsi="Times New Roman" w:cs="Times New Roman"/>
-          <w:sz w:val="24"/>
-          <w:szCs w:val="24"/>
-        </w:rPr>
-      </w:pPr>
-      <w:r>
-        <w:rPr>
-          <w:rFonts w:ascii="Times New Roman" w:hAnsi="Times New Roman" w:cs="Times New Roman"/>
+          <w:sz w:val="24"/>
+          <w:szCs w:val="24"/>
+        </w:rPr>
+      </w:pPr>
+      <w:r>
+        <w:rPr>
           <w:sz w:val="24"/>
           <w:szCs w:val="24"/>
         </w:rPr>
@@ -1513,7 +1696,6 @@
       </w:r>
       <w:r>
         <w:rPr>
-          <w:rFonts w:ascii="Times New Roman" w:hAnsi="Times New Roman" w:cs="Times New Roman"/>
           <w:sz w:val="24"/>
           <w:szCs w:val="24"/>
         </w:rPr>
@@ -1521,7 +1703,6 @@
       </w:r>
       <w:r>
         <w:rPr>
-          <w:rFonts w:ascii="Times New Roman" w:hAnsi="Times New Roman" w:cs="Times New Roman"/>
           <w:sz w:val="24"/>
           <w:szCs w:val="24"/>
         </w:rPr>
@@ -1529,7 +1710,6 @@
       </w:r>
       <w:r>
         <w:rPr>
-          <w:rFonts w:ascii="Times New Roman" w:hAnsi="Times New Roman" w:cs="Times New Roman"/>
           <w:sz w:val="24"/>
           <w:szCs w:val="24"/>
         </w:rPr>
@@ -1537,7 +1717,6 @@
       </w:r>
       <w:r>
         <w:rPr>
-          <w:rFonts w:ascii="Times New Roman" w:hAnsi="Times New Roman" w:cs="Times New Roman"/>
           <w:noProof/>
           <w:sz w:val="24"/>
           <w:szCs w:val="24"/>
@@ -1546,7 +1725,6 @@
       </w:r>
       <w:r>
         <w:rPr>
-          <w:rFonts w:ascii="Times New Roman" w:hAnsi="Times New Roman" w:cs="Times New Roman"/>
           <w:noProof/>
           <w:sz w:val="24"/>
           <w:szCs w:val="24"/>
@@ -1555,7 +1733,6 @@
       </w:r>
       <w:r>
         <w:rPr>
-          <w:rFonts w:ascii="Times New Roman" w:hAnsi="Times New Roman" w:cs="Times New Roman"/>
           <w:sz w:val="24"/>
           <w:szCs w:val="24"/>
         </w:rPr>
@@ -1566,13 +1743,9 @@
       <w:pPr>
         <w:keepNext/>
         <w:spacing w:line="480" w:lineRule="auto"/>
-        <w:rPr>
-          <w:rFonts w:ascii="Times New Roman" w:hAnsi="Times New Roman" w:cs="Times New Roman"/>
-        </w:rPr>
-      </w:pPr>
-      <w:r>
-        <w:rPr>
-          <w:rFonts w:ascii="Times New Roman" w:hAnsi="Times New Roman" w:cs="Times New Roman"/>
+      </w:pPr>
+      <w:r>
+        <w:rPr>
           <w:noProof/>
         </w:rPr>
         <w:lastRenderedPageBreak/>
@@ -1624,14 +1797,12 @@
         <w:pStyle w:val="Caption"/>
         <w:spacing w:line="480" w:lineRule="auto"/>
         <w:rPr>
-          <w:rFonts w:ascii="Times New Roman" w:hAnsi="Times New Roman" w:cs="Times New Roman"/>
-          <w:sz w:val="24"/>
-          <w:szCs w:val="24"/>
-        </w:rPr>
-      </w:pPr>
-      <w:r>
-        <w:rPr>
-          <w:rFonts w:ascii="Times New Roman" w:hAnsi="Times New Roman" w:cs="Times New Roman"/>
+          <w:sz w:val="24"/>
+          <w:szCs w:val="24"/>
+        </w:rPr>
+      </w:pPr>
+      <w:r>
+        <w:rPr>
           <w:sz w:val="24"/>
           <w:szCs w:val="24"/>
         </w:rPr>
@@ -1639,7 +1810,6 @@
       </w:r>
       <w:r>
         <w:rPr>
-          <w:rFonts w:ascii="Times New Roman" w:hAnsi="Times New Roman" w:cs="Times New Roman"/>
           <w:sz w:val="24"/>
           <w:szCs w:val="24"/>
         </w:rPr>
@@ -1647,7 +1817,6 @@
       </w:r>
       <w:r>
         <w:rPr>
-          <w:rFonts w:ascii="Times New Roman" w:hAnsi="Times New Roman" w:cs="Times New Roman"/>
           <w:sz w:val="24"/>
           <w:szCs w:val="24"/>
         </w:rPr>
@@ -1655,7 +1824,6 @@
       </w:r>
       <w:r>
         <w:rPr>
-          <w:rFonts w:ascii="Times New Roman" w:hAnsi="Times New Roman" w:cs="Times New Roman"/>
           <w:sz w:val="24"/>
           <w:szCs w:val="24"/>
         </w:rPr>
@@ -1663,7 +1831,6 @@
       </w:r>
       <w:r>
         <w:rPr>
-          <w:rFonts w:ascii="Times New Roman" w:hAnsi="Times New Roman" w:cs="Times New Roman"/>
           <w:noProof/>
           <w:sz w:val="24"/>
           <w:szCs w:val="24"/>
@@ -1672,7 +1839,6 @@
       </w:r>
       <w:r>
         <w:rPr>
-          <w:rFonts w:ascii="Times New Roman" w:hAnsi="Times New Roman" w:cs="Times New Roman"/>
           <w:noProof/>
           <w:sz w:val="24"/>
           <w:szCs w:val="24"/>
@@ -1681,7 +1847,6 @@
       </w:r>
       <w:r>
         <w:rPr>
-          <w:rFonts w:ascii="Times New Roman" w:hAnsi="Times New Roman" w:cs="Times New Roman"/>
           <w:sz w:val="24"/>
           <w:szCs w:val="24"/>
         </w:rPr>
@@ -1692,13 +1857,9 @@
       <w:pPr>
         <w:keepNext/>
         <w:spacing w:line="480" w:lineRule="auto"/>
-        <w:rPr>
-          <w:rFonts w:ascii="Times New Roman" w:hAnsi="Times New Roman" w:cs="Times New Roman"/>
-        </w:rPr>
-      </w:pPr>
-      <w:r>
-        <w:rPr>
-          <w:rFonts w:ascii="Times New Roman" w:hAnsi="Times New Roman" w:cs="Times New Roman"/>
+      </w:pPr>
+      <w:r>
+        <w:rPr>
           <w:noProof/>
         </w:rPr>
         <w:drawing>
@@ -1756,14 +1917,12 @@
         <w:pStyle w:val="Caption"/>
         <w:spacing w:line="480" w:lineRule="auto"/>
         <w:rPr>
-          <w:rFonts w:ascii="Times New Roman" w:hAnsi="Times New Roman" w:cs="Times New Roman"/>
-          <w:sz w:val="24"/>
-          <w:szCs w:val="24"/>
-        </w:rPr>
-      </w:pPr>
-      <w:r>
-        <w:rPr>
-          <w:rFonts w:ascii="Times New Roman" w:hAnsi="Times New Roman" w:cs="Times New Roman"/>
+          <w:sz w:val="24"/>
+          <w:szCs w:val="24"/>
+        </w:rPr>
+      </w:pPr>
+      <w:r>
+        <w:rPr>
           <w:sz w:val="24"/>
           <w:szCs w:val="24"/>
         </w:rPr>
@@ -1771,7 +1930,6 @@
       </w:r>
       <w:r>
         <w:rPr>
-          <w:rFonts w:ascii="Times New Roman" w:hAnsi="Times New Roman" w:cs="Times New Roman"/>
           <w:sz w:val="24"/>
           <w:szCs w:val="24"/>
         </w:rPr>
@@ -1779,7 +1937,6 @@
       </w:r>
       <w:r>
         <w:rPr>
-          <w:rFonts w:ascii="Times New Roman" w:hAnsi="Times New Roman" w:cs="Times New Roman"/>
           <w:sz w:val="24"/>
           <w:szCs w:val="24"/>
         </w:rPr>
@@ -1787,7 +1944,6 @@
       </w:r>
       <w:r>
         <w:rPr>
-          <w:rFonts w:ascii="Times New Roman" w:hAnsi="Times New Roman" w:cs="Times New Roman"/>
           <w:sz w:val="24"/>
           <w:szCs w:val="24"/>
         </w:rPr>
@@ -1795,7 +1951,6 @@
       </w:r>
       <w:r>
         <w:rPr>
-          <w:rFonts w:ascii="Times New Roman" w:hAnsi="Times New Roman" w:cs="Times New Roman"/>
           <w:noProof/>
           <w:sz w:val="24"/>
           <w:szCs w:val="24"/>
@@ -1804,7 +1959,6 @@
       </w:r>
       <w:r>
         <w:rPr>
-          <w:rFonts w:ascii="Times New Roman" w:hAnsi="Times New Roman" w:cs="Times New Roman"/>
           <w:noProof/>
           <w:sz w:val="24"/>
           <w:szCs w:val="24"/>
@@ -1813,7 +1967,6 @@
       </w:r>
       <w:r>
         <w:rPr>
-          <w:rFonts w:ascii="Times New Roman" w:hAnsi="Times New Roman" w:cs="Times New Roman"/>
           <w:sz w:val="24"/>
           <w:szCs w:val="24"/>
         </w:rPr>
@@ -1824,13 +1977,9 @@
       <w:pPr>
         <w:keepNext/>
         <w:spacing w:line="480" w:lineRule="auto"/>
-        <w:rPr>
-          <w:rFonts w:ascii="Times New Roman" w:hAnsi="Times New Roman" w:cs="Times New Roman"/>
-        </w:rPr>
-      </w:pPr>
-      <w:r>
-        <w:rPr>
-          <w:rFonts w:ascii="Times New Roman" w:hAnsi="Times New Roman" w:cs="Times New Roman"/>
+      </w:pPr>
+      <w:r>
+        <w:rPr>
           <w:noProof/>
         </w:rPr>
         <w:lastRenderedPageBreak/>
@@ -1889,14 +2038,12 @@
         <w:pStyle w:val="Caption"/>
         <w:spacing w:line="480" w:lineRule="auto"/>
         <w:rPr>
-          <w:rFonts w:ascii="Times New Roman" w:hAnsi="Times New Roman" w:cs="Times New Roman"/>
-          <w:sz w:val="24"/>
-          <w:szCs w:val="24"/>
-        </w:rPr>
-      </w:pPr>
-      <w:r>
-        <w:rPr>
-          <w:rFonts w:ascii="Times New Roman" w:hAnsi="Times New Roman" w:cs="Times New Roman"/>
+          <w:sz w:val="24"/>
+          <w:szCs w:val="24"/>
+        </w:rPr>
+      </w:pPr>
+      <w:r>
+        <w:rPr>
           <w:sz w:val="24"/>
           <w:szCs w:val="24"/>
         </w:rPr>
@@ -1904,7 +2051,6 @@
       </w:r>
       <w:r>
         <w:rPr>
-          <w:rFonts w:ascii="Times New Roman" w:hAnsi="Times New Roman" w:cs="Times New Roman"/>
           <w:sz w:val="24"/>
           <w:szCs w:val="24"/>
         </w:rPr>
@@ -1912,7 +2058,6 @@
       </w:r>
       <w:r>
         <w:rPr>
-          <w:rFonts w:ascii="Times New Roman" w:hAnsi="Times New Roman" w:cs="Times New Roman"/>
           <w:sz w:val="24"/>
           <w:szCs w:val="24"/>
         </w:rPr>
@@ -1920,7 +2065,6 @@
       </w:r>
       <w:r>
         <w:rPr>
-          <w:rFonts w:ascii="Times New Roman" w:hAnsi="Times New Roman" w:cs="Times New Roman"/>
           <w:sz w:val="24"/>
           <w:szCs w:val="24"/>
         </w:rPr>
@@ -1928,7 +2072,6 @@
       </w:r>
       <w:r>
         <w:rPr>
-          <w:rFonts w:ascii="Times New Roman" w:hAnsi="Times New Roman" w:cs="Times New Roman"/>
           <w:noProof/>
           <w:sz w:val="24"/>
           <w:szCs w:val="24"/>
@@ -1937,7 +2080,6 @@
       </w:r>
       <w:r>
         <w:rPr>
-          <w:rFonts w:ascii="Times New Roman" w:hAnsi="Times New Roman" w:cs="Times New Roman"/>
           <w:noProof/>
           <w:sz w:val="24"/>
           <w:szCs w:val="24"/>
@@ -1946,7 +2088,6 @@
       </w:r>
       <w:r>
         <w:rPr>
-          <w:rFonts w:ascii="Times New Roman" w:hAnsi="Times New Roman" w:cs="Times New Roman"/>
           <w:sz w:val="24"/>
           <w:szCs w:val="24"/>
         </w:rPr>
@@ -1954,7 +2095,6 @@
       </w:r>
       <w:r>
         <w:rPr>
-          <w:rFonts w:ascii="Times New Roman" w:hAnsi="Times New Roman" w:cs="Times New Roman"/>
           <w:sz w:val="24"/>
           <w:szCs w:val="24"/>
         </w:rPr>
@@ -1966,15 +2106,15 @@
         <w:pStyle w:val="Heading3"/>
         <w:spacing w:line="480" w:lineRule="auto"/>
         <w:rPr>
-          <w:rFonts w:ascii="Times New Roman" w:hAnsi="Times New Roman" w:cs="Times New Roman"/>
-          <w:sz w:val="24"/>
-          <w:szCs w:val="24"/>
-        </w:rPr>
-      </w:pPr>
-      <w:bookmarkStart w:id="2" w:name="_Toc231464834"/>
-      <w:r>
-        <w:rPr>
-          <w:rFonts w:ascii="Times New Roman" w:hAnsi="Times New Roman" w:cs="Times New Roman"/>
+          <w:rFonts w:cs="Times New Roman"/>
+          <w:sz w:val="24"/>
+          <w:szCs w:val="24"/>
+        </w:rPr>
+      </w:pPr>
+      <w:bookmarkStart w:id="2" w:name="_Toc233560556"/>
+      <w:r>
+        <w:rPr>
+          <w:rFonts w:cs="Times New Roman"/>
           <w:sz w:val="24"/>
           <w:szCs w:val="24"/>
         </w:rPr>
@@ -1985,46 +2125,25 @@
     <w:p>
       <w:pPr>
         <w:spacing w:line="480" w:lineRule="auto"/>
-        <w:rPr>
-          <w:rFonts w:ascii="Times New Roman" w:hAnsi="Times New Roman" w:cs="Times New Roman"/>
-        </w:rPr>
-      </w:pPr>
-      <w:r>
-        <w:rPr>
-          <w:rFonts w:ascii="Times New Roman" w:hAnsi="Times New Roman" w:cs="Times New Roman"/>
-        </w:rPr>
+      </w:pPr>
+      <w:r>
         <w:t xml:space="preserve">This week I learnt about </w:t>
       </w:r>
       <w:r>
-        <w:rPr>
-          <w:rFonts w:ascii="Times New Roman" w:hAnsi="Times New Roman" w:cs="Times New Roman"/>
-        </w:rPr>
         <w:t xml:space="preserve">localhost development tool i.e., XAMPP and was able to test that the localhost was </w:t>
       </w:r>
       <w:r>
-        <w:rPr>
-          <w:rFonts w:ascii="Times New Roman" w:hAnsi="Times New Roman" w:cs="Times New Roman"/>
-        </w:rPr>
         <w:t>functional by the use of phpMyAdmin. This being a new concept was slightly tricky to navigate around but core concepts are now grasped. Fig 1 shows the installation and setup guide for XAMPP. Fig 2 shows the XAMPP control panel with both Apache and MySQL perfectly running as highlighted in green. Fig 3 shows the localhost page running with no issues. Fig 4 shows the PHP code for “Hello World” being executed.</w:t>
       </w:r>
       <w:r>
-        <w:rPr>
-          <w:rFonts w:ascii="Times New Roman" w:hAnsi="Times New Roman" w:cs="Times New Roman"/>
-        </w:rPr>
         <w:t xml:space="preserve"> Fig 5 shows the </w:t>
       </w:r>
       <w:proofErr w:type="spellStart"/>
       <w:r>
-        <w:rPr>
-          <w:rFonts w:ascii="Times New Roman" w:hAnsi="Times New Roman" w:cs="Times New Roman"/>
-        </w:rPr>
         <w:t>databse</w:t>
       </w:r>
       <w:proofErr w:type="spellEnd"/>
       <w:r>
-        <w:rPr>
-          <w:rFonts w:ascii="Times New Roman" w:hAnsi="Times New Roman" w:cs="Times New Roman"/>
-        </w:rPr>
         <w:t xml:space="preserve"> being connected successfully.</w:t>
       </w:r>
     </w:p>
@@ -2038,7 +2157,7 @@
           <w:szCs w:val="24"/>
         </w:rPr>
       </w:pPr>
-      <w:bookmarkStart w:id="3" w:name="_Toc231464835"/>
+      <w:bookmarkStart w:id="3" w:name="_Toc233560557"/>
       <w:r>
         <w:rPr>
           <w:rFonts w:ascii="Times New Roman" w:hAnsi="Times New Roman" w:cs="Times New Roman"/>
@@ -2046,7 +2165,23 @@
           <w:szCs w:val="24"/>
         </w:rPr>
         <w:lastRenderedPageBreak/>
-        <w:t>WEEK 2: WIREFRAMES AND GUI DESIGN.</w:t>
+        <w:t xml:space="preserve">WEEK </w:t>
+      </w:r>
+      <w:r>
+        <w:rPr>
+          <w:rFonts w:ascii="Times New Roman" w:hAnsi="Times New Roman" w:cs="Times New Roman"/>
+          <w:sz w:val="24"/>
+          <w:szCs w:val="24"/>
+        </w:rPr>
+        <w:t>TWO</w:t>
+      </w:r>
+      <w:r>
+        <w:rPr>
+          <w:rFonts w:ascii="Times New Roman" w:hAnsi="Times New Roman" w:cs="Times New Roman"/>
+          <w:sz w:val="24"/>
+          <w:szCs w:val="24"/>
+        </w:rPr>
+        <w:t>: WIREFRAMES AND GUI DESIGN.</w:t>
       </w:r>
       <w:bookmarkEnd w:id="3"/>
     </w:p>
@@ -2060,7 +2195,7 @@
           <w:szCs w:val="24"/>
         </w:rPr>
       </w:pPr>
-      <w:bookmarkStart w:id="4" w:name="_Toc231464836"/>
+      <w:bookmarkStart w:id="4" w:name="_Toc233560558"/>
       <w:r>
         <w:rPr>
           <w:rFonts w:ascii="Times New Roman" w:hAnsi="Times New Roman" w:cs="Times New Roman"/>
@@ -2074,13 +2209,9 @@
     <w:p>
       <w:pPr>
         <w:spacing w:line="480" w:lineRule="auto"/>
-        <w:rPr>
-          <w:rFonts w:ascii="Times New Roman" w:hAnsi="Times New Roman" w:cs="Times New Roman"/>
-        </w:rPr>
-      </w:pPr>
-      <w:r>
-        <w:rPr>
-          <w:rFonts w:ascii="Times New Roman" w:hAnsi="Times New Roman" w:cs="Times New Roman"/>
+      </w:pPr>
+      <w:r>
+        <w:rPr>
           <w:noProof/>
         </w:rPr>
         <mc:AlternateContent>
@@ -2680,61 +2811,39 @@
     <w:p>
       <w:pPr>
         <w:spacing w:line="480" w:lineRule="auto"/>
-        <w:rPr>
-          <w:rFonts w:ascii="Times New Roman" w:hAnsi="Times New Roman" w:cs="Times New Roman"/>
-        </w:rPr>
       </w:pPr>
     </w:p>
     <w:p>
       <w:pPr>
         <w:spacing w:line="480" w:lineRule="auto"/>
-        <w:rPr>
-          <w:rFonts w:ascii="Times New Roman" w:hAnsi="Times New Roman" w:cs="Times New Roman"/>
-        </w:rPr>
       </w:pPr>
     </w:p>
     <w:p>
       <w:pPr>
         <w:spacing w:line="480" w:lineRule="auto"/>
-        <w:rPr>
-          <w:rFonts w:ascii="Times New Roman" w:hAnsi="Times New Roman" w:cs="Times New Roman"/>
-        </w:rPr>
       </w:pPr>
     </w:p>
     <w:p>
       <w:pPr>
         <w:spacing w:line="480" w:lineRule="auto"/>
-        <w:rPr>
-          <w:rFonts w:ascii="Times New Roman" w:hAnsi="Times New Roman" w:cs="Times New Roman"/>
-        </w:rPr>
       </w:pPr>
     </w:p>
     <w:p>
       <w:pPr>
         <w:spacing w:line="480" w:lineRule="auto"/>
-        <w:rPr>
-          <w:rFonts w:ascii="Times New Roman" w:hAnsi="Times New Roman" w:cs="Times New Roman"/>
-        </w:rPr>
       </w:pPr>
     </w:p>
     <w:p>
       <w:pPr>
         <w:spacing w:line="480" w:lineRule="auto"/>
-        <w:rPr>
-          <w:rFonts w:ascii="Times New Roman" w:hAnsi="Times New Roman" w:cs="Times New Roman"/>
-        </w:rPr>
       </w:pPr>
     </w:p>
     <w:p>
       <w:pPr>
         <w:spacing w:line="480" w:lineRule="auto"/>
-        <w:rPr>
-          <w:rFonts w:ascii="Times New Roman" w:hAnsi="Times New Roman" w:cs="Times New Roman"/>
-        </w:rPr>
-      </w:pPr>
-      <w:r>
-        <w:rPr>
-          <w:rFonts w:ascii="Times New Roman" w:hAnsi="Times New Roman" w:cs="Times New Roman"/>
+      </w:pPr>
+      <w:r>
+        <w:rPr>
           <w:noProof/>
         </w:rPr>
         <mc:AlternateContent>
@@ -2779,27 +2888,14 @@
                             <w:r>
                               <w:t xml:space="preserve">Figure </w:t>
                             </w:r>
-                            <w:r>
-                              <w:fldChar w:fldCharType="begin"/>
-                            </w:r>
-                            <w:r>
-                              <w:instrText xml:space="preserve"> SEQ Figure \* ARABIC </w:instrText>
-                            </w:r>
-                            <w:r>
-                              <w:fldChar w:fldCharType="separate"/>
-                            </w:r>
-                            <w:r>
-                              <w:rPr>
-                                <w:noProof/>
-                              </w:rPr>
-                              <w:t>6</w:t>
-                            </w:r>
-                            <w:r>
-                              <w:rPr>
-                                <w:noProof/>
-                              </w:rPr>
-                              <w:fldChar w:fldCharType="end"/>
-                            </w:r>
+                            <w:fldSimple w:instr=" SEQ Figure \* ARABIC ">
+                              <w:r>
+                                <w:rPr>
+                                  <w:noProof/>
+                                </w:rPr>
+                                <w:t>6</w:t>
+                              </w:r>
+                            </w:fldSimple>
                             <w:r>
                               <w:t>: Login Page wireframe</w:t>
                             </w:r>
@@ -2830,27 +2926,14 @@
                       <w:r>
                         <w:t xml:space="preserve">Figure </w:t>
                       </w:r>
-                      <w:r>
-                        <w:fldChar w:fldCharType="begin"/>
-                      </w:r>
-                      <w:r>
-                        <w:instrText xml:space="preserve"> SEQ Figure \* ARABIC </w:instrText>
-                      </w:r>
-                      <w:r>
-                        <w:fldChar w:fldCharType="separate"/>
-                      </w:r>
-                      <w:r>
-                        <w:rPr>
-                          <w:noProof/>
-                        </w:rPr>
-                        <w:t>6</w:t>
-                      </w:r>
-                      <w:r>
-                        <w:rPr>
-                          <w:noProof/>
-                        </w:rPr>
-                        <w:fldChar w:fldCharType="end"/>
-                      </w:r>
+                      <w:fldSimple w:instr=" SEQ Figure \* ARABIC ">
+                        <w:r>
+                          <w:rPr>
+                            <w:noProof/>
+                          </w:rPr>
+                          <w:t>6</w:t>
+                        </w:r>
+                      </w:fldSimple>
                       <w:r>
                         <w:t>: Login Page wireframe</w:t>
                       </w:r>
@@ -2866,13 +2949,9 @@
     <w:p>
       <w:pPr>
         <w:spacing w:line="480" w:lineRule="auto"/>
-        <w:rPr>
-          <w:rFonts w:ascii="Times New Roman" w:hAnsi="Times New Roman" w:cs="Times New Roman"/>
-        </w:rPr>
-      </w:pPr>
-      <w:r>
-        <w:rPr>
-          <w:rFonts w:ascii="Times New Roman" w:hAnsi="Times New Roman" w:cs="Times New Roman"/>
+      </w:pPr>
+      <w:r>
+        <w:rPr>
           <w:noProof/>
         </w:rPr>
         <mc:AlternateContent>
@@ -4508,29 +4587,19 @@
     <w:p>
       <w:pPr>
         <w:spacing w:line="480" w:lineRule="auto"/>
-        <w:rPr>
-          <w:rFonts w:ascii="Times New Roman" w:hAnsi="Times New Roman" w:cs="Times New Roman"/>
-        </w:rPr>
       </w:pPr>
     </w:p>
     <w:p>
       <w:pPr>
         <w:spacing w:line="480" w:lineRule="auto"/>
-        <w:rPr>
-          <w:rFonts w:ascii="Times New Roman" w:hAnsi="Times New Roman" w:cs="Times New Roman"/>
-        </w:rPr>
       </w:pPr>
     </w:p>
     <w:p>
       <w:pPr>
         <w:spacing w:line="480" w:lineRule="auto"/>
-        <w:rPr>
-          <w:rFonts w:ascii="Times New Roman" w:hAnsi="Times New Roman" w:cs="Times New Roman"/>
-        </w:rPr>
-      </w:pPr>
-      <w:r>
-        <w:rPr>
-          <w:rFonts w:ascii="Times New Roman" w:hAnsi="Times New Roman" w:cs="Times New Roman"/>
+      </w:pPr>
+      <w:r>
+        <w:rPr>
           <w:noProof/>
         </w:rPr>
         <mc:AlternateContent>
@@ -4580,27 +4649,14 @@
                             <w:r>
                               <w:t xml:space="preserve">Figure </w:t>
                             </w:r>
-                            <w:r>
-                              <w:fldChar w:fldCharType="begin"/>
-                            </w:r>
-                            <w:r>
-                              <w:instrText xml:space="preserve"> SEQ Figure \* ARABIC </w:instrText>
-                            </w:r>
-                            <w:r>
-                              <w:fldChar w:fldCharType="separate"/>
-                            </w:r>
-                            <w:r>
-                              <w:rPr>
-                                <w:noProof/>
-                              </w:rPr>
-                              <w:t>7</w:t>
-                            </w:r>
-                            <w:r>
-                              <w:rPr>
-                                <w:noProof/>
-                              </w:rPr>
-                              <w:fldChar w:fldCharType="end"/>
-                            </w:r>
+                            <w:fldSimple w:instr=" SEQ Figure \* ARABIC ">
+                              <w:r>
+                                <w:rPr>
+                                  <w:noProof/>
+                                </w:rPr>
+                                <w:t>7</w:t>
+                              </w:r>
+                            </w:fldSimple>
                             <w:r>
                               <w:t>: Dashboard Layout Design</w:t>
                             </w:r>
@@ -4634,27 +4690,14 @@
                       <w:r>
                         <w:t xml:space="preserve">Figure </w:t>
                       </w:r>
-                      <w:r>
-                        <w:fldChar w:fldCharType="begin"/>
-                      </w:r>
-                      <w:r>
-                        <w:instrText xml:space="preserve"> SEQ Figure \* ARABIC </w:instrText>
-                      </w:r>
-                      <w:r>
-                        <w:fldChar w:fldCharType="separate"/>
-                      </w:r>
-                      <w:r>
-                        <w:rPr>
-                          <w:noProof/>
-                        </w:rPr>
-                        <w:t>7</w:t>
-                      </w:r>
-                      <w:r>
-                        <w:rPr>
-                          <w:noProof/>
-                        </w:rPr>
-                        <w:fldChar w:fldCharType="end"/>
-                      </w:r>
+                      <w:fldSimple w:instr=" SEQ Figure \* ARABIC ">
+                        <w:r>
+                          <w:rPr>
+                            <w:noProof/>
+                          </w:rPr>
+                          <w:t>7</w:t>
+                        </w:r>
+                      </w:fldSimple>
                       <w:r>
                         <w:t>: Dashboard Layout Design</w:t>
                       </w:r>
@@ -4673,93 +4716,59 @@
           <w:tab w:val="left" w:pos="3251"/>
         </w:tabs>
         <w:spacing w:line="480" w:lineRule="auto"/>
-        <w:rPr>
-          <w:rFonts w:ascii="Times New Roman" w:hAnsi="Times New Roman" w:cs="Times New Roman"/>
-        </w:rPr>
-      </w:pPr>
-      <w:r>
-        <w:rPr>
-          <w:rFonts w:ascii="Times New Roman" w:hAnsi="Times New Roman" w:cs="Times New Roman"/>
-        </w:rPr>
+      </w:pPr>
+      <w:r>
         <w:tab/>
       </w:r>
     </w:p>
     <w:p>
       <w:pPr>
         <w:spacing w:line="480" w:lineRule="auto"/>
-        <w:rPr>
-          <w:rFonts w:ascii="Times New Roman" w:hAnsi="Times New Roman" w:cs="Times New Roman"/>
-        </w:rPr>
       </w:pPr>
     </w:p>
     <w:p>
       <w:pPr>
         <w:spacing w:line="480" w:lineRule="auto"/>
-        <w:rPr>
-          <w:rFonts w:ascii="Times New Roman" w:hAnsi="Times New Roman" w:cs="Times New Roman"/>
-        </w:rPr>
       </w:pPr>
     </w:p>
     <w:p>
       <w:pPr>
         <w:spacing w:line="480" w:lineRule="auto"/>
-        <w:rPr>
-          <w:rFonts w:ascii="Times New Roman" w:hAnsi="Times New Roman" w:cs="Times New Roman"/>
-        </w:rPr>
       </w:pPr>
     </w:p>
     <w:p>
       <w:pPr>
         <w:spacing w:line="480" w:lineRule="auto"/>
-        <w:rPr>
-          <w:rFonts w:ascii="Times New Roman" w:hAnsi="Times New Roman" w:cs="Times New Roman"/>
-        </w:rPr>
       </w:pPr>
     </w:p>
     <w:p>
       <w:pPr>
         <w:spacing w:line="480" w:lineRule="auto"/>
-        <w:rPr>
-          <w:rFonts w:ascii="Times New Roman" w:hAnsi="Times New Roman" w:cs="Times New Roman"/>
-        </w:rPr>
       </w:pPr>
     </w:p>
     <w:p>
       <w:pPr>
         <w:spacing w:line="480" w:lineRule="auto"/>
-        <w:rPr>
-          <w:rFonts w:ascii="Times New Roman" w:hAnsi="Times New Roman" w:cs="Times New Roman"/>
-        </w:rPr>
       </w:pPr>
     </w:p>
     <w:p>
       <w:pPr>
         <w:spacing w:line="480" w:lineRule="auto"/>
-        <w:rPr>
-          <w:rFonts w:ascii="Times New Roman" w:hAnsi="Times New Roman" w:cs="Times New Roman"/>
-        </w:rPr>
       </w:pPr>
     </w:p>
     <w:p>
       <w:pPr>
         <w:spacing w:line="480" w:lineRule="auto"/>
         <w:jc w:val="right"/>
-        <w:rPr>
-          <w:rFonts w:ascii="Times New Roman" w:hAnsi="Times New Roman" w:cs="Times New Roman"/>
-        </w:rPr>
       </w:pPr>
     </w:p>
     <w:p>
       <w:pPr>
         <w:keepNext/>
         <w:spacing w:line="480" w:lineRule="auto"/>
-        <w:rPr>
-          <w:rFonts w:ascii="Times New Roman" w:hAnsi="Times New Roman" w:cs="Times New Roman"/>
-        </w:rPr>
-      </w:pPr>
-      <w:r>
-        <w:rPr>
-          <w:rFonts w:ascii="Times New Roman" w:hAnsi="Times New Roman" w:cs="Times New Roman"/>
+      </w:pPr>
+      <w:r>
+        <w:rPr>
           <w:noProof/>
         </w:rPr>
         <mc:AlternateContent>
@@ -4830,7 +4839,7 @@
           </mc:Choice>
           <mc:Fallback>
             <w:pict>
-              <v:shape w14:anchorId="62E3B486" id="Minus Sign 33" o:spid="_x0000_s1026" style="position:absolute;margin-left:72.85pt;margin-top:14.65pt;width:32.15pt;height:19.05pt;z-index:251700224;visibility:visible;mso-wrap-style:square;mso-width-percent:0;mso-height-percent:0;mso-wrap-distance-left:9pt;mso-wrap-distance-top:0;mso-wrap-distance-right:9pt;mso-wrap-distance-bottom:0;mso-position-horizontal:absolute;mso-position-horizontal-relative:text;mso-position-vertical:absolute;mso-position-vertical-relative:text;mso-width-percent:0;mso-height-percent:0;mso-width-relative:margin;mso-height-relative:margin;v-text-anchor:middle" coordsize="408305,241935" o:gfxdata="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" path="m54121,92516r300063,l354184,149419r-300063,l54121,92516xe" fillcolor="black [3213]" strokecolor="#09101d [484]" strokeweight="1pt">
+              <v:shape w14:anchorId="2142372E" id="Minus Sign 33" o:spid="_x0000_s1026" style="position:absolute;margin-left:72.85pt;margin-top:14.65pt;width:32.15pt;height:19.05pt;z-index:251700224;visibility:visible;mso-wrap-style:square;mso-width-percent:0;mso-height-percent:0;mso-wrap-distance-left:9pt;mso-wrap-distance-top:0;mso-wrap-distance-right:9pt;mso-wrap-distance-bottom:0;mso-position-horizontal:absolute;mso-position-horizontal-relative:text;mso-position-vertical:absolute;mso-position-vertical-relative:text;mso-width-percent:0;mso-height-percent:0;mso-width-relative:margin;mso-height-relative:margin;v-text-anchor:middle" coordsize="408305,241935" o:gfxdata="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" path="m54121,92516r300063,l354184,149419r-300063,l54121,92516xe" fillcolor="black [3213]" strokecolor="#09101d [484]" strokeweight="1pt">
                 <v:stroke joinstyle="miter"/>
                 <v:path arrowok="t" o:connecttype="custom" o:connectlocs="54121,92516;354184,92516;354184,149419;54121,149419;54121,92516" o:connectangles="0,0,0,0,0"/>
               </v:shape>
@@ -4840,7 +4849,6 @@
       </w:r>
       <w:r>
         <w:rPr>
-          <w:rFonts w:ascii="Times New Roman" w:hAnsi="Times New Roman" w:cs="Times New Roman"/>
           <w:noProof/>
         </w:rPr>
         <mc:AlternateContent>
@@ -4890,27 +4898,14 @@
                             <w:r>
                               <w:t xml:space="preserve">Figure </w:t>
                             </w:r>
-                            <w:r>
-                              <w:fldChar w:fldCharType="begin"/>
-                            </w:r>
-                            <w:r>
-                              <w:instrText xml:space="preserve"> SEQ Figure \* ARABIC </w:instrText>
-                            </w:r>
-                            <w:r>
-                              <w:fldChar w:fldCharType="separate"/>
-                            </w:r>
-                            <w:r>
-                              <w:rPr>
-                                <w:noProof/>
-                              </w:rPr>
-                              <w:t>8</w:t>
-                            </w:r>
-                            <w:r>
-                              <w:rPr>
-                                <w:noProof/>
-                              </w:rPr>
-                              <w:fldChar w:fldCharType="end"/>
-                            </w:r>
+                            <w:fldSimple w:instr=" SEQ Figure \* ARABIC ">
+                              <w:r>
+                                <w:rPr>
+                                  <w:noProof/>
+                                </w:rPr>
+                                <w:t>8</w:t>
+                              </w:r>
+                            </w:fldSimple>
                             <w:r>
                               <w:t>: Mobile Mockup</w:t>
                             </w:r>
@@ -4944,27 +4939,14 @@
                       <w:r>
                         <w:t xml:space="preserve">Figure </w:t>
                       </w:r>
-                      <w:r>
-                        <w:fldChar w:fldCharType="begin"/>
-                      </w:r>
-                      <w:r>
-                        <w:instrText xml:space="preserve"> SEQ Figure \* ARABIC </w:instrText>
-                      </w:r>
-                      <w:r>
-                        <w:fldChar w:fldCharType="separate"/>
-                      </w:r>
-                      <w:r>
-                        <w:rPr>
-                          <w:noProof/>
-                        </w:rPr>
-                        <w:t>8</w:t>
-                      </w:r>
-                      <w:r>
-                        <w:rPr>
-                          <w:noProof/>
-                        </w:rPr>
-                        <w:fldChar w:fldCharType="end"/>
-                      </w:r>
+                      <w:fldSimple w:instr=" SEQ Figure \* ARABIC ">
+                        <w:r>
+                          <w:rPr>
+                            <w:noProof/>
+                          </w:rPr>
+                          <w:t>8</w:t>
+                        </w:r>
+                      </w:fldSimple>
                       <w:r>
                         <w:t>: Mobile Mockup</w:t>
                       </w:r>
@@ -4978,7 +4960,6 @@
       </w:r>
       <w:r>
         <w:rPr>
-          <w:rFonts w:ascii="Times New Roman" w:hAnsi="Times New Roman" w:cs="Times New Roman"/>
           <w:noProof/>
         </w:rPr>
         <mc:AlternateContent>
@@ -5998,9 +5979,6 @@
         </mc:AlternateContent>
       </w:r>
       <w:r>
-        <w:rPr>
-          <w:rFonts w:ascii="Times New Roman" w:hAnsi="Times New Roman" w:cs="Times New Roman"/>
-        </w:rPr>
         <w:br w:type="page"/>
       </w:r>
     </w:p>
@@ -6008,13 +5986,9 @@
       <w:pPr>
         <w:keepNext/>
         <w:spacing w:line="480" w:lineRule="auto"/>
-        <w:rPr>
-          <w:rFonts w:ascii="Times New Roman" w:hAnsi="Times New Roman" w:cs="Times New Roman"/>
-        </w:rPr>
-      </w:pPr>
-      <w:r>
-        <w:rPr>
-          <w:rFonts w:ascii="Times New Roman" w:hAnsi="Times New Roman" w:cs="Times New Roman"/>
+      </w:pPr>
+      <w:r>
+        <w:rPr>
           <w:noProof/>
         </w:rPr>
         <w:lastRenderedPageBreak/>
@@ -6073,14 +6047,12 @@
         <w:pStyle w:val="Caption"/>
         <w:spacing w:line="480" w:lineRule="auto"/>
         <w:rPr>
-          <w:rFonts w:ascii="Times New Roman" w:hAnsi="Times New Roman" w:cs="Times New Roman"/>
-          <w:sz w:val="24"/>
-          <w:szCs w:val="24"/>
-        </w:rPr>
-      </w:pPr>
-      <w:r>
-        <w:rPr>
-          <w:rFonts w:ascii="Times New Roman" w:hAnsi="Times New Roman" w:cs="Times New Roman"/>
+          <w:sz w:val="24"/>
+          <w:szCs w:val="24"/>
+        </w:rPr>
+      </w:pPr>
+      <w:r>
+        <w:rPr>
           <w:sz w:val="24"/>
           <w:szCs w:val="24"/>
         </w:rPr>
@@ -6088,7 +6060,6 @@
       </w:r>
       <w:r>
         <w:rPr>
-          <w:rFonts w:ascii="Times New Roman" w:hAnsi="Times New Roman" w:cs="Times New Roman"/>
           <w:sz w:val="24"/>
           <w:szCs w:val="24"/>
         </w:rPr>
@@ -6096,7 +6067,6 @@
       </w:r>
       <w:r>
         <w:rPr>
-          <w:rFonts w:ascii="Times New Roman" w:hAnsi="Times New Roman" w:cs="Times New Roman"/>
           <w:sz w:val="24"/>
           <w:szCs w:val="24"/>
         </w:rPr>
@@ -6104,7 +6074,6 @@
       </w:r>
       <w:r>
         <w:rPr>
-          <w:rFonts w:ascii="Times New Roman" w:hAnsi="Times New Roman" w:cs="Times New Roman"/>
           <w:sz w:val="24"/>
           <w:szCs w:val="24"/>
         </w:rPr>
@@ -6112,7 +6081,6 @@
       </w:r>
       <w:r>
         <w:rPr>
-          <w:rFonts w:ascii="Times New Roman" w:hAnsi="Times New Roman" w:cs="Times New Roman"/>
           <w:noProof/>
           <w:sz w:val="24"/>
           <w:szCs w:val="24"/>
@@ -6121,7 +6089,6 @@
       </w:r>
       <w:r>
         <w:rPr>
-          <w:rFonts w:ascii="Times New Roman" w:hAnsi="Times New Roman" w:cs="Times New Roman"/>
           <w:noProof/>
           <w:sz w:val="24"/>
           <w:szCs w:val="24"/>
@@ -6130,7 +6097,6 @@
       </w:r>
       <w:r>
         <w:rPr>
-          <w:rFonts w:ascii="Times New Roman" w:hAnsi="Times New Roman" w:cs="Times New Roman"/>
           <w:sz w:val="24"/>
           <w:szCs w:val="24"/>
         </w:rPr>
@@ -6142,23 +6108,23 @@
         <w:pStyle w:val="Heading3"/>
         <w:spacing w:line="480" w:lineRule="auto"/>
         <w:rPr>
-          <w:rFonts w:ascii="Times New Roman" w:hAnsi="Times New Roman" w:cs="Times New Roman"/>
-          <w:sz w:val="24"/>
-          <w:szCs w:val="24"/>
-        </w:rPr>
-      </w:pPr>
-      <w:r>
-        <w:rPr>
-          <w:rFonts w:ascii="Times New Roman" w:hAnsi="Times New Roman" w:cs="Times New Roman"/>
+          <w:rFonts w:cs="Times New Roman"/>
+          <w:sz w:val="24"/>
+          <w:szCs w:val="24"/>
+        </w:rPr>
+      </w:pPr>
+      <w:r>
+        <w:rPr>
+          <w:rFonts w:cs="Times New Roman"/>
           <w:sz w:val="24"/>
           <w:szCs w:val="24"/>
         </w:rPr>
         <w:tab/>
       </w:r>
-      <w:bookmarkStart w:id="5" w:name="_Toc231464837"/>
-      <w:r>
-        <w:rPr>
-          <w:rFonts w:ascii="Times New Roman" w:hAnsi="Times New Roman" w:cs="Times New Roman"/>
+      <w:bookmarkStart w:id="5" w:name="_Toc233560559"/>
+      <w:r>
+        <w:rPr>
+          <w:rFonts w:cs="Times New Roman"/>
           <w:sz w:val="24"/>
           <w:szCs w:val="24"/>
         </w:rPr>
@@ -6169,14 +6135,8 @@
     <w:p>
       <w:pPr>
         <w:spacing w:line="480" w:lineRule="auto"/>
-        <w:rPr>
-          <w:rFonts w:ascii="Times New Roman" w:hAnsi="Times New Roman" w:cs="Times New Roman"/>
-        </w:rPr>
-      </w:pPr>
-      <w:r>
-        <w:rPr>
-          <w:rFonts w:ascii="Times New Roman" w:hAnsi="Times New Roman" w:cs="Times New Roman"/>
-        </w:rPr>
+      </w:pPr>
+      <w:r>
         <w:t xml:space="preserve"> I chose this particular design as I wanted something that would not only grab but also retain the attention of the user. I wanted a design that perfectly captures every aspect of the system but at the same time wasn’t convoluted. The system is designed in such a way that the user experience is seamless and they know where they are being redirected. Of course, this system is intended for gamers to buy games at the lowest price possible.</w:t>
       </w:r>
     </w:p>
@@ -6190,7 +6150,7 @@
           <w:szCs w:val="24"/>
         </w:rPr>
       </w:pPr>
-      <w:bookmarkStart w:id="6" w:name="_Toc231464838"/>
+      <w:bookmarkStart w:id="6" w:name="_Toc233560560"/>
       <w:r>
         <w:rPr>
           <w:rFonts w:ascii="Times New Roman" w:hAnsi="Times New Roman" w:cs="Times New Roman"/>
@@ -6198,7 +6158,47 @@
           <w:szCs w:val="24"/>
         </w:rPr>
         <w:lastRenderedPageBreak/>
-        <w:t>Week 3: JavaScript and PHP Basics</w:t>
+        <w:t>W</w:t>
+      </w:r>
+      <w:r>
+        <w:rPr>
+          <w:rFonts w:ascii="Times New Roman" w:hAnsi="Times New Roman" w:cs="Times New Roman"/>
+          <w:sz w:val="24"/>
+          <w:szCs w:val="24"/>
+        </w:rPr>
+        <w:t>EEK</w:t>
+      </w:r>
+      <w:r>
+        <w:rPr>
+          <w:rFonts w:ascii="Times New Roman" w:hAnsi="Times New Roman" w:cs="Times New Roman"/>
+          <w:sz w:val="24"/>
+          <w:szCs w:val="24"/>
+        </w:rPr>
+        <w:t xml:space="preserve"> </w:t>
+      </w:r>
+      <w:r>
+        <w:rPr>
+          <w:rFonts w:ascii="Times New Roman" w:hAnsi="Times New Roman" w:cs="Times New Roman"/>
+          <w:sz w:val="24"/>
+          <w:szCs w:val="24"/>
+        </w:rPr>
+        <w:t>THREE</w:t>
+      </w:r>
+      <w:r>
+        <w:rPr>
+          <w:rFonts w:ascii="Times New Roman" w:hAnsi="Times New Roman" w:cs="Times New Roman"/>
+          <w:sz w:val="24"/>
+          <w:szCs w:val="24"/>
+        </w:rPr>
+        <w:t xml:space="preserve">: </w:t>
+      </w:r>
+      <w:r>
+        <w:rPr>
+          <w:rFonts w:ascii="Times New Roman" w:hAnsi="Times New Roman" w:cs="Times New Roman"/>
+          <w:sz w:val="24"/>
+          <w:szCs w:val="24"/>
+        </w:rPr>
+        <w:t>JAVASCRIPT AND PHP BASICS</w:t>
       </w:r>
       <w:bookmarkEnd w:id="6"/>
     </w:p>
@@ -6214,7 +6214,7 @@
           <w:szCs w:val="24"/>
         </w:rPr>
       </w:pPr>
-      <w:bookmarkStart w:id="7" w:name="_Toc231464839"/>
+      <w:bookmarkStart w:id="7" w:name="_Toc233560561"/>
       <w:r>
         <w:rPr>
           <w:rFonts w:ascii="Times New Roman" w:hAnsi="Times New Roman" w:cs="Times New Roman"/>
@@ -6238,19 +6238,12 @@
       <w:pPr>
         <w:keepNext/>
         <w:spacing w:line="480" w:lineRule="auto"/>
-        <w:rPr>
-          <w:rFonts w:ascii="Times New Roman" w:hAnsi="Times New Roman" w:cs="Times New Roman"/>
-        </w:rPr>
-      </w:pPr>
-      <w:r>
-        <w:rPr>
-          <w:rFonts w:ascii="Times New Roman" w:hAnsi="Times New Roman" w:cs="Times New Roman"/>
-        </w:rPr>
+      </w:pPr>
+      <w:r>
         <w:t xml:space="preserve"> </w:t>
       </w:r>
       <w:r>
         <w:rPr>
-          <w:rFonts w:ascii="Times New Roman" w:hAnsi="Times New Roman" w:cs="Times New Roman"/>
           <w:noProof/>
         </w:rPr>
         <w:drawing>
@@ -6301,14 +6294,12 @@
         <w:pStyle w:val="Caption"/>
         <w:spacing w:line="480" w:lineRule="auto"/>
         <w:rPr>
-          <w:rFonts w:ascii="Times New Roman" w:hAnsi="Times New Roman" w:cs="Times New Roman"/>
-          <w:sz w:val="24"/>
-          <w:szCs w:val="24"/>
-        </w:rPr>
-      </w:pPr>
-      <w:r>
-        <w:rPr>
-          <w:rFonts w:ascii="Times New Roman" w:hAnsi="Times New Roman" w:cs="Times New Roman"/>
+          <w:sz w:val="24"/>
+          <w:szCs w:val="24"/>
+        </w:rPr>
+      </w:pPr>
+      <w:r>
+        <w:rPr>
           <w:sz w:val="24"/>
           <w:szCs w:val="24"/>
         </w:rPr>
@@ -6316,7 +6307,6 @@
       </w:r>
       <w:r>
         <w:rPr>
-          <w:rFonts w:ascii="Times New Roman" w:hAnsi="Times New Roman" w:cs="Times New Roman"/>
           <w:sz w:val="24"/>
           <w:szCs w:val="24"/>
         </w:rPr>
@@ -6324,7 +6314,6 @@
       </w:r>
       <w:r>
         <w:rPr>
-          <w:rFonts w:ascii="Times New Roman" w:hAnsi="Times New Roman" w:cs="Times New Roman"/>
           <w:sz w:val="24"/>
           <w:szCs w:val="24"/>
         </w:rPr>
@@ -6332,7 +6321,6 @@
       </w:r>
       <w:r>
         <w:rPr>
-          <w:rFonts w:ascii="Times New Roman" w:hAnsi="Times New Roman" w:cs="Times New Roman"/>
           <w:sz w:val="24"/>
           <w:szCs w:val="24"/>
         </w:rPr>
@@ -6340,7 +6328,6 @@
       </w:r>
       <w:r>
         <w:rPr>
-          <w:rFonts w:ascii="Times New Roman" w:hAnsi="Times New Roman" w:cs="Times New Roman"/>
           <w:noProof/>
           <w:sz w:val="24"/>
           <w:szCs w:val="24"/>
@@ -6349,7 +6336,6 @@
       </w:r>
       <w:r>
         <w:rPr>
-          <w:rFonts w:ascii="Times New Roman" w:hAnsi="Times New Roman" w:cs="Times New Roman"/>
           <w:noProof/>
           <w:sz w:val="24"/>
           <w:szCs w:val="24"/>
@@ -6358,7 +6344,6 @@
       </w:r>
       <w:r>
         <w:rPr>
-          <w:rFonts w:ascii="Times New Roman" w:hAnsi="Times New Roman" w:cs="Times New Roman"/>
           <w:sz w:val="24"/>
           <w:szCs w:val="24"/>
         </w:rPr>
@@ -6369,13 +6354,9 @@
       <w:pPr>
         <w:keepNext/>
         <w:spacing w:line="480" w:lineRule="auto"/>
-        <w:rPr>
-          <w:rFonts w:ascii="Times New Roman" w:hAnsi="Times New Roman" w:cs="Times New Roman"/>
-        </w:rPr>
-      </w:pPr>
-      <w:r>
-        <w:rPr>
-          <w:rFonts w:ascii="Times New Roman" w:hAnsi="Times New Roman" w:cs="Times New Roman"/>
+      </w:pPr>
+      <w:r>
+        <w:rPr>
           <w:noProof/>
         </w:rPr>
         <w:lastRenderedPageBreak/>
@@ -6427,14 +6408,12 @@
         <w:pStyle w:val="Caption"/>
         <w:spacing w:line="480" w:lineRule="auto"/>
         <w:rPr>
-          <w:rFonts w:ascii="Times New Roman" w:hAnsi="Times New Roman" w:cs="Times New Roman"/>
-          <w:sz w:val="24"/>
-          <w:szCs w:val="24"/>
-        </w:rPr>
-      </w:pPr>
-      <w:r>
-        <w:rPr>
-          <w:rFonts w:ascii="Times New Roman" w:hAnsi="Times New Roman" w:cs="Times New Roman"/>
+          <w:sz w:val="24"/>
+          <w:szCs w:val="24"/>
+        </w:rPr>
+      </w:pPr>
+      <w:r>
+        <w:rPr>
           <w:sz w:val="24"/>
           <w:szCs w:val="24"/>
         </w:rPr>
@@ -6442,7 +6421,6 @@
       </w:r>
       <w:r>
         <w:rPr>
-          <w:rFonts w:ascii="Times New Roman" w:hAnsi="Times New Roman" w:cs="Times New Roman"/>
           <w:sz w:val="24"/>
           <w:szCs w:val="24"/>
         </w:rPr>
@@ -6450,7 +6428,6 @@
       </w:r>
       <w:r>
         <w:rPr>
-          <w:rFonts w:ascii="Times New Roman" w:hAnsi="Times New Roman" w:cs="Times New Roman"/>
           <w:sz w:val="24"/>
           <w:szCs w:val="24"/>
         </w:rPr>
@@ -6458,7 +6435,6 @@
       </w:r>
       <w:r>
         <w:rPr>
-          <w:rFonts w:ascii="Times New Roman" w:hAnsi="Times New Roman" w:cs="Times New Roman"/>
           <w:sz w:val="24"/>
           <w:szCs w:val="24"/>
         </w:rPr>
@@ -6466,7 +6442,6 @@
       </w:r>
       <w:r>
         <w:rPr>
-          <w:rFonts w:ascii="Times New Roman" w:hAnsi="Times New Roman" w:cs="Times New Roman"/>
           <w:noProof/>
           <w:sz w:val="24"/>
           <w:szCs w:val="24"/>
@@ -6475,7 +6450,6 @@
       </w:r>
       <w:r>
         <w:rPr>
-          <w:rFonts w:ascii="Times New Roman" w:hAnsi="Times New Roman" w:cs="Times New Roman"/>
           <w:noProof/>
           <w:sz w:val="24"/>
           <w:szCs w:val="24"/>
@@ -6484,7 +6458,6 @@
       </w:r>
       <w:r>
         <w:rPr>
-          <w:rFonts w:ascii="Times New Roman" w:hAnsi="Times New Roman" w:cs="Times New Roman"/>
           <w:sz w:val="24"/>
           <w:szCs w:val="24"/>
         </w:rPr>
@@ -6495,13 +6468,9 @@
       <w:pPr>
         <w:keepNext/>
         <w:spacing w:line="480" w:lineRule="auto"/>
-        <w:rPr>
-          <w:rFonts w:ascii="Times New Roman" w:hAnsi="Times New Roman" w:cs="Times New Roman"/>
-        </w:rPr>
-      </w:pPr>
-      <w:r>
-        <w:rPr>
-          <w:rFonts w:ascii="Times New Roman" w:hAnsi="Times New Roman" w:cs="Times New Roman"/>
+      </w:pPr>
+      <w:r>
+        <w:rPr>
           <w:noProof/>
         </w:rPr>
         <w:lastRenderedPageBreak/>
@@ -6553,14 +6522,12 @@
         <w:pStyle w:val="Caption"/>
         <w:spacing w:line="480" w:lineRule="auto"/>
         <w:rPr>
-          <w:rFonts w:ascii="Times New Roman" w:hAnsi="Times New Roman" w:cs="Times New Roman"/>
-          <w:sz w:val="24"/>
-          <w:szCs w:val="24"/>
-        </w:rPr>
-      </w:pPr>
-      <w:r>
-        <w:rPr>
-          <w:rFonts w:ascii="Times New Roman" w:hAnsi="Times New Roman" w:cs="Times New Roman"/>
+          <w:sz w:val="24"/>
+          <w:szCs w:val="24"/>
+        </w:rPr>
+      </w:pPr>
+      <w:r>
+        <w:rPr>
           <w:sz w:val="24"/>
           <w:szCs w:val="24"/>
         </w:rPr>
@@ -6568,7 +6535,6 @@
       </w:r>
       <w:r>
         <w:rPr>
-          <w:rFonts w:ascii="Times New Roman" w:hAnsi="Times New Roman" w:cs="Times New Roman"/>
           <w:sz w:val="24"/>
           <w:szCs w:val="24"/>
         </w:rPr>
@@ -6576,7 +6542,6 @@
       </w:r>
       <w:r>
         <w:rPr>
-          <w:rFonts w:ascii="Times New Roman" w:hAnsi="Times New Roman" w:cs="Times New Roman"/>
           <w:sz w:val="24"/>
           <w:szCs w:val="24"/>
         </w:rPr>
@@ -6584,7 +6549,6 @@
       </w:r>
       <w:r>
         <w:rPr>
-          <w:rFonts w:ascii="Times New Roman" w:hAnsi="Times New Roman" w:cs="Times New Roman"/>
           <w:sz w:val="24"/>
           <w:szCs w:val="24"/>
         </w:rPr>
@@ -6592,7 +6556,6 @@
       </w:r>
       <w:r>
         <w:rPr>
-          <w:rFonts w:ascii="Times New Roman" w:hAnsi="Times New Roman" w:cs="Times New Roman"/>
           <w:noProof/>
           <w:sz w:val="24"/>
           <w:szCs w:val="24"/>
@@ -6601,7 +6564,6 @@
       </w:r>
       <w:r>
         <w:rPr>
-          <w:rFonts w:ascii="Times New Roman" w:hAnsi="Times New Roman" w:cs="Times New Roman"/>
           <w:noProof/>
           <w:sz w:val="24"/>
           <w:szCs w:val="24"/>
@@ -6610,7 +6572,6 @@
       </w:r>
       <w:r>
         <w:rPr>
-          <w:rFonts w:ascii="Times New Roman" w:hAnsi="Times New Roman" w:cs="Times New Roman"/>
           <w:sz w:val="24"/>
           <w:szCs w:val="24"/>
         </w:rPr>
@@ -6621,13 +6582,9 @@
       <w:pPr>
         <w:keepNext/>
         <w:spacing w:line="480" w:lineRule="auto"/>
-        <w:rPr>
-          <w:rFonts w:ascii="Times New Roman" w:hAnsi="Times New Roman" w:cs="Times New Roman"/>
-        </w:rPr>
-      </w:pPr>
-      <w:r>
-        <w:rPr>
-          <w:rFonts w:ascii="Times New Roman" w:hAnsi="Times New Roman" w:cs="Times New Roman"/>
+      </w:pPr>
+      <w:r>
+        <w:rPr>
           <w:noProof/>
         </w:rPr>
         <w:lastRenderedPageBreak/>
@@ -6679,14 +6636,12 @@
         <w:pStyle w:val="Caption"/>
         <w:spacing w:line="480" w:lineRule="auto"/>
         <w:rPr>
-          <w:rFonts w:ascii="Times New Roman" w:hAnsi="Times New Roman" w:cs="Times New Roman"/>
-          <w:sz w:val="24"/>
-          <w:szCs w:val="24"/>
-        </w:rPr>
-      </w:pPr>
-      <w:r>
-        <w:rPr>
-          <w:rFonts w:ascii="Times New Roman" w:hAnsi="Times New Roman" w:cs="Times New Roman"/>
+          <w:sz w:val="24"/>
+          <w:szCs w:val="24"/>
+        </w:rPr>
+      </w:pPr>
+      <w:r>
+        <w:rPr>
           <w:sz w:val="24"/>
           <w:szCs w:val="24"/>
         </w:rPr>
@@ -6694,7 +6649,6 @@
       </w:r>
       <w:r>
         <w:rPr>
-          <w:rFonts w:ascii="Times New Roman" w:hAnsi="Times New Roman" w:cs="Times New Roman"/>
           <w:sz w:val="24"/>
           <w:szCs w:val="24"/>
         </w:rPr>
@@ -6702,7 +6656,6 @@
       </w:r>
       <w:r>
         <w:rPr>
-          <w:rFonts w:ascii="Times New Roman" w:hAnsi="Times New Roman" w:cs="Times New Roman"/>
           <w:sz w:val="24"/>
           <w:szCs w:val="24"/>
         </w:rPr>
@@ -6710,7 +6663,6 @@
       </w:r>
       <w:r>
         <w:rPr>
-          <w:rFonts w:ascii="Times New Roman" w:hAnsi="Times New Roman" w:cs="Times New Roman"/>
           <w:sz w:val="24"/>
           <w:szCs w:val="24"/>
         </w:rPr>
@@ -6718,7 +6670,6 @@
       </w:r>
       <w:r>
         <w:rPr>
-          <w:rFonts w:ascii="Times New Roman" w:hAnsi="Times New Roman" w:cs="Times New Roman"/>
           <w:noProof/>
           <w:sz w:val="24"/>
           <w:szCs w:val="24"/>
@@ -6727,7 +6678,6 @@
       </w:r>
       <w:r>
         <w:rPr>
-          <w:rFonts w:ascii="Times New Roman" w:hAnsi="Times New Roman" w:cs="Times New Roman"/>
           <w:noProof/>
           <w:sz w:val="24"/>
           <w:szCs w:val="24"/>
@@ -6736,7 +6686,6 @@
       </w:r>
       <w:r>
         <w:rPr>
-          <w:rFonts w:ascii="Times New Roman" w:hAnsi="Times New Roman" w:cs="Times New Roman"/>
           <w:sz w:val="24"/>
           <w:szCs w:val="24"/>
         </w:rPr>
@@ -6747,13 +6696,9 @@
       <w:pPr>
         <w:keepNext/>
         <w:spacing w:line="480" w:lineRule="auto"/>
-        <w:rPr>
-          <w:rFonts w:ascii="Times New Roman" w:hAnsi="Times New Roman" w:cs="Times New Roman"/>
-        </w:rPr>
-      </w:pPr>
-      <w:r>
-        <w:rPr>
-          <w:rFonts w:ascii="Times New Roman" w:hAnsi="Times New Roman" w:cs="Times New Roman"/>
+      </w:pPr>
+      <w:r>
+        <w:rPr>
           <w:noProof/>
         </w:rPr>
         <w:drawing>
@@ -6804,14 +6749,12 @@
         <w:pStyle w:val="Caption"/>
         <w:spacing w:line="480" w:lineRule="auto"/>
         <w:rPr>
-          <w:rFonts w:ascii="Times New Roman" w:hAnsi="Times New Roman" w:cs="Times New Roman"/>
-          <w:sz w:val="24"/>
-          <w:szCs w:val="24"/>
-        </w:rPr>
-      </w:pPr>
-      <w:r>
-        <w:rPr>
-          <w:rFonts w:ascii="Times New Roman" w:hAnsi="Times New Roman" w:cs="Times New Roman"/>
+          <w:sz w:val="24"/>
+          <w:szCs w:val="24"/>
+        </w:rPr>
+      </w:pPr>
+      <w:r>
+        <w:rPr>
           <w:sz w:val="24"/>
           <w:szCs w:val="24"/>
         </w:rPr>
@@ -6819,7 +6762,6 @@
       </w:r>
       <w:r>
         <w:rPr>
-          <w:rFonts w:ascii="Times New Roman" w:hAnsi="Times New Roman" w:cs="Times New Roman"/>
           <w:sz w:val="24"/>
           <w:szCs w:val="24"/>
         </w:rPr>
@@ -6827,7 +6769,6 @@
       </w:r>
       <w:r>
         <w:rPr>
-          <w:rFonts w:ascii="Times New Roman" w:hAnsi="Times New Roman" w:cs="Times New Roman"/>
           <w:sz w:val="24"/>
           <w:szCs w:val="24"/>
         </w:rPr>
@@ -6835,7 +6776,6 @@
       </w:r>
       <w:r>
         <w:rPr>
-          <w:rFonts w:ascii="Times New Roman" w:hAnsi="Times New Roman" w:cs="Times New Roman"/>
           <w:sz w:val="24"/>
           <w:szCs w:val="24"/>
         </w:rPr>
@@ -6843,7 +6783,6 @@
       </w:r>
       <w:r>
         <w:rPr>
-          <w:rFonts w:ascii="Times New Roman" w:hAnsi="Times New Roman" w:cs="Times New Roman"/>
           <w:noProof/>
           <w:sz w:val="24"/>
           <w:szCs w:val="24"/>
@@ -6852,7 +6791,6 @@
       </w:r>
       <w:r>
         <w:rPr>
-          <w:rFonts w:ascii="Times New Roman" w:hAnsi="Times New Roman" w:cs="Times New Roman"/>
           <w:noProof/>
           <w:sz w:val="24"/>
           <w:szCs w:val="24"/>
@@ -6861,7 +6799,6 @@
       </w:r>
       <w:r>
         <w:rPr>
-          <w:rFonts w:ascii="Times New Roman" w:hAnsi="Times New Roman" w:cs="Times New Roman"/>
           <w:sz w:val="24"/>
           <w:szCs w:val="24"/>
         </w:rPr>
@@ -6873,15 +6810,15 @@
         <w:pStyle w:val="Heading3"/>
         <w:spacing w:line="480" w:lineRule="auto"/>
         <w:rPr>
-          <w:rFonts w:ascii="Times New Roman" w:hAnsi="Times New Roman" w:cs="Times New Roman"/>
-          <w:sz w:val="24"/>
-          <w:szCs w:val="24"/>
-        </w:rPr>
-      </w:pPr>
-      <w:bookmarkStart w:id="8" w:name="_Toc231464840"/>
-      <w:r>
-        <w:rPr>
-          <w:rFonts w:ascii="Times New Roman" w:hAnsi="Times New Roman" w:cs="Times New Roman"/>
+          <w:rFonts w:cs="Times New Roman"/>
+          <w:sz w:val="24"/>
+          <w:szCs w:val="24"/>
+        </w:rPr>
+      </w:pPr>
+      <w:bookmarkStart w:id="8" w:name="_Toc233560562"/>
+      <w:r>
+        <w:rPr>
+          <w:rFonts w:cs="Times New Roman"/>
           <w:sz w:val="24"/>
           <w:szCs w:val="24"/>
         </w:rPr>
@@ -6892,14 +6829,8 @@
     <w:p>
       <w:pPr>
         <w:spacing w:line="480" w:lineRule="auto"/>
-        <w:rPr>
-          <w:rFonts w:ascii="Times New Roman" w:hAnsi="Times New Roman" w:cs="Times New Roman"/>
-        </w:rPr>
-      </w:pPr>
-      <w:r>
-        <w:rPr>
-          <w:rFonts w:ascii="Times New Roman" w:hAnsi="Times New Roman" w:cs="Times New Roman"/>
-        </w:rPr>
+      </w:pPr>
+      <w:r>
         <w:t>The frontend and the backend interact via HTTP requests where the user inputs data and the backend process it and returns a response as a HTML. The purpose of validation is to ensure data integrity and security by preventing malicious or wrong input from entering the system. For the technologies used, PHP was used as the backend for data processing, HTML for developing the frontend and MySQL for the database.</w:t>
       </w:r>
     </w:p>
@@ -6913,7 +6844,7 @@
           <w:szCs w:val="24"/>
         </w:rPr>
       </w:pPr>
-      <w:bookmarkStart w:id="9" w:name="_Toc231464841"/>
+      <w:bookmarkStart w:id="9" w:name="_Toc233560563"/>
       <w:r>
         <w:rPr>
           <w:rFonts w:ascii="Times New Roman" w:hAnsi="Times New Roman" w:cs="Times New Roman"/>
@@ -6921,7 +6852,7 @@
           <w:szCs w:val="24"/>
         </w:rPr>
         <w:lastRenderedPageBreak/>
-        <w:t>Week 4</w:t>
+        <w:t>W</w:t>
       </w:r>
       <w:r>
         <w:rPr>
@@ -6929,6 +6860,14 @@
           <w:sz w:val="24"/>
           <w:szCs w:val="24"/>
         </w:rPr>
+        <w:t>EEK FOUR</w:t>
+      </w:r>
+      <w:r>
+        <w:rPr>
+          <w:rFonts w:ascii="Times New Roman" w:hAnsi="Times New Roman" w:cs="Times New Roman"/>
+          <w:sz w:val="24"/>
+          <w:szCs w:val="24"/>
+        </w:rPr>
         <w:t>:</w:t>
       </w:r>
       <w:r>
@@ -6937,7 +6876,15 @@
           <w:sz w:val="24"/>
           <w:szCs w:val="24"/>
         </w:rPr>
-        <w:t xml:space="preserve"> Dynamic Backend Processing and Real User Interaction System</w:t>
+        <w:t xml:space="preserve"> </w:t>
+      </w:r>
+      <w:r>
+        <w:rPr>
+          <w:rFonts w:ascii="Times New Roman" w:hAnsi="Times New Roman" w:cs="Times New Roman"/>
+          <w:sz w:val="24"/>
+          <w:szCs w:val="24"/>
+        </w:rPr>
+        <w:t>DYNAMIC BACKEND PROCESSING AND REAL USER INTERACTION SYSTEM</w:t>
       </w:r>
       <w:bookmarkEnd w:id="9"/>
     </w:p>
@@ -6945,13 +6892,9 @@
       <w:pPr>
         <w:keepNext/>
         <w:spacing w:line="480" w:lineRule="auto"/>
-        <w:rPr>
-          <w:rFonts w:ascii="Times New Roman" w:hAnsi="Times New Roman" w:cs="Times New Roman"/>
-        </w:rPr>
-      </w:pPr>
-      <w:r>
-        <w:rPr>
-          <w:rFonts w:ascii="Times New Roman" w:hAnsi="Times New Roman" w:cs="Times New Roman"/>
+      </w:pPr>
+      <w:r>
+        <w:rPr>
           <w:noProof/>
         </w:rPr>
         <w:drawing>
@@ -7001,14 +6944,12 @@
         <w:pStyle w:val="Caption"/>
         <w:spacing w:line="480" w:lineRule="auto"/>
         <w:rPr>
-          <w:rFonts w:ascii="Times New Roman" w:hAnsi="Times New Roman" w:cs="Times New Roman"/>
-          <w:sz w:val="24"/>
-          <w:szCs w:val="24"/>
-        </w:rPr>
-      </w:pPr>
-      <w:r>
-        <w:rPr>
-          <w:rFonts w:ascii="Times New Roman" w:hAnsi="Times New Roman" w:cs="Times New Roman"/>
+          <w:sz w:val="24"/>
+          <w:szCs w:val="24"/>
+        </w:rPr>
+      </w:pPr>
+      <w:r>
+        <w:rPr>
           <w:sz w:val="24"/>
           <w:szCs w:val="24"/>
         </w:rPr>
@@ -7016,7 +6957,6 @@
       </w:r>
       <w:r>
         <w:rPr>
-          <w:rFonts w:ascii="Times New Roman" w:hAnsi="Times New Roman" w:cs="Times New Roman"/>
           <w:sz w:val="24"/>
           <w:szCs w:val="24"/>
         </w:rPr>
@@ -7024,7 +6964,6 @@
       </w:r>
       <w:r>
         <w:rPr>
-          <w:rFonts w:ascii="Times New Roman" w:hAnsi="Times New Roman" w:cs="Times New Roman"/>
           <w:sz w:val="24"/>
           <w:szCs w:val="24"/>
         </w:rPr>
@@ -7032,7 +6971,6 @@
       </w:r>
       <w:r>
         <w:rPr>
-          <w:rFonts w:ascii="Times New Roman" w:hAnsi="Times New Roman" w:cs="Times New Roman"/>
           <w:sz w:val="24"/>
           <w:szCs w:val="24"/>
         </w:rPr>
@@ -7040,7 +6978,6 @@
       </w:r>
       <w:r>
         <w:rPr>
-          <w:rFonts w:ascii="Times New Roman" w:hAnsi="Times New Roman" w:cs="Times New Roman"/>
           <w:noProof/>
           <w:sz w:val="24"/>
           <w:szCs w:val="24"/>
@@ -7049,7 +6986,6 @@
       </w:r>
       <w:r>
         <w:rPr>
-          <w:rFonts w:ascii="Times New Roman" w:hAnsi="Times New Roman" w:cs="Times New Roman"/>
           <w:sz w:val="24"/>
           <w:szCs w:val="24"/>
         </w:rPr>
@@ -7057,7 +6993,6 @@
       </w:r>
       <w:r>
         <w:rPr>
-          <w:rFonts w:ascii="Times New Roman" w:hAnsi="Times New Roman" w:cs="Times New Roman"/>
           <w:sz w:val="24"/>
           <w:szCs w:val="24"/>
         </w:rPr>
@@ -7068,13 +7003,9 @@
       <w:pPr>
         <w:keepNext/>
         <w:spacing w:line="480" w:lineRule="auto"/>
-        <w:rPr>
-          <w:rFonts w:ascii="Times New Roman" w:hAnsi="Times New Roman" w:cs="Times New Roman"/>
-        </w:rPr>
-      </w:pPr>
-      <w:r>
-        <w:rPr>
-          <w:rFonts w:ascii="Times New Roman" w:hAnsi="Times New Roman" w:cs="Times New Roman"/>
+      </w:pPr>
+      <w:r>
+        <w:rPr>
           <w:noProof/>
         </w:rPr>
         <w:drawing>
@@ -7124,14 +7055,12 @@
         <w:pStyle w:val="Caption"/>
         <w:spacing w:line="480" w:lineRule="auto"/>
         <w:rPr>
-          <w:rFonts w:ascii="Times New Roman" w:hAnsi="Times New Roman" w:cs="Times New Roman"/>
-          <w:sz w:val="24"/>
-          <w:szCs w:val="24"/>
-        </w:rPr>
-      </w:pPr>
-      <w:r>
-        <w:rPr>
-          <w:rFonts w:ascii="Times New Roman" w:hAnsi="Times New Roman" w:cs="Times New Roman"/>
+          <w:sz w:val="24"/>
+          <w:szCs w:val="24"/>
+        </w:rPr>
+      </w:pPr>
+      <w:r>
+        <w:rPr>
           <w:sz w:val="24"/>
           <w:szCs w:val="24"/>
         </w:rPr>
@@ -7139,7 +7068,6 @@
       </w:r>
       <w:r>
         <w:rPr>
-          <w:rFonts w:ascii="Times New Roman" w:hAnsi="Times New Roman" w:cs="Times New Roman"/>
           <w:sz w:val="24"/>
           <w:szCs w:val="24"/>
         </w:rPr>
@@ -7147,7 +7075,6 @@
       </w:r>
       <w:r>
         <w:rPr>
-          <w:rFonts w:ascii="Times New Roman" w:hAnsi="Times New Roman" w:cs="Times New Roman"/>
           <w:sz w:val="24"/>
           <w:szCs w:val="24"/>
         </w:rPr>
@@ -7155,7 +7082,6 @@
       </w:r>
       <w:r>
         <w:rPr>
-          <w:rFonts w:ascii="Times New Roman" w:hAnsi="Times New Roman" w:cs="Times New Roman"/>
           <w:sz w:val="24"/>
           <w:szCs w:val="24"/>
         </w:rPr>
@@ -7163,7 +7089,6 @@
       </w:r>
       <w:r>
         <w:rPr>
-          <w:rFonts w:ascii="Times New Roman" w:hAnsi="Times New Roman" w:cs="Times New Roman"/>
           <w:noProof/>
           <w:sz w:val="24"/>
           <w:szCs w:val="24"/>
@@ -7172,7 +7097,6 @@
       </w:r>
       <w:r>
         <w:rPr>
-          <w:rFonts w:ascii="Times New Roman" w:hAnsi="Times New Roman" w:cs="Times New Roman"/>
           <w:sz w:val="24"/>
           <w:szCs w:val="24"/>
         </w:rPr>
@@ -7180,7 +7104,6 @@
       </w:r>
       <w:r>
         <w:rPr>
-          <w:rFonts w:ascii="Times New Roman" w:hAnsi="Times New Roman" w:cs="Times New Roman"/>
           <w:sz w:val="24"/>
           <w:szCs w:val="24"/>
         </w:rPr>
@@ -7191,13 +7114,9 @@
       <w:pPr>
         <w:keepNext/>
         <w:spacing w:line="480" w:lineRule="auto"/>
-        <w:rPr>
-          <w:rFonts w:ascii="Times New Roman" w:hAnsi="Times New Roman" w:cs="Times New Roman"/>
-        </w:rPr>
-      </w:pPr>
-      <w:r>
-        <w:rPr>
-          <w:rFonts w:ascii="Times New Roman" w:hAnsi="Times New Roman" w:cs="Times New Roman"/>
+      </w:pPr>
+      <w:r>
+        <w:rPr>
           <w:noProof/>
         </w:rPr>
         <w:lastRenderedPageBreak/>
@@ -7243,14 +7162,12 @@
         <w:pStyle w:val="Caption"/>
         <w:spacing w:line="480" w:lineRule="auto"/>
         <w:rPr>
-          <w:rFonts w:ascii="Times New Roman" w:hAnsi="Times New Roman" w:cs="Times New Roman"/>
-          <w:sz w:val="24"/>
-          <w:szCs w:val="24"/>
-        </w:rPr>
-      </w:pPr>
-      <w:r>
-        <w:rPr>
-          <w:rFonts w:ascii="Times New Roman" w:hAnsi="Times New Roman" w:cs="Times New Roman"/>
+          <w:sz w:val="24"/>
+          <w:szCs w:val="24"/>
+        </w:rPr>
+      </w:pPr>
+      <w:r>
+        <w:rPr>
           <w:sz w:val="24"/>
           <w:szCs w:val="24"/>
         </w:rPr>
@@ -7258,7 +7175,6 @@
       </w:r>
       <w:r>
         <w:rPr>
-          <w:rFonts w:ascii="Times New Roman" w:hAnsi="Times New Roman" w:cs="Times New Roman"/>
           <w:sz w:val="24"/>
           <w:szCs w:val="24"/>
         </w:rPr>
@@ -7266,7 +7182,6 @@
       </w:r>
       <w:r>
         <w:rPr>
-          <w:rFonts w:ascii="Times New Roman" w:hAnsi="Times New Roman" w:cs="Times New Roman"/>
           <w:sz w:val="24"/>
           <w:szCs w:val="24"/>
         </w:rPr>
@@ -7274,7 +7189,6 @@
       </w:r>
       <w:r>
         <w:rPr>
-          <w:rFonts w:ascii="Times New Roman" w:hAnsi="Times New Roman" w:cs="Times New Roman"/>
           <w:sz w:val="24"/>
           <w:szCs w:val="24"/>
         </w:rPr>
@@ -7282,7 +7196,6 @@
       </w:r>
       <w:r>
         <w:rPr>
-          <w:rFonts w:ascii="Times New Roman" w:hAnsi="Times New Roman" w:cs="Times New Roman"/>
           <w:noProof/>
           <w:sz w:val="24"/>
           <w:szCs w:val="24"/>
@@ -7291,7 +7204,6 @@
       </w:r>
       <w:r>
         <w:rPr>
-          <w:rFonts w:ascii="Times New Roman" w:hAnsi="Times New Roman" w:cs="Times New Roman"/>
           <w:sz w:val="24"/>
           <w:szCs w:val="24"/>
         </w:rPr>
@@ -7299,7 +7211,6 @@
       </w:r>
       <w:r>
         <w:rPr>
-          <w:rFonts w:ascii="Times New Roman" w:hAnsi="Times New Roman" w:cs="Times New Roman"/>
           <w:sz w:val="24"/>
           <w:szCs w:val="24"/>
         </w:rPr>
@@ -7310,13 +7221,9 @@
       <w:pPr>
         <w:keepNext/>
         <w:spacing w:line="480" w:lineRule="auto"/>
-        <w:rPr>
-          <w:rFonts w:ascii="Times New Roman" w:hAnsi="Times New Roman" w:cs="Times New Roman"/>
-        </w:rPr>
-      </w:pPr>
-      <w:r>
-        <w:rPr>
-          <w:rFonts w:ascii="Times New Roman" w:hAnsi="Times New Roman" w:cs="Times New Roman"/>
+      </w:pPr>
+      <w:r>
+        <w:rPr>
           <w:noProof/>
         </w:rPr>
         <w:lastRenderedPageBreak/>
@@ -7367,14 +7274,12 @@
         <w:pStyle w:val="Caption"/>
         <w:spacing w:line="480" w:lineRule="auto"/>
         <w:rPr>
-          <w:rFonts w:ascii="Times New Roman" w:hAnsi="Times New Roman" w:cs="Times New Roman"/>
-          <w:sz w:val="24"/>
-          <w:szCs w:val="24"/>
-        </w:rPr>
-      </w:pPr>
-      <w:r>
-        <w:rPr>
-          <w:rFonts w:ascii="Times New Roman" w:hAnsi="Times New Roman" w:cs="Times New Roman"/>
+          <w:sz w:val="24"/>
+          <w:szCs w:val="24"/>
+        </w:rPr>
+      </w:pPr>
+      <w:r>
+        <w:rPr>
           <w:sz w:val="24"/>
           <w:szCs w:val="24"/>
         </w:rPr>
@@ -7382,7 +7287,6 @@
       </w:r>
       <w:r>
         <w:rPr>
-          <w:rFonts w:ascii="Times New Roman" w:hAnsi="Times New Roman" w:cs="Times New Roman"/>
           <w:sz w:val="24"/>
           <w:szCs w:val="24"/>
         </w:rPr>
@@ -7390,7 +7294,6 @@
       </w:r>
       <w:r>
         <w:rPr>
-          <w:rFonts w:ascii="Times New Roman" w:hAnsi="Times New Roman" w:cs="Times New Roman"/>
           <w:sz w:val="24"/>
           <w:szCs w:val="24"/>
         </w:rPr>
@@ -7398,7 +7301,6 @@
       </w:r>
       <w:r>
         <w:rPr>
-          <w:rFonts w:ascii="Times New Roman" w:hAnsi="Times New Roman" w:cs="Times New Roman"/>
           <w:sz w:val="24"/>
           <w:szCs w:val="24"/>
         </w:rPr>
@@ -7406,7 +7308,6 @@
       </w:r>
       <w:r>
         <w:rPr>
-          <w:rFonts w:ascii="Times New Roman" w:hAnsi="Times New Roman" w:cs="Times New Roman"/>
           <w:noProof/>
           <w:sz w:val="24"/>
           <w:szCs w:val="24"/>
@@ -7415,7 +7316,6 @@
       </w:r>
       <w:r>
         <w:rPr>
-          <w:rFonts w:ascii="Times New Roman" w:hAnsi="Times New Roman" w:cs="Times New Roman"/>
           <w:sz w:val="24"/>
           <w:szCs w:val="24"/>
         </w:rPr>
@@ -7423,7 +7323,6 @@
       </w:r>
       <w:r>
         <w:rPr>
-          <w:rFonts w:ascii="Times New Roman" w:hAnsi="Times New Roman" w:cs="Times New Roman"/>
           <w:sz w:val="24"/>
           <w:szCs w:val="24"/>
         </w:rPr>
@@ -7434,13 +7333,9 @@
       <w:pPr>
         <w:keepNext/>
         <w:spacing w:line="480" w:lineRule="auto"/>
-        <w:rPr>
-          <w:rFonts w:ascii="Times New Roman" w:hAnsi="Times New Roman" w:cs="Times New Roman"/>
-        </w:rPr>
-      </w:pPr>
-      <w:r>
-        <w:rPr>
-          <w:rFonts w:ascii="Times New Roman" w:hAnsi="Times New Roman" w:cs="Times New Roman"/>
+      </w:pPr>
+      <w:r>
+        <w:rPr>
           <w:noProof/>
         </w:rPr>
         <w:lastRenderedPageBreak/>
@@ -7486,14 +7381,12 @@
         <w:pStyle w:val="Caption"/>
         <w:spacing w:line="480" w:lineRule="auto"/>
         <w:rPr>
-          <w:rFonts w:ascii="Times New Roman" w:hAnsi="Times New Roman" w:cs="Times New Roman"/>
-          <w:sz w:val="24"/>
-          <w:szCs w:val="24"/>
-        </w:rPr>
-      </w:pPr>
-      <w:r>
-        <w:rPr>
-          <w:rFonts w:ascii="Times New Roman" w:hAnsi="Times New Roman" w:cs="Times New Roman"/>
+          <w:sz w:val="24"/>
+          <w:szCs w:val="24"/>
+        </w:rPr>
+      </w:pPr>
+      <w:r>
+        <w:rPr>
           <w:sz w:val="24"/>
           <w:szCs w:val="24"/>
         </w:rPr>
@@ -7501,7 +7394,6 @@
       </w:r>
       <w:r>
         <w:rPr>
-          <w:rFonts w:ascii="Times New Roman" w:hAnsi="Times New Roman" w:cs="Times New Roman"/>
           <w:sz w:val="24"/>
           <w:szCs w:val="24"/>
         </w:rPr>
@@ -7509,7 +7401,6 @@
       </w:r>
       <w:r>
         <w:rPr>
-          <w:rFonts w:ascii="Times New Roman" w:hAnsi="Times New Roman" w:cs="Times New Roman"/>
           <w:sz w:val="24"/>
           <w:szCs w:val="24"/>
         </w:rPr>
@@ -7517,7 +7408,6 @@
       </w:r>
       <w:r>
         <w:rPr>
-          <w:rFonts w:ascii="Times New Roman" w:hAnsi="Times New Roman" w:cs="Times New Roman"/>
           <w:sz w:val="24"/>
           <w:szCs w:val="24"/>
         </w:rPr>
@@ -7525,7 +7415,6 @@
       </w:r>
       <w:r>
         <w:rPr>
-          <w:rFonts w:ascii="Times New Roman" w:hAnsi="Times New Roman" w:cs="Times New Roman"/>
           <w:noProof/>
           <w:sz w:val="24"/>
           <w:szCs w:val="24"/>
@@ -7534,7 +7423,6 @@
       </w:r>
       <w:r>
         <w:rPr>
-          <w:rFonts w:ascii="Times New Roman" w:hAnsi="Times New Roman" w:cs="Times New Roman"/>
           <w:sz w:val="24"/>
           <w:szCs w:val="24"/>
         </w:rPr>
@@ -7542,7 +7430,6 @@
       </w:r>
       <w:r>
         <w:rPr>
-          <w:rFonts w:ascii="Times New Roman" w:hAnsi="Times New Roman" w:cs="Times New Roman"/>
           <w:sz w:val="24"/>
           <w:szCs w:val="24"/>
         </w:rPr>
@@ -7553,13 +7440,9 @@
       <w:pPr>
         <w:keepNext/>
         <w:spacing w:line="480" w:lineRule="auto"/>
-        <w:rPr>
-          <w:rFonts w:ascii="Times New Roman" w:hAnsi="Times New Roman" w:cs="Times New Roman"/>
-        </w:rPr>
-      </w:pPr>
-      <w:r>
-        <w:rPr>
-          <w:rFonts w:ascii="Times New Roman" w:hAnsi="Times New Roman" w:cs="Times New Roman"/>
+      </w:pPr>
+      <w:r>
+        <w:rPr>
           <w:noProof/>
         </w:rPr>
         <w:lastRenderedPageBreak/>
@@ -7610,14 +7493,12 @@
         <w:pStyle w:val="Caption"/>
         <w:spacing w:line="480" w:lineRule="auto"/>
         <w:rPr>
-          <w:rFonts w:ascii="Times New Roman" w:hAnsi="Times New Roman" w:cs="Times New Roman"/>
-          <w:sz w:val="24"/>
-          <w:szCs w:val="24"/>
-        </w:rPr>
-      </w:pPr>
-      <w:r>
-        <w:rPr>
-          <w:rFonts w:ascii="Times New Roman" w:hAnsi="Times New Roman" w:cs="Times New Roman"/>
+          <w:sz w:val="24"/>
+          <w:szCs w:val="24"/>
+        </w:rPr>
+      </w:pPr>
+      <w:r>
+        <w:rPr>
           <w:sz w:val="24"/>
           <w:szCs w:val="24"/>
         </w:rPr>
@@ -7625,7 +7506,6 @@
       </w:r>
       <w:r>
         <w:rPr>
-          <w:rFonts w:ascii="Times New Roman" w:hAnsi="Times New Roman" w:cs="Times New Roman"/>
           <w:sz w:val="24"/>
           <w:szCs w:val="24"/>
         </w:rPr>
@@ -7633,7 +7513,6 @@
       </w:r>
       <w:r>
         <w:rPr>
-          <w:rFonts w:ascii="Times New Roman" w:hAnsi="Times New Roman" w:cs="Times New Roman"/>
           <w:sz w:val="24"/>
           <w:szCs w:val="24"/>
         </w:rPr>
@@ -7641,7 +7520,6 @@
       </w:r>
       <w:r>
         <w:rPr>
-          <w:rFonts w:ascii="Times New Roman" w:hAnsi="Times New Roman" w:cs="Times New Roman"/>
           <w:sz w:val="24"/>
           <w:szCs w:val="24"/>
         </w:rPr>
@@ -7649,7 +7527,6 @@
       </w:r>
       <w:r>
         <w:rPr>
-          <w:rFonts w:ascii="Times New Roman" w:hAnsi="Times New Roman" w:cs="Times New Roman"/>
           <w:noProof/>
           <w:sz w:val="24"/>
           <w:szCs w:val="24"/>
@@ -7658,7 +7535,6 @@
       </w:r>
       <w:r>
         <w:rPr>
-          <w:rFonts w:ascii="Times New Roman" w:hAnsi="Times New Roman" w:cs="Times New Roman"/>
           <w:sz w:val="24"/>
           <w:szCs w:val="24"/>
         </w:rPr>
@@ -7666,7 +7542,6 @@
       </w:r>
       <w:r>
         <w:rPr>
-          <w:rFonts w:ascii="Times New Roman" w:hAnsi="Times New Roman" w:cs="Times New Roman"/>
           <w:sz w:val="24"/>
           <w:szCs w:val="24"/>
         </w:rPr>
@@ -7677,13 +7552,9 @@
       <w:pPr>
         <w:keepNext/>
         <w:spacing w:line="480" w:lineRule="auto"/>
-        <w:rPr>
-          <w:rFonts w:ascii="Times New Roman" w:hAnsi="Times New Roman" w:cs="Times New Roman"/>
-        </w:rPr>
-      </w:pPr>
-      <w:r>
-        <w:rPr>
-          <w:rFonts w:ascii="Times New Roman" w:hAnsi="Times New Roman" w:cs="Times New Roman"/>
+      </w:pPr>
+      <w:r>
+        <w:rPr>
           <w:noProof/>
         </w:rPr>
         <w:lastRenderedPageBreak/>
@@ -7729,14 +7600,12 @@
         <w:pStyle w:val="Caption"/>
         <w:spacing w:line="480" w:lineRule="auto"/>
         <w:rPr>
-          <w:rFonts w:ascii="Times New Roman" w:hAnsi="Times New Roman" w:cs="Times New Roman"/>
-          <w:sz w:val="24"/>
-          <w:szCs w:val="24"/>
-        </w:rPr>
-      </w:pPr>
-      <w:r>
-        <w:rPr>
-          <w:rFonts w:ascii="Times New Roman" w:hAnsi="Times New Roman" w:cs="Times New Roman"/>
+          <w:sz w:val="24"/>
+          <w:szCs w:val="24"/>
+        </w:rPr>
+      </w:pPr>
+      <w:r>
+        <w:rPr>
           <w:sz w:val="24"/>
           <w:szCs w:val="24"/>
         </w:rPr>
@@ -7744,7 +7613,6 @@
       </w:r>
       <w:r>
         <w:rPr>
-          <w:rFonts w:ascii="Times New Roman" w:hAnsi="Times New Roman" w:cs="Times New Roman"/>
           <w:sz w:val="24"/>
           <w:szCs w:val="24"/>
         </w:rPr>
@@ -7752,7 +7620,6 @@
       </w:r>
       <w:r>
         <w:rPr>
-          <w:rFonts w:ascii="Times New Roman" w:hAnsi="Times New Roman" w:cs="Times New Roman"/>
           <w:sz w:val="24"/>
           <w:szCs w:val="24"/>
         </w:rPr>
@@ -7760,7 +7627,6 @@
       </w:r>
       <w:r>
         <w:rPr>
-          <w:rFonts w:ascii="Times New Roman" w:hAnsi="Times New Roman" w:cs="Times New Roman"/>
           <w:sz w:val="24"/>
           <w:szCs w:val="24"/>
         </w:rPr>
@@ -7768,7 +7634,6 @@
       </w:r>
       <w:r>
         <w:rPr>
-          <w:rFonts w:ascii="Times New Roman" w:hAnsi="Times New Roman" w:cs="Times New Roman"/>
           <w:noProof/>
           <w:sz w:val="24"/>
           <w:szCs w:val="24"/>
@@ -7777,7 +7642,6 @@
       </w:r>
       <w:r>
         <w:rPr>
-          <w:rFonts w:ascii="Times New Roman" w:hAnsi="Times New Roman" w:cs="Times New Roman"/>
           <w:sz w:val="24"/>
           <w:szCs w:val="24"/>
         </w:rPr>
@@ -7785,7 +7649,6 @@
       </w:r>
       <w:r>
         <w:rPr>
-          <w:rFonts w:ascii="Times New Roman" w:hAnsi="Times New Roman" w:cs="Times New Roman"/>
           <w:sz w:val="24"/>
           <w:szCs w:val="24"/>
         </w:rPr>
@@ -7796,13 +7659,9 @@
       <w:pPr>
         <w:keepNext/>
         <w:spacing w:line="480" w:lineRule="auto"/>
-        <w:rPr>
-          <w:rFonts w:ascii="Times New Roman" w:hAnsi="Times New Roman" w:cs="Times New Roman"/>
-        </w:rPr>
-      </w:pPr>
-      <w:r>
-        <w:rPr>
-          <w:rFonts w:ascii="Times New Roman" w:hAnsi="Times New Roman" w:cs="Times New Roman"/>
+      </w:pPr>
+      <w:r>
+        <w:rPr>
           <w:noProof/>
         </w:rPr>
         <w:drawing>
@@ -7852,14 +7711,12 @@
         <w:pStyle w:val="Caption"/>
         <w:spacing w:line="480" w:lineRule="auto"/>
         <w:rPr>
-          <w:rFonts w:ascii="Times New Roman" w:hAnsi="Times New Roman" w:cs="Times New Roman"/>
-          <w:sz w:val="24"/>
-          <w:szCs w:val="24"/>
-        </w:rPr>
-      </w:pPr>
-      <w:r>
-        <w:rPr>
-          <w:rFonts w:ascii="Times New Roman" w:hAnsi="Times New Roman" w:cs="Times New Roman"/>
+          <w:sz w:val="24"/>
+          <w:szCs w:val="24"/>
+        </w:rPr>
+      </w:pPr>
+      <w:r>
+        <w:rPr>
           <w:sz w:val="24"/>
           <w:szCs w:val="24"/>
         </w:rPr>
@@ -7867,7 +7724,6 @@
       </w:r>
       <w:r>
         <w:rPr>
-          <w:rFonts w:ascii="Times New Roman" w:hAnsi="Times New Roman" w:cs="Times New Roman"/>
           <w:sz w:val="24"/>
           <w:szCs w:val="24"/>
         </w:rPr>
@@ -7875,7 +7731,6 @@
       </w:r>
       <w:r>
         <w:rPr>
-          <w:rFonts w:ascii="Times New Roman" w:hAnsi="Times New Roman" w:cs="Times New Roman"/>
           <w:sz w:val="24"/>
           <w:szCs w:val="24"/>
         </w:rPr>
@@ -7883,7 +7738,6 @@
       </w:r>
       <w:r>
         <w:rPr>
-          <w:rFonts w:ascii="Times New Roman" w:hAnsi="Times New Roman" w:cs="Times New Roman"/>
           <w:sz w:val="24"/>
           <w:szCs w:val="24"/>
         </w:rPr>
@@ -7891,7 +7745,6 @@
       </w:r>
       <w:r>
         <w:rPr>
-          <w:rFonts w:ascii="Times New Roman" w:hAnsi="Times New Roman" w:cs="Times New Roman"/>
           <w:noProof/>
           <w:sz w:val="24"/>
           <w:szCs w:val="24"/>
@@ -7900,7 +7753,6 @@
       </w:r>
       <w:r>
         <w:rPr>
-          <w:rFonts w:ascii="Times New Roman" w:hAnsi="Times New Roman" w:cs="Times New Roman"/>
           <w:sz w:val="24"/>
           <w:szCs w:val="24"/>
         </w:rPr>
@@ -7908,7 +7760,6 @@
       </w:r>
       <w:r>
         <w:rPr>
-          <w:rFonts w:ascii="Times New Roman" w:hAnsi="Times New Roman" w:cs="Times New Roman"/>
           <w:sz w:val="24"/>
           <w:szCs w:val="24"/>
         </w:rPr>
@@ -7919,13 +7770,9 @@
       <w:pPr>
         <w:keepNext/>
         <w:spacing w:line="480" w:lineRule="auto"/>
-        <w:rPr>
-          <w:rFonts w:ascii="Times New Roman" w:hAnsi="Times New Roman" w:cs="Times New Roman"/>
-        </w:rPr>
-      </w:pPr>
-      <w:r>
-        <w:rPr>
-          <w:rFonts w:ascii="Times New Roman" w:hAnsi="Times New Roman" w:cs="Times New Roman"/>
+      </w:pPr>
+      <w:r>
+        <w:rPr>
           <w:noProof/>
         </w:rPr>
         <w:lastRenderedPageBreak/>
@@ -7977,14 +7824,12 @@
         <w:pStyle w:val="Caption"/>
         <w:spacing w:line="480" w:lineRule="auto"/>
         <w:rPr>
-          <w:rFonts w:ascii="Times New Roman" w:hAnsi="Times New Roman" w:cs="Times New Roman"/>
-          <w:sz w:val="24"/>
-          <w:szCs w:val="24"/>
-        </w:rPr>
-      </w:pPr>
-      <w:r>
-        <w:rPr>
-          <w:rFonts w:ascii="Times New Roman" w:hAnsi="Times New Roman" w:cs="Times New Roman"/>
+          <w:sz w:val="24"/>
+          <w:szCs w:val="24"/>
+        </w:rPr>
+      </w:pPr>
+      <w:r>
+        <w:rPr>
           <w:sz w:val="24"/>
           <w:szCs w:val="24"/>
         </w:rPr>
@@ -7992,7 +7837,6 @@
       </w:r>
       <w:r>
         <w:rPr>
-          <w:rFonts w:ascii="Times New Roman" w:hAnsi="Times New Roman" w:cs="Times New Roman"/>
           <w:sz w:val="24"/>
           <w:szCs w:val="24"/>
         </w:rPr>
@@ -8000,7 +7844,6 @@
       </w:r>
       <w:r>
         <w:rPr>
-          <w:rFonts w:ascii="Times New Roman" w:hAnsi="Times New Roman" w:cs="Times New Roman"/>
           <w:sz w:val="24"/>
           <w:szCs w:val="24"/>
         </w:rPr>
@@ -8008,7 +7851,6 @@
       </w:r>
       <w:r>
         <w:rPr>
-          <w:rFonts w:ascii="Times New Roman" w:hAnsi="Times New Roman" w:cs="Times New Roman"/>
           <w:sz w:val="24"/>
           <w:szCs w:val="24"/>
         </w:rPr>
@@ -8016,7 +7858,6 @@
       </w:r>
       <w:r>
         <w:rPr>
-          <w:rFonts w:ascii="Times New Roman" w:hAnsi="Times New Roman" w:cs="Times New Roman"/>
           <w:noProof/>
           <w:sz w:val="24"/>
           <w:szCs w:val="24"/>
@@ -8025,7 +7866,6 @@
       </w:r>
       <w:r>
         <w:rPr>
-          <w:rFonts w:ascii="Times New Roman" w:hAnsi="Times New Roman" w:cs="Times New Roman"/>
           <w:sz w:val="24"/>
           <w:szCs w:val="24"/>
         </w:rPr>
@@ -8033,7 +7873,6 @@
       </w:r>
       <w:r>
         <w:rPr>
-          <w:rFonts w:ascii="Times New Roman" w:hAnsi="Times New Roman" w:cs="Times New Roman"/>
           <w:sz w:val="24"/>
           <w:szCs w:val="24"/>
         </w:rPr>
@@ -8045,15 +7884,15 @@
         <w:pStyle w:val="Heading3"/>
         <w:spacing w:line="480" w:lineRule="auto"/>
         <w:rPr>
-          <w:rFonts w:ascii="Times New Roman" w:hAnsi="Times New Roman" w:cs="Times New Roman"/>
-          <w:sz w:val="24"/>
-          <w:szCs w:val="24"/>
-        </w:rPr>
-      </w:pPr>
-      <w:bookmarkStart w:id="10" w:name="_Toc231464842"/>
-      <w:r>
-        <w:rPr>
-          <w:rFonts w:ascii="Times New Roman" w:hAnsi="Times New Roman" w:cs="Times New Roman"/>
+          <w:rFonts w:cs="Times New Roman"/>
+          <w:sz w:val="24"/>
+          <w:szCs w:val="24"/>
+        </w:rPr>
+      </w:pPr>
+      <w:bookmarkStart w:id="10" w:name="_Toc233560564"/>
+      <w:r>
+        <w:rPr>
+          <w:rFonts w:cs="Times New Roman"/>
           <w:sz w:val="24"/>
           <w:szCs w:val="24"/>
         </w:rPr>
@@ -8064,14 +7903,8 @@
     <w:p>
       <w:pPr>
         <w:spacing w:line="480" w:lineRule="auto"/>
-        <w:rPr>
-          <w:rFonts w:ascii="Times New Roman" w:hAnsi="Times New Roman" w:cs="Times New Roman"/>
-        </w:rPr>
-      </w:pPr>
-      <w:r>
-        <w:rPr>
-          <w:rFonts w:ascii="Times New Roman" w:hAnsi="Times New Roman" w:cs="Times New Roman"/>
-        </w:rPr>
+      </w:pPr>
+      <w:r>
         <w:t>This week was all about setting up the structural foundations for the Sea of Games website like, properly setting up the XAMPP servers and database schemas and crucial PHP connection files. Learning from initial problems experienced throughout this week helped improve my debugging skills and stronger understanding of git commands.</w:t>
       </w:r>
     </w:p>
@@ -8085,7 +7918,7 @@
           <w:szCs w:val="24"/>
         </w:rPr>
       </w:pPr>
-      <w:bookmarkStart w:id="11" w:name="_Toc231464843"/>
+      <w:bookmarkStart w:id="11" w:name="_Toc233560565"/>
       <w:r>
         <w:rPr>
           <w:rFonts w:ascii="Times New Roman" w:hAnsi="Times New Roman" w:cs="Times New Roman"/>
@@ -8093,7 +7926,7 @@
           <w:szCs w:val="24"/>
         </w:rPr>
         <w:lastRenderedPageBreak/>
-        <w:t xml:space="preserve">Week 5: </w:t>
+        <w:t>W</w:t>
       </w:r>
       <w:r>
         <w:rPr>
@@ -8101,7 +7934,23 @@
           <w:sz w:val="24"/>
           <w:szCs w:val="24"/>
         </w:rPr>
-        <w:t>Introduction to Databases</w:t>
+        <w:t>EEK FIVE</w:t>
+      </w:r>
+      <w:r>
+        <w:rPr>
+          <w:rFonts w:ascii="Times New Roman" w:hAnsi="Times New Roman" w:cs="Times New Roman"/>
+          <w:sz w:val="24"/>
+          <w:szCs w:val="24"/>
+        </w:rPr>
+        <w:t xml:space="preserve">: </w:t>
+      </w:r>
+      <w:r>
+        <w:rPr>
+          <w:rFonts w:ascii="Times New Roman" w:hAnsi="Times New Roman" w:cs="Times New Roman"/>
+          <w:sz w:val="24"/>
+          <w:szCs w:val="24"/>
+        </w:rPr>
+        <w:t>INTRODUCTION TO DATABASES</w:t>
       </w:r>
       <w:bookmarkEnd w:id="11"/>
     </w:p>
@@ -8109,13 +7958,9 @@
       <w:pPr>
         <w:keepNext/>
         <w:spacing w:line="480" w:lineRule="auto"/>
-        <w:rPr>
-          <w:rFonts w:ascii="Times New Roman" w:hAnsi="Times New Roman" w:cs="Times New Roman"/>
-        </w:rPr>
-      </w:pPr>
-      <w:r>
-        <w:rPr>
-          <w:rFonts w:ascii="Times New Roman" w:hAnsi="Times New Roman" w:cs="Times New Roman"/>
+      </w:pPr>
+      <w:r>
+        <w:rPr>
           <w:noProof/>
         </w:rPr>
         <w:drawing>
@@ -8166,14 +8011,12 @@
         <w:pStyle w:val="Caption"/>
         <w:spacing w:line="480" w:lineRule="auto"/>
         <w:rPr>
-          <w:rFonts w:ascii="Times New Roman" w:hAnsi="Times New Roman" w:cs="Times New Roman"/>
-          <w:sz w:val="24"/>
-          <w:szCs w:val="24"/>
-        </w:rPr>
-      </w:pPr>
-      <w:r>
-        <w:rPr>
-          <w:rFonts w:ascii="Times New Roman" w:hAnsi="Times New Roman" w:cs="Times New Roman"/>
+          <w:sz w:val="24"/>
+          <w:szCs w:val="24"/>
+        </w:rPr>
+      </w:pPr>
+      <w:r>
+        <w:rPr>
           <w:sz w:val="24"/>
           <w:szCs w:val="24"/>
         </w:rPr>
@@ -8181,7 +8024,6 @@
       </w:r>
       <w:r>
         <w:rPr>
-          <w:rFonts w:ascii="Times New Roman" w:hAnsi="Times New Roman" w:cs="Times New Roman"/>
           <w:sz w:val="24"/>
           <w:szCs w:val="24"/>
         </w:rPr>
@@ -8189,7 +8031,6 @@
       </w:r>
       <w:r>
         <w:rPr>
-          <w:rFonts w:ascii="Times New Roman" w:hAnsi="Times New Roman" w:cs="Times New Roman"/>
           <w:sz w:val="24"/>
           <w:szCs w:val="24"/>
         </w:rPr>
@@ -8197,7 +8038,6 @@
       </w:r>
       <w:r>
         <w:rPr>
-          <w:rFonts w:ascii="Times New Roman" w:hAnsi="Times New Roman" w:cs="Times New Roman"/>
           <w:sz w:val="24"/>
           <w:szCs w:val="24"/>
         </w:rPr>
@@ -8205,7 +8045,6 @@
       </w:r>
       <w:r>
         <w:rPr>
-          <w:rFonts w:ascii="Times New Roman" w:hAnsi="Times New Roman" w:cs="Times New Roman"/>
           <w:noProof/>
           <w:sz w:val="24"/>
           <w:szCs w:val="24"/>
@@ -8214,7 +8053,6 @@
       </w:r>
       <w:r>
         <w:rPr>
-          <w:rFonts w:ascii="Times New Roman" w:hAnsi="Times New Roman" w:cs="Times New Roman"/>
           <w:sz w:val="24"/>
           <w:szCs w:val="24"/>
         </w:rPr>
@@ -8222,7 +8060,6 @@
       </w:r>
       <w:r>
         <w:rPr>
-          <w:rFonts w:ascii="Times New Roman" w:hAnsi="Times New Roman" w:cs="Times New Roman"/>
           <w:sz w:val="24"/>
           <w:szCs w:val="24"/>
         </w:rPr>
@@ -8232,30 +8069,20 @@
     <w:p>
       <w:pPr>
         <w:spacing w:line="480" w:lineRule="auto"/>
-        <w:rPr>
-          <w:rFonts w:ascii="Times New Roman" w:hAnsi="Times New Roman" w:cs="Times New Roman"/>
-        </w:rPr>
       </w:pPr>
     </w:p>
     <w:p>
       <w:pPr>
         <w:spacing w:line="480" w:lineRule="auto"/>
-        <w:rPr>
-          <w:rFonts w:ascii="Times New Roman" w:hAnsi="Times New Roman" w:cs="Times New Roman"/>
-        </w:rPr>
       </w:pPr>
     </w:p>
     <w:p>
       <w:pPr>
         <w:keepNext/>
         <w:spacing w:line="480" w:lineRule="auto"/>
-        <w:rPr>
-          <w:rFonts w:ascii="Times New Roman" w:hAnsi="Times New Roman" w:cs="Times New Roman"/>
-        </w:rPr>
-      </w:pPr>
-      <w:r>
-        <w:rPr>
-          <w:rFonts w:ascii="Times New Roman" w:hAnsi="Times New Roman" w:cs="Times New Roman"/>
+      </w:pPr>
+      <w:r>
+        <w:rPr>
           <w:noProof/>
         </w:rPr>
         <w:drawing>
@@ -8306,14 +8133,12 @@
         <w:pStyle w:val="Caption"/>
         <w:spacing w:line="480" w:lineRule="auto"/>
         <w:rPr>
-          <w:rFonts w:ascii="Times New Roman" w:hAnsi="Times New Roman" w:cs="Times New Roman"/>
-          <w:sz w:val="24"/>
-          <w:szCs w:val="24"/>
-        </w:rPr>
-      </w:pPr>
-      <w:r>
-        <w:rPr>
-          <w:rFonts w:ascii="Times New Roman" w:hAnsi="Times New Roman" w:cs="Times New Roman"/>
+          <w:sz w:val="24"/>
+          <w:szCs w:val="24"/>
+        </w:rPr>
+      </w:pPr>
+      <w:r>
+        <w:rPr>
           <w:sz w:val="24"/>
           <w:szCs w:val="24"/>
         </w:rPr>
@@ -8321,7 +8146,6 @@
       </w:r>
       <w:r>
         <w:rPr>
-          <w:rFonts w:ascii="Times New Roman" w:hAnsi="Times New Roman" w:cs="Times New Roman"/>
           <w:sz w:val="24"/>
           <w:szCs w:val="24"/>
         </w:rPr>
@@ -8329,7 +8153,6 @@
       </w:r>
       <w:r>
         <w:rPr>
-          <w:rFonts w:ascii="Times New Roman" w:hAnsi="Times New Roman" w:cs="Times New Roman"/>
           <w:sz w:val="24"/>
           <w:szCs w:val="24"/>
         </w:rPr>
@@ -8337,7 +8160,6 @@
       </w:r>
       <w:r>
         <w:rPr>
-          <w:rFonts w:ascii="Times New Roman" w:hAnsi="Times New Roman" w:cs="Times New Roman"/>
           <w:sz w:val="24"/>
           <w:szCs w:val="24"/>
         </w:rPr>
@@ -8345,7 +8167,6 @@
       </w:r>
       <w:r>
         <w:rPr>
-          <w:rFonts w:ascii="Times New Roman" w:hAnsi="Times New Roman" w:cs="Times New Roman"/>
           <w:noProof/>
           <w:sz w:val="24"/>
           <w:szCs w:val="24"/>
@@ -8354,7 +8175,6 @@
       </w:r>
       <w:r>
         <w:rPr>
-          <w:rFonts w:ascii="Times New Roman" w:hAnsi="Times New Roman" w:cs="Times New Roman"/>
           <w:sz w:val="24"/>
           <w:szCs w:val="24"/>
         </w:rPr>
@@ -8362,7 +8182,6 @@
       </w:r>
       <w:r>
         <w:rPr>
-          <w:rFonts w:ascii="Times New Roman" w:hAnsi="Times New Roman" w:cs="Times New Roman"/>
           <w:sz w:val="24"/>
           <w:szCs w:val="24"/>
         </w:rPr>
@@ -8373,17 +8192,13 @@
       <w:pPr>
         <w:keepNext/>
         <w:spacing w:line="480" w:lineRule="auto"/>
-        <w:rPr>
-          <w:rFonts w:ascii="Times New Roman" w:hAnsi="Times New Roman" w:cs="Times New Roman"/>
-        </w:rPr>
-      </w:pPr>
-      <w:r>
-        <w:rPr>
-          <w:rFonts w:ascii="Times New Roman" w:hAnsi="Times New Roman" w:cs="Times New Roman"/>
+      </w:pPr>
+      <w:r>
+        <w:rPr>
           <w:noProof/>
         </w:rPr>
         <w:drawing>
-          <wp:inline distT="0" distB="0" distL="0" distR="0" wp14:anchorId="22B2B19A" wp14:editId="25329CDA">
+          <wp:inline distT="0" distB="0" distL="0" distR="0" wp14:anchorId="22B2B19A" wp14:editId="57ECABD2">
             <wp:extent cx="5943600" cy="2071370"/>
             <wp:effectExtent l="0" t="0" r="0" b="5080"/>
             <wp:docPr id="1643497507" name="Picture 56"/>
@@ -8430,14 +8245,12 @@
         <w:pStyle w:val="Caption"/>
         <w:spacing w:line="480" w:lineRule="auto"/>
         <w:rPr>
-          <w:rFonts w:ascii="Times New Roman" w:hAnsi="Times New Roman" w:cs="Times New Roman"/>
-          <w:sz w:val="24"/>
-          <w:szCs w:val="24"/>
-        </w:rPr>
-      </w:pPr>
-      <w:r>
-        <w:rPr>
-          <w:rFonts w:ascii="Times New Roman" w:hAnsi="Times New Roman" w:cs="Times New Roman"/>
+          <w:sz w:val="24"/>
+          <w:szCs w:val="24"/>
+        </w:rPr>
+      </w:pPr>
+      <w:r>
+        <w:rPr>
           <w:sz w:val="24"/>
           <w:szCs w:val="24"/>
         </w:rPr>
@@ -8445,7 +8258,6 @@
       </w:r>
       <w:r>
         <w:rPr>
-          <w:rFonts w:ascii="Times New Roman" w:hAnsi="Times New Roman" w:cs="Times New Roman"/>
           <w:sz w:val="24"/>
           <w:szCs w:val="24"/>
         </w:rPr>
@@ -8453,7 +8265,6 @@
       </w:r>
       <w:r>
         <w:rPr>
-          <w:rFonts w:ascii="Times New Roman" w:hAnsi="Times New Roman" w:cs="Times New Roman"/>
           <w:sz w:val="24"/>
           <w:szCs w:val="24"/>
         </w:rPr>
@@ -8461,7 +8272,6 @@
       </w:r>
       <w:r>
         <w:rPr>
-          <w:rFonts w:ascii="Times New Roman" w:hAnsi="Times New Roman" w:cs="Times New Roman"/>
           <w:sz w:val="24"/>
           <w:szCs w:val="24"/>
         </w:rPr>
@@ -8469,7 +8279,6 @@
       </w:r>
       <w:r>
         <w:rPr>
-          <w:rFonts w:ascii="Times New Roman" w:hAnsi="Times New Roman" w:cs="Times New Roman"/>
           <w:noProof/>
           <w:sz w:val="24"/>
           <w:szCs w:val="24"/>
@@ -8478,7 +8287,6 @@
       </w:r>
       <w:r>
         <w:rPr>
-          <w:rFonts w:ascii="Times New Roman" w:hAnsi="Times New Roman" w:cs="Times New Roman"/>
           <w:sz w:val="24"/>
           <w:szCs w:val="24"/>
         </w:rPr>
@@ -8486,7 +8294,6 @@
       </w:r>
       <w:r>
         <w:rPr>
-          <w:rFonts w:ascii="Times New Roman" w:hAnsi="Times New Roman" w:cs="Times New Roman"/>
           <w:sz w:val="24"/>
           <w:szCs w:val="24"/>
         </w:rPr>
@@ -8497,17 +8304,13 @@
       <w:pPr>
         <w:keepNext/>
         <w:spacing w:line="480" w:lineRule="auto"/>
-        <w:rPr>
-          <w:rFonts w:ascii="Times New Roman" w:hAnsi="Times New Roman" w:cs="Times New Roman"/>
-        </w:rPr>
-      </w:pPr>
-      <w:r>
-        <w:rPr>
-          <w:rFonts w:ascii="Times New Roman" w:hAnsi="Times New Roman" w:cs="Times New Roman"/>
+      </w:pPr>
+      <w:r>
+        <w:rPr>
           <w:noProof/>
         </w:rPr>
         <w:drawing>
-          <wp:inline distT="0" distB="0" distL="0" distR="0" wp14:anchorId="4973C06B" wp14:editId="0B0DA2FE">
+          <wp:inline distT="0" distB="0" distL="0" distR="0" wp14:anchorId="4973C06B" wp14:editId="1773FE3A">
             <wp:extent cx="5943600" cy="1189990"/>
             <wp:effectExtent l="0" t="0" r="0" b="0"/>
             <wp:docPr id="62287807" name="Picture 57"/>
@@ -8554,14 +8357,12 @@
         <w:pStyle w:val="Caption"/>
         <w:spacing w:line="480" w:lineRule="auto"/>
         <w:rPr>
-          <w:rFonts w:ascii="Times New Roman" w:hAnsi="Times New Roman" w:cs="Times New Roman"/>
-          <w:sz w:val="24"/>
-          <w:szCs w:val="24"/>
-        </w:rPr>
-      </w:pPr>
-      <w:r>
-        <w:rPr>
-          <w:rFonts w:ascii="Times New Roman" w:hAnsi="Times New Roman" w:cs="Times New Roman"/>
+          <w:sz w:val="24"/>
+          <w:szCs w:val="24"/>
+        </w:rPr>
+      </w:pPr>
+      <w:r>
+        <w:rPr>
           <w:sz w:val="24"/>
           <w:szCs w:val="24"/>
         </w:rPr>
@@ -8569,7 +8370,6 @@
       </w:r>
       <w:r>
         <w:rPr>
-          <w:rFonts w:ascii="Times New Roman" w:hAnsi="Times New Roman" w:cs="Times New Roman"/>
           <w:sz w:val="24"/>
           <w:szCs w:val="24"/>
         </w:rPr>
@@ -8577,7 +8377,6 @@
       </w:r>
       <w:r>
         <w:rPr>
-          <w:rFonts w:ascii="Times New Roman" w:hAnsi="Times New Roman" w:cs="Times New Roman"/>
           <w:sz w:val="24"/>
           <w:szCs w:val="24"/>
         </w:rPr>
@@ -8585,7 +8384,6 @@
       </w:r>
       <w:r>
         <w:rPr>
-          <w:rFonts w:ascii="Times New Roman" w:hAnsi="Times New Roman" w:cs="Times New Roman"/>
           <w:sz w:val="24"/>
           <w:szCs w:val="24"/>
         </w:rPr>
@@ -8593,7 +8391,6 @@
       </w:r>
       <w:r>
         <w:rPr>
-          <w:rFonts w:ascii="Times New Roman" w:hAnsi="Times New Roman" w:cs="Times New Roman"/>
           <w:noProof/>
           <w:sz w:val="24"/>
           <w:szCs w:val="24"/>
@@ -8602,7 +8399,6 @@
       </w:r>
       <w:r>
         <w:rPr>
-          <w:rFonts w:ascii="Times New Roman" w:hAnsi="Times New Roman" w:cs="Times New Roman"/>
           <w:sz w:val="24"/>
           <w:szCs w:val="24"/>
         </w:rPr>
@@ -8610,7 +8406,6 @@
       </w:r>
       <w:r>
         <w:rPr>
-          <w:rFonts w:ascii="Times New Roman" w:hAnsi="Times New Roman" w:cs="Times New Roman"/>
           <w:sz w:val="24"/>
           <w:szCs w:val="24"/>
         </w:rPr>
@@ -8621,18 +8416,14 @@
       <w:pPr>
         <w:keepNext/>
         <w:spacing w:line="480" w:lineRule="auto"/>
-        <w:rPr>
-          <w:rFonts w:ascii="Times New Roman" w:hAnsi="Times New Roman" w:cs="Times New Roman"/>
-        </w:rPr>
-      </w:pPr>
-      <w:r>
-        <w:rPr>
-          <w:rFonts w:ascii="Times New Roman" w:hAnsi="Times New Roman" w:cs="Times New Roman"/>
+      </w:pPr>
+      <w:r>
+        <w:rPr>
           <w:noProof/>
         </w:rPr>
         <w:lastRenderedPageBreak/>
         <w:drawing>
-          <wp:inline distT="0" distB="0" distL="0" distR="0" wp14:anchorId="4F29176A" wp14:editId="4DB099EB">
+          <wp:inline distT="0" distB="0" distL="0" distR="0" wp14:anchorId="4F29176A" wp14:editId="27E5016A">
             <wp:extent cx="5943600" cy="3041650"/>
             <wp:effectExtent l="0" t="0" r="0" b="6350"/>
             <wp:docPr id="219269262" name="Picture 58"/>
@@ -8679,14 +8470,12 @@
         <w:pStyle w:val="Caption"/>
         <w:spacing w:line="480" w:lineRule="auto"/>
         <w:rPr>
-          <w:rFonts w:ascii="Times New Roman" w:hAnsi="Times New Roman" w:cs="Times New Roman"/>
-          <w:sz w:val="24"/>
-          <w:szCs w:val="24"/>
-        </w:rPr>
-      </w:pPr>
-      <w:r>
-        <w:rPr>
-          <w:rFonts w:ascii="Times New Roman" w:hAnsi="Times New Roman" w:cs="Times New Roman"/>
+          <w:sz w:val="24"/>
+          <w:szCs w:val="24"/>
+        </w:rPr>
+      </w:pPr>
+      <w:r>
+        <w:rPr>
           <w:sz w:val="24"/>
           <w:szCs w:val="24"/>
         </w:rPr>
@@ -8694,7 +8483,6 @@
       </w:r>
       <w:r>
         <w:rPr>
-          <w:rFonts w:ascii="Times New Roman" w:hAnsi="Times New Roman" w:cs="Times New Roman"/>
           <w:sz w:val="24"/>
           <w:szCs w:val="24"/>
         </w:rPr>
@@ -8702,7 +8490,6 @@
       </w:r>
       <w:r>
         <w:rPr>
-          <w:rFonts w:ascii="Times New Roman" w:hAnsi="Times New Roman" w:cs="Times New Roman"/>
           <w:sz w:val="24"/>
           <w:szCs w:val="24"/>
         </w:rPr>
@@ -8710,7 +8497,6 @@
       </w:r>
       <w:r>
         <w:rPr>
-          <w:rFonts w:ascii="Times New Roman" w:hAnsi="Times New Roman" w:cs="Times New Roman"/>
           <w:sz w:val="24"/>
           <w:szCs w:val="24"/>
         </w:rPr>
@@ -8718,7 +8504,6 @@
       </w:r>
       <w:r>
         <w:rPr>
-          <w:rFonts w:ascii="Times New Roman" w:hAnsi="Times New Roman" w:cs="Times New Roman"/>
           <w:noProof/>
           <w:sz w:val="24"/>
           <w:szCs w:val="24"/>
@@ -8727,7 +8512,6 @@
       </w:r>
       <w:r>
         <w:rPr>
-          <w:rFonts w:ascii="Times New Roman" w:hAnsi="Times New Roman" w:cs="Times New Roman"/>
           <w:sz w:val="24"/>
           <w:szCs w:val="24"/>
         </w:rPr>
@@ -8735,7 +8519,6 @@
       </w:r>
       <w:r>
         <w:rPr>
-          <w:rFonts w:ascii="Times New Roman" w:hAnsi="Times New Roman" w:cs="Times New Roman"/>
           <w:sz w:val="24"/>
           <w:szCs w:val="24"/>
         </w:rPr>
@@ -8746,13 +8529,9 @@
       <w:pPr>
         <w:keepNext/>
         <w:spacing w:line="480" w:lineRule="auto"/>
-        <w:rPr>
-          <w:rFonts w:ascii="Times New Roman" w:hAnsi="Times New Roman" w:cs="Times New Roman"/>
-        </w:rPr>
-      </w:pPr>
-      <w:r>
-        <w:rPr>
-          <w:rFonts w:ascii="Times New Roman" w:hAnsi="Times New Roman" w:cs="Times New Roman"/>
+      </w:pPr>
+      <w:r>
+        <w:rPr>
           <w:noProof/>
         </w:rPr>
         <w:lastRenderedPageBreak/>
@@ -8798,14 +8577,12 @@
         <w:pStyle w:val="Caption"/>
         <w:spacing w:line="480" w:lineRule="auto"/>
         <w:rPr>
-          <w:rFonts w:ascii="Times New Roman" w:hAnsi="Times New Roman" w:cs="Times New Roman"/>
-          <w:sz w:val="24"/>
-          <w:szCs w:val="24"/>
-        </w:rPr>
-      </w:pPr>
-      <w:r>
-        <w:rPr>
-          <w:rFonts w:ascii="Times New Roman" w:hAnsi="Times New Roman" w:cs="Times New Roman"/>
+          <w:sz w:val="24"/>
+          <w:szCs w:val="24"/>
+        </w:rPr>
+      </w:pPr>
+      <w:r>
+        <w:rPr>
           <w:sz w:val="24"/>
           <w:szCs w:val="24"/>
         </w:rPr>
@@ -8813,7 +8590,6 @@
       </w:r>
       <w:r>
         <w:rPr>
-          <w:rFonts w:ascii="Times New Roman" w:hAnsi="Times New Roman" w:cs="Times New Roman"/>
           <w:sz w:val="24"/>
           <w:szCs w:val="24"/>
         </w:rPr>
@@ -8821,7 +8597,6 @@
       </w:r>
       <w:r>
         <w:rPr>
-          <w:rFonts w:ascii="Times New Roman" w:hAnsi="Times New Roman" w:cs="Times New Roman"/>
           <w:sz w:val="24"/>
           <w:szCs w:val="24"/>
         </w:rPr>
@@ -8829,7 +8604,6 @@
       </w:r>
       <w:r>
         <w:rPr>
-          <w:rFonts w:ascii="Times New Roman" w:hAnsi="Times New Roman" w:cs="Times New Roman"/>
           <w:sz w:val="24"/>
           <w:szCs w:val="24"/>
         </w:rPr>
@@ -8837,7 +8611,6 @@
       </w:r>
       <w:r>
         <w:rPr>
-          <w:rFonts w:ascii="Times New Roman" w:hAnsi="Times New Roman" w:cs="Times New Roman"/>
           <w:noProof/>
           <w:sz w:val="24"/>
           <w:szCs w:val="24"/>
@@ -8846,7 +8619,6 @@
       </w:r>
       <w:r>
         <w:rPr>
-          <w:rFonts w:ascii="Times New Roman" w:hAnsi="Times New Roman" w:cs="Times New Roman"/>
           <w:sz w:val="24"/>
           <w:szCs w:val="24"/>
         </w:rPr>
@@ -8854,7 +8626,6 @@
       </w:r>
       <w:r>
         <w:rPr>
-          <w:rFonts w:ascii="Times New Roman" w:hAnsi="Times New Roman" w:cs="Times New Roman"/>
           <w:sz w:val="24"/>
           <w:szCs w:val="24"/>
         </w:rPr>
@@ -8865,13 +8636,9 @@
       <w:pPr>
         <w:keepNext/>
         <w:spacing w:line="480" w:lineRule="auto"/>
-        <w:rPr>
-          <w:rFonts w:ascii="Times New Roman" w:hAnsi="Times New Roman" w:cs="Times New Roman"/>
-        </w:rPr>
-      </w:pPr>
-      <w:r>
-        <w:rPr>
-          <w:rFonts w:ascii="Times New Roman" w:hAnsi="Times New Roman" w:cs="Times New Roman"/>
+      </w:pPr>
+      <w:r>
+        <w:rPr>
           <w:noProof/>
         </w:rPr>
         <w:lastRenderedPageBreak/>
@@ -8917,14 +8684,12 @@
         <w:pStyle w:val="Caption"/>
         <w:spacing w:line="480" w:lineRule="auto"/>
         <w:rPr>
-          <w:rFonts w:ascii="Times New Roman" w:hAnsi="Times New Roman" w:cs="Times New Roman"/>
-          <w:sz w:val="24"/>
-          <w:szCs w:val="24"/>
-        </w:rPr>
-      </w:pPr>
-      <w:r>
-        <w:rPr>
-          <w:rFonts w:ascii="Times New Roman" w:hAnsi="Times New Roman" w:cs="Times New Roman"/>
+          <w:sz w:val="24"/>
+          <w:szCs w:val="24"/>
+        </w:rPr>
+      </w:pPr>
+      <w:r>
+        <w:rPr>
           <w:sz w:val="24"/>
           <w:szCs w:val="24"/>
         </w:rPr>
@@ -8932,7 +8697,6 @@
       </w:r>
       <w:r>
         <w:rPr>
-          <w:rFonts w:ascii="Times New Roman" w:hAnsi="Times New Roman" w:cs="Times New Roman"/>
           <w:sz w:val="24"/>
           <w:szCs w:val="24"/>
         </w:rPr>
@@ -8940,7 +8704,6 @@
       </w:r>
       <w:r>
         <w:rPr>
-          <w:rFonts w:ascii="Times New Roman" w:hAnsi="Times New Roman" w:cs="Times New Roman"/>
           <w:sz w:val="24"/>
           <w:szCs w:val="24"/>
         </w:rPr>
@@ -8948,7 +8711,6 @@
       </w:r>
       <w:r>
         <w:rPr>
-          <w:rFonts w:ascii="Times New Roman" w:hAnsi="Times New Roman" w:cs="Times New Roman"/>
           <w:sz w:val="24"/>
           <w:szCs w:val="24"/>
         </w:rPr>
@@ -8956,7 +8718,6 @@
       </w:r>
       <w:r>
         <w:rPr>
-          <w:rFonts w:ascii="Times New Roman" w:hAnsi="Times New Roman" w:cs="Times New Roman"/>
           <w:noProof/>
           <w:sz w:val="24"/>
           <w:szCs w:val="24"/>
@@ -8965,7 +8726,6 @@
       </w:r>
       <w:r>
         <w:rPr>
-          <w:rFonts w:ascii="Times New Roman" w:hAnsi="Times New Roman" w:cs="Times New Roman"/>
           <w:sz w:val="24"/>
           <w:szCs w:val="24"/>
         </w:rPr>
@@ -8973,7 +8733,6 @@
       </w:r>
       <w:r>
         <w:rPr>
-          <w:rFonts w:ascii="Times New Roman" w:hAnsi="Times New Roman" w:cs="Times New Roman"/>
           <w:sz w:val="24"/>
           <w:szCs w:val="24"/>
         </w:rPr>
@@ -8984,13 +8743,9 @@
       <w:pPr>
         <w:keepNext/>
         <w:spacing w:line="480" w:lineRule="auto"/>
-        <w:rPr>
-          <w:rFonts w:ascii="Times New Roman" w:hAnsi="Times New Roman" w:cs="Times New Roman"/>
-        </w:rPr>
-      </w:pPr>
-      <w:r>
-        <w:rPr>
-          <w:rFonts w:ascii="Times New Roman" w:hAnsi="Times New Roman" w:cs="Times New Roman"/>
+      </w:pPr>
+      <w:r>
+        <w:rPr>
           <w:noProof/>
         </w:rPr>
         <w:lastRenderedPageBreak/>
@@ -9036,87 +8791,84 @@
         <w:pStyle w:val="Caption"/>
         <w:spacing w:line="480" w:lineRule="auto"/>
         <w:rPr>
+          <w:sz w:val="24"/>
+          <w:szCs w:val="24"/>
+        </w:rPr>
+      </w:pPr>
+      <w:r>
+        <w:rPr>
+          <w:sz w:val="24"/>
+          <w:szCs w:val="24"/>
+        </w:rPr>
+        <w:t xml:space="preserve">Figure </w:t>
+      </w:r>
+      <w:r>
+        <w:rPr>
+          <w:sz w:val="24"/>
+          <w:szCs w:val="24"/>
+        </w:rPr>
+        <w:fldChar w:fldCharType="begin"/>
+      </w:r>
+      <w:r>
+        <w:rPr>
+          <w:sz w:val="24"/>
+          <w:szCs w:val="24"/>
+        </w:rPr>
+        <w:instrText xml:space="preserve"> SEQ Figure \* ARABIC </w:instrText>
+      </w:r>
+      <w:r>
+        <w:rPr>
+          <w:sz w:val="24"/>
+          <w:szCs w:val="24"/>
+        </w:rPr>
+        <w:fldChar w:fldCharType="separate"/>
+      </w:r>
+      <w:r>
+        <w:rPr>
+          <w:noProof/>
+          <w:sz w:val="24"/>
+          <w:szCs w:val="24"/>
+        </w:rPr>
+        <w:t>31</w:t>
+      </w:r>
+      <w:r>
+        <w:rPr>
+          <w:sz w:val="24"/>
+          <w:szCs w:val="24"/>
+        </w:rPr>
+        <w:fldChar w:fldCharType="end"/>
+      </w:r>
+      <w:r>
+        <w:rPr>
+          <w:sz w:val="24"/>
+          <w:szCs w:val="24"/>
+        </w:rPr>
+        <w:t>:GitHub Updates</w:t>
+      </w:r>
+    </w:p>
+    <w:p>
+      <w:pPr>
+        <w:pStyle w:val="Heading1"/>
+        <w:rPr>
           <w:rFonts w:ascii="Times New Roman" w:hAnsi="Times New Roman" w:cs="Times New Roman"/>
-          <w:sz w:val="24"/>
-          <w:szCs w:val="24"/>
-        </w:rPr>
-      </w:pPr>
+        </w:rPr>
+      </w:pPr>
+      <w:bookmarkStart w:id="12" w:name="_Toc233560566"/>
       <w:r>
         <w:rPr>
           <w:rFonts w:ascii="Times New Roman" w:hAnsi="Times New Roman" w:cs="Times New Roman"/>
-          <w:sz w:val="24"/>
-          <w:szCs w:val="24"/>
-        </w:rPr>
-        <w:t xml:space="preserve">Figure </w:t>
-      </w:r>
-      <w:r>
-        <w:rPr>
-          <w:rFonts w:ascii="Times New Roman" w:hAnsi="Times New Roman" w:cs="Times New Roman"/>
-          <w:sz w:val="24"/>
-          <w:szCs w:val="24"/>
-        </w:rPr>
-        <w:fldChar w:fldCharType="begin"/>
-      </w:r>
-      <w:r>
-        <w:rPr>
-          <w:rFonts w:ascii="Times New Roman" w:hAnsi="Times New Roman" w:cs="Times New Roman"/>
-          <w:sz w:val="24"/>
-          <w:szCs w:val="24"/>
-        </w:rPr>
-        <w:instrText xml:space="preserve"> SEQ Figure \* ARABIC </w:instrText>
-      </w:r>
-      <w:r>
-        <w:rPr>
-          <w:rFonts w:ascii="Times New Roman" w:hAnsi="Times New Roman" w:cs="Times New Roman"/>
-          <w:sz w:val="24"/>
-          <w:szCs w:val="24"/>
-        </w:rPr>
-        <w:fldChar w:fldCharType="separate"/>
-      </w:r>
-      <w:r>
-        <w:rPr>
-          <w:rFonts w:ascii="Times New Roman" w:hAnsi="Times New Roman" w:cs="Times New Roman"/>
+        </w:rPr>
+        <w:t>WEEK SIX: DATABASE INTEGRATION AND CRUD OPERATIONS</w:t>
+      </w:r>
+      <w:bookmarkEnd w:id="12"/>
+    </w:p>
+    <w:p>
+      <w:r>
+        <w:rPr>
           <w:noProof/>
-          <w:sz w:val="24"/>
-          <w:szCs w:val="24"/>
-        </w:rPr>
-        <w:t>31</w:t>
-      </w:r>
-      <w:r>
-        <w:rPr>
-          <w:rFonts w:ascii="Times New Roman" w:hAnsi="Times New Roman" w:cs="Times New Roman"/>
-          <w:sz w:val="24"/>
-          <w:szCs w:val="24"/>
-        </w:rPr>
-        <w:fldChar w:fldCharType="end"/>
-      </w:r>
-      <w:r>
-        <w:rPr>
-          <w:rFonts w:ascii="Times New Roman" w:hAnsi="Times New Roman" w:cs="Times New Roman"/>
-          <w:sz w:val="24"/>
-          <w:szCs w:val="24"/>
-        </w:rPr>
-        <w:t>:GitHub Updates</w:t>
-      </w:r>
-    </w:p>
-    <w:p>
-      <w:pPr>
-        <w:pStyle w:val="Heading1"/>
-      </w:pPr>
-      <w:r>
-        <w:t>WEEK SIX: DATABASE INTEGRATION AND CRUD OPERATIONS</w:t>
-      </w:r>
-    </w:p>
-    <w:p>
-      <w:pPr>
-        <w:pStyle w:val="Heading2"/>
-      </w:pPr>
-      <w:r>
-        <w:rPr>
-          <w:noProof/>
         </w:rPr>
         <w:drawing>
-          <wp:inline distT="0" distB="0" distL="0" distR="0" wp14:anchorId="0154CFB1" wp14:editId="31EC34C1">
+          <wp:inline distT="0" distB="0" distL="0" distR="0" wp14:anchorId="0154CFB1" wp14:editId="15C7AA82">
             <wp:extent cx="5943600" cy="424815"/>
             <wp:effectExtent l="0" t="0" r="0" b="0"/>
             <wp:docPr id="1847544891" name="Picture 51"/>
@@ -9165,38 +8917,28 @@
       <w:r>
         <w:t xml:space="preserve">Figure </w:t>
       </w:r>
-      <w:r>
-        <w:fldChar w:fldCharType="begin"/>
-      </w:r>
-      <w:r>
-        <w:instrText xml:space="preserve"> SEQ Figure \* ARABIC </w:instrText>
-      </w:r>
-      <w:r>
-        <w:fldChar w:fldCharType="separate"/>
-      </w:r>
+      <w:fldSimple w:instr=" SEQ Figure \* ARABIC ">
+        <w:r>
+          <w:rPr>
+            <w:noProof/>
+          </w:rPr>
+          <w:t>32</w:t>
+        </w:r>
+      </w:fldSimple>
+      <w:r>
+        <w:t>: Database connection message</w:t>
+      </w:r>
+    </w:p>
+    <w:p>
+      <w:pPr>
+        <w:keepNext/>
+      </w:pPr>
       <w:r>
         <w:rPr>
           <w:noProof/>
         </w:rPr>
-        <w:t>32</w:t>
-      </w:r>
-      <w:r>
-        <w:fldChar w:fldCharType="end"/>
-      </w:r>
-      <w:r>
-        <w:t>: Database connection message</w:t>
-      </w:r>
-    </w:p>
-    <w:p>
-      <w:pPr>
-        <w:keepNext/>
-      </w:pPr>
-      <w:r>
-        <w:rPr>
-          <w:noProof/>
-        </w:rPr>
         <w:drawing>
-          <wp:inline distT="0" distB="0" distL="0" distR="0" wp14:anchorId="08ECE47F" wp14:editId="0EB431EE">
+          <wp:inline distT="0" distB="0" distL="0" distR="0" wp14:anchorId="08ECE47F" wp14:editId="58BAEA9F">
             <wp:extent cx="5943600" cy="374650"/>
             <wp:effectExtent l="0" t="0" r="0" b="6350"/>
             <wp:docPr id="118118015" name="Picture 52"/>
@@ -9245,40 +8987,29 @@
       <w:r>
         <w:t xml:space="preserve">Figure </w:t>
       </w:r>
-      <w:r>
-        <w:fldChar w:fldCharType="begin"/>
-      </w:r>
-      <w:r>
-        <w:instrText xml:space="preserve"> SEQ Figure \* ARABIC </w:instrText>
-      </w:r>
-      <w:r>
-        <w:fldChar w:fldCharType="separate"/>
-      </w:r>
+      <w:fldSimple w:instr=" SEQ Figure \* ARABIC ">
+        <w:r>
+          <w:rPr>
+            <w:noProof/>
+          </w:rPr>
+          <w:t>33</w:t>
+        </w:r>
+      </w:fldSimple>
+      <w:r>
+        <w:t>: 'C' Create operation</w:t>
+      </w:r>
+    </w:p>
+    <w:p>
+      <w:pPr>
+        <w:keepNext/>
+      </w:pPr>
       <w:r>
         <w:rPr>
           <w:noProof/>
         </w:rPr>
-        <w:t>33</w:t>
-      </w:r>
-      <w:r>
-        <w:fldChar w:fldCharType="end"/>
-      </w:r>
-      <w:r>
-        <w:t>: 'C' Create operation</w:t>
-      </w:r>
-    </w:p>
-    <w:p>
-      <w:pPr>
-        <w:keepNext/>
-      </w:pPr>
-      <w:r>
-        <w:rPr>
-          <w:noProof/>
-        </w:rPr>
-        <w:lastRenderedPageBreak/>
         <w:drawing>
-          <wp:inline distT="0" distB="0" distL="0" distR="0" wp14:anchorId="11DD62EF" wp14:editId="2ADA2B19">
-            <wp:extent cx="5943600" cy="2384425"/>
+          <wp:inline distT="0" distB="0" distL="0" distR="0" wp14:anchorId="11DD62EF" wp14:editId="05924DAF">
+            <wp:extent cx="5943600" cy="2099144"/>
             <wp:effectExtent l="0" t="0" r="0" b="0"/>
             <wp:docPr id="1165856283" name="Picture 53"/>
             <wp:cNvGraphicFramePr>
@@ -9306,7 +9037,7 @@
                   <pic:spPr>
                     <a:xfrm>
                       <a:off x="0" y="0"/>
-                      <a:ext cx="5943600" cy="2384425"/>
+                      <a:ext cx="5949038" cy="2101064"/>
                     </a:xfrm>
                     <a:prstGeom prst="rect">
                       <a:avLst/>
@@ -9326,24 +9057,14 @@
       <w:r>
         <w:t xml:space="preserve">Figure </w:t>
       </w:r>
-      <w:r>
-        <w:fldChar w:fldCharType="begin"/>
-      </w:r>
-      <w:r>
-        <w:instrText xml:space="preserve"> SEQ Figure \* ARABIC </w:instrText>
-      </w:r>
-      <w:r>
-        <w:fldChar w:fldCharType="separate"/>
-      </w:r>
-      <w:r>
-        <w:rPr>
-          <w:noProof/>
-        </w:rPr>
-        <w:t>34</w:t>
-      </w:r>
-      <w:r>
-        <w:fldChar w:fldCharType="end"/>
-      </w:r>
+      <w:fldSimple w:instr=" SEQ Figure \* ARABIC ">
+        <w:r>
+          <w:rPr>
+            <w:noProof/>
+          </w:rPr>
+          <w:t>34</w:t>
+        </w:r>
+      </w:fldSimple>
       <w:r>
         <w:t>: 'R' Read operation</w:t>
       </w:r>
@@ -9358,9 +9079,9 @@
         </w:rPr>
         <w:lastRenderedPageBreak/>
         <w:drawing>
-          <wp:inline distT="0" distB="0" distL="0" distR="0" wp14:anchorId="295081D3" wp14:editId="14ADE738">
-            <wp:extent cx="5943600" cy="6746240"/>
-            <wp:effectExtent l="0" t="0" r="0" b="0"/>
+          <wp:inline distT="0" distB="0" distL="0" distR="0" wp14:anchorId="295081D3" wp14:editId="69ABD110">
+            <wp:extent cx="5941695" cy="5136542"/>
+            <wp:effectExtent l="0" t="0" r="1905" b="6985"/>
             <wp:docPr id="1463385101" name="Picture 54"/>
             <wp:cNvGraphicFramePr>
               <a:graphicFrameLocks xmlns:a="http://schemas.openxmlformats.org/drawingml/2006/main" noChangeAspect="1"/>
@@ -9387,7 +9108,7 @@
                   <pic:spPr>
                     <a:xfrm>
                       <a:off x="0" y="0"/>
-                      <a:ext cx="5943600" cy="6746240"/>
+                      <a:ext cx="5976516" cy="5166644"/>
                     </a:xfrm>
                     <a:prstGeom prst="rect">
                       <a:avLst/>
@@ -9407,38 +9128,28 @@
       <w:r>
         <w:t xml:space="preserve">Figure </w:t>
       </w:r>
-      <w:r>
-        <w:fldChar w:fldCharType="begin"/>
-      </w:r>
-      <w:r>
-        <w:instrText xml:space="preserve"> SEQ Figure \* ARABIC </w:instrText>
-      </w:r>
-      <w:r>
-        <w:fldChar w:fldCharType="separate"/>
-      </w:r>
+      <w:fldSimple w:instr=" SEQ Figure \* ARABIC ">
+        <w:r>
+          <w:rPr>
+            <w:noProof/>
+          </w:rPr>
+          <w:t>35</w:t>
+        </w:r>
+      </w:fldSimple>
+      <w:r>
+        <w:t>: 'U' Update operation</w:t>
+      </w:r>
+    </w:p>
+    <w:p>
+      <w:pPr>
+        <w:keepNext/>
+      </w:pPr>
       <w:r>
         <w:rPr>
           <w:noProof/>
         </w:rPr>
-        <w:t>35</w:t>
-      </w:r>
-      <w:r>
-        <w:fldChar w:fldCharType="end"/>
-      </w:r>
-      <w:r>
-        <w:t>: 'U' Update operation</w:t>
-      </w:r>
-    </w:p>
-    <w:p>
-      <w:pPr>
-        <w:keepNext/>
-      </w:pPr>
-      <w:r>
-        <w:rPr>
-          <w:noProof/>
-        </w:rPr>
         <w:drawing>
-          <wp:inline distT="0" distB="0" distL="0" distR="0" wp14:anchorId="2F80A2D8" wp14:editId="2B67093D">
+          <wp:inline distT="0" distB="0" distL="0" distR="0" wp14:anchorId="2F80A2D8" wp14:editId="05897676">
             <wp:extent cx="5943600" cy="464185"/>
             <wp:effectExtent l="0" t="0" r="0" b="0"/>
             <wp:docPr id="412439943" name="Picture 55"/>
@@ -9487,24 +9198,14 @@
       <w:r>
         <w:t xml:space="preserve">Figure </w:t>
       </w:r>
-      <w:r>
-        <w:fldChar w:fldCharType="begin"/>
-      </w:r>
-      <w:r>
-        <w:instrText xml:space="preserve"> SEQ Figure \* ARABIC </w:instrText>
-      </w:r>
-      <w:r>
-        <w:fldChar w:fldCharType="separate"/>
-      </w:r>
-      <w:r>
-        <w:rPr>
-          <w:noProof/>
-        </w:rPr>
-        <w:t>36</w:t>
-      </w:r>
-      <w:r>
-        <w:fldChar w:fldCharType="end"/>
-      </w:r>
+      <w:fldSimple w:instr=" SEQ Figure \* ARABIC ">
+        <w:r>
+          <w:rPr>
+            <w:noProof/>
+          </w:rPr>
+          <w:t>36</w:t>
+        </w:r>
+      </w:fldSimple>
       <w:r>
         <w:t>: 'D' Delete operation</w:t>
       </w:r>
@@ -9519,7 +9220,7 @@
         </w:rPr>
         <w:lastRenderedPageBreak/>
         <w:drawing>
-          <wp:inline distT="0" distB="0" distL="0" distR="0" wp14:anchorId="6847AD0D" wp14:editId="6378C694">
+          <wp:inline distT="0" distB="0" distL="0" distR="0" wp14:anchorId="6847AD0D" wp14:editId="49596521">
             <wp:extent cx="5943600" cy="2719070"/>
             <wp:effectExtent l="0" t="0" r="0" b="5080"/>
             <wp:docPr id="6525940" name="Picture 56"/>
@@ -9568,77 +9269,978 @@
       <w:r>
         <w:t xml:space="preserve">Figure </w:t>
       </w:r>
-      <w:r>
-        <w:fldChar w:fldCharType="begin"/>
-      </w:r>
-      <w:r>
-        <w:instrText xml:space="preserve"> SEQ Figure \* ARABIC </w:instrText>
-      </w:r>
-      <w:r>
-        <w:fldChar w:fldCharType="separate"/>
-      </w:r>
+      <w:fldSimple w:instr=" SEQ Figure \* ARABIC ">
+        <w:r>
+          <w:rPr>
+            <w:noProof/>
+          </w:rPr>
+          <w:t>37</w:t>
+        </w:r>
+      </w:fldSimple>
+      <w:r>
+        <w:t>: New Dashboard layout design</w:t>
+      </w:r>
+    </w:p>
+    <w:p>
+      <w:pPr>
+        <w:pStyle w:val="Heading3"/>
+        <w:rPr>
+          <w:rFonts w:cs="Times New Roman"/>
+        </w:rPr>
+      </w:pPr>
+      <w:bookmarkStart w:id="13" w:name="_Toc233560567"/>
+      <w:r>
+        <w:rPr>
+          <w:rFonts w:cs="Times New Roman"/>
+        </w:rPr>
+        <w:t>REFLECTIONS</w:t>
+      </w:r>
+      <w:bookmarkEnd w:id="13"/>
+    </w:p>
+    <w:p>
+      <w:r>
+        <w:t xml:space="preserve">I learnt that databases are crucial for storing and organizing data. </w:t>
+      </w:r>
+      <w:r>
+        <w:t xml:space="preserve">(2) </w:t>
+      </w:r>
+      <w:r>
+        <w:t xml:space="preserve">A static website is one that </w:t>
+      </w:r>
+      <w:r>
+        <w:t xml:space="preserve">displays fixed content while a dynamic one is one that displays data based on the users’ actions. (3) CRUD: C-Add a product, R- View product details, U-Modify product details, D-Delete a product. (4) PHP uses extensions like </w:t>
+      </w:r>
+      <w:proofErr w:type="spellStart"/>
+      <w:r>
+        <w:t>MySQLi</w:t>
+      </w:r>
+      <w:proofErr w:type="spellEnd"/>
+      <w:r>
+        <w:t xml:space="preserve"> or PDO to connect to and interact with MySQL databases. (5) Developers validate user input to prevent errors, ensure data accuracy, and improve security. (6) SQL injection, data loss, unauthorized access, and data inconsistency are examples of risks from poor database design. </w:t>
+      </w:r>
+    </w:p>
+    <w:p>
+      <w:pPr>
+        <w:pStyle w:val="Heading1"/>
+        <w:rPr>
+          <w:rFonts w:ascii="Times New Roman" w:hAnsi="Times New Roman" w:cs="Times New Roman"/>
+          <w:sz w:val="24"/>
+          <w:szCs w:val="24"/>
+        </w:rPr>
+      </w:pPr>
+      <w:bookmarkStart w:id="14" w:name="_Toc233560568"/>
+      <w:r>
+        <w:rPr>
+          <w:rFonts w:ascii="Times New Roman" w:hAnsi="Times New Roman" w:cs="Times New Roman"/>
+          <w:sz w:val="24"/>
+          <w:szCs w:val="24"/>
+        </w:rPr>
+        <w:t>WEEK 7: USER AUTHENTICATION AND SESSION MANAGEMENT</w:t>
+      </w:r>
+      <w:bookmarkEnd w:id="14"/>
+    </w:p>
+    <w:p>
+      <w:pPr>
+        <w:keepNext/>
+      </w:pPr>
       <w:r>
         <w:rPr>
           <w:noProof/>
         </w:rPr>
-        <w:t>37</w:t>
-      </w:r>
-      <w:r>
-        <w:fldChar w:fldCharType="end"/>
-      </w:r>
-      <w:r>
-        <w:t>: New Dashboard layout design</w:t>
+        <w:drawing>
+          <wp:inline distT="0" distB="0" distL="0" distR="0" wp14:anchorId="32A1F422" wp14:editId="7819AFBF">
+            <wp:extent cx="4344006" cy="438211"/>
+            <wp:effectExtent l="0" t="0" r="0" b="0"/>
+            <wp:docPr id="248654739" name="Picture 52"/>
+            <wp:cNvGraphicFramePr>
+              <a:graphicFrameLocks xmlns:a="http://schemas.openxmlformats.org/drawingml/2006/main" noChangeAspect="1"/>
+            </wp:cNvGraphicFramePr>
+            <a:graphic xmlns:a="http://schemas.openxmlformats.org/drawingml/2006/main">
+              <a:graphicData uri="http://schemas.openxmlformats.org/drawingml/2006/picture">
+                <pic:pic xmlns:pic="http://schemas.openxmlformats.org/drawingml/2006/picture">
+                  <pic:nvPicPr>
+                    <pic:cNvPr id="248654739" name="Picture 248654739"/>
+                    <pic:cNvPicPr/>
+                  </pic:nvPicPr>
+                  <pic:blipFill>
+                    <a:blip r:embed="rId43">
+                      <a:extLst>
+                        <a:ext uri="{28A0092B-C50C-407E-A947-70E740481C1C}">
+                          <a14:useLocalDpi xmlns:a14="http://schemas.microsoft.com/office/drawing/2010/main" val="0"/>
+                        </a:ext>
+                      </a:extLst>
+                    </a:blip>
+                    <a:stretch>
+                      <a:fillRect/>
+                    </a:stretch>
+                  </pic:blipFill>
+                  <pic:spPr>
+                    <a:xfrm>
+                      <a:off x="0" y="0"/>
+                      <a:ext cx="4344006" cy="438211"/>
+                    </a:xfrm>
+                    <a:prstGeom prst="rect">
+                      <a:avLst/>
+                    </a:prstGeom>
+                  </pic:spPr>
+                </pic:pic>
+              </a:graphicData>
+            </a:graphic>
+          </wp:inline>
+        </w:drawing>
+      </w:r>
+    </w:p>
+    <w:p>
+      <w:pPr>
+        <w:pStyle w:val="Caption"/>
+      </w:pPr>
+      <w:r>
+        <w:t xml:space="preserve">Figure </w:t>
+      </w:r>
+      <w:fldSimple w:instr=" SEQ Figure \* ARABIC ">
+        <w:r>
+          <w:rPr>
+            <w:noProof/>
+          </w:rPr>
+          <w:t>38</w:t>
+        </w:r>
+      </w:fldSimple>
+      <w:r>
+        <w:t>: Password hashing</w:t>
+      </w:r>
+    </w:p>
+    <w:p>
+      <w:pPr>
+        <w:keepNext/>
+      </w:pPr>
+      <w:r>
+        <w:rPr>
+          <w:noProof/>
+        </w:rPr>
+        <w:drawing>
+          <wp:inline distT="0" distB="0" distL="0" distR="0" wp14:anchorId="788F2209" wp14:editId="3F5B1BFF">
+            <wp:extent cx="3753374" cy="447737"/>
+            <wp:effectExtent l="0" t="0" r="0" b="0"/>
+            <wp:docPr id="2065004365" name="Picture 54"/>
+            <wp:cNvGraphicFramePr>
+              <a:graphicFrameLocks xmlns:a="http://schemas.openxmlformats.org/drawingml/2006/main" noChangeAspect="1"/>
+            </wp:cNvGraphicFramePr>
+            <a:graphic xmlns:a="http://schemas.openxmlformats.org/drawingml/2006/main">
+              <a:graphicData uri="http://schemas.openxmlformats.org/drawingml/2006/picture">
+                <pic:pic xmlns:pic="http://schemas.openxmlformats.org/drawingml/2006/picture">
+                  <pic:nvPicPr>
+                    <pic:cNvPr id="2065004365" name="Picture 2065004365"/>
+                    <pic:cNvPicPr/>
+                  </pic:nvPicPr>
+                  <pic:blipFill>
+                    <a:blip r:embed="rId44">
+                      <a:extLst>
+                        <a:ext uri="{28A0092B-C50C-407E-A947-70E740481C1C}">
+                          <a14:useLocalDpi xmlns:a14="http://schemas.microsoft.com/office/drawing/2010/main" val="0"/>
+                        </a:ext>
+                      </a:extLst>
+                    </a:blip>
+                    <a:stretch>
+                      <a:fillRect/>
+                    </a:stretch>
+                  </pic:blipFill>
+                  <pic:spPr>
+                    <a:xfrm>
+                      <a:off x="0" y="0"/>
+                      <a:ext cx="3753374" cy="447737"/>
+                    </a:xfrm>
+                    <a:prstGeom prst="rect">
+                      <a:avLst/>
+                    </a:prstGeom>
+                  </pic:spPr>
+                </pic:pic>
+              </a:graphicData>
+            </a:graphic>
+          </wp:inline>
+        </w:drawing>
+      </w:r>
+    </w:p>
+    <w:p>
+      <w:pPr>
+        <w:pStyle w:val="Caption"/>
+      </w:pPr>
+      <w:r>
+        <w:t xml:space="preserve">Figure </w:t>
+      </w:r>
+      <w:fldSimple w:instr=" SEQ Figure \* ARABIC ">
+        <w:r>
+          <w:rPr>
+            <w:noProof/>
+          </w:rPr>
+          <w:t>39</w:t>
+        </w:r>
+      </w:fldSimple>
+      <w:r>
+        <w:t>: password verification</w:t>
+      </w:r>
+    </w:p>
+    <w:p>
+      <w:pPr>
+        <w:keepNext/>
+      </w:pPr>
+      <w:r>
+        <w:rPr>
+          <w:noProof/>
+        </w:rPr>
+        <w:lastRenderedPageBreak/>
+        <w:drawing>
+          <wp:inline distT="0" distB="0" distL="0" distR="0" wp14:anchorId="456891E2" wp14:editId="0CAD39E7">
+            <wp:extent cx="4029637" cy="1486107"/>
+            <wp:effectExtent l="0" t="0" r="9525" b="0"/>
+            <wp:docPr id="128601315" name="Picture 55"/>
+            <wp:cNvGraphicFramePr>
+              <a:graphicFrameLocks xmlns:a="http://schemas.openxmlformats.org/drawingml/2006/main" noChangeAspect="1"/>
+            </wp:cNvGraphicFramePr>
+            <a:graphic xmlns:a="http://schemas.openxmlformats.org/drawingml/2006/main">
+              <a:graphicData uri="http://schemas.openxmlformats.org/drawingml/2006/picture">
+                <pic:pic xmlns:pic="http://schemas.openxmlformats.org/drawingml/2006/picture">
+                  <pic:nvPicPr>
+                    <pic:cNvPr id="128601315" name="Picture 128601315"/>
+                    <pic:cNvPicPr/>
+                  </pic:nvPicPr>
+                  <pic:blipFill>
+                    <a:blip r:embed="rId45">
+                      <a:extLst>
+                        <a:ext uri="{28A0092B-C50C-407E-A947-70E740481C1C}">
+                          <a14:useLocalDpi xmlns:a14="http://schemas.microsoft.com/office/drawing/2010/main" val="0"/>
+                        </a:ext>
+                      </a:extLst>
+                    </a:blip>
+                    <a:stretch>
+                      <a:fillRect/>
+                    </a:stretch>
+                  </pic:blipFill>
+                  <pic:spPr>
+                    <a:xfrm>
+                      <a:off x="0" y="0"/>
+                      <a:ext cx="4029637" cy="1486107"/>
+                    </a:xfrm>
+                    <a:prstGeom prst="rect">
+                      <a:avLst/>
+                    </a:prstGeom>
+                  </pic:spPr>
+                </pic:pic>
+              </a:graphicData>
+            </a:graphic>
+          </wp:inline>
+        </w:drawing>
+      </w:r>
+    </w:p>
+    <w:p>
+      <w:pPr>
+        <w:pStyle w:val="Caption"/>
+      </w:pPr>
+      <w:r>
+        <w:t xml:space="preserve">Figure </w:t>
+      </w:r>
+      <w:fldSimple w:instr=" SEQ Figure \* ARABIC ">
+        <w:r>
+          <w:rPr>
+            <w:noProof/>
+          </w:rPr>
+          <w:t>40</w:t>
+        </w:r>
+      </w:fldSimple>
+      <w:r>
+        <w:t>:Access Restricted for Unauthorized Users</w:t>
+      </w:r>
+    </w:p>
+    <w:p>
+      <w:pPr>
+        <w:keepNext/>
+      </w:pPr>
+      <w:r>
+        <w:rPr>
+          <w:noProof/>
+        </w:rPr>
+        <w:drawing>
+          <wp:inline distT="0" distB="0" distL="0" distR="0" wp14:anchorId="0E40C511" wp14:editId="31D94365">
+            <wp:extent cx="5544324" cy="1400370"/>
+            <wp:effectExtent l="0" t="0" r="0" b="9525"/>
+            <wp:docPr id="661394669" name="Picture 56"/>
+            <wp:cNvGraphicFramePr>
+              <a:graphicFrameLocks xmlns:a="http://schemas.openxmlformats.org/drawingml/2006/main" noChangeAspect="1"/>
+            </wp:cNvGraphicFramePr>
+            <a:graphic xmlns:a="http://schemas.openxmlformats.org/drawingml/2006/main">
+              <a:graphicData uri="http://schemas.openxmlformats.org/drawingml/2006/picture">
+                <pic:pic xmlns:pic="http://schemas.openxmlformats.org/drawingml/2006/picture">
+                  <pic:nvPicPr>
+                    <pic:cNvPr id="661394669" name="Picture 661394669"/>
+                    <pic:cNvPicPr/>
+                  </pic:nvPicPr>
+                  <pic:blipFill>
+                    <a:blip r:embed="rId46">
+                      <a:extLst>
+                        <a:ext uri="{28A0092B-C50C-407E-A947-70E740481C1C}">
+                          <a14:useLocalDpi xmlns:a14="http://schemas.microsoft.com/office/drawing/2010/main" val="0"/>
+                        </a:ext>
+                      </a:extLst>
+                    </a:blip>
+                    <a:stretch>
+                      <a:fillRect/>
+                    </a:stretch>
+                  </pic:blipFill>
+                  <pic:spPr>
+                    <a:xfrm>
+                      <a:off x="0" y="0"/>
+                      <a:ext cx="5544324" cy="1400370"/>
+                    </a:xfrm>
+                    <a:prstGeom prst="rect">
+                      <a:avLst/>
+                    </a:prstGeom>
+                  </pic:spPr>
+                </pic:pic>
+              </a:graphicData>
+            </a:graphic>
+          </wp:inline>
+        </w:drawing>
+      </w:r>
+    </w:p>
+    <w:p>
+      <w:pPr>
+        <w:pStyle w:val="Caption"/>
+      </w:pPr>
+      <w:r>
+        <w:t xml:space="preserve">Figure </w:t>
+      </w:r>
+      <w:fldSimple w:instr=" SEQ Figure \* ARABIC ">
+        <w:r>
+          <w:rPr>
+            <w:noProof/>
+          </w:rPr>
+          <w:t>41</w:t>
+        </w:r>
+      </w:fldSimple>
+      <w:r>
+        <w:t>: Role Based Access</w:t>
       </w:r>
     </w:p>
     <w:p>
       <w:pPr>
         <w:pStyle w:val="Heading3"/>
-      </w:pPr>
-      <w:r>
-        <w:t>REFLECTIONS</w:t>
-      </w:r>
-    </w:p>
-    <w:p>
-      <w:r>
-        <w:t xml:space="preserve">I learnt that databases are crucial for storing and organizing data. </w:t>
-      </w:r>
-      <w:r>
-        <w:t xml:space="preserve">(2) </w:t>
-      </w:r>
-      <w:r>
-        <w:t xml:space="preserve">A static website is one that </w:t>
-      </w:r>
-      <w:r>
-        <w:t xml:space="preserve">displays fixed content while a dynamic one is one that displays data based on the users’ actions. (3) CRUD: C-Add a product, R- View product details, U-Modify product details, D-Delete a product. (4) </w:t>
-      </w:r>
-      <w:r>
-        <w:t xml:space="preserve">PHP uses extensions like </w:t>
+        <w:rPr>
+          <w:rFonts w:cs="Times New Roman"/>
+          <w:sz w:val="24"/>
+          <w:szCs w:val="24"/>
+        </w:rPr>
+      </w:pPr>
+      <w:bookmarkStart w:id="15" w:name="_Toc233560569"/>
+      <w:r>
+        <w:rPr>
+          <w:rFonts w:cs="Times New Roman"/>
+          <w:sz w:val="24"/>
+          <w:szCs w:val="24"/>
+        </w:rPr>
+        <w:t>Week 7 Reflections</w:t>
+      </w:r>
+      <w:bookmarkEnd w:id="15"/>
+    </w:p>
+    <w:p>
+      <w:r>
+        <w:t>Authentication is the process of verifying who the user is, while authorization is the process of determining the user’s privileges after login in. passwords need to be hashed so as to</w:t>
+      </w:r>
+      <w:r>
+        <w:t xml:space="preserve"> further protect user data as the password is visible as a long string of random characters sessions are important because HTTP is stateless, meaning it forgets who you are the second a new page </w:t>
+      </w:r>
+      <w:proofErr w:type="gramStart"/>
+      <w:r>
+        <w:t>loads</w:t>
+      </w:r>
+      <w:proofErr w:type="gramEnd"/>
+      <w:r>
+        <w:t xml:space="preserve">. Sessions creates a temporary secure state across files. </w:t>
+      </w:r>
+      <w:r>
+        <w:t xml:space="preserve">Protected pages are what check these session tokens. Logout improves security by </w:t>
+      </w:r>
+      <w:r>
+        <w:t>clearing</w:t>
+      </w:r>
+      <w:r>
+        <w:t xml:space="preserve"> all session data</w:t>
+      </w:r>
+      <w:r>
+        <w:t>. SQL injection is dangerous as it allows attackers to bypass authentication, steal data.</w:t>
+      </w:r>
+    </w:p>
+    <w:p>
+      <w:pPr>
+        <w:pStyle w:val="Heading1"/>
+        <w:rPr>
+          <w:rFonts w:ascii="Times New Roman" w:hAnsi="Times New Roman" w:cs="Times New Roman"/>
+          <w:sz w:val="24"/>
+          <w:szCs w:val="24"/>
+        </w:rPr>
+      </w:pPr>
+      <w:bookmarkStart w:id="16" w:name="_Toc233560570"/>
+      <w:r>
+        <w:rPr>
+          <w:rFonts w:ascii="Times New Roman" w:hAnsi="Times New Roman" w:cs="Times New Roman"/>
+          <w:sz w:val="24"/>
+          <w:szCs w:val="24"/>
+        </w:rPr>
+        <w:lastRenderedPageBreak/>
+        <w:t>WEEK EIGHT: RESPONSIVE WEB DESIGN AND MOBILE-FIRST DEVELOPMENT</w:t>
+      </w:r>
+      <w:bookmarkEnd w:id="16"/>
+    </w:p>
+    <w:p>
+      <w:pPr>
+        <w:keepNext/>
+      </w:pPr>
+      <w:r>
+        <w:rPr>
+          <w:noProof/>
+        </w:rPr>
+        <w:drawing>
+          <wp:inline distT="0" distB="0" distL="0" distR="0" wp14:anchorId="793FAE9B" wp14:editId="4B407653">
+            <wp:extent cx="4062730" cy="6064301"/>
+            <wp:effectExtent l="0" t="0" r="0" b="0"/>
+            <wp:docPr id="1220487656" name="Picture 1"/>
+            <wp:cNvGraphicFramePr>
+              <a:graphicFrameLocks xmlns:a="http://schemas.openxmlformats.org/drawingml/2006/main" noChangeAspect="1"/>
+            </wp:cNvGraphicFramePr>
+            <a:graphic xmlns:a="http://schemas.openxmlformats.org/drawingml/2006/main">
+              <a:graphicData uri="http://schemas.openxmlformats.org/drawingml/2006/picture">
+                <pic:pic xmlns:pic="http://schemas.openxmlformats.org/drawingml/2006/picture">
+                  <pic:nvPicPr>
+                    <pic:cNvPr id="1220487656" name=""/>
+                    <pic:cNvPicPr/>
+                  </pic:nvPicPr>
+                  <pic:blipFill>
+                    <a:blip r:embed="rId47"/>
+                    <a:stretch>
+                      <a:fillRect/>
+                    </a:stretch>
+                  </pic:blipFill>
+                  <pic:spPr>
+                    <a:xfrm>
+                      <a:off x="0" y="0"/>
+                      <a:ext cx="4063649" cy="6065673"/>
+                    </a:xfrm>
+                    <a:prstGeom prst="rect">
+                      <a:avLst/>
+                    </a:prstGeom>
+                  </pic:spPr>
+                </pic:pic>
+              </a:graphicData>
+            </a:graphic>
+          </wp:inline>
+        </w:drawing>
+      </w:r>
+    </w:p>
+    <w:p>
+      <w:pPr>
+        <w:pStyle w:val="Caption"/>
+      </w:pPr>
+      <w:r>
+        <w:t xml:space="preserve">Figure </w:t>
+      </w:r>
+      <w:fldSimple w:instr=" SEQ Figure \* ARABIC ">
+        <w:r>
+          <w:rPr>
+            <w:noProof/>
+          </w:rPr>
+          <w:t>42</w:t>
+        </w:r>
+      </w:fldSimple>
+      <w:r>
+        <w:t>: mobile view</w:t>
+      </w:r>
+    </w:p>
+    <w:p>
+      <w:pPr>
+        <w:keepNext/>
+      </w:pPr>
+      <w:r>
+        <w:rPr>
+          <w:noProof/>
+        </w:rPr>
+        <w:lastRenderedPageBreak/>
+        <w:drawing>
+          <wp:inline distT="0" distB="0" distL="0" distR="0" wp14:anchorId="1C238CA6" wp14:editId="7315CCA6">
+            <wp:extent cx="5943600" cy="3196590"/>
+            <wp:effectExtent l="0" t="0" r="0" b="3810"/>
+            <wp:docPr id="1281757140" name="Picture 1"/>
+            <wp:cNvGraphicFramePr>
+              <a:graphicFrameLocks xmlns:a="http://schemas.openxmlformats.org/drawingml/2006/main" noChangeAspect="1"/>
+            </wp:cNvGraphicFramePr>
+            <a:graphic xmlns:a="http://schemas.openxmlformats.org/drawingml/2006/main">
+              <a:graphicData uri="http://schemas.openxmlformats.org/drawingml/2006/picture">
+                <pic:pic xmlns:pic="http://schemas.openxmlformats.org/drawingml/2006/picture">
+                  <pic:nvPicPr>
+                    <pic:cNvPr id="1281757140" name=""/>
+                    <pic:cNvPicPr/>
+                  </pic:nvPicPr>
+                  <pic:blipFill>
+                    <a:blip r:embed="rId48"/>
+                    <a:stretch>
+                      <a:fillRect/>
+                    </a:stretch>
+                  </pic:blipFill>
+                  <pic:spPr>
+                    <a:xfrm>
+                      <a:off x="0" y="0"/>
+                      <a:ext cx="5943600" cy="3196590"/>
+                    </a:xfrm>
+                    <a:prstGeom prst="rect">
+                      <a:avLst/>
+                    </a:prstGeom>
+                  </pic:spPr>
+                </pic:pic>
+              </a:graphicData>
+            </a:graphic>
+          </wp:inline>
+        </w:drawing>
+      </w:r>
+    </w:p>
+    <w:p>
+      <w:pPr>
+        <w:pStyle w:val="Caption"/>
+      </w:pPr>
+      <w:r>
+        <w:t xml:space="preserve">Figure </w:t>
+      </w:r>
+      <w:fldSimple w:instr=" SEQ Figure \* ARABIC ">
+        <w:r>
+          <w:rPr>
+            <w:noProof/>
+          </w:rPr>
+          <w:t>43</w:t>
+        </w:r>
+      </w:fldSimple>
+      <w:r>
+        <w:t>: responsive personal information page</w:t>
+      </w:r>
+    </w:p>
+    <w:p>
+      <w:pPr>
+        <w:keepNext/>
+      </w:pPr>
+      <w:r>
+        <w:rPr>
+          <w:noProof/>
+        </w:rPr>
+        <w:drawing>
+          <wp:inline distT="0" distB="0" distL="0" distR="0" wp14:anchorId="7D25C478" wp14:editId="22271200">
+            <wp:extent cx="5943600" cy="4000500"/>
+            <wp:effectExtent l="0" t="0" r="0" b="0"/>
+            <wp:docPr id="599123257" name="Picture 1"/>
+            <wp:cNvGraphicFramePr>
+              <a:graphicFrameLocks xmlns:a="http://schemas.openxmlformats.org/drawingml/2006/main" noChangeAspect="1"/>
+            </wp:cNvGraphicFramePr>
+            <a:graphic xmlns:a="http://schemas.openxmlformats.org/drawingml/2006/main">
+              <a:graphicData uri="http://schemas.openxmlformats.org/drawingml/2006/picture">
+                <pic:pic xmlns:pic="http://schemas.openxmlformats.org/drawingml/2006/picture">
+                  <pic:nvPicPr>
+                    <pic:cNvPr id="599123257" name=""/>
+                    <pic:cNvPicPr/>
+                  </pic:nvPicPr>
+                  <pic:blipFill>
+                    <a:blip r:embed="rId49"/>
+                    <a:stretch>
+                      <a:fillRect/>
+                    </a:stretch>
+                  </pic:blipFill>
+                  <pic:spPr>
+                    <a:xfrm>
+                      <a:off x="0" y="0"/>
+                      <a:ext cx="5943600" cy="4000500"/>
+                    </a:xfrm>
+                    <a:prstGeom prst="rect">
+                      <a:avLst/>
+                    </a:prstGeom>
+                  </pic:spPr>
+                </pic:pic>
+              </a:graphicData>
+            </a:graphic>
+          </wp:inline>
+        </w:drawing>
+      </w:r>
+    </w:p>
+    <w:p>
+      <w:pPr>
+        <w:pStyle w:val="Caption"/>
+      </w:pPr>
+      <w:r>
+        <w:t xml:space="preserve">Figure </w:t>
+      </w:r>
+      <w:fldSimple w:instr=" SEQ Figure \* ARABIC ">
+        <w:r>
+          <w:rPr>
+            <w:noProof/>
+          </w:rPr>
+          <w:t>44</w:t>
+        </w:r>
+      </w:fldSimple>
+      <w:r>
+        <w:t>: responsive product showcase</w:t>
+      </w:r>
+    </w:p>
+    <w:p>
+      <w:pPr>
+        <w:pStyle w:val="Heading4"/>
+      </w:pPr>
+      <w:r>
+        <w:lastRenderedPageBreak/>
+        <w:t>REVIEW QUESTIONS</w:t>
+      </w:r>
+    </w:p>
+    <w:p>
+      <w:pPr>
+        <w:pStyle w:val="ListParagraph"/>
+        <w:numPr>
+          <w:ilvl w:val="0"/>
+          <w:numId w:val="5"/>
+        </w:numPr>
+      </w:pPr>
+      <w:r>
+        <w:t>What is Responsive Web Design?</w:t>
+      </w:r>
+    </w:p>
+    <w:p>
+      <w:pPr>
+        <w:pStyle w:val="ListParagraph"/>
+        <w:numPr>
+          <w:ilvl w:val="0"/>
+          <w:numId w:val="7"/>
+        </w:numPr>
+      </w:pPr>
+      <w:r>
+        <w:t>It is ensuring a websites layout automatically adjusts to fit the screen of any device</w:t>
+      </w:r>
+    </w:p>
+    <w:p>
+      <w:pPr>
+        <w:pStyle w:val="ListParagraph"/>
+        <w:numPr>
+          <w:ilvl w:val="0"/>
+          <w:numId w:val="5"/>
+        </w:numPr>
+      </w:pPr>
+      <w:r>
+        <w:t>Why is mobile first design important</w:t>
+      </w:r>
+    </w:p>
+    <w:p>
+      <w:pPr>
+        <w:pStyle w:val="ListParagraph"/>
+        <w:numPr>
+          <w:ilvl w:val="0"/>
+          <w:numId w:val="7"/>
+        </w:numPr>
+      </w:pPr>
+      <w:r>
+        <w:t>It is important as most internet traffic comes from mobile devices</w:t>
+      </w:r>
+    </w:p>
+    <w:p>
+      <w:pPr>
+        <w:pStyle w:val="ListParagraph"/>
+        <w:numPr>
+          <w:ilvl w:val="0"/>
+          <w:numId w:val="5"/>
+        </w:numPr>
+      </w:pPr>
+      <w:r>
+        <w:t>Explain the role of media queries</w:t>
+      </w:r>
+    </w:p>
+    <w:p>
+      <w:pPr>
+        <w:pStyle w:val="ListParagraph"/>
+        <w:numPr>
+          <w:ilvl w:val="0"/>
+          <w:numId w:val="7"/>
+        </w:numPr>
+      </w:pPr>
+      <w:r>
+        <w:t>To be able to apply specific CSS style based on a devices screen and resolution</w:t>
+      </w:r>
+    </w:p>
+    <w:p>
+      <w:pPr>
+        <w:pStyle w:val="ListParagraph"/>
+        <w:numPr>
+          <w:ilvl w:val="0"/>
+          <w:numId w:val="5"/>
+        </w:numPr>
+      </w:pPr>
+      <w:r>
+        <w:t xml:space="preserve">Difference between flexbox and </w:t>
       </w:r>
       <w:proofErr w:type="spellStart"/>
       <w:r>
-        <w:t>MySQLi</w:t>
+        <w:t>css</w:t>
       </w:r>
       <w:proofErr w:type="spellEnd"/>
       <w:r>
-        <w:t xml:space="preserve"> or PDO to connect to and interact with MySQL databases. </w:t>
-      </w:r>
-      <w:r>
-        <w:t>(5) Developers validate user input t</w:t>
-      </w:r>
-      <w:r>
-        <w:t>o prevent errors, ensure data accuracy, and improve security.</w:t>
-      </w:r>
-      <w:r>
-        <w:t xml:space="preserve"> (6) </w:t>
-      </w:r>
-      <w:r>
-        <w:t>SQL injection, data loss, unauthorized access, and data inconsistency</w:t>
-      </w:r>
-      <w:r>
-        <w:t xml:space="preserve"> are examples of risks from poor database design. </w:t>
-      </w:r>
-    </w:p>
-    <w:p/>
+        <w:t xml:space="preserve"> grid</w:t>
+      </w:r>
+    </w:p>
+    <w:p>
+      <w:pPr>
+        <w:pStyle w:val="ListParagraph"/>
+        <w:numPr>
+          <w:ilvl w:val="0"/>
+          <w:numId w:val="7"/>
+        </w:numPr>
+      </w:pPr>
+      <w:r>
+        <w:t xml:space="preserve">Flexbox handles content along a single axis while </w:t>
+      </w:r>
+      <w:proofErr w:type="spellStart"/>
+      <w:r>
+        <w:t>css</w:t>
+      </w:r>
+      <w:proofErr w:type="spellEnd"/>
+      <w:r>
+        <w:t xml:space="preserve"> grid establishes a grid layout of rows and columns.</w:t>
+      </w:r>
+    </w:p>
+    <w:p>
+      <w:pPr>
+        <w:pStyle w:val="ListParagraph"/>
+        <w:numPr>
+          <w:ilvl w:val="0"/>
+          <w:numId w:val="5"/>
+        </w:numPr>
+      </w:pPr>
+      <w:r>
+        <w:t>Purpose of viewport meta tag</w:t>
+      </w:r>
+    </w:p>
+    <w:p>
+      <w:pPr>
+        <w:pStyle w:val="ListParagraph"/>
+        <w:numPr>
+          <w:ilvl w:val="0"/>
+          <w:numId w:val="7"/>
+        </w:numPr>
+      </w:pPr>
+      <w:r>
+        <w:t xml:space="preserve">Instructs mobile browsers to control a </w:t>
+      </w:r>
+      <w:proofErr w:type="gramStart"/>
+      <w:r>
+        <w:t>pages</w:t>
+      </w:r>
+      <w:proofErr w:type="gramEnd"/>
+      <w:r>
+        <w:t xml:space="preserve"> dimensions</w:t>
+      </w:r>
+    </w:p>
+    <w:p>
+      <w:pPr>
+        <w:pStyle w:val="ListParagraph"/>
+        <w:numPr>
+          <w:ilvl w:val="0"/>
+          <w:numId w:val="5"/>
+        </w:numPr>
+      </w:pPr>
+      <w:r>
+        <w:t>How do responsive images improve user experience</w:t>
+      </w:r>
+    </w:p>
+    <w:p>
+      <w:pPr>
+        <w:pStyle w:val="ListParagraph"/>
+        <w:numPr>
+          <w:ilvl w:val="0"/>
+          <w:numId w:val="7"/>
+        </w:numPr>
+      </w:pPr>
+      <w:r>
+        <w:t>They improve user experience by making the experience more engaging</w:t>
+      </w:r>
+    </w:p>
+    <w:p>
+      <w:pPr>
+        <w:pStyle w:val="ListParagraph"/>
+        <w:numPr>
+          <w:ilvl w:val="0"/>
+          <w:numId w:val="5"/>
+        </w:numPr>
+      </w:pPr>
+      <w:r>
+        <w:t xml:space="preserve"> </w:t>
+      </w:r>
+      <w:r>
+        <w:t xml:space="preserve">Advantages of responsive websites </w:t>
+      </w:r>
+    </w:p>
+    <w:p>
+      <w:pPr>
+        <w:pStyle w:val="ListParagraph"/>
+        <w:numPr>
+          <w:ilvl w:val="0"/>
+          <w:numId w:val="7"/>
+        </w:numPr>
+      </w:pPr>
+      <w:r>
+        <w:t xml:space="preserve">Allows for a </w:t>
+      </w:r>
+      <w:proofErr w:type="gramStart"/>
+      <w:r>
+        <w:t>user friendly</w:t>
+      </w:r>
+      <w:proofErr w:type="gramEnd"/>
+      <w:r>
+        <w:t xml:space="preserve"> experience across any device</w:t>
+      </w:r>
+    </w:p>
+    <w:p>
+      <w:pPr>
+        <w:pStyle w:val="ListParagraph"/>
+        <w:numPr>
+          <w:ilvl w:val="0"/>
+          <w:numId w:val="5"/>
+        </w:numPr>
+      </w:pPr>
+      <w:r>
+        <w:rPr>
+          <w:rFonts w:eastAsia="Times New Roman"/>
+        </w:rPr>
+        <w:t>Write a CSS media query for screens smaller than 768px.</w:t>
+      </w:r>
+    </w:p>
+    <w:p>
+      <w:pPr>
+        <w:pStyle w:val="ListParagraph"/>
+        <w:numPr>
+          <w:ilvl w:val="0"/>
+          <w:numId w:val="7"/>
+        </w:numPr>
+      </w:pPr>
+      <w:r>
+        <w:t>@medeia (max-width: 768</w:t>
+      </w:r>
+      <w:proofErr w:type="gramStart"/>
+      <w:r>
+        <w:t>px){</w:t>
+      </w:r>
+      <w:proofErr w:type="gramEnd"/>
+    </w:p>
+    <w:p>
+      <w:pPr>
+        <w:pStyle w:val="ListParagraph"/>
+      </w:pPr>
+      <w:proofErr w:type="gramStart"/>
+      <w:r>
+        <w:t>Body{</w:t>
+      </w:r>
+      <w:proofErr w:type="gramEnd"/>
+    </w:p>
+    <w:p>
+      <w:pPr>
+        <w:pStyle w:val="ListParagraph"/>
+      </w:pPr>
+      <w:r>
+        <w:t>background-color: #fafafa;</w:t>
+      </w:r>
+    </w:p>
+    <w:p>
+      <w:pPr>
+        <w:pStyle w:val="ListParagraph"/>
+      </w:pPr>
+      <w:r>
+        <w:t>padding: 15px;</w:t>
+      </w:r>
+    </w:p>
+    <w:p>
+      <w:pPr>
+        <w:pStyle w:val="ListParagraph"/>
+      </w:pPr>
+      <w:r>
+        <w:t>font-size: 14px;</w:t>
+      </w:r>
+    </w:p>
+    <w:p>
+      <w:pPr>
+        <w:pStyle w:val="ListParagraph"/>
+      </w:pPr>
+      <w:r>
+        <w:t>}</w:t>
+      </w:r>
+    </w:p>
+    <w:p>
+      <w:pPr>
+        <w:pStyle w:val="ListParagraph"/>
+      </w:pPr>
+      <w:r>
+        <w:t>}</w:t>
+      </w:r>
+    </w:p>
+    <w:p>
+      <w:pPr>
+        <w:pStyle w:val="ListParagraph"/>
+        <w:numPr>
+          <w:ilvl w:val="0"/>
+          <w:numId w:val="5"/>
+        </w:numPr>
+      </w:pPr>
+      <w:r>
+        <w:t>How does CSS Grid help create responsive layouts</w:t>
+      </w:r>
+    </w:p>
+    <w:p>
+      <w:pPr>
+        <w:pStyle w:val="ListParagraph"/>
+        <w:numPr>
+          <w:ilvl w:val="0"/>
+          <w:numId w:val="7"/>
+        </w:numPr>
+      </w:pPr>
+      <w:r>
+        <w:t>By creating a grid layout of rows and columns</w:t>
+      </w:r>
+    </w:p>
+    <w:p>
+      <w:pPr>
+        <w:pStyle w:val="ListParagraph"/>
+        <w:numPr>
+          <w:ilvl w:val="0"/>
+          <w:numId w:val="5"/>
+        </w:numPr>
+      </w:pPr>
+      <w:r>
+        <w:t>Two methods used to test responsive websites</w:t>
+      </w:r>
+    </w:p>
+    <w:p>
+      <w:pPr>
+        <w:pStyle w:val="ListParagraph"/>
+        <w:numPr>
+          <w:ilvl w:val="0"/>
+          <w:numId w:val="7"/>
+        </w:numPr>
+      </w:pPr>
+      <w:r>
+        <w:t>Using developer tools</w:t>
+      </w:r>
+    </w:p>
+    <w:p>
+      <w:pPr>
+        <w:pStyle w:val="ListParagraph"/>
+        <w:numPr>
+          <w:ilvl w:val="0"/>
+          <w:numId w:val="7"/>
+        </w:numPr>
+      </w:pPr>
+      <w:r>
+        <w:t>Using dedicated standalone tools</w:t>
+      </w:r>
+    </w:p>
+    <w:p>
+      <w:r>
+        <w:t xml:space="preserve"> </w:t>
+      </w:r>
+    </w:p>
     <w:sectPr>
       <w:pgSz w:w="12240" w:h="15840"/>
       <w:pgMar w:top="1440" w:right="1440" w:bottom="1440" w:left="1440" w:header="720" w:footer="720" w:gutter="0"/>
@@ -9652,6 +10254,95 @@
 <file path=word/numbering.xml><?xml version="1.0" encoding="utf-8"?>
 <w:numbering xmlns:wpc="http://schemas.microsoft.com/office/word/2010/wordprocessingCanvas" xmlns:cx="http://schemas.microsoft.com/office/drawing/2014/chartex" xmlns:cx1="http://schemas.microsoft.com/office/drawing/2015/9/8/chartex" xmlns:cx2="http://schemas.microsoft.com/office/drawing/2015/10/21/chartex" xmlns:cx3="http://schemas.microsoft.com/office/drawing/2016/5/9/chartex" xmlns:cx4="http://schemas.microsoft.com/office/drawing/2016/5/10/chartex" xmlns:cx5="http://schemas.microsoft.com/office/drawing/2016/5/11/chartex" xmlns:cx6="http://schemas.microsoft.com/office/drawing/2016/5/12/chartex" xmlns:cx7="http://schemas.microsoft.com/office/drawing/2016/5/13/chartex" xmlns:cx8="http://schemas.microsoft.com/office/drawing/2016/5/14/chartex" xmlns:mc="http://schemas.openxmlformats.org/markup-compatibility/2006" xmlns:aink="http://schemas.microsoft.com/office/drawing/2016/ink" xmlns:am3d="http://schemas.microsoft.com/office/drawing/2017/model3d" xmlns:o="urn:schemas-microsoft-com:office:office" xmlns:oel="http://schemas.microsoft.com/office/2019/extlst" xmlns:r="http://schemas.openxmlformats.org/officeDocument/2006/relationships" xmlns:m="http://schemas.openxmlformats.org/officeDocument/2006/math" xmlns:v="urn:schemas-microsoft-com:vml" xmlns:wp14="http://schemas.microsoft.com/office/word/2010/wordprocessingDrawing" xmlns:wp="http://schemas.openxmlformats.org/drawingml/2006/wordprocessingDrawing" xmlns:w10="urn:schemas-microsoft-com:office:word" xmlns:w="http://schemas.openxmlformats.org/wordprocessingml/2006/main" xmlns:w14="http://schemas.microsoft.com/office/word/2010/wordml" xmlns:w15="http://schemas.microsoft.com/office/word/2012/wordml" xmlns:w16cex="http://schemas.microsoft.com/office/word/2018/wordml/cex" xmlns:w16cid="http://schemas.microsoft.com/office/word/2016/wordml/cid" xmlns:w16="http://schemas.microsoft.com/office/word/2018/wordml" xmlns:w16du="http://schemas.microsoft.com/office/word/2023/wordml/word16du" xmlns:w16sdtdh="http://schemas.microsoft.com/office/word/2020/wordml/sdtdatahash" xmlns:w16sdtfl="http://schemas.microsoft.com/office/word/2024/wordml/sdtformatlock" xmlns:w16se="http://schemas.microsoft.com/office/word/2015/wordml/symex" xmlns:wpg="http://schemas.microsoft.com/office/word/2010/wordprocessingGroup" xmlns:wpi="http://schemas.microsoft.com/office/word/2010/wordprocessingInk" xmlns:wne="http://schemas.microsoft.com/office/word/2006/wordml" xmlns:wps="http://schemas.microsoft.com/office/word/2010/wordprocessingShape" mc:Ignorable="w14 w15 w16se w16cid w16 w16cex w16sdtdh w16sdtfl w16du wp14">
   <w:abstractNum w:abstractNumId="0" w15:restartNumberingAfterBreak="0">
+    <w:nsid w:val="00C2333F"/>
+    <w:multiLevelType w:val="hybridMultilevel"/>
+    <w:tmpl w:val="38E4D1AA"/>
+    <w:lvl w:ilvl="0" w:tplc="0409000F">
+      <w:start w:val="1"/>
+      <w:numFmt w:val="decimal"/>
+      <w:lvlText w:val="%1."/>
+      <w:lvlJc w:val="left"/>
+      <w:pPr>
+        <w:ind w:left="720" w:hanging="360"/>
+      </w:pPr>
+      <w:rPr>
+        <w:rFonts w:hint="default"/>
+      </w:rPr>
+    </w:lvl>
+    <w:lvl w:ilvl="1" w:tplc="04090019" w:tentative="1">
+      <w:start w:val="1"/>
+      <w:numFmt w:val="lowerLetter"/>
+      <w:lvlText w:val="%2."/>
+      <w:lvlJc w:val="left"/>
+      <w:pPr>
+        <w:ind w:left="1440" w:hanging="360"/>
+      </w:pPr>
+    </w:lvl>
+    <w:lvl w:ilvl="2" w:tplc="0409001B" w:tentative="1">
+      <w:start w:val="1"/>
+      <w:numFmt w:val="lowerRoman"/>
+      <w:lvlText w:val="%3."/>
+      <w:lvlJc w:val="right"/>
+      <w:pPr>
+        <w:ind w:left="2160" w:hanging="180"/>
+      </w:pPr>
+    </w:lvl>
+    <w:lvl w:ilvl="3" w:tplc="0409000F" w:tentative="1">
+      <w:start w:val="1"/>
+      <w:numFmt w:val="decimal"/>
+      <w:lvlText w:val="%4."/>
+      <w:lvlJc w:val="left"/>
+      <w:pPr>
+        <w:ind w:left="2880" w:hanging="360"/>
+      </w:pPr>
+    </w:lvl>
+    <w:lvl w:ilvl="4" w:tplc="04090019" w:tentative="1">
+      <w:start w:val="1"/>
+      <w:numFmt w:val="lowerLetter"/>
+      <w:lvlText w:val="%5."/>
+      <w:lvlJc w:val="left"/>
+      <w:pPr>
+        <w:ind w:left="3600" w:hanging="360"/>
+      </w:pPr>
+    </w:lvl>
+    <w:lvl w:ilvl="5" w:tplc="0409001B" w:tentative="1">
+      <w:start w:val="1"/>
+      <w:numFmt w:val="lowerRoman"/>
+      <w:lvlText w:val="%6."/>
+      <w:lvlJc w:val="right"/>
+      <w:pPr>
+        <w:ind w:left="4320" w:hanging="180"/>
+      </w:pPr>
+    </w:lvl>
+    <w:lvl w:ilvl="6" w:tplc="0409000F" w:tentative="1">
+      <w:start w:val="1"/>
+      <w:numFmt w:val="decimal"/>
+      <w:lvlText w:val="%7."/>
+      <w:lvlJc w:val="left"/>
+      <w:pPr>
+        <w:ind w:left="5040" w:hanging="360"/>
+      </w:pPr>
+    </w:lvl>
+    <w:lvl w:ilvl="7" w:tplc="04090019" w:tentative="1">
+      <w:start w:val="1"/>
+      <w:numFmt w:val="lowerLetter"/>
+      <w:lvlText w:val="%8."/>
+      <w:lvlJc w:val="left"/>
+      <w:pPr>
+        <w:ind w:left="5760" w:hanging="360"/>
+      </w:pPr>
+    </w:lvl>
+    <w:lvl w:ilvl="8" w:tplc="0409001B" w:tentative="1">
+      <w:start w:val="1"/>
+      <w:numFmt w:val="lowerRoman"/>
+      <w:lvlText w:val="%9."/>
+      <w:lvlJc w:val="right"/>
+      <w:pPr>
+        <w:ind w:left="6480" w:hanging="180"/>
+      </w:pPr>
+    </w:lvl>
+  </w:abstractNum>
+  <w:abstractNum w:abstractNumId="1" w15:restartNumberingAfterBreak="0">
     <w:nsid w:val="02CC062C"/>
     <w:multiLevelType w:val="hybridMultilevel"/>
     <w:tmpl w:val="E43A3184"/>
@@ -9764,7 +10455,120 @@
       </w:rPr>
     </w:lvl>
   </w:abstractNum>
-  <w:abstractNum w:abstractNumId="1" w15:restartNumberingAfterBreak="0">
+  <w:abstractNum w:abstractNumId="2" w15:restartNumberingAfterBreak="0">
+    <w:nsid w:val="240D51B8"/>
+    <w:multiLevelType w:val="hybridMultilevel"/>
+    <w:tmpl w:val="618C9396"/>
+    <w:lvl w:ilvl="0" w:tplc="9B686D6C">
+      <w:start w:val="1"/>
+      <w:numFmt w:val="bullet"/>
+      <w:lvlText w:val="-"/>
+      <w:lvlJc w:val="left"/>
+      <w:pPr>
+        <w:ind w:left="720" w:hanging="360"/>
+      </w:pPr>
+      <w:rPr>
+        <w:rFonts w:ascii="Times New Roman" w:eastAsiaTheme="minorHAnsi" w:hAnsi="Times New Roman" w:cs="Times New Roman" w:hint="default"/>
+      </w:rPr>
+    </w:lvl>
+    <w:lvl w:ilvl="1" w:tplc="04090003" w:tentative="1">
+      <w:start w:val="1"/>
+      <w:numFmt w:val="bullet"/>
+      <w:lvlText w:val="o"/>
+      <w:lvlJc w:val="left"/>
+      <w:pPr>
+        <w:ind w:left="1440" w:hanging="360"/>
+      </w:pPr>
+      <w:rPr>
+        <w:rFonts w:ascii="Courier New" w:hAnsi="Courier New" w:cs="Courier New" w:hint="default"/>
+      </w:rPr>
+    </w:lvl>
+    <w:lvl w:ilvl="2" w:tplc="04090005" w:tentative="1">
+      <w:start w:val="1"/>
+      <w:numFmt w:val="bullet"/>
+      <w:lvlText w:val=""/>
+      <w:lvlJc w:val="left"/>
+      <w:pPr>
+        <w:ind w:left="2160" w:hanging="360"/>
+      </w:pPr>
+      <w:rPr>
+        <w:rFonts w:ascii="Wingdings" w:hAnsi="Wingdings" w:hint="default"/>
+      </w:rPr>
+    </w:lvl>
+    <w:lvl w:ilvl="3" w:tplc="04090001" w:tentative="1">
+      <w:start w:val="1"/>
+      <w:numFmt w:val="bullet"/>
+      <w:lvlText w:val=""/>
+      <w:lvlJc w:val="left"/>
+      <w:pPr>
+        <w:ind w:left="2880" w:hanging="360"/>
+      </w:pPr>
+      <w:rPr>
+        <w:rFonts w:ascii="Symbol" w:hAnsi="Symbol" w:hint="default"/>
+      </w:rPr>
+    </w:lvl>
+    <w:lvl w:ilvl="4" w:tplc="04090003" w:tentative="1">
+      <w:start w:val="1"/>
+      <w:numFmt w:val="bullet"/>
+      <w:lvlText w:val="o"/>
+      <w:lvlJc w:val="left"/>
+      <w:pPr>
+        <w:ind w:left="3600" w:hanging="360"/>
+      </w:pPr>
+      <w:rPr>
+        <w:rFonts w:ascii="Courier New" w:hAnsi="Courier New" w:cs="Courier New" w:hint="default"/>
+      </w:rPr>
+    </w:lvl>
+    <w:lvl w:ilvl="5" w:tplc="04090005" w:tentative="1">
+      <w:start w:val="1"/>
+      <w:numFmt w:val="bullet"/>
+      <w:lvlText w:val=""/>
+      <w:lvlJc w:val="left"/>
+      <w:pPr>
+        <w:ind w:left="4320" w:hanging="360"/>
+      </w:pPr>
+      <w:rPr>
+        <w:rFonts w:ascii="Wingdings" w:hAnsi="Wingdings" w:hint="default"/>
+      </w:rPr>
+    </w:lvl>
+    <w:lvl w:ilvl="6" w:tplc="04090001" w:tentative="1">
+      <w:start w:val="1"/>
+      <w:numFmt w:val="bullet"/>
+      <w:lvlText w:val=""/>
+      <w:lvlJc w:val="left"/>
+      <w:pPr>
+        <w:ind w:left="5040" w:hanging="360"/>
+      </w:pPr>
+      <w:rPr>
+        <w:rFonts w:ascii="Symbol" w:hAnsi="Symbol" w:hint="default"/>
+      </w:rPr>
+    </w:lvl>
+    <w:lvl w:ilvl="7" w:tplc="04090003" w:tentative="1">
+      <w:start w:val="1"/>
+      <w:numFmt w:val="bullet"/>
+      <w:lvlText w:val="o"/>
+      <w:lvlJc w:val="left"/>
+      <w:pPr>
+        <w:ind w:left="5760" w:hanging="360"/>
+      </w:pPr>
+      <w:rPr>
+        <w:rFonts w:ascii="Courier New" w:hAnsi="Courier New" w:cs="Courier New" w:hint="default"/>
+      </w:rPr>
+    </w:lvl>
+    <w:lvl w:ilvl="8" w:tplc="04090005" w:tentative="1">
+      <w:start w:val="1"/>
+      <w:numFmt w:val="bullet"/>
+      <w:lvlText w:val=""/>
+      <w:lvlJc w:val="left"/>
+      <w:pPr>
+        <w:ind w:left="6480" w:hanging="360"/>
+      </w:pPr>
+      <w:rPr>
+        <w:rFonts w:ascii="Wingdings" w:hAnsi="Wingdings" w:hint="default"/>
+      </w:rPr>
+    </w:lvl>
+  </w:abstractNum>
+  <w:abstractNum w:abstractNumId="3" w15:restartNumberingAfterBreak="0">
     <w:nsid w:val="387F1036"/>
     <w:multiLevelType w:val="hybridMultilevel"/>
     <w:tmpl w:val="464AF234"/>
@@ -9850,7 +10654,120 @@
       </w:pPr>
     </w:lvl>
   </w:abstractNum>
-  <w:abstractNum w:abstractNumId="2" w15:restartNumberingAfterBreak="0">
+  <w:abstractNum w:abstractNumId="4" w15:restartNumberingAfterBreak="0">
+    <w:nsid w:val="413B46FF"/>
+    <w:multiLevelType w:val="multilevel"/>
+    <w:tmpl w:val="DCD681C8"/>
+    <w:lvl w:ilvl="0">
+      <w:start w:val="1"/>
+      <w:numFmt w:val="decimal"/>
+      <w:lvlText w:val="%1."/>
+      <w:lvlJc w:val="left"/>
+      <w:pPr>
+        <w:tabs>
+          <w:tab w:val="num" w:pos="720"/>
+        </w:tabs>
+        <w:ind w:left="720" w:hanging="360"/>
+      </w:pPr>
+    </w:lvl>
+    <w:lvl w:ilvl="1">
+      <w:start w:val="1"/>
+      <w:numFmt w:val="decimal"/>
+      <w:lvlText w:val="%2."/>
+      <w:lvlJc w:val="left"/>
+      <w:pPr>
+        <w:tabs>
+          <w:tab w:val="num" w:pos="1440"/>
+        </w:tabs>
+        <w:ind w:left="1440" w:hanging="360"/>
+      </w:pPr>
+    </w:lvl>
+    <w:lvl w:ilvl="2">
+      <w:start w:val="1"/>
+      <w:numFmt w:val="decimal"/>
+      <w:lvlText w:val="%3."/>
+      <w:lvlJc w:val="left"/>
+      <w:pPr>
+        <w:tabs>
+          <w:tab w:val="num" w:pos="2160"/>
+        </w:tabs>
+        <w:ind w:left="2160" w:hanging="360"/>
+      </w:pPr>
+    </w:lvl>
+    <w:lvl w:ilvl="3">
+      <w:start w:val="1"/>
+      <w:numFmt w:val="decimal"/>
+      <w:lvlText w:val="%4."/>
+      <w:lvlJc w:val="left"/>
+      <w:pPr>
+        <w:tabs>
+          <w:tab w:val="num" w:pos="2880"/>
+        </w:tabs>
+        <w:ind w:left="2880" w:hanging="360"/>
+      </w:pPr>
+    </w:lvl>
+    <w:lvl w:ilvl="4">
+      <w:start w:val="1"/>
+      <w:numFmt w:val="decimal"/>
+      <w:lvlText w:val="%5."/>
+      <w:lvlJc w:val="left"/>
+      <w:pPr>
+        <w:tabs>
+          <w:tab w:val="num" w:pos="3600"/>
+        </w:tabs>
+        <w:ind w:left="3600" w:hanging="360"/>
+      </w:pPr>
+    </w:lvl>
+    <w:lvl w:ilvl="5">
+      <w:start w:val="1"/>
+      <w:numFmt w:val="decimal"/>
+      <w:lvlText w:val="%6."/>
+      <w:lvlJc w:val="left"/>
+      <w:pPr>
+        <w:tabs>
+          <w:tab w:val="num" w:pos="4320"/>
+        </w:tabs>
+        <w:ind w:left="4320" w:hanging="360"/>
+      </w:pPr>
+    </w:lvl>
+    <w:lvl w:ilvl="6">
+      <w:start w:val="1"/>
+      <w:numFmt w:val="decimal"/>
+      <w:lvlText w:val="%7."/>
+      <w:lvlJc w:val="left"/>
+      <w:pPr>
+        <w:tabs>
+          <w:tab w:val="num" w:pos="5040"/>
+        </w:tabs>
+        <w:ind w:left="5040" w:hanging="360"/>
+      </w:pPr>
+    </w:lvl>
+    <w:lvl w:ilvl="7">
+      <w:start w:val="1"/>
+      <w:numFmt w:val="decimal"/>
+      <w:lvlText w:val="%8."/>
+      <w:lvlJc w:val="left"/>
+      <w:pPr>
+        <w:tabs>
+          <w:tab w:val="num" w:pos="5760"/>
+        </w:tabs>
+        <w:ind w:left="5760" w:hanging="360"/>
+      </w:pPr>
+    </w:lvl>
+    <w:lvl w:ilvl="8">
+      <w:start w:val="1"/>
+      <w:numFmt w:val="decimal"/>
+      <w:lvlText w:val="%9."/>
+      <w:lvlJc w:val="left"/>
+      <w:pPr>
+        <w:tabs>
+          <w:tab w:val="num" w:pos="6480"/>
+        </w:tabs>
+        <w:ind w:left="6480" w:hanging="360"/>
+      </w:pPr>
+    </w:lvl>
+  </w:abstractNum>
+  <w:abstractNum w:abstractNumId="5" w15:restartNumberingAfterBreak="0">
     <w:nsid w:val="5EA11776"/>
     <w:multiLevelType w:val="hybridMultilevel"/>
     <w:tmpl w:val="89E24532"/>
@@ -9963,7 +10880,7 @@
       </w:rPr>
     </w:lvl>
   </w:abstractNum>
-  <w:abstractNum w:abstractNumId="3" w15:restartNumberingAfterBreak="0">
+  <w:abstractNum w:abstractNumId="6" w15:restartNumberingAfterBreak="0">
     <w:nsid w:val="71187829"/>
     <w:multiLevelType w:val="multilevel"/>
     <w:tmpl w:val="1F8A397E"/>
@@ -10077,16 +10994,52 @@
     </w:lvl>
   </w:abstractNum>
   <w:num w:numId="1" w16cid:durableId="1448433078">
-    <w:abstractNumId w:val="2"/>
+    <w:abstractNumId w:val="5"/>
   </w:num>
   <w:num w:numId="2" w16cid:durableId="676733127">
+    <w:abstractNumId w:val="3"/>
+  </w:num>
+  <w:num w:numId="3" w16cid:durableId="496769779">
     <w:abstractNumId w:val="1"/>
   </w:num>
-  <w:num w:numId="3" w16cid:durableId="496769779">
+  <w:num w:numId="4" w16cid:durableId="1881625628">
+    <w:abstractNumId w:val="6"/>
+  </w:num>
+  <w:num w:numId="5" w16cid:durableId="180163542">
     <w:abstractNumId w:val="0"/>
   </w:num>
-  <w:num w:numId="4" w16cid:durableId="1881625628">
-    <w:abstractNumId w:val="3"/>
+  <w:num w:numId="6" w16cid:durableId="815605756">
+    <w:abstractNumId w:val="4"/>
+    <w:lvlOverride w:ilvl="0">
+      <w:startOverride w:val="1"/>
+    </w:lvlOverride>
+    <w:lvlOverride w:ilvl="1">
+      <w:startOverride w:val="1"/>
+    </w:lvlOverride>
+    <w:lvlOverride w:ilvl="2">
+      <w:startOverride w:val="1"/>
+    </w:lvlOverride>
+    <w:lvlOverride w:ilvl="3">
+      <w:startOverride w:val="1"/>
+    </w:lvlOverride>
+    <w:lvlOverride w:ilvl="4">
+      <w:startOverride w:val="1"/>
+    </w:lvlOverride>
+    <w:lvlOverride w:ilvl="5">
+      <w:startOverride w:val="1"/>
+    </w:lvlOverride>
+    <w:lvlOverride w:ilvl="6">
+      <w:startOverride w:val="1"/>
+    </w:lvlOverride>
+    <w:lvlOverride w:ilvl="7">
+      <w:startOverride w:val="1"/>
+    </w:lvlOverride>
+    <w:lvlOverride w:ilvl="8">
+      <w:startOverride w:val="1"/>
+    </w:lvlOverride>
+  </w:num>
+  <w:num w:numId="7" w16cid:durableId="264264041">
+    <w:abstractNumId w:val="2"/>
   </w:num>
 </w:numbering>
 </file>
@@ -10096,7 +11049,7 @@
   <w:docDefaults>
     <w:rPrDefault>
       <w:rPr>
-        <w:rFonts w:asciiTheme="minorHAnsi" w:eastAsiaTheme="minorHAnsi" w:hAnsiTheme="minorHAnsi" w:cstheme="minorBidi"/>
+        <w:rFonts w:ascii="Times New Roman" w:eastAsiaTheme="minorHAnsi" w:hAnsi="Times New Roman" w:cs="Times New Roman"/>
         <w:kern w:val="2"/>
         <w:sz w:val="24"/>
         <w:szCs w:val="24"/>
@@ -10563,7 +11516,6 @@
     <w:next w:val="Normal"/>
     <w:link w:val="Heading4Char"/>
     <w:uiPriority w:val="9"/>
-    <w:semiHidden/>
     <w:unhideWhenUsed/>
     <w:qFormat/>
     <w:rsid w:val="00E40FC7"/>
@@ -10692,6 +11644,7 @@
   <w:style w:type="character" w:default="1" w:styleId="DefaultParagraphFont">
     <w:name w:val="Default Paragraph Font"/>
     <w:uiPriority w:val="1"/>
+    <w:semiHidden/>
     <w:unhideWhenUsed/>
   </w:style>
   <w:style w:type="table" w:default="1" w:styleId="TableNormal">
@@ -10759,7 +11712,6 @@
     <w:basedOn w:val="DefaultParagraphFont"/>
     <w:link w:val="Heading4"/>
     <w:uiPriority w:val="9"/>
-    <w:semiHidden/>
     <w:rsid w:val="00E40FC7"/>
     <w:rPr>
       <w:rFonts w:eastAsiaTheme="majorEastAsia" w:cstheme="majorBidi"/>
